--- a/images/VijayPawase_resume.docx
+++ b/images/VijayPawase_resume.docx
@@ -481,7 +481,16 @@
           <w:sz w:val="24"/>
           <w:szCs w:val="24"/>
         </w:rPr>
-        <w:t>15 years</w:t>
+        <w:t>16</w:t>
+      </w:r>
+      <w:r>
+        <w:rPr>
+          <w:b/>
+          <w:color w:val="404040"/>
+          <w:sz w:val="24"/>
+          <w:szCs w:val="24"/>
+        </w:rPr>
+        <w:t xml:space="preserve"> years</w:t>
       </w:r>
       <w:r>
         <w:rPr>
@@ -1108,6 +1117,14 @@
                 <w:szCs w:val="24"/>
               </w:rPr>
             </w:pPr>
+            <w:r>
+              <w:rPr>
+                <w:color w:val="404040"/>
+                <w:sz w:val="24"/>
+                <w:szCs w:val="24"/>
+              </w:rPr>
+              <w:t xml:space="preserve">Adobe XD, </w:t>
+            </w:r>
             <w:r>
               <w:rPr>
                 <w:color w:val="404040"/>
@@ -1451,7 +1468,7 @@
                 <w:sz w:val="24"/>
                 <w:szCs w:val="24"/>
               </w:rPr>
-              <w:t>User needs research, Usability evaluation, Information architecture, Interaction design, Visual design, Technical writing, User interface prototyping, User experience leadership,</w:t>
+              <w:t>User research, Usability evaluation, Information architecture, Interaction design, Visual design, Technical writing, User interface prototyping, User experience leadership,</w:t>
             </w:r>
           </w:p>
         </w:tc>
@@ -1516,7 +1533,7 @@
           <w:sz w:val="24"/>
           <w:szCs w:val="24"/>
         </w:rPr>
-        <w:t>Barclays</w:t>
+        <w:t>Capita</w:t>
       </w:r>
       <w:r>
         <w:rPr>
@@ -1543,23 +1560,7 @@
           <w:sz w:val="24"/>
           <w:szCs w:val="24"/>
         </w:rPr>
-        <w:t xml:space="preserve">Lead UI </w:t>
-      </w:r>
-      <w:r>
-        <w:rPr>
-          <w:color w:val="404040"/>
-          <w:sz w:val="24"/>
-          <w:szCs w:val="24"/>
-        </w:rPr>
-        <w:t>UX</w:t>
-      </w:r>
-      <w:r>
-        <w:rPr>
-          <w:color w:val="404040"/>
-          <w:sz w:val="24"/>
-          <w:szCs w:val="24"/>
-        </w:rPr>
-        <w:t xml:space="preserve"> Designer</w:t>
+        <w:t>Lead UI UX Designer</w:t>
       </w:r>
     </w:p>
     <w:p>
@@ -1578,7 +1579,7 @@
           <w:sz w:val="24"/>
           <w:szCs w:val="24"/>
         </w:rPr>
-        <w:t>Aug 2018 – Till date</w:t>
+        <w:t>Dec 2020 – Till date</w:t>
       </w:r>
     </w:p>
     <w:p>
@@ -1646,7 +1647,23 @@
           <w:sz w:val="24"/>
           <w:szCs w:val="24"/>
         </w:rPr>
-        <w:t>Gathering and evaluating user requirements in collaboration with product owner.</w:t>
+        <w:t>Gathering and evaluating user requirements in collaboration with product owner</w:t>
+      </w:r>
+      <w:r>
+        <w:rPr>
+          <w:color w:val="404040"/>
+          <w:sz w:val="24"/>
+          <w:szCs w:val="24"/>
+        </w:rPr>
+        <w:t>/stakeholders</w:t>
+      </w:r>
+      <w:r>
+        <w:rPr>
+          <w:color w:val="404040"/>
+          <w:sz w:val="24"/>
+          <w:szCs w:val="24"/>
+        </w:rPr>
+        <w:t>.</w:t>
       </w:r>
     </w:p>
     <w:p>
@@ -1762,7 +1779,25 @@
           <w:sz w:val="24"/>
           <w:szCs w:val="24"/>
         </w:rPr>
-        <w:t xml:space="preserve">Re-designing existing UIs to better adapt Android, </w:t>
+        <w:t xml:space="preserve">Re-designing existing UI and UX to better adapt </w:t>
+      </w:r>
+      <w:proofErr w:type="gramStart"/>
+      <w:r>
+        <w:rPr>
+          <w:color w:val="404040"/>
+          <w:sz w:val="24"/>
+          <w:szCs w:val="24"/>
+        </w:rPr>
+        <w:t>Android</w:t>
+      </w:r>
+      <w:proofErr w:type="gramEnd"/>
+      <w:r>
+        <w:rPr>
+          <w:color w:val="404040"/>
+          <w:sz w:val="24"/>
+          <w:szCs w:val="24"/>
+        </w:rPr>
+        <w:t xml:space="preserve">, </w:t>
       </w:r>
       <w:proofErr w:type="spellStart"/>
       <w:r>
@@ -1780,28 +1815,8 @@
           <w:sz w:val="24"/>
           <w:szCs w:val="24"/>
         </w:rPr>
-        <w:t xml:space="preserve"> devices and web application. </w:t>
-      </w:r>
-    </w:p>
-    <w:p>
-      <w:pPr>
-        <w:spacing w:after="0" w:line="240" w:lineRule="auto"/>
-        <w:rPr>
-          <w:color w:val="404040"/>
-          <w:sz w:val="24"/>
-          <w:szCs w:val="24"/>
-        </w:rPr>
-      </w:pPr>
-    </w:p>
-    <w:p>
-      <w:pPr>
-        <w:spacing w:after="0" w:line="240" w:lineRule="auto"/>
-        <w:rPr>
-          <w:color w:val="404040"/>
-          <w:sz w:val="24"/>
-          <w:szCs w:val="24"/>
-        </w:rPr>
-      </w:pPr>
+        <w:t xml:space="preserve"> devices, Desktop and web application. </w:t>
+      </w:r>
     </w:p>
     <w:p>
       <w:pPr>
@@ -1820,40 +1835,35 @@
         <w:spacing w:after="0" w:line="240" w:lineRule="auto"/>
         <w:jc w:val="both"/>
         <w:rPr>
-          <w:color w:val="404040"/>
-          <w:sz w:val="24"/>
-          <w:szCs w:val="24"/>
-        </w:rPr>
-      </w:pPr>
-      <w:proofErr w:type="spellStart"/>
-      <w:r>
-        <w:rPr>
           <w:b/>
           <w:color w:val="404040"/>
           <w:sz w:val="24"/>
           <w:szCs w:val="24"/>
         </w:rPr>
-        <w:lastRenderedPageBreak/>
-        <w:t>Cybage</w:t>
-      </w:r>
-      <w:proofErr w:type="spellEnd"/>
-      <w:r>
+      </w:pPr>
+    </w:p>
+    <w:p>
+      <w:pPr>
+        <w:spacing w:after="0" w:line="240" w:lineRule="auto"/>
+        <w:jc w:val="both"/>
         <w:rPr>
           <w:b/>
           <w:color w:val="404040"/>
           <w:sz w:val="24"/>
           <w:szCs w:val="24"/>
         </w:rPr>
-        <w:t xml:space="preserve"> Software Pvt</w:t>
-      </w:r>
-      <w:r>
-        <w:rPr>
-          <w:color w:val="404040"/>
-          <w:sz w:val="24"/>
-          <w:szCs w:val="24"/>
-        </w:rPr>
-        <w:t>.</w:t>
-      </w:r>
+      </w:pPr>
+    </w:p>
+    <w:p>
+      <w:pPr>
+        <w:spacing w:after="0" w:line="240" w:lineRule="auto"/>
+        <w:jc w:val="both"/>
+        <w:rPr>
+          <w:color w:val="404040"/>
+          <w:sz w:val="24"/>
+          <w:szCs w:val="24"/>
+        </w:rPr>
+      </w:pPr>
       <w:r>
         <w:rPr>
           <w:b/>
@@ -1861,15 +1871,15 @@
           <w:sz w:val="24"/>
           <w:szCs w:val="24"/>
         </w:rPr>
-        <w:t xml:space="preserve"> Ltd</w:t>
-      </w:r>
-      <w:r>
-        <w:rPr>
-          <w:color w:val="404040"/>
-          <w:sz w:val="24"/>
-          <w:szCs w:val="24"/>
-        </w:rPr>
-        <w:t xml:space="preserve">. | Pune </w:t>
+        <w:t>Barclays</w:t>
+      </w:r>
+      <w:r>
+        <w:rPr>
+          <w:color w:val="404040"/>
+          <w:sz w:val="24"/>
+          <w:szCs w:val="24"/>
+        </w:rPr>
+        <w:t xml:space="preserve"> | Pune </w:t>
       </w:r>
     </w:p>
     <w:p>
@@ -1923,12 +1933,21 @@
           <w:sz w:val="24"/>
           <w:szCs w:val="24"/>
         </w:rPr>
-        <w:t>Sep 2015 – Jul 2018</w:t>
-      </w:r>
-    </w:p>
-    <w:p>
-      <w:pPr>
-        <w:spacing w:after="0" w:line="240" w:lineRule="auto"/>
+        <w:t xml:space="preserve">Aug 2018 – </w:t>
+      </w:r>
+      <w:r>
+        <w:rPr>
+          <w:color w:val="404040"/>
+          <w:sz w:val="24"/>
+          <w:szCs w:val="24"/>
+        </w:rPr>
+        <w:t>Dec 2020</w:t>
+      </w:r>
+    </w:p>
+    <w:p>
+      <w:pPr>
+        <w:spacing w:after="0" w:line="240" w:lineRule="auto"/>
+        <w:jc w:val="both"/>
         <w:rPr>
           <w:color w:val="404040"/>
           <w:sz w:val="24"/>
@@ -1968,7 +1987,7 @@
       <w:pPr>
         <w:numPr>
           <w:ilvl w:val="0"/>
-          <w:numId w:val="13"/>
+          <w:numId w:val="10"/>
         </w:numPr>
         <w:pBdr>
           <w:top w:val="nil"/>
@@ -1980,22 +1999,24 @@
         <w:spacing w:after="0" w:line="240" w:lineRule="auto"/>
         <w:rPr>
           <w:color w:val="404040"/>
-        </w:rPr>
-      </w:pPr>
-      <w:r>
-        <w:rPr>
-          <w:color w:val="404040"/>
-          <w:sz w:val="24"/>
-          <w:szCs w:val="24"/>
-        </w:rPr>
-        <w:t>Creating hi-fi interactive prototypes to accurately demonstrate app to clients.</w:t>
-      </w:r>
-    </w:p>
-    <w:p>
-      <w:pPr>
-        <w:numPr>
-          <w:ilvl w:val="0"/>
-          <w:numId w:val="13"/>
+          <w:sz w:val="24"/>
+          <w:szCs w:val="24"/>
+        </w:rPr>
+      </w:pPr>
+      <w:r>
+        <w:rPr>
+          <w:color w:val="404040"/>
+          <w:sz w:val="24"/>
+          <w:szCs w:val="24"/>
+        </w:rPr>
+        <w:t>Gathering and evaluating user requirements in collaboration with product owner.</w:t>
+      </w:r>
+    </w:p>
+    <w:p>
+      <w:pPr>
+        <w:numPr>
+          <w:ilvl w:val="0"/>
+          <w:numId w:val="10"/>
         </w:numPr>
         <w:pBdr>
           <w:top w:val="nil"/>
@@ -2007,384 +2028,264 @@
         <w:spacing w:after="0" w:line="240" w:lineRule="auto"/>
         <w:rPr>
           <w:color w:val="404040"/>
-        </w:rPr>
-      </w:pPr>
-      <w:r>
-        <w:rPr>
-          <w:color w:val="404040"/>
-          <w:sz w:val="24"/>
-          <w:szCs w:val="24"/>
-        </w:rPr>
-        <w:t>Recommending alternative design solutions based on technical limitations. Ability for quick</w:t>
-      </w:r>
-    </w:p>
-    <w:p>
-      <w:pPr>
-        <w:numPr>
-          <w:ilvl w:val="0"/>
-          <w:numId w:val="13"/>
-        </w:numPr>
+          <w:sz w:val="24"/>
+          <w:szCs w:val="24"/>
+        </w:rPr>
+      </w:pPr>
+      <w:r>
+        <w:rPr>
+          <w:color w:val="404040"/>
+          <w:sz w:val="24"/>
+          <w:szCs w:val="24"/>
+        </w:rPr>
+        <w:t>Presenting UX design concepts to the project stakeholders for review and feedback.</w:t>
+      </w:r>
+    </w:p>
+    <w:p>
+      <w:pPr>
+        <w:numPr>
+          <w:ilvl w:val="0"/>
+          <w:numId w:val="10"/>
+        </w:numPr>
+        <w:pBdr>
+          <w:top w:val="nil"/>
+          <w:left w:val="nil"/>
+          <w:bottom w:val="nil"/>
+          <w:right w:val="nil"/>
+          <w:between w:val="nil"/>
+        </w:pBdr>
+        <w:spacing w:after="0" w:line="240" w:lineRule="auto"/>
+        <w:rPr>
+          <w:color w:val="404040"/>
+          <w:sz w:val="24"/>
+          <w:szCs w:val="24"/>
+        </w:rPr>
+      </w:pPr>
+      <w:r>
+        <w:rPr>
+          <w:color w:val="404040"/>
+          <w:sz w:val="24"/>
+          <w:szCs w:val="24"/>
+        </w:rPr>
+        <w:t>Driving the development and communication of clear design guidelines, patterns, libraries, and assets.</w:t>
+      </w:r>
+    </w:p>
+    <w:p>
+      <w:pPr>
+        <w:numPr>
+          <w:ilvl w:val="0"/>
+          <w:numId w:val="10"/>
+        </w:numPr>
+        <w:pBdr>
+          <w:top w:val="nil"/>
+          <w:left w:val="nil"/>
+          <w:bottom w:val="nil"/>
+          <w:right w:val="nil"/>
+          <w:between w:val="nil"/>
+        </w:pBdr>
+        <w:spacing w:after="0" w:line="240" w:lineRule="auto"/>
+        <w:rPr>
+          <w:color w:val="404040"/>
+          <w:sz w:val="24"/>
+          <w:szCs w:val="24"/>
+        </w:rPr>
+      </w:pPr>
+      <w:r>
+        <w:rPr>
+          <w:color w:val="404040"/>
+          <w:sz w:val="24"/>
+          <w:szCs w:val="24"/>
+        </w:rPr>
+        <w:t>Working closely with the development team to implement the vision.</w:t>
+      </w:r>
+    </w:p>
+    <w:p>
+      <w:pPr>
+        <w:numPr>
+          <w:ilvl w:val="0"/>
+          <w:numId w:val="10"/>
+        </w:numPr>
+        <w:pBdr>
+          <w:top w:val="nil"/>
+          <w:left w:val="nil"/>
+          <w:bottom w:val="nil"/>
+          <w:right w:val="nil"/>
+          <w:between w:val="nil"/>
+        </w:pBdr>
+        <w:spacing w:after="0" w:line="240" w:lineRule="auto"/>
+        <w:rPr>
+          <w:color w:val="404040"/>
+          <w:sz w:val="24"/>
+          <w:szCs w:val="24"/>
+        </w:rPr>
+      </w:pPr>
+      <w:r>
+        <w:rPr>
+          <w:color w:val="404040"/>
+          <w:sz w:val="24"/>
+          <w:szCs w:val="24"/>
+        </w:rPr>
+        <w:t xml:space="preserve">Re-designing existing UIs to better adapt Android, </w:t>
+      </w:r>
+      <w:proofErr w:type="spellStart"/>
+      <w:r>
+        <w:rPr>
+          <w:color w:val="404040"/>
+          <w:sz w:val="24"/>
+          <w:szCs w:val="24"/>
+        </w:rPr>
+        <w:t>iOS</w:t>
+      </w:r>
+      <w:proofErr w:type="spellEnd"/>
+      <w:r>
+        <w:rPr>
+          <w:color w:val="404040"/>
+          <w:sz w:val="24"/>
+          <w:szCs w:val="24"/>
+        </w:rPr>
+        <w:t xml:space="preserve"> devices and web application. </w:t>
+      </w:r>
+    </w:p>
+    <w:p>
+      <w:pPr>
+        <w:spacing w:after="0" w:line="240" w:lineRule="auto"/>
+        <w:rPr>
+          <w:color w:val="404040"/>
+          <w:sz w:val="24"/>
+          <w:szCs w:val="24"/>
+        </w:rPr>
+      </w:pPr>
+    </w:p>
+    <w:p>
+      <w:pPr>
+        <w:spacing w:after="0" w:line="240" w:lineRule="auto"/>
+        <w:rPr>
+          <w:color w:val="404040"/>
+          <w:sz w:val="24"/>
+          <w:szCs w:val="24"/>
+        </w:rPr>
+      </w:pPr>
+    </w:p>
+    <w:p>
+      <w:pPr>
         <w:spacing w:after="0" w:line="240" w:lineRule="auto"/>
         <w:jc w:val="both"/>
         <w:rPr>
-          <w:color w:val="404040"/>
-        </w:rPr>
-      </w:pPr>
-      <w:r>
-        <w:rPr>
-          <w:color w:val="404040"/>
-          <w:sz w:val="24"/>
-          <w:szCs w:val="24"/>
-        </w:rPr>
-        <w:t>Problem-solving earned positive feedback from stakeholders.</w:t>
-      </w:r>
-    </w:p>
-    <w:p>
-      <w:pPr>
-        <w:numPr>
-          <w:ilvl w:val="0"/>
-          <w:numId w:val="13"/>
-        </w:numPr>
+          <w:b/>
+          <w:color w:val="404040"/>
+          <w:sz w:val="24"/>
+          <w:szCs w:val="24"/>
+        </w:rPr>
+      </w:pPr>
+    </w:p>
+    <w:p>
+      <w:pPr>
         <w:spacing w:after="0" w:line="240" w:lineRule="auto"/>
         <w:jc w:val="both"/>
         <w:rPr>
           <w:color w:val="404040"/>
-        </w:rPr>
-      </w:pPr>
-      <w:r>
-        <w:rPr>
-          <w:color w:val="404040"/>
-          <w:sz w:val="24"/>
-          <w:szCs w:val="24"/>
-        </w:rPr>
-        <w:t xml:space="preserve">Working on front end development using HTML5, CSS3, Angular Material Design 2, Bootstrap, </w:t>
-      </w:r>
+          <w:sz w:val="24"/>
+          <w:szCs w:val="24"/>
+        </w:rPr>
+      </w:pPr>
       <w:proofErr w:type="spellStart"/>
       <w:r>
         <w:rPr>
-          <w:color w:val="404040"/>
-          <w:sz w:val="24"/>
-          <w:szCs w:val="24"/>
-        </w:rPr>
-        <w:t>Jquery</w:t>
+          <w:b/>
+          <w:color w:val="404040"/>
+          <w:sz w:val="24"/>
+          <w:szCs w:val="24"/>
+        </w:rPr>
+        <w:t>Cybage</w:t>
       </w:r>
       <w:proofErr w:type="spellEnd"/>
       <w:r>
         <w:rPr>
-          <w:color w:val="404040"/>
-          <w:sz w:val="24"/>
-          <w:szCs w:val="24"/>
-        </w:rPr>
-        <w:t xml:space="preserve">, SCSS, </w:t>
-      </w:r>
-      <w:proofErr w:type="spellStart"/>
-      <w:r>
-        <w:rPr>
-          <w:color w:val="404040"/>
-          <w:sz w:val="24"/>
-          <w:szCs w:val="24"/>
-        </w:rPr>
-        <w:t>Jira</w:t>
-      </w:r>
-      <w:proofErr w:type="spellEnd"/>
-      <w:r>
-        <w:rPr>
-          <w:color w:val="404040"/>
-          <w:sz w:val="24"/>
-          <w:szCs w:val="24"/>
-        </w:rPr>
-        <w:t xml:space="preserve"> and </w:t>
-      </w:r>
-      <w:proofErr w:type="spellStart"/>
-      <w:r>
-        <w:rPr>
-          <w:color w:val="404040"/>
-          <w:sz w:val="24"/>
-          <w:szCs w:val="24"/>
-        </w:rPr>
-        <w:t>Git</w:t>
-      </w:r>
-      <w:proofErr w:type="spellEnd"/>
-    </w:p>
-    <w:p>
-      <w:pPr>
-        <w:numPr>
-          <w:ilvl w:val="0"/>
-          <w:numId w:val="13"/>
-        </w:numPr>
+          <w:b/>
+          <w:color w:val="404040"/>
+          <w:sz w:val="24"/>
+          <w:szCs w:val="24"/>
+        </w:rPr>
+        <w:t xml:space="preserve"> Software Pvt</w:t>
+      </w:r>
+      <w:r>
+        <w:rPr>
+          <w:color w:val="404040"/>
+          <w:sz w:val="24"/>
+          <w:szCs w:val="24"/>
+        </w:rPr>
+        <w:t>.</w:t>
+      </w:r>
+      <w:r>
+        <w:rPr>
+          <w:b/>
+          <w:color w:val="404040"/>
+          <w:sz w:val="24"/>
+          <w:szCs w:val="24"/>
+        </w:rPr>
+        <w:t xml:space="preserve"> Ltd</w:t>
+      </w:r>
+      <w:r>
+        <w:rPr>
+          <w:color w:val="404040"/>
+          <w:sz w:val="24"/>
+          <w:szCs w:val="24"/>
+        </w:rPr>
+        <w:t xml:space="preserve">. | Pune </w:t>
+      </w:r>
+    </w:p>
+    <w:p>
+      <w:pPr>
         <w:spacing w:after="0" w:line="240" w:lineRule="auto"/>
         <w:jc w:val="both"/>
         <w:rPr>
           <w:color w:val="404040"/>
-        </w:rPr>
-      </w:pPr>
-      <w:r>
-        <w:rPr>
-          <w:color w:val="404040"/>
-          <w:sz w:val="24"/>
-          <w:szCs w:val="24"/>
-        </w:rPr>
-        <w:t>Participating in relevant technical and verbal communication with stakeholders </w:t>
-      </w:r>
-    </w:p>
-    <w:p>
-      <w:pPr>
-        <w:numPr>
-          <w:ilvl w:val="0"/>
-          <w:numId w:val="13"/>
-        </w:numPr>
+          <w:sz w:val="24"/>
+          <w:szCs w:val="24"/>
+        </w:rPr>
+      </w:pPr>
+      <w:r>
+        <w:rPr>
+          <w:color w:val="404040"/>
+          <w:sz w:val="24"/>
+          <w:szCs w:val="24"/>
+        </w:rPr>
+        <w:t xml:space="preserve">Lead UI </w:t>
+      </w:r>
+      <w:r>
+        <w:rPr>
+          <w:color w:val="404040"/>
+          <w:sz w:val="24"/>
+          <w:szCs w:val="24"/>
+        </w:rPr>
+        <w:t>UX</w:t>
+      </w:r>
+      <w:r>
+        <w:rPr>
+          <w:color w:val="404040"/>
+          <w:sz w:val="24"/>
+          <w:szCs w:val="24"/>
+        </w:rPr>
+        <w:t xml:space="preserve"> Designer</w:t>
+      </w:r>
+    </w:p>
+    <w:p>
+      <w:pPr>
         <w:spacing w:after="0" w:line="240" w:lineRule="auto"/>
         <w:jc w:val="both"/>
         <w:rPr>
           <w:color w:val="404040"/>
-        </w:rPr>
-      </w:pPr>
-      <w:r>
-        <w:rPr>
-          <w:color w:val="404040"/>
-          <w:sz w:val="24"/>
-          <w:szCs w:val="24"/>
-        </w:rPr>
-        <w:t>Assisting and mentoring the team members for issue resolution</w:t>
-      </w:r>
-    </w:p>
-    <w:p>
-      <w:pPr>
-        <w:numPr>
-          <w:ilvl w:val="0"/>
-          <w:numId w:val="13"/>
-        </w:numPr>
-        <w:spacing w:after="0" w:line="240" w:lineRule="auto"/>
-        <w:jc w:val="both"/>
-        <w:rPr>
-          <w:color w:val="404040"/>
-        </w:rPr>
-      </w:pPr>
-      <w:r>
-        <w:rPr>
-          <w:color w:val="404040"/>
-          <w:sz w:val="24"/>
-          <w:szCs w:val="24"/>
-        </w:rPr>
-        <w:t>Performing code reviews</w:t>
-      </w:r>
-    </w:p>
-    <w:p>
-      <w:pPr>
-        <w:numPr>
-          <w:ilvl w:val="0"/>
-          <w:numId w:val="13"/>
-        </w:numPr>
-        <w:spacing w:after="0" w:line="240" w:lineRule="auto"/>
-        <w:jc w:val="both"/>
-        <w:rPr>
-          <w:color w:val="404040"/>
-        </w:rPr>
-      </w:pPr>
-      <w:r>
-        <w:rPr>
-          <w:color w:val="404040"/>
-          <w:sz w:val="24"/>
-          <w:szCs w:val="24"/>
-        </w:rPr>
-        <w:t>Fixing issues and defects</w:t>
-      </w:r>
-    </w:p>
-    <w:p>
-      <w:pPr>
-        <w:numPr>
-          <w:ilvl w:val="0"/>
-          <w:numId w:val="13"/>
-        </w:numPr>
-        <w:spacing w:after="0" w:line="240" w:lineRule="auto"/>
-        <w:jc w:val="both"/>
-        <w:rPr>
-          <w:color w:val="404040"/>
-        </w:rPr>
-      </w:pPr>
-      <w:r>
-        <w:rPr>
-          <w:color w:val="404040"/>
-          <w:sz w:val="24"/>
-          <w:szCs w:val="24"/>
-        </w:rPr>
-        <w:t>Working on CMS (Drupal) based Application</w:t>
-      </w:r>
-    </w:p>
-    <w:p>
-      <w:pPr>
-        <w:numPr>
-          <w:ilvl w:val="0"/>
-          <w:numId w:val="13"/>
-        </w:numPr>
-        <w:spacing w:after="0" w:line="240" w:lineRule="auto"/>
-        <w:jc w:val="both"/>
-        <w:rPr>
-          <w:color w:val="404040"/>
-        </w:rPr>
-      </w:pPr>
-      <w:r>
-        <w:rPr>
-          <w:color w:val="404040"/>
-          <w:sz w:val="24"/>
-          <w:szCs w:val="24"/>
-        </w:rPr>
-        <w:t>Achieving goals successfully before timeline</w:t>
-      </w:r>
-    </w:p>
-    <w:p>
-      <w:pPr>
-        <w:numPr>
-          <w:ilvl w:val="0"/>
-          <w:numId w:val="13"/>
-        </w:numPr>
-        <w:spacing w:after="0" w:line="240" w:lineRule="auto"/>
-        <w:jc w:val="both"/>
-        <w:rPr>
-          <w:color w:val="404040"/>
-        </w:rPr>
-      </w:pPr>
-      <w:r>
-        <w:rPr>
-          <w:color w:val="404040"/>
-          <w:sz w:val="24"/>
-          <w:szCs w:val="24"/>
-        </w:rPr>
-        <w:t>Integrating and Unit testing</w:t>
-      </w:r>
-    </w:p>
-    <w:p>
-      <w:pPr>
-        <w:numPr>
-          <w:ilvl w:val="0"/>
-          <w:numId w:val="13"/>
-        </w:numPr>
-        <w:spacing w:after="0" w:line="240" w:lineRule="auto"/>
-        <w:jc w:val="both"/>
-        <w:rPr>
-          <w:color w:val="404040"/>
-        </w:rPr>
-      </w:pPr>
-      <w:r>
-        <w:rPr>
-          <w:color w:val="404040"/>
-          <w:sz w:val="24"/>
-          <w:szCs w:val="24"/>
-        </w:rPr>
-        <w:t>Working on documentation of various Processes</w:t>
-      </w:r>
-    </w:p>
-    <w:p>
-      <w:pPr>
-        <w:spacing w:after="0" w:line="240" w:lineRule="auto"/>
-        <w:rPr>
-          <w:color w:val="404040"/>
-          <w:sz w:val="24"/>
-          <w:szCs w:val="24"/>
-        </w:rPr>
-      </w:pPr>
-    </w:p>
-    <w:p>
-      <w:pPr>
-        <w:spacing w:after="0" w:line="240" w:lineRule="auto"/>
-        <w:rPr>
-          <w:color w:val="404040"/>
-          <w:sz w:val="24"/>
-          <w:szCs w:val="24"/>
-        </w:rPr>
-      </w:pPr>
-    </w:p>
-    <w:p>
-      <w:pPr>
-        <w:spacing w:after="0" w:line="240" w:lineRule="auto"/>
-        <w:jc w:val="both"/>
-        <w:rPr>
-          <w:color w:val="404040"/>
-          <w:sz w:val="24"/>
-          <w:szCs w:val="24"/>
-        </w:rPr>
-      </w:pPr>
-      <w:proofErr w:type="spellStart"/>
-      <w:r>
-        <w:rPr>
-          <w:b/>
-          <w:color w:val="404040"/>
-          <w:sz w:val="24"/>
-          <w:szCs w:val="24"/>
-        </w:rPr>
-        <w:t>Datamatics</w:t>
-      </w:r>
-      <w:proofErr w:type="spellEnd"/>
-      <w:r>
-        <w:rPr>
-          <w:b/>
-          <w:color w:val="404040"/>
-          <w:sz w:val="24"/>
-          <w:szCs w:val="24"/>
-        </w:rPr>
-        <w:t xml:space="preserve"> UK Ltd.</w:t>
-      </w:r>
-      <w:r>
-        <w:rPr>
-          <w:color w:val="404040"/>
-          <w:sz w:val="24"/>
-          <w:szCs w:val="24"/>
-        </w:rPr>
-        <w:t xml:space="preserve"> | UK</w:t>
-      </w:r>
-      <w:r>
-        <w:rPr>
-          <w:color w:val="404040"/>
-          <w:sz w:val="24"/>
-          <w:szCs w:val="24"/>
-        </w:rPr>
-        <w:tab/>
-      </w:r>
-    </w:p>
-    <w:p>
-      <w:pPr>
-        <w:spacing w:after="0" w:line="240" w:lineRule="auto"/>
-        <w:jc w:val="both"/>
-        <w:rPr>
-          <w:color w:val="404040"/>
-          <w:sz w:val="24"/>
-          <w:szCs w:val="24"/>
-        </w:rPr>
-      </w:pPr>
-      <w:r>
-        <w:rPr>
-          <w:color w:val="404040"/>
-          <w:sz w:val="24"/>
-          <w:szCs w:val="24"/>
-        </w:rPr>
-        <w:t xml:space="preserve">UI </w:t>
-      </w:r>
-      <w:r>
-        <w:rPr>
-          <w:color w:val="404040"/>
-          <w:sz w:val="24"/>
-          <w:szCs w:val="24"/>
-        </w:rPr>
-        <w:t>UX Consultant</w:t>
-      </w:r>
-    </w:p>
-    <w:p>
-      <w:pPr>
-        <w:spacing w:after="0" w:line="240" w:lineRule="auto"/>
-        <w:jc w:val="both"/>
-        <w:rPr>
-          <w:color w:val="404040"/>
-          <w:sz w:val="24"/>
-          <w:szCs w:val="24"/>
-        </w:rPr>
-      </w:pPr>
-      <w:r>
-        <w:rPr>
-          <w:color w:val="404040"/>
-          <w:sz w:val="24"/>
-          <w:szCs w:val="24"/>
-        </w:rPr>
-        <w:t>Apr. 2015 – Sep. 2015</w:t>
+          <w:sz w:val="24"/>
+          <w:szCs w:val="24"/>
+        </w:rPr>
+      </w:pPr>
+      <w:r>
+        <w:rPr>
+          <w:color w:val="404040"/>
+          <w:sz w:val="24"/>
+          <w:szCs w:val="24"/>
+        </w:rPr>
+        <w:t>Sep 2015 – Jul 2018</w:t>
       </w:r>
     </w:p>
     <w:p>
@@ -2429,6 +2330,484 @@
       <w:pPr>
         <w:numPr>
           <w:ilvl w:val="0"/>
+          <w:numId w:val="13"/>
+        </w:numPr>
+        <w:pBdr>
+          <w:top w:val="nil"/>
+          <w:left w:val="nil"/>
+          <w:bottom w:val="nil"/>
+          <w:right w:val="nil"/>
+          <w:between w:val="nil"/>
+        </w:pBdr>
+        <w:spacing w:after="0" w:line="240" w:lineRule="auto"/>
+        <w:rPr>
+          <w:color w:val="404040"/>
+        </w:rPr>
+      </w:pPr>
+      <w:r>
+        <w:rPr>
+          <w:color w:val="404040"/>
+          <w:sz w:val="24"/>
+          <w:szCs w:val="24"/>
+        </w:rPr>
+        <w:t>Creating hi-fi interactive prototypes to accurately demonstrate app to clients.</w:t>
+      </w:r>
+    </w:p>
+    <w:p>
+      <w:pPr>
+        <w:numPr>
+          <w:ilvl w:val="0"/>
+          <w:numId w:val="13"/>
+        </w:numPr>
+        <w:pBdr>
+          <w:top w:val="nil"/>
+          <w:left w:val="nil"/>
+          <w:bottom w:val="nil"/>
+          <w:right w:val="nil"/>
+          <w:between w:val="nil"/>
+        </w:pBdr>
+        <w:spacing w:after="0" w:line="240" w:lineRule="auto"/>
+        <w:rPr>
+          <w:color w:val="404040"/>
+        </w:rPr>
+      </w:pPr>
+      <w:r>
+        <w:rPr>
+          <w:color w:val="404040"/>
+          <w:sz w:val="24"/>
+          <w:szCs w:val="24"/>
+        </w:rPr>
+        <w:t>Recommending alternative design solutions based on technical limitations. Ability for quick</w:t>
+      </w:r>
+    </w:p>
+    <w:p>
+      <w:pPr>
+        <w:numPr>
+          <w:ilvl w:val="0"/>
+          <w:numId w:val="13"/>
+        </w:numPr>
+        <w:spacing w:after="0" w:line="240" w:lineRule="auto"/>
+        <w:jc w:val="both"/>
+        <w:rPr>
+          <w:color w:val="404040"/>
+        </w:rPr>
+      </w:pPr>
+      <w:r>
+        <w:rPr>
+          <w:color w:val="404040"/>
+          <w:sz w:val="24"/>
+          <w:szCs w:val="24"/>
+        </w:rPr>
+        <w:t>Problem-solving earned positive feedback from stakeholders.</w:t>
+      </w:r>
+    </w:p>
+    <w:p>
+      <w:pPr>
+        <w:numPr>
+          <w:ilvl w:val="0"/>
+          <w:numId w:val="13"/>
+        </w:numPr>
+        <w:spacing w:after="0" w:line="240" w:lineRule="auto"/>
+        <w:jc w:val="both"/>
+        <w:rPr>
+          <w:color w:val="404040"/>
+        </w:rPr>
+      </w:pPr>
+      <w:r>
+        <w:rPr>
+          <w:color w:val="404040"/>
+          <w:sz w:val="24"/>
+          <w:szCs w:val="24"/>
+        </w:rPr>
+        <w:t xml:space="preserve">Working on front end development using HTML5, CSS3, Angular Material Design 2, Bootstrap, </w:t>
+      </w:r>
+      <w:proofErr w:type="spellStart"/>
+      <w:r>
+        <w:rPr>
+          <w:color w:val="404040"/>
+          <w:sz w:val="24"/>
+          <w:szCs w:val="24"/>
+        </w:rPr>
+        <w:t>Jquery</w:t>
+      </w:r>
+      <w:proofErr w:type="spellEnd"/>
+      <w:r>
+        <w:rPr>
+          <w:color w:val="404040"/>
+          <w:sz w:val="24"/>
+          <w:szCs w:val="24"/>
+        </w:rPr>
+        <w:t xml:space="preserve">, SCSS, </w:t>
+      </w:r>
+      <w:proofErr w:type="spellStart"/>
+      <w:r>
+        <w:rPr>
+          <w:color w:val="404040"/>
+          <w:sz w:val="24"/>
+          <w:szCs w:val="24"/>
+        </w:rPr>
+        <w:t>Jira</w:t>
+      </w:r>
+      <w:proofErr w:type="spellEnd"/>
+      <w:r>
+        <w:rPr>
+          <w:color w:val="404040"/>
+          <w:sz w:val="24"/>
+          <w:szCs w:val="24"/>
+        </w:rPr>
+        <w:t xml:space="preserve"> and </w:t>
+      </w:r>
+      <w:proofErr w:type="spellStart"/>
+      <w:r>
+        <w:rPr>
+          <w:color w:val="404040"/>
+          <w:sz w:val="24"/>
+          <w:szCs w:val="24"/>
+        </w:rPr>
+        <w:t>Git</w:t>
+      </w:r>
+      <w:proofErr w:type="spellEnd"/>
+    </w:p>
+    <w:p>
+      <w:pPr>
+        <w:numPr>
+          <w:ilvl w:val="0"/>
+          <w:numId w:val="13"/>
+        </w:numPr>
+        <w:spacing w:after="0" w:line="240" w:lineRule="auto"/>
+        <w:jc w:val="both"/>
+        <w:rPr>
+          <w:color w:val="404040"/>
+        </w:rPr>
+      </w:pPr>
+      <w:r>
+        <w:rPr>
+          <w:color w:val="404040"/>
+          <w:sz w:val="24"/>
+          <w:szCs w:val="24"/>
+        </w:rPr>
+        <w:t>Participating in relevant technical and verbal communication with stakeholders </w:t>
+      </w:r>
+    </w:p>
+    <w:p>
+      <w:pPr>
+        <w:numPr>
+          <w:ilvl w:val="0"/>
+          <w:numId w:val="13"/>
+        </w:numPr>
+        <w:spacing w:after="0" w:line="240" w:lineRule="auto"/>
+        <w:jc w:val="both"/>
+        <w:rPr>
+          <w:color w:val="404040"/>
+        </w:rPr>
+      </w:pPr>
+      <w:r>
+        <w:rPr>
+          <w:color w:val="404040"/>
+          <w:sz w:val="24"/>
+          <w:szCs w:val="24"/>
+        </w:rPr>
+        <w:t>Assisting and mentoring the team members for issue resolution</w:t>
+      </w:r>
+    </w:p>
+    <w:p>
+      <w:pPr>
+        <w:numPr>
+          <w:ilvl w:val="0"/>
+          <w:numId w:val="13"/>
+        </w:numPr>
+        <w:spacing w:after="0" w:line="240" w:lineRule="auto"/>
+        <w:jc w:val="both"/>
+        <w:rPr>
+          <w:color w:val="404040"/>
+        </w:rPr>
+      </w:pPr>
+      <w:r>
+        <w:rPr>
+          <w:color w:val="404040"/>
+          <w:sz w:val="24"/>
+          <w:szCs w:val="24"/>
+        </w:rPr>
+        <w:t>Performing code reviews</w:t>
+      </w:r>
+    </w:p>
+    <w:p>
+      <w:pPr>
+        <w:numPr>
+          <w:ilvl w:val="0"/>
+          <w:numId w:val="13"/>
+        </w:numPr>
+        <w:spacing w:after="0" w:line="240" w:lineRule="auto"/>
+        <w:jc w:val="both"/>
+        <w:rPr>
+          <w:color w:val="404040"/>
+        </w:rPr>
+      </w:pPr>
+      <w:r>
+        <w:rPr>
+          <w:color w:val="404040"/>
+          <w:sz w:val="24"/>
+          <w:szCs w:val="24"/>
+        </w:rPr>
+        <w:t>Fixing issues and defects</w:t>
+      </w:r>
+    </w:p>
+    <w:p>
+      <w:pPr>
+        <w:numPr>
+          <w:ilvl w:val="0"/>
+          <w:numId w:val="13"/>
+        </w:numPr>
+        <w:spacing w:after="0" w:line="240" w:lineRule="auto"/>
+        <w:jc w:val="both"/>
+        <w:rPr>
+          <w:color w:val="404040"/>
+        </w:rPr>
+      </w:pPr>
+      <w:r>
+        <w:rPr>
+          <w:color w:val="404040"/>
+          <w:sz w:val="24"/>
+          <w:szCs w:val="24"/>
+        </w:rPr>
+        <w:t>Working on CMS (Drupal) based Application</w:t>
+      </w:r>
+    </w:p>
+    <w:p>
+      <w:pPr>
+        <w:numPr>
+          <w:ilvl w:val="0"/>
+          <w:numId w:val="13"/>
+        </w:numPr>
+        <w:spacing w:after="0" w:line="240" w:lineRule="auto"/>
+        <w:jc w:val="both"/>
+        <w:rPr>
+          <w:color w:val="404040"/>
+        </w:rPr>
+      </w:pPr>
+      <w:r>
+        <w:rPr>
+          <w:color w:val="404040"/>
+          <w:sz w:val="24"/>
+          <w:szCs w:val="24"/>
+        </w:rPr>
+        <w:t>Achieving goals successfully before timeline</w:t>
+      </w:r>
+    </w:p>
+    <w:p>
+      <w:pPr>
+        <w:numPr>
+          <w:ilvl w:val="0"/>
+          <w:numId w:val="13"/>
+        </w:numPr>
+        <w:spacing w:after="0" w:line="240" w:lineRule="auto"/>
+        <w:jc w:val="both"/>
+        <w:rPr>
+          <w:color w:val="404040"/>
+        </w:rPr>
+      </w:pPr>
+      <w:r>
+        <w:rPr>
+          <w:color w:val="404040"/>
+          <w:sz w:val="24"/>
+          <w:szCs w:val="24"/>
+        </w:rPr>
+        <w:t>Integrating and Unit testing</w:t>
+      </w:r>
+    </w:p>
+    <w:p>
+      <w:pPr>
+        <w:numPr>
+          <w:ilvl w:val="0"/>
+          <w:numId w:val="13"/>
+        </w:numPr>
+        <w:spacing w:after="0" w:line="240" w:lineRule="auto"/>
+        <w:jc w:val="both"/>
+        <w:rPr>
+          <w:color w:val="404040"/>
+        </w:rPr>
+      </w:pPr>
+      <w:r>
+        <w:rPr>
+          <w:color w:val="404040"/>
+          <w:sz w:val="24"/>
+          <w:szCs w:val="24"/>
+        </w:rPr>
+        <w:t>Working on documentation of various Processes</w:t>
+      </w:r>
+    </w:p>
+    <w:p>
+      <w:pPr>
+        <w:spacing w:after="0" w:line="240" w:lineRule="auto"/>
+        <w:rPr>
+          <w:color w:val="404040"/>
+          <w:sz w:val="24"/>
+          <w:szCs w:val="24"/>
+        </w:rPr>
+      </w:pPr>
+    </w:p>
+    <w:p>
+      <w:pPr>
+        <w:rPr>
+          <w:color w:val="404040"/>
+          <w:sz w:val="24"/>
+          <w:szCs w:val="24"/>
+        </w:rPr>
+      </w:pPr>
+      <w:r>
+        <w:rPr>
+          <w:color w:val="404040"/>
+          <w:sz w:val="24"/>
+          <w:szCs w:val="24"/>
+        </w:rPr>
+        <w:br w:type="page"/>
+      </w:r>
+    </w:p>
+    <w:p>
+      <w:pPr>
+        <w:spacing w:after="0" w:line="240" w:lineRule="auto"/>
+        <w:rPr>
+          <w:color w:val="404040"/>
+          <w:sz w:val="24"/>
+          <w:szCs w:val="24"/>
+        </w:rPr>
+      </w:pPr>
+    </w:p>
+    <w:p>
+      <w:pPr>
+        <w:spacing w:after="0" w:line="240" w:lineRule="auto"/>
+        <w:jc w:val="both"/>
+        <w:rPr>
+          <w:color w:val="404040"/>
+          <w:sz w:val="24"/>
+          <w:szCs w:val="24"/>
+        </w:rPr>
+      </w:pPr>
+      <w:proofErr w:type="spellStart"/>
+      <w:r>
+        <w:rPr>
+          <w:b/>
+          <w:color w:val="404040"/>
+          <w:sz w:val="24"/>
+          <w:szCs w:val="24"/>
+        </w:rPr>
+        <w:t>Datamatics</w:t>
+      </w:r>
+      <w:proofErr w:type="spellEnd"/>
+      <w:r>
+        <w:rPr>
+          <w:b/>
+          <w:color w:val="404040"/>
+          <w:sz w:val="24"/>
+          <w:szCs w:val="24"/>
+        </w:rPr>
+        <w:t xml:space="preserve"> UK Ltd.</w:t>
+      </w:r>
+      <w:r>
+        <w:rPr>
+          <w:color w:val="404040"/>
+          <w:sz w:val="24"/>
+          <w:szCs w:val="24"/>
+        </w:rPr>
+        <w:t xml:space="preserve"> | UK</w:t>
+      </w:r>
+      <w:r>
+        <w:rPr>
+          <w:color w:val="404040"/>
+          <w:sz w:val="24"/>
+          <w:szCs w:val="24"/>
+        </w:rPr>
+        <w:tab/>
+      </w:r>
+    </w:p>
+    <w:p>
+      <w:pPr>
+        <w:spacing w:after="0" w:line="240" w:lineRule="auto"/>
+        <w:jc w:val="both"/>
+        <w:rPr>
+          <w:color w:val="404040"/>
+          <w:sz w:val="24"/>
+          <w:szCs w:val="24"/>
+        </w:rPr>
+      </w:pPr>
+      <w:r>
+        <w:rPr>
+          <w:color w:val="404040"/>
+          <w:sz w:val="24"/>
+          <w:szCs w:val="24"/>
+        </w:rPr>
+        <w:t xml:space="preserve">UI </w:t>
+      </w:r>
+      <w:r>
+        <w:rPr>
+          <w:color w:val="404040"/>
+          <w:sz w:val="24"/>
+          <w:szCs w:val="24"/>
+        </w:rPr>
+        <w:t>UX Consultant</w:t>
+      </w:r>
+    </w:p>
+    <w:p>
+      <w:pPr>
+        <w:spacing w:after="0" w:line="240" w:lineRule="auto"/>
+        <w:jc w:val="both"/>
+        <w:rPr>
+          <w:color w:val="404040"/>
+          <w:sz w:val="24"/>
+          <w:szCs w:val="24"/>
+        </w:rPr>
+      </w:pPr>
+      <w:r>
+        <w:rPr>
+          <w:color w:val="404040"/>
+          <w:sz w:val="24"/>
+          <w:szCs w:val="24"/>
+        </w:rPr>
+        <w:t>Apr. 2015 – Sep. 2015</w:t>
+      </w:r>
+    </w:p>
+    <w:p>
+      <w:pPr>
+        <w:spacing w:after="0" w:line="240" w:lineRule="auto"/>
+        <w:rPr>
+          <w:color w:val="404040"/>
+          <w:sz w:val="24"/>
+          <w:szCs w:val="24"/>
+        </w:rPr>
+      </w:pPr>
+    </w:p>
+    <w:p>
+      <w:pPr>
+        <w:spacing w:after="120" w:line="240" w:lineRule="auto"/>
+        <w:jc w:val="both"/>
+        <w:rPr>
+          <w:color w:val="404040"/>
+          <w:sz w:val="24"/>
+          <w:szCs w:val="24"/>
+        </w:rPr>
+      </w:pPr>
+      <w:r>
+        <w:rPr>
+          <w:b/>
+          <w:color w:val="404040"/>
+          <w:sz w:val="24"/>
+          <w:szCs w:val="24"/>
+        </w:rPr>
+        <w:t>Responsibilities</w:t>
+      </w:r>
+      <w:r>
+        <w:rPr>
+          <w:color w:val="404040"/>
+          <w:sz w:val="24"/>
+          <w:szCs w:val="24"/>
+        </w:rPr>
+        <w:t>: </w:t>
+      </w:r>
+    </w:p>
+    <w:p>
+      <w:pPr>
+        <w:numPr>
+          <w:ilvl w:val="0"/>
           <w:numId w:val="1"/>
         </w:numPr>
         <w:shd w:val="clear" w:color="auto" w:fill="FFFFFF"/>
@@ -2667,7 +3046,6 @@
           <w:sz w:val="24"/>
           <w:szCs w:val="24"/>
         </w:rPr>
-        <w:lastRenderedPageBreak/>
         <w:t>Creation of Mockup &amp; HTML for responsive web/mobile application.</w:t>
       </w:r>
     </w:p>
@@ -2825,95 +3203,79 @@
           <w:szCs w:val="24"/>
         </w:rPr>
       </w:pPr>
-      <w:r>
-        <w:rPr>
-          <w:color w:val="404040"/>
-          <w:sz w:val="24"/>
-          <w:szCs w:val="24"/>
-        </w:rPr>
-        <w:br/>
-      </w:r>
-    </w:p>
-    <w:p>
-      <w:pPr>
-        <w:spacing w:after="0" w:line="240" w:lineRule="auto"/>
-        <w:jc w:val="both"/>
-        <w:rPr>
-          <w:color w:val="404040"/>
-          <w:sz w:val="24"/>
-          <w:szCs w:val="24"/>
-        </w:rPr>
-      </w:pPr>
-      <w:r>
-        <w:rPr>
-          <w:b/>
-          <w:color w:val="404040"/>
-          <w:sz w:val="24"/>
-          <w:szCs w:val="24"/>
-        </w:rPr>
-        <w:t>Harbinger Group</w:t>
-      </w:r>
-      <w:r>
-        <w:rPr>
-          <w:color w:val="404040"/>
-          <w:sz w:val="24"/>
-          <w:szCs w:val="24"/>
-        </w:rPr>
-        <w:t xml:space="preserve"> | Pune</w:t>
-      </w:r>
-      <w:r>
-        <w:rPr>
-          <w:color w:val="404040"/>
-          <w:sz w:val="24"/>
-          <w:szCs w:val="24"/>
-        </w:rPr>
-        <w:tab/>
-      </w:r>
-    </w:p>
-    <w:p>
-      <w:pPr>
-        <w:spacing w:after="0" w:line="240" w:lineRule="auto"/>
-        <w:jc w:val="both"/>
-        <w:rPr>
-          <w:color w:val="404040"/>
-          <w:sz w:val="24"/>
-          <w:szCs w:val="24"/>
-        </w:rPr>
-      </w:pPr>
-      <w:r>
-        <w:rPr>
-          <w:color w:val="404040"/>
-          <w:sz w:val="24"/>
-          <w:szCs w:val="24"/>
-        </w:rPr>
-        <w:t>Lead</w:t>
-      </w:r>
-      <w:r>
-        <w:rPr>
-          <w:color w:val="404040"/>
-          <w:sz w:val="24"/>
-          <w:szCs w:val="24"/>
-        </w:rPr>
-        <w:t xml:space="preserve"> </w:t>
-      </w:r>
-      <w:r>
-        <w:rPr>
-          <w:color w:val="404040"/>
-          <w:sz w:val="24"/>
-          <w:szCs w:val="24"/>
-        </w:rPr>
-        <w:t>UI UX</w:t>
-      </w:r>
-      <w:r>
-        <w:rPr>
-          <w:color w:val="404040"/>
-          <w:sz w:val="24"/>
-          <w:szCs w:val="24"/>
-        </w:rPr>
-        <w:t xml:space="preserve"> Designer</w:t>
-      </w:r>
       <w:bookmarkStart w:id="0" w:name="_GoBack"/>
       <w:bookmarkEnd w:id="0"/>
+      <w:r>
+        <w:rPr>
+          <w:color w:val="404040"/>
+          <w:sz w:val="24"/>
+          <w:szCs w:val="24"/>
+        </w:rPr>
+        <w:br/>
+      </w:r>
+    </w:p>
+    <w:p>
+      <w:pPr>
+        <w:spacing w:after="0" w:line="240" w:lineRule="auto"/>
+        <w:jc w:val="both"/>
+        <w:rPr>
+          <w:color w:val="404040"/>
+          <w:sz w:val="24"/>
+          <w:szCs w:val="24"/>
+        </w:rPr>
+      </w:pPr>
+      <w:r>
+        <w:rPr>
+          <w:b/>
+          <w:color w:val="404040"/>
+          <w:sz w:val="24"/>
+          <w:szCs w:val="24"/>
+        </w:rPr>
+        <w:t>Harbinger Group</w:t>
+      </w:r>
+      <w:r>
+        <w:rPr>
+          <w:color w:val="404040"/>
+          <w:sz w:val="24"/>
+          <w:szCs w:val="24"/>
+        </w:rPr>
+        <w:t xml:space="preserve"> | Pune</w:t>
+      </w:r>
+      <w:r>
+        <w:rPr>
+          <w:color w:val="404040"/>
+          <w:sz w:val="24"/>
+          <w:szCs w:val="24"/>
+        </w:rPr>
+        <w:tab/>
+      </w:r>
+    </w:p>
+    <w:p>
+      <w:pPr>
+        <w:spacing w:after="0" w:line="240" w:lineRule="auto"/>
+        <w:jc w:val="both"/>
+        <w:rPr>
+          <w:color w:val="404040"/>
+          <w:sz w:val="24"/>
+          <w:szCs w:val="24"/>
+        </w:rPr>
+      </w:pPr>
+      <w:r>
+        <w:rPr>
+          <w:color w:val="404040"/>
+          <w:sz w:val="24"/>
+          <w:szCs w:val="24"/>
+        </w:rPr>
+        <w:t>Lead</w:t>
+      </w:r>
+      <w:r>
+        <w:rPr>
+          <w:color w:val="404040"/>
+          <w:sz w:val="24"/>
+          <w:szCs w:val="24"/>
+        </w:rPr>
+        <w:t xml:space="preserve"> UI UX Designer</w:t>
+      </w:r>
     </w:p>
     <w:p>
       <w:pPr>
@@ -3032,6 +3394,7 @@
           <w:sz w:val="24"/>
           <w:szCs w:val="24"/>
         </w:rPr>
+        <w:lastRenderedPageBreak/>
         <w:t>Assure that the team addresses all relevant issues within the specifications and various standards</w:t>
       </w:r>
     </w:p>
@@ -3426,7 +3789,6 @@
           <w:sz w:val="24"/>
           <w:szCs w:val="24"/>
         </w:rPr>
-        <w:lastRenderedPageBreak/>
         <w:t>Avians</w:t>
       </w:r>
       <w:proofErr w:type="spellEnd"/>
@@ -4122,7 +4484,6 @@
           <w:sz w:val="24"/>
           <w:szCs w:val="24"/>
         </w:rPr>
-        <w:lastRenderedPageBreak/>
         <w:t>Education/Certifications/Trainings</w:t>
       </w:r>
     </w:p>

--- a/images/VijayPawase_resume.docx
+++ b/images/VijayPawase_resume.docx
@@ -253,7 +253,15 @@
                 <w:sz w:val="18"/>
                 <w:szCs w:val="18"/>
               </w:rPr>
-              <w:t>: +91-98223 21143</w:t>
+              <w:t xml:space="preserve">: </w:t>
+            </w:r>
+            <w:r>
+              <w:rPr>
+                <w:color w:val="000000"/>
+                <w:sz w:val="18"/>
+                <w:szCs w:val="18"/>
+              </w:rPr>
+              <w:t>9822321143</w:t>
             </w:r>
           </w:p>
           <w:p>
@@ -490,6 +498,15 @@
           <w:sz w:val="24"/>
           <w:szCs w:val="24"/>
         </w:rPr>
+        <w:t>+</w:t>
+      </w:r>
+      <w:r>
+        <w:rPr>
+          <w:b/>
+          <w:color w:val="404040"/>
+          <w:sz w:val="24"/>
+          <w:szCs w:val="24"/>
+        </w:rPr>
         <w:t xml:space="preserve"> years</w:t>
       </w:r>
       <w:r>
@@ -661,25 +678,7 @@
           <w:sz w:val="24"/>
           <w:szCs w:val="24"/>
         </w:rPr>
-        <w:t xml:space="preserve">Expertise in creating designs &amp; development for desktop, web, Mobile &amp; </w:t>
-      </w:r>
-      <w:proofErr w:type="spellStart"/>
-      <w:r>
-        <w:rPr>
-          <w:color w:val="404040"/>
-          <w:sz w:val="24"/>
-          <w:szCs w:val="24"/>
-        </w:rPr>
-        <w:t>Phonegap</w:t>
-      </w:r>
-      <w:proofErr w:type="spellEnd"/>
-      <w:r>
-        <w:rPr>
-          <w:color w:val="404040"/>
-          <w:sz w:val="24"/>
-          <w:szCs w:val="24"/>
-        </w:rPr>
-        <w:t xml:space="preserve"> application.</w:t>
+        <w:t>Expertise in creating designs &amp; development for desktop, web, Mobile &amp; Phonegap application.</w:t>
       </w:r>
     </w:p>
     <w:p>
@@ -793,25 +792,7 @@
           <w:sz w:val="24"/>
           <w:szCs w:val="24"/>
         </w:rPr>
-        <w:t xml:space="preserve">Worked at the </w:t>
-      </w:r>
-      <w:proofErr w:type="spellStart"/>
-      <w:r>
-        <w:rPr>
-          <w:color w:val="404040"/>
-          <w:sz w:val="24"/>
-          <w:szCs w:val="24"/>
-        </w:rPr>
-        <w:t>Datamatics</w:t>
-      </w:r>
-      <w:proofErr w:type="spellEnd"/>
-      <w:r>
-        <w:rPr>
-          <w:color w:val="404040"/>
-          <w:sz w:val="24"/>
-          <w:szCs w:val="24"/>
-        </w:rPr>
-        <w:t xml:space="preserve"> UK Ltd. for the UI-UX design and development project in UK, London,</w:t>
+        <w:t>Worked at the Datamatics UK Ltd. for the UI-UX design and development project in UK, London,</w:t>
       </w:r>
     </w:p>
     <w:p>
@@ -911,25 +892,7 @@
           <w:sz w:val="24"/>
           <w:szCs w:val="24"/>
         </w:rPr>
-        <w:t xml:space="preserve">Responsible for the user experience, information architecture, and user interfaces and interactions working closely with </w:t>
-      </w:r>
-      <w:proofErr w:type="spellStart"/>
-      <w:r>
-        <w:rPr>
-          <w:color w:val="404040"/>
-          <w:sz w:val="24"/>
-          <w:szCs w:val="24"/>
-        </w:rPr>
-        <w:t>Dev</w:t>
-      </w:r>
-      <w:proofErr w:type="spellEnd"/>
-      <w:r>
-        <w:rPr>
-          <w:color w:val="404040"/>
-          <w:sz w:val="24"/>
-          <w:szCs w:val="24"/>
-        </w:rPr>
-        <w:t xml:space="preserve"> team.</w:t>
+        <w:t>Responsible for the user experience, information architecture, and user interfaces and interactions working closely with Dev team.</w:t>
       </w:r>
     </w:p>
     <w:p>
@@ -1131,62 +1094,18 @@
                 <w:sz w:val="24"/>
                 <w:szCs w:val="24"/>
               </w:rPr>
-              <w:t xml:space="preserve">Sketch, </w:t>
+              <w:t>Sketch, Axure, Mockflow, Balsamic, Illustrator, Photoshop, Fireworks, Flash, Invision, proto.io</w:t>
             </w:r>
-            <w:proofErr w:type="spellStart"/>
             <w:r>
               <w:rPr>
                 <w:color w:val="404040"/>
                 <w:sz w:val="24"/>
                 <w:szCs w:val="24"/>
               </w:rPr>
-              <w:t>Axure</w:t>
+              <w:t>, Figma</w:t>
             </w:r>
-            <w:proofErr w:type="spellEnd"/>
-            <w:r>
-              <w:rPr>
-                <w:color w:val="404040"/>
-                <w:sz w:val="24"/>
-                <w:szCs w:val="24"/>
-              </w:rPr>
-              <w:t xml:space="preserve">, </w:t>
-            </w:r>
-            <w:proofErr w:type="spellStart"/>
-            <w:r>
-              <w:rPr>
-                <w:color w:val="404040"/>
-                <w:sz w:val="24"/>
-                <w:szCs w:val="24"/>
-              </w:rPr>
-              <w:t>Mockflow</w:t>
-            </w:r>
-            <w:proofErr w:type="spellEnd"/>
-            <w:r>
-              <w:rPr>
-                <w:color w:val="404040"/>
-                <w:sz w:val="24"/>
-                <w:szCs w:val="24"/>
-              </w:rPr>
-              <w:t xml:space="preserve">, Balsamic, Illustrator, Photoshop, Fireworks, Flash, </w:t>
-            </w:r>
-            <w:proofErr w:type="spellStart"/>
-            <w:r>
-              <w:rPr>
-                <w:color w:val="404040"/>
-                <w:sz w:val="24"/>
-                <w:szCs w:val="24"/>
-              </w:rPr>
-              <w:t>Invision</w:t>
-            </w:r>
-            <w:proofErr w:type="spellEnd"/>
-            <w:r>
-              <w:rPr>
-                <w:color w:val="404040"/>
-                <w:sz w:val="24"/>
-                <w:szCs w:val="24"/>
-              </w:rPr>
-              <w:t>, proto.io</w:t>
-            </w:r>
+            <w:bookmarkStart w:id="0" w:name="_GoBack"/>
+            <w:bookmarkEnd w:id="0"/>
           </w:p>
         </w:tc>
       </w:tr>
@@ -1266,115 +1185,7 @@
                 <w:sz w:val="24"/>
                 <w:szCs w:val="24"/>
               </w:rPr>
-              <w:t xml:space="preserve">HTML5, CSS3, </w:t>
-            </w:r>
-            <w:proofErr w:type="spellStart"/>
-            <w:r>
-              <w:rPr>
-                <w:color w:val="404040"/>
-                <w:sz w:val="24"/>
-                <w:szCs w:val="24"/>
-              </w:rPr>
-              <w:t>Jquery</w:t>
-            </w:r>
-            <w:proofErr w:type="spellEnd"/>
-            <w:r>
-              <w:rPr>
-                <w:color w:val="404040"/>
-                <w:sz w:val="24"/>
-                <w:szCs w:val="24"/>
-              </w:rPr>
-              <w:t xml:space="preserve">, SASS, SCSS, LESS, Bootstrap, Media query, XML, </w:t>
-            </w:r>
-            <w:proofErr w:type="spellStart"/>
-            <w:r>
-              <w:rPr>
-                <w:color w:val="404040"/>
-                <w:sz w:val="24"/>
-                <w:szCs w:val="24"/>
-              </w:rPr>
-              <w:t>Jira</w:t>
-            </w:r>
-            <w:proofErr w:type="spellEnd"/>
-            <w:r>
-              <w:rPr>
-                <w:color w:val="404040"/>
-                <w:sz w:val="24"/>
-                <w:szCs w:val="24"/>
-              </w:rPr>
-              <w:t xml:space="preserve">, SVN, GIT, </w:t>
-            </w:r>
-            <w:proofErr w:type="spellStart"/>
-            <w:r>
-              <w:rPr>
-                <w:color w:val="404040"/>
-                <w:sz w:val="24"/>
-                <w:szCs w:val="24"/>
-              </w:rPr>
-              <w:t>Phonegap</w:t>
-            </w:r>
-            <w:proofErr w:type="spellEnd"/>
-            <w:r>
-              <w:rPr>
-                <w:color w:val="404040"/>
-                <w:sz w:val="24"/>
-                <w:szCs w:val="24"/>
-              </w:rPr>
-              <w:t xml:space="preserve">, </w:t>
-            </w:r>
-            <w:proofErr w:type="spellStart"/>
-            <w:r>
-              <w:rPr>
-                <w:color w:val="404040"/>
-                <w:sz w:val="24"/>
-                <w:szCs w:val="24"/>
-              </w:rPr>
-              <w:t>Wordpress</w:t>
-            </w:r>
-            <w:proofErr w:type="spellEnd"/>
-            <w:r>
-              <w:rPr>
-                <w:color w:val="404040"/>
-                <w:sz w:val="24"/>
-                <w:szCs w:val="24"/>
-              </w:rPr>
-              <w:t xml:space="preserve">, Material Design, </w:t>
-            </w:r>
-            <w:proofErr w:type="spellStart"/>
-            <w:r>
-              <w:rPr>
-                <w:color w:val="404040"/>
-                <w:sz w:val="24"/>
-                <w:szCs w:val="24"/>
-              </w:rPr>
-              <w:t>Javascript</w:t>
-            </w:r>
-            <w:proofErr w:type="spellEnd"/>
-            <w:r>
-              <w:rPr>
-                <w:color w:val="404040"/>
-                <w:sz w:val="24"/>
-                <w:szCs w:val="24"/>
-              </w:rPr>
-              <w:t xml:space="preserve">, </w:t>
-            </w:r>
-            <w:proofErr w:type="spellStart"/>
-            <w:r>
-              <w:rPr>
-                <w:color w:val="404040"/>
-                <w:sz w:val="24"/>
-                <w:szCs w:val="24"/>
-              </w:rPr>
-              <w:t>Invision</w:t>
-            </w:r>
-            <w:proofErr w:type="spellEnd"/>
-            <w:r>
-              <w:rPr>
-                <w:color w:val="404040"/>
-                <w:sz w:val="24"/>
-                <w:szCs w:val="24"/>
-              </w:rPr>
-              <w:t xml:space="preserve">, AEM Authoring, </w:t>
+              <w:t xml:space="preserve">HTML5, CSS3, Jquery, SASS, SCSS, LESS, Bootstrap, Media query, XML, Jira, SVN, GIT, Phonegap, Wordpress, Material Design, Javascript, Invision, AEM Authoring, </w:t>
             </w:r>
             <w:r>
               <w:rPr>
@@ -1781,41 +1592,21 @@
         </w:rPr>
         <w:t xml:space="preserve">Re-designing existing UI and UX to better adapt </w:t>
       </w:r>
-      <w:proofErr w:type="gramStart"/>
-      <w:r>
-        <w:rPr>
-          <w:color w:val="404040"/>
-          <w:sz w:val="24"/>
-          <w:szCs w:val="24"/>
-        </w:rPr>
-        <w:t>Android</w:t>
-      </w:r>
-      <w:proofErr w:type="gramEnd"/>
-      <w:r>
-        <w:rPr>
-          <w:color w:val="404040"/>
-          <w:sz w:val="24"/>
-          <w:szCs w:val="24"/>
-        </w:rPr>
-        <w:t xml:space="preserve">, </w:t>
-      </w:r>
-      <w:proofErr w:type="spellStart"/>
-      <w:r>
-        <w:rPr>
-          <w:color w:val="404040"/>
-          <w:sz w:val="24"/>
-          <w:szCs w:val="24"/>
-        </w:rPr>
-        <w:t>iOS</w:t>
-      </w:r>
-      <w:proofErr w:type="spellEnd"/>
-      <w:r>
-        <w:rPr>
-          <w:color w:val="404040"/>
-          <w:sz w:val="24"/>
-          <w:szCs w:val="24"/>
-        </w:rPr>
-        <w:t xml:space="preserve"> devices, Desktop and web application. </w:t>
+      <w:r>
+        <w:rPr>
+          <w:color w:val="404040"/>
+          <w:sz w:val="24"/>
+          <w:szCs w:val="24"/>
+        </w:rPr>
+        <w:t>android</w:t>
+      </w:r>
+      <w:r>
+        <w:rPr>
+          <w:color w:val="404040"/>
+          <w:sz w:val="24"/>
+          <w:szCs w:val="24"/>
+        </w:rPr>
+        <w:t xml:space="preserve">, iOS devices, Desktop and web application. </w:t>
       </w:r>
     </w:p>
     <w:p>
@@ -2125,25 +1916,7 @@
           <w:sz w:val="24"/>
           <w:szCs w:val="24"/>
         </w:rPr>
-        <w:t xml:space="preserve">Re-designing existing UIs to better adapt Android, </w:t>
-      </w:r>
-      <w:proofErr w:type="spellStart"/>
-      <w:r>
-        <w:rPr>
-          <w:color w:val="404040"/>
-          <w:sz w:val="24"/>
-          <w:szCs w:val="24"/>
-        </w:rPr>
-        <w:t>iOS</w:t>
-      </w:r>
-      <w:proofErr w:type="spellEnd"/>
-      <w:r>
-        <w:rPr>
-          <w:color w:val="404040"/>
-          <w:sz w:val="24"/>
-          <w:szCs w:val="24"/>
-        </w:rPr>
-        <w:t xml:space="preserve"> devices and web application. </w:t>
+        <w:t xml:space="preserve">Re-designing existing UIs to better adapt Android, iOS devices and web application. </w:t>
       </w:r>
     </w:p>
     <w:p>
@@ -2188,7 +1961,6 @@
           <w:szCs w:val="24"/>
         </w:rPr>
       </w:pPr>
-      <w:proofErr w:type="spellStart"/>
       <w:r>
         <w:rPr>
           <w:b/>
@@ -2196,17 +1968,7 @@
           <w:sz w:val="24"/>
           <w:szCs w:val="24"/>
         </w:rPr>
-        <w:t>Cybage</w:t>
-      </w:r>
-      <w:proofErr w:type="spellEnd"/>
-      <w:r>
-        <w:rPr>
-          <w:b/>
-          <w:color w:val="404040"/>
-          <w:sz w:val="24"/>
-          <w:szCs w:val="24"/>
-        </w:rPr>
-        <w:t xml:space="preserve"> Software Pvt</w:t>
+        <w:t>Cybage Software Pvt</w:t>
       </w:r>
       <w:r>
         <w:rPr>
@@ -2419,54 +2181,8 @@
           <w:sz w:val="24"/>
           <w:szCs w:val="24"/>
         </w:rPr>
-        <w:t xml:space="preserve">Working on front end development using HTML5, CSS3, Angular Material Design 2, Bootstrap, </w:t>
-      </w:r>
-      <w:proofErr w:type="spellStart"/>
-      <w:r>
-        <w:rPr>
-          <w:color w:val="404040"/>
-          <w:sz w:val="24"/>
-          <w:szCs w:val="24"/>
-        </w:rPr>
-        <w:t>Jquery</w:t>
-      </w:r>
-      <w:proofErr w:type="spellEnd"/>
-      <w:r>
-        <w:rPr>
-          <w:color w:val="404040"/>
-          <w:sz w:val="24"/>
-          <w:szCs w:val="24"/>
-        </w:rPr>
-        <w:t xml:space="preserve">, SCSS, </w:t>
-      </w:r>
-      <w:proofErr w:type="spellStart"/>
-      <w:r>
-        <w:rPr>
-          <w:color w:val="404040"/>
-          <w:sz w:val="24"/>
-          <w:szCs w:val="24"/>
-        </w:rPr>
-        <w:t>Jira</w:t>
-      </w:r>
-      <w:proofErr w:type="spellEnd"/>
-      <w:r>
-        <w:rPr>
-          <w:color w:val="404040"/>
-          <w:sz w:val="24"/>
-          <w:szCs w:val="24"/>
-        </w:rPr>
-        <w:t xml:space="preserve"> and </w:t>
-      </w:r>
-      <w:proofErr w:type="spellStart"/>
-      <w:r>
-        <w:rPr>
-          <w:color w:val="404040"/>
-          <w:sz w:val="24"/>
-          <w:szCs w:val="24"/>
-        </w:rPr>
-        <w:t>Git</w:t>
-      </w:r>
-      <w:proofErr w:type="spellEnd"/>
+        <w:t>Working on front end development using HTML5, CSS3, Angular Material Design 2, Bootstrap, Jquery, SCSS, Jira and Git</w:t>
+      </w:r>
     </w:p>
     <w:p>
       <w:pPr>
@@ -2683,7 +2399,6 @@
           <w:szCs w:val="24"/>
         </w:rPr>
       </w:pPr>
-      <w:proofErr w:type="spellStart"/>
       <w:r>
         <w:rPr>
           <w:b/>
@@ -2691,17 +2406,7 @@
           <w:sz w:val="24"/>
           <w:szCs w:val="24"/>
         </w:rPr>
-        <w:t>Datamatics</w:t>
-      </w:r>
-      <w:proofErr w:type="spellEnd"/>
-      <w:r>
-        <w:rPr>
-          <w:b/>
-          <w:color w:val="404040"/>
-          <w:sz w:val="24"/>
-          <w:szCs w:val="24"/>
-        </w:rPr>
-        <w:t xml:space="preserve"> UK Ltd.</w:t>
+        <w:t>Datamatics UK Ltd.</w:t>
       </w:r>
       <w:r>
         <w:rPr>
@@ -3008,7 +2713,83 @@
           <w:sz w:val="24"/>
           <w:szCs w:val="24"/>
         </w:rPr>
-        <w:t xml:space="preserve">Responsible for the user experience, information architecture, and user interfaces and interactions working closely with </w:t>
+        <w:t>Responsible for the user experience, information architecture, and user interfaces and interactions wo</w:t>
+      </w:r>
+      <w:r>
+        <w:rPr>
+          <w:color w:val="404040"/>
+          <w:sz w:val="24"/>
+          <w:szCs w:val="24"/>
+        </w:rPr>
+        <w:t>rking closely with d</w:t>
+      </w:r>
+      <w:r>
+        <w:rPr>
+          <w:color w:val="404040"/>
+          <w:sz w:val="24"/>
+          <w:szCs w:val="24"/>
+        </w:rPr>
+        <w:t>ev team.</w:t>
+      </w:r>
+    </w:p>
+    <w:p>
+      <w:pPr>
+        <w:numPr>
+          <w:ilvl w:val="0"/>
+          <w:numId w:val="1"/>
+        </w:numPr>
+        <w:spacing w:after="0" w:line="240" w:lineRule="auto"/>
+        <w:rPr>
+          <w:color w:val="404040"/>
+        </w:rPr>
+      </w:pPr>
+      <w:r>
+        <w:rPr>
+          <w:color w:val="404040"/>
+          <w:sz w:val="24"/>
+          <w:szCs w:val="24"/>
+        </w:rPr>
+        <w:t>Creation of Mockup &amp; HTML for responsive web/mobile application.</w:t>
+      </w:r>
+    </w:p>
+    <w:p>
+      <w:pPr>
+        <w:numPr>
+          <w:ilvl w:val="0"/>
+          <w:numId w:val="1"/>
+        </w:numPr>
+        <w:spacing w:after="0" w:line="240" w:lineRule="auto"/>
+        <w:rPr>
+          <w:color w:val="404040"/>
+        </w:rPr>
+      </w:pPr>
+      <w:r>
+        <w:rPr>
+          <w:color w:val="404040"/>
+          <w:sz w:val="24"/>
+          <w:szCs w:val="24"/>
+        </w:rPr>
+        <w:t>Define and estimate the UI scope, level of effort, and scheduling.</w:t>
+      </w:r>
+    </w:p>
+    <w:p>
+      <w:pPr>
+        <w:numPr>
+          <w:ilvl w:val="0"/>
+          <w:numId w:val="1"/>
+        </w:numPr>
+        <w:spacing w:after="0" w:line="240" w:lineRule="auto"/>
+        <w:rPr>
+          <w:color w:val="404040"/>
+        </w:rPr>
+      </w:pPr>
+      <w:r>
+        <w:rPr>
+          <w:color w:val="404040"/>
+          <w:sz w:val="24"/>
+          <w:szCs w:val="24"/>
+        </w:rPr>
+        <w:t xml:space="preserve">Expertise on Moodle, </w:t>
       </w:r>
       <w:proofErr w:type="spellStart"/>
       <w:r>
@@ -3017,7 +2798,7 @@
           <w:sz w:val="24"/>
           <w:szCs w:val="24"/>
         </w:rPr>
-        <w:t>Dev</w:t>
+        <w:t>Joomla</w:t>
       </w:r>
       <w:proofErr w:type="spellEnd"/>
       <w:r>
@@ -3026,7 +2807,7 @@
           <w:sz w:val="24"/>
           <w:szCs w:val="24"/>
         </w:rPr>
-        <w:t xml:space="preserve"> team.</w:t>
+        <w:t>, Wordpress, Drupal application</w:t>
       </w:r>
     </w:p>
     <w:p>
@@ -3046,7 +2827,7 @@
           <w:sz w:val="24"/>
           <w:szCs w:val="24"/>
         </w:rPr>
-        <w:t>Creation of Mockup &amp; HTML for responsive web/mobile application.</w:t>
+        <w:t>Actively participating in design workshops and design brainstorming sessions on user journeys &amp; flows to create optimal user experience.</w:t>
       </w:r>
     </w:p>
     <w:p>
@@ -3066,7 +2847,7 @@
           <w:sz w:val="24"/>
           <w:szCs w:val="24"/>
         </w:rPr>
-        <w:t>Define and estimate the UI scope, level of effort, and scheduling.</w:t>
+        <w:t>Achieving w3c recommendations across various prominent browsers naming: IE, Firefox, Safari, Chrome, Opera</w:t>
       </w:r>
     </w:p>
     <w:p>
@@ -3086,102 +2867,6 @@
           <w:sz w:val="24"/>
           <w:szCs w:val="24"/>
         </w:rPr>
-        <w:t xml:space="preserve">Expertise on Moodle, </w:t>
-      </w:r>
-      <w:proofErr w:type="spellStart"/>
-      <w:r>
-        <w:rPr>
-          <w:color w:val="404040"/>
-          <w:sz w:val="24"/>
-          <w:szCs w:val="24"/>
-        </w:rPr>
-        <w:t>Joomla</w:t>
-      </w:r>
-      <w:proofErr w:type="spellEnd"/>
-      <w:r>
-        <w:rPr>
-          <w:color w:val="404040"/>
-          <w:sz w:val="24"/>
-          <w:szCs w:val="24"/>
-        </w:rPr>
-        <w:t xml:space="preserve">, </w:t>
-      </w:r>
-      <w:proofErr w:type="spellStart"/>
-      <w:r>
-        <w:rPr>
-          <w:color w:val="404040"/>
-          <w:sz w:val="24"/>
-          <w:szCs w:val="24"/>
-        </w:rPr>
-        <w:t>Wordpress</w:t>
-      </w:r>
-      <w:proofErr w:type="spellEnd"/>
-      <w:r>
-        <w:rPr>
-          <w:color w:val="404040"/>
-          <w:sz w:val="24"/>
-          <w:szCs w:val="24"/>
-        </w:rPr>
-        <w:t>, Drupal application</w:t>
-      </w:r>
-    </w:p>
-    <w:p>
-      <w:pPr>
-        <w:numPr>
-          <w:ilvl w:val="0"/>
-          <w:numId w:val="1"/>
-        </w:numPr>
-        <w:spacing w:after="0" w:line="240" w:lineRule="auto"/>
-        <w:rPr>
-          <w:color w:val="404040"/>
-        </w:rPr>
-      </w:pPr>
-      <w:r>
-        <w:rPr>
-          <w:color w:val="404040"/>
-          <w:sz w:val="24"/>
-          <w:szCs w:val="24"/>
-        </w:rPr>
-        <w:t>Actively participating in design workshops and design brainstorming sessions on user journeys &amp; flows to create optimal user experience.</w:t>
-      </w:r>
-    </w:p>
-    <w:p>
-      <w:pPr>
-        <w:numPr>
-          <w:ilvl w:val="0"/>
-          <w:numId w:val="1"/>
-        </w:numPr>
-        <w:spacing w:after="0" w:line="240" w:lineRule="auto"/>
-        <w:rPr>
-          <w:color w:val="404040"/>
-        </w:rPr>
-      </w:pPr>
-      <w:r>
-        <w:rPr>
-          <w:color w:val="404040"/>
-          <w:sz w:val="24"/>
-          <w:szCs w:val="24"/>
-        </w:rPr>
-        <w:t>Achieving w3c recommendations across various prominent browsers naming: IE, Firefox, Safari, Chrome, Opera</w:t>
-      </w:r>
-    </w:p>
-    <w:p>
-      <w:pPr>
-        <w:numPr>
-          <w:ilvl w:val="0"/>
-          <w:numId w:val="1"/>
-        </w:numPr>
-        <w:spacing w:after="0" w:line="240" w:lineRule="auto"/>
-        <w:rPr>
-          <w:color w:val="404040"/>
-        </w:rPr>
-      </w:pPr>
-      <w:r>
-        <w:rPr>
-          <w:color w:val="404040"/>
-          <w:sz w:val="24"/>
-          <w:szCs w:val="24"/>
-        </w:rPr>
         <w:t>Providing the best possible approach to junior UI developers in creating the layouts and managing content on the page.</w:t>
       </w:r>
       <w:r>
@@ -3203,8 +2888,6 @@
           <w:szCs w:val="24"/>
         </w:rPr>
       </w:pPr>
-      <w:bookmarkStart w:id="0" w:name="_GoBack"/>
-      <w:bookmarkEnd w:id="0"/>
       <w:r>
         <w:rPr>
           <w:color w:val="404040"/>
@@ -3616,7 +3299,47 @@
           <w:sz w:val="24"/>
           <w:szCs w:val="24"/>
         </w:rPr>
-        <w:t xml:space="preserve">, .Net, PHP, </w:t>
+        <w:t>, .Net, PHP, Phonegap etc.)Code. </w:t>
+      </w:r>
+    </w:p>
+    <w:p>
+      <w:pPr>
+        <w:numPr>
+          <w:ilvl w:val="0"/>
+          <w:numId w:val="2"/>
+        </w:numPr>
+        <w:spacing w:after="0" w:line="240" w:lineRule="auto"/>
+        <w:rPr>
+          <w:color w:val="404040"/>
+        </w:rPr>
+      </w:pPr>
+      <w:r>
+        <w:rPr>
+          <w:color w:val="404040"/>
+          <w:sz w:val="24"/>
+          <w:szCs w:val="24"/>
+        </w:rPr>
+        <w:t>Expertise in creating Mockup &amp; HTML5 &amp; CSS3 for Phonegap application.</w:t>
+      </w:r>
+    </w:p>
+    <w:p>
+      <w:pPr>
+        <w:numPr>
+          <w:ilvl w:val="0"/>
+          <w:numId w:val="2"/>
+        </w:numPr>
+        <w:spacing w:after="0" w:line="240" w:lineRule="auto"/>
+        <w:rPr>
+          <w:color w:val="404040"/>
+        </w:rPr>
+      </w:pPr>
+      <w:r>
+        <w:rPr>
+          <w:color w:val="404040"/>
+          <w:sz w:val="24"/>
+          <w:szCs w:val="24"/>
+        </w:rPr>
+        <w:t xml:space="preserve">Expertise on Moodle, </w:t>
       </w:r>
       <w:proofErr w:type="spellStart"/>
       <w:r>
@@ -3625,7 +3348,7 @@
           <w:sz w:val="24"/>
           <w:szCs w:val="24"/>
         </w:rPr>
-        <w:t>Phonegap</w:t>
+        <w:t>Joomla</w:t>
       </w:r>
       <w:proofErr w:type="spellEnd"/>
       <w:r>
@@ -3634,7 +3357,7 @@
           <w:sz w:val="24"/>
           <w:szCs w:val="24"/>
         </w:rPr>
-        <w:t xml:space="preserve"> etc.)Code. </w:t>
+        <w:t>, Wordpress, Drupal application</w:t>
       </w:r>
     </w:p>
     <w:p>
@@ -3654,25 +3377,7 @@
           <w:sz w:val="24"/>
           <w:szCs w:val="24"/>
         </w:rPr>
-        <w:t xml:space="preserve">Expertise in creating Mockup &amp; HTML5 &amp; CSS3 for </w:t>
-      </w:r>
-      <w:proofErr w:type="spellStart"/>
-      <w:r>
-        <w:rPr>
-          <w:color w:val="404040"/>
-          <w:sz w:val="24"/>
-          <w:szCs w:val="24"/>
-        </w:rPr>
-        <w:t>Phonegap</w:t>
-      </w:r>
-      <w:proofErr w:type="spellEnd"/>
-      <w:r>
-        <w:rPr>
-          <w:color w:val="404040"/>
-          <w:sz w:val="24"/>
-          <w:szCs w:val="24"/>
-        </w:rPr>
-        <w:t xml:space="preserve"> application.</w:t>
+        <w:t>Actively participating in design workshops and design brainstorming sessions on user journeys &amp; flows to create optimal user experience.</w:t>
       </w:r>
     </w:p>
     <w:p>
@@ -3692,88 +3397,30 @@
           <w:sz w:val="24"/>
           <w:szCs w:val="24"/>
         </w:rPr>
-        <w:t xml:space="preserve">Expertise on Moodle, </w:t>
-      </w:r>
-      <w:proofErr w:type="spellStart"/>
-      <w:r>
-        <w:rPr>
-          <w:color w:val="404040"/>
-          <w:sz w:val="24"/>
-          <w:szCs w:val="24"/>
-        </w:rPr>
-        <w:t>Joomla</w:t>
-      </w:r>
-      <w:proofErr w:type="spellEnd"/>
-      <w:r>
-        <w:rPr>
-          <w:color w:val="404040"/>
-          <w:sz w:val="24"/>
-          <w:szCs w:val="24"/>
-        </w:rPr>
-        <w:t xml:space="preserve">, </w:t>
-      </w:r>
-      <w:proofErr w:type="spellStart"/>
-      <w:r>
-        <w:rPr>
-          <w:color w:val="404040"/>
-          <w:sz w:val="24"/>
-          <w:szCs w:val="24"/>
-        </w:rPr>
-        <w:t>Wordpress</w:t>
-      </w:r>
-      <w:proofErr w:type="spellEnd"/>
-      <w:r>
-        <w:rPr>
-          <w:color w:val="404040"/>
-          <w:sz w:val="24"/>
-          <w:szCs w:val="24"/>
-        </w:rPr>
-        <w:t>, Drupal application</w:t>
-      </w:r>
-    </w:p>
-    <w:p>
-      <w:pPr>
-        <w:numPr>
-          <w:ilvl w:val="0"/>
-          <w:numId w:val="2"/>
-        </w:numPr>
-        <w:spacing w:after="0" w:line="240" w:lineRule="auto"/>
-        <w:rPr>
-          <w:color w:val="404040"/>
-        </w:rPr>
-      </w:pPr>
-      <w:r>
-        <w:rPr>
-          <w:color w:val="404040"/>
-          <w:sz w:val="24"/>
-          <w:szCs w:val="24"/>
-        </w:rPr>
-        <w:t>Actively participating in design workshops and design brainstorming sessions on user journeys &amp; flows to create optimal user experience.</w:t>
-      </w:r>
-    </w:p>
-    <w:p>
-      <w:pPr>
-        <w:numPr>
-          <w:ilvl w:val="0"/>
-          <w:numId w:val="2"/>
-        </w:numPr>
-        <w:spacing w:after="0" w:line="240" w:lineRule="auto"/>
-        <w:rPr>
-          <w:color w:val="404040"/>
-        </w:rPr>
-      </w:pPr>
-      <w:r>
-        <w:rPr>
-          <w:color w:val="404040"/>
-          <w:sz w:val="24"/>
-          <w:szCs w:val="24"/>
-        </w:rPr>
         <w:t>Achieving w3c recommendations across various prominent browsers naming: IE, Firefox, Safari, Chrome, Opera</w:t>
       </w:r>
     </w:p>
     <w:p>
       <w:pPr>
         <w:spacing w:after="0" w:line="240" w:lineRule="auto"/>
+        <w:rPr>
+          <w:color w:val="404040"/>
+          <w:sz w:val="24"/>
+          <w:szCs w:val="24"/>
+        </w:rPr>
+      </w:pPr>
+    </w:p>
+    <w:p>
+      <w:pPr>
+        <w:spacing w:after="0" w:line="240" w:lineRule="auto"/>
+        <w:rPr>
+          <w:color w:val="404040"/>
+        </w:rPr>
+      </w:pPr>
+    </w:p>
+    <w:p>
+      <w:pPr>
+        <w:spacing w:after="0" w:line="240" w:lineRule="auto"/>
         <w:jc w:val="both"/>
         <w:rPr>
           <w:color w:val="404040"/>
@@ -3781,7 +3428,6 @@
           <w:szCs w:val="24"/>
         </w:rPr>
       </w:pPr>
-      <w:proofErr w:type="spellStart"/>
       <w:r>
         <w:rPr>
           <w:b/>
@@ -3789,17 +3435,7 @@
           <w:sz w:val="24"/>
           <w:szCs w:val="24"/>
         </w:rPr>
-        <w:t>Avians</w:t>
-      </w:r>
-      <w:proofErr w:type="spellEnd"/>
-      <w:r>
-        <w:rPr>
-          <w:b/>
-          <w:color w:val="404040"/>
-          <w:sz w:val="24"/>
-          <w:szCs w:val="24"/>
-        </w:rPr>
-        <w:t xml:space="preserve"> M2M Solutions Pvt. Ltd.</w:t>
+        <w:t>Avians M2M Solutions Pvt. Ltd.</w:t>
       </w:r>
       <w:r>
         <w:rPr>
@@ -4088,6 +3724,7 @@
           <w:sz w:val="24"/>
           <w:szCs w:val="24"/>
         </w:rPr>
+        <w:lastRenderedPageBreak/>
         <w:t>Expertise in creation of Flash interactive presentation.</w:t>
       </w:r>
     </w:p>
@@ -4146,7 +3783,7 @@
           <w:sz w:val="24"/>
           <w:szCs w:val="24"/>
         </w:rPr>
-        <w:t xml:space="preserve"> | Pune | www.there4.in</w:t>
+        <w:t xml:space="preserve"> | Pune</w:t>
       </w:r>
     </w:p>
     <w:p>
@@ -4617,18 +4254,8 @@
           <w:sz w:val="24"/>
           <w:szCs w:val="24"/>
         </w:rPr>
-        <w:t xml:space="preserve">2017 - Master in UX and web design, </w:t>
-      </w:r>
-      <w:proofErr w:type="spellStart"/>
-      <w:r>
-        <w:rPr>
-          <w:color w:val="404040"/>
-          <w:sz w:val="24"/>
-          <w:szCs w:val="24"/>
-        </w:rPr>
-        <w:t>Udemy</w:t>
-      </w:r>
-      <w:proofErr w:type="spellEnd"/>
+        <w:t>2017 - Master in UX and web design, Udemy</w:t>
+      </w:r>
     </w:p>
     <w:p>
       <w:pPr>
@@ -4649,18 +4276,8 @@
           <w:sz w:val="24"/>
           <w:szCs w:val="24"/>
         </w:rPr>
-        <w:t xml:space="preserve">2017 - User Experience Design Fundamentals, </w:t>
-      </w:r>
-      <w:proofErr w:type="spellStart"/>
-      <w:r>
-        <w:rPr>
-          <w:color w:val="404040"/>
-          <w:sz w:val="24"/>
-          <w:szCs w:val="24"/>
-        </w:rPr>
-        <w:t>Udemy</w:t>
-      </w:r>
-      <w:proofErr w:type="spellEnd"/>
+        <w:t>2017 - User Experience Design Fundamentals, Udemy</w:t>
+      </w:r>
     </w:p>
     <w:p>
       <w:pPr>

--- a/images/VijayPawase_resume.docx
+++ b/images/VijayPawase_resume.docx
@@ -489,7 +489,7 @@
           <w:sz w:val="24"/>
           <w:szCs w:val="24"/>
         </w:rPr>
-        <w:t>16</w:t>
+        <w:t>17</w:t>
       </w:r>
       <w:r>
         <w:rPr>
@@ -577,7 +577,17 @@
           <w:sz w:val="24"/>
           <w:szCs w:val="24"/>
         </w:rPr>
-        <w:t xml:space="preserve"> &amp; has worked with large organizations ranging from Financial, Software, Public Sector, and Engineering Organizations to Examination Institutes.</w:t>
+        <w:t xml:space="preserve"> &amp; has worked with large organizations ranging from Financial, Software, Public Sector, and Engineering Organizations to </w:t>
+      </w:r>
+      <w:bookmarkStart w:id="0" w:name="_GoBack"/>
+      <w:bookmarkEnd w:id="0"/>
+      <w:r>
+        <w:rPr>
+          <w:color w:val="404040"/>
+          <w:sz w:val="24"/>
+          <w:szCs w:val="24"/>
+        </w:rPr>
+        <w:t>Examination Institutes.</w:t>
       </w:r>
     </w:p>
     <w:p>
@@ -1104,8 +1114,6 @@
               </w:rPr>
               <w:t>, Figma</w:t>
             </w:r>
-            <w:bookmarkStart w:id="0" w:name="_GoBack"/>
-            <w:bookmarkEnd w:id="0"/>
           </w:p>
         </w:tc>
       </w:tr>
@@ -2807,7 +2815,25 @@
           <w:sz w:val="24"/>
           <w:szCs w:val="24"/>
         </w:rPr>
-        <w:t>, Wordpress, Drupal application</w:t>
+        <w:t xml:space="preserve">, </w:t>
+      </w:r>
+      <w:proofErr w:type="spellStart"/>
+      <w:r>
+        <w:rPr>
+          <w:color w:val="404040"/>
+          <w:sz w:val="24"/>
+          <w:szCs w:val="24"/>
+        </w:rPr>
+        <w:t>Wordpress</w:t>
+      </w:r>
+      <w:proofErr w:type="spellEnd"/>
+      <w:r>
+        <w:rPr>
+          <w:color w:val="404040"/>
+          <w:sz w:val="24"/>
+          <w:szCs w:val="24"/>
+        </w:rPr>
+        <w:t>, Drupal application</w:t>
       </w:r>
     </w:p>
     <w:p>
@@ -3299,7 +3325,25 @@
           <w:sz w:val="24"/>
           <w:szCs w:val="24"/>
         </w:rPr>
-        <w:t>, .Net, PHP, Phonegap etc.)Code. </w:t>
+        <w:t xml:space="preserve">, .Net, PHP, </w:t>
+      </w:r>
+      <w:proofErr w:type="spellStart"/>
+      <w:r>
+        <w:rPr>
+          <w:color w:val="404040"/>
+          <w:sz w:val="24"/>
+          <w:szCs w:val="24"/>
+        </w:rPr>
+        <w:t>Phonegap</w:t>
+      </w:r>
+      <w:proofErr w:type="spellEnd"/>
+      <w:r>
+        <w:rPr>
+          <w:color w:val="404040"/>
+          <w:sz w:val="24"/>
+          <w:szCs w:val="24"/>
+        </w:rPr>
+        <w:t xml:space="preserve"> etc.)Code. </w:t>
       </w:r>
     </w:p>
     <w:p>
@@ -3357,7 +3401,25 @@
           <w:sz w:val="24"/>
           <w:szCs w:val="24"/>
         </w:rPr>
-        <w:t>, Wordpress, Drupal application</w:t>
+        <w:t xml:space="preserve">, </w:t>
+      </w:r>
+      <w:proofErr w:type="spellStart"/>
+      <w:r>
+        <w:rPr>
+          <w:color w:val="404040"/>
+          <w:sz w:val="24"/>
+          <w:szCs w:val="24"/>
+        </w:rPr>
+        <w:t>Wordpress</w:t>
+      </w:r>
+      <w:proofErr w:type="spellEnd"/>
+      <w:r>
+        <w:rPr>
+          <w:color w:val="404040"/>
+          <w:sz w:val="24"/>
+          <w:szCs w:val="24"/>
+        </w:rPr>
+        <w:t>, Drupal application</w:t>
       </w:r>
     </w:p>
     <w:p>

--- a/images/VijayPawase_resume.docx
+++ b/images/VijayPawase_resume.docx
@@ -1,67 +1,53 @@
 
 <file path=word/document.xml><?xml version="1.0" encoding="utf-8"?>
-<w:document xmlns:mc="http://schemas.openxmlformats.org/markup-compatibility/2006" xmlns:o="urn:schemas-microsoft-com:office:office" xmlns:r="http://schemas.openxmlformats.org/officeDocument/2006/relationships" xmlns:m="http://schemas.openxmlformats.org/officeDocument/2006/math" xmlns:v="urn:schemas-microsoft-com:vml" xmlns:wp="http://schemas.openxmlformats.org/drawingml/2006/wordprocessingDrawing" xmlns:w10="urn:schemas-microsoft-com:office:word" xmlns:w="http://schemas.openxmlformats.org/wordprocessingml/2006/main" xmlns:wne="http://schemas.microsoft.com/office/word/2006/wordml" xmlns:sl="http://schemas.openxmlformats.org/schemaLibrary/2006/main" xmlns:a="http://schemas.openxmlformats.org/drawingml/2006/main" xmlns:pic="http://schemas.openxmlformats.org/drawingml/2006/picture" xmlns:c="http://schemas.openxmlformats.org/drawingml/2006/chart" xmlns:lc="http://schemas.openxmlformats.org/drawingml/2006/lockedCanvas" xmlns:dgm="http://schemas.openxmlformats.org/drawingml/2006/diagram" xmlns:wps="http://schemas.microsoft.com/office/word/2010/wordprocessingShape" xmlns:wpg="http://schemas.microsoft.com/office/word/2010/wordprocessingGroup" xmlns:w14="http://schemas.microsoft.com/office/word/2010/wordml" xmlns:w15="http://schemas.microsoft.com/office/word/2012/wordml">
+<w:document xmlns:wpc="http://schemas.microsoft.com/office/word/2010/wordprocessingCanvas" xmlns:mc="http://schemas.openxmlformats.org/markup-compatibility/2006" xmlns:o="urn:schemas-microsoft-com:office:office" xmlns:r="http://schemas.openxmlformats.org/officeDocument/2006/relationships" xmlns:m="http://schemas.openxmlformats.org/officeDocument/2006/math" xmlns:v="urn:schemas-microsoft-com:vml" xmlns:wp14="http://schemas.microsoft.com/office/word/2010/wordprocessingDrawing" xmlns:wp="http://schemas.openxmlformats.org/drawingml/2006/wordprocessingDrawing" xmlns:w10="urn:schemas-microsoft-com:office:word" xmlns:w="http://schemas.openxmlformats.org/wordprocessingml/2006/main" xmlns:w14="http://schemas.microsoft.com/office/word/2010/wordml" xmlns:wpg="http://schemas.microsoft.com/office/word/2010/wordprocessingGroup" xmlns:wpi="http://schemas.microsoft.com/office/word/2010/wordprocessingInk" xmlns:wne="http://schemas.microsoft.com/office/word/2006/wordml" xmlns:wps="http://schemas.microsoft.com/office/word/2010/wordprocessingShape" mc:Ignorable="w14 wp14">
   <w:body>
     <w:p>
       <w:pPr>
         <w:widowControl w:val="0"/>
         <w:pBdr>
-          <w:top w:space="0" w:sz="0" w:val="nil"/>
-          <w:left w:space="0" w:sz="0" w:val="nil"/>
-          <w:bottom w:space="0" w:sz="0" w:val="nil"/>
-          <w:right w:space="0" w:sz="0" w:val="nil"/>
-          <w:between w:space="0" w:sz="0" w:val="nil"/>
+          <w:top w:val="nil"/>
+          <w:left w:val="nil"/>
+          <w:bottom w:val="nil"/>
+          <w:right w:val="nil"/>
+          <w:between w:val="nil"/>
         </w:pBdr>
-        <w:spacing w:after="0" w:lineRule="auto"/>
-        <w:rPr>
-          <w:rFonts w:ascii="Arial" w:cs="Arial" w:eastAsia="Arial" w:hAnsi="Arial"/>
+        <w:spacing w:after="0"/>
+        <w:rPr>
+          <w:rFonts w:ascii="Arial" w:eastAsia="Arial" w:hAnsi="Arial" w:cs="Arial"/>
           <w:color w:val="000000"/>
         </w:rPr>
       </w:pPr>
-      <w:r>
-        <w:rPr>
-          <w:rtl w:val="0"/>
-        </w:rPr>
-      </w:r>
     </w:p>
     <w:tbl>
       <w:tblPr>
-        <w:tblStyle w:val="Table1"/>
-        <w:tblW w:w="9576.0" w:type="dxa"/>
-        <w:jc w:val="left"/>
-        <w:tblInd w:w="-15.0" w:type="dxa"/>
+        <w:tblStyle w:val="a"/>
+        <w:tblW w:w="9576" w:type="dxa"/>
+        <w:tblInd w:w="-15" w:type="dxa"/>
         <w:tblBorders>
-          <w:top w:color="000000" w:space="0" w:sz="0" w:val="nil"/>
-          <w:left w:color="000000" w:space="0" w:sz="0" w:val="nil"/>
-          <w:bottom w:color="000000" w:space="0" w:sz="0" w:val="nil"/>
-          <w:right w:color="000000" w:space="0" w:sz="0" w:val="nil"/>
-          <w:insideH w:color="000000" w:space="0" w:sz="0" w:val="nil"/>
-          <w:insideV w:color="000000" w:space="0" w:sz="0" w:val="nil"/>
+          <w:top w:val="nil"/>
+          <w:left w:val="nil"/>
+          <w:bottom w:val="nil"/>
+          <w:right w:val="nil"/>
+          <w:insideH w:val="nil"/>
+          <w:insideV w:val="nil"/>
         </w:tblBorders>
         <w:tblLayout w:type="fixed"/>
-        <w:tblLook w:val="0400"/>
+        <w:tblLook w:val="0400" w:firstRow="0" w:lastRow="0" w:firstColumn="0" w:lastColumn="0" w:noHBand="0" w:noVBand="1"/>
       </w:tblPr>
       <w:tblGrid>
         <w:gridCol w:w="4788"/>
         <w:gridCol w:w="4788"/>
-        <w:tblGridChange w:id="0">
-          <w:tblGrid>
-            <w:gridCol w:w="4788"/>
-            <w:gridCol w:w="4788"/>
-          </w:tblGrid>
-        </w:tblGridChange>
       </w:tblGrid>
       <w:tr>
-        <w:trPr>
-          <w:cantSplit w:val="0"/>
-          <w:tblHeader w:val="0"/>
-        </w:trPr>
         <w:tc>
-          <w:tcPr/>
+          <w:tcPr>
+            <w:tcW w:w="4788" w:type="dxa"/>
+          </w:tcPr>
           <w:p>
             <w:pPr>
               <w:rPr>
-                <w:b w:val="1"/>
+                <w:b/>
                 <w:color w:val="000000"/>
                 <w:sz w:val="32"/>
                 <w:szCs w:val="32"/>
@@ -69,26 +55,29 @@
             </w:pPr>
             <w:r>
               <w:rPr>
-                <w:b w:val="1"/>
+                <w:b/>
+                <w:noProof/>
                 <w:color w:val="000000"/>
                 <w:sz w:val="32"/>
                 <w:szCs w:val="32"/>
+                <w:lang w:val="en-IN"/>
               </w:rPr>
               <w:drawing>
-                <wp:inline distB="0" distT="0" distL="0" distR="0">
+                <wp:inline distT="0" distB="0" distL="0" distR="0">
                   <wp:extent cx="1362075" cy="1362075"/>
-                  <wp:effectExtent b="0" l="0" r="0" t="0"/>
-                  <wp:docPr descr="64496341_10217291878922280_1516831936113278976_n.jpg" id="1" name="image1.png"/>
-                  <a:graphic>
+                  <wp:effectExtent l="0" t="0" r="0" b="0"/>
+                  <wp:docPr id="1" name="image1.png" descr="64496341_10217291878922280_1516831936113278976_n.jpg"/>
+                  <wp:cNvGraphicFramePr/>
+                  <a:graphic xmlns:a="http://schemas.openxmlformats.org/drawingml/2006/main">
                     <a:graphicData uri="http://schemas.openxmlformats.org/drawingml/2006/picture">
-                      <pic:pic>
+                      <pic:pic xmlns:pic="http://schemas.openxmlformats.org/drawingml/2006/picture">
                         <pic:nvPicPr>
-                          <pic:cNvPr descr="64496341_10217291878922280_1516831936113278976_n.jpg" id="0" name="image1.png"/>
+                          <pic:cNvPr id="0" name="image1.png" descr="64496341_10217291878922280_1516831936113278976_n.jpg"/>
                           <pic:cNvPicPr preferRelativeResize="0"/>
                         </pic:nvPicPr>
                         <pic:blipFill>
                           <a:blip r:embed="rId6"/>
-                          <a:srcRect b="0" l="0" r="0" t="0"/>
+                          <a:srcRect/>
                           <a:stretch>
                             <a:fillRect/>
                           </a:stretch>
@@ -98,7 +87,9 @@
                             <a:off x="0" y="0"/>
                             <a:ext cx="1362075" cy="1362075"/>
                           </a:xfrm>
-                          <a:prstGeom prst="rect"/>
+                          <a:prstGeom prst="rect">
+                            <a:avLst/>
+                          </a:prstGeom>
                           <a:ln/>
                         </pic:spPr>
                       </pic:pic>
@@ -107,15 +98,12 @@
                 </wp:inline>
               </w:drawing>
             </w:r>
-            <w:r>
-              <w:rPr>
-                <w:rtl w:val="0"/>
-              </w:rPr>
-            </w:r>
           </w:p>
         </w:tc>
         <w:tc>
-          <w:tcPr/>
+          <w:tcPr>
+            <w:tcW w:w="4788" w:type="dxa"/>
+          </w:tcPr>
           <w:p>
             <w:pPr>
               <w:jc w:val="right"/>
@@ -126,24 +114,29 @@
             </w:pPr>
             <w:r>
               <w:rPr>
-                <w:b w:val="1"/>
+                <w:b/>
                 <w:color w:val="000000"/>
                 <w:sz w:val="32"/>
                 <w:szCs w:val="32"/>
-                <w:rtl w:val="0"/>
               </w:rPr>
-              <w:t xml:space="preserve">Vijay Pawase</w:t>
+              <w:t xml:space="preserve">Vijay </w:t>
             </w:r>
+            <w:proofErr w:type="spellStart"/>
             <w:r>
               <w:rPr>
-                <w:rtl w:val="0"/>
+                <w:b/>
+                <w:color w:val="000000"/>
+                <w:sz w:val="32"/>
+                <w:szCs w:val="32"/>
               </w:rPr>
+              <w:t>Pawase</w:t>
             </w:r>
+            <w:proofErr w:type="spellEnd"/>
           </w:p>
           <w:p>
             <w:pPr>
-              <w:spacing w:after="120" w:lineRule="auto"/>
-              <w:ind w:left="720" w:firstLine="0"/>
+              <w:spacing w:after="120"/>
+              <w:ind w:left="720"/>
               <w:jc w:val="right"/>
               <w:rPr>
                 <w:sz w:val="24"/>
@@ -155,25 +148,92 @@
                 <w:color w:val="000000"/>
                 <w:sz w:val="18"/>
                 <w:szCs w:val="18"/>
-                <w:rtl w:val="0"/>
               </w:rPr>
               <w:t xml:space="preserve">301, H-B, 3/2, </w:t>
-              <w:br w:type="textWrapping"/>
-              <w:t xml:space="preserve">Nimesh Housing Society,</w:t>
-              <w:br w:type="textWrapping"/>
-              <w:t xml:space="preserve">Ajmera Colony, Pimpri,</w:t>
-              <w:br w:type="textWrapping"/>
-              <w:t xml:space="preserve">Pune - 411018</w:t>
             </w:r>
             <w:r>
               <w:rPr>
-                <w:rtl w:val="0"/>
+                <w:color w:val="000000"/>
+                <w:sz w:val="18"/>
+                <w:szCs w:val="18"/>
               </w:rPr>
+              <w:br/>
+            </w:r>
+            <w:proofErr w:type="spellStart"/>
+            <w:r>
+              <w:rPr>
+                <w:color w:val="000000"/>
+                <w:sz w:val="18"/>
+                <w:szCs w:val="18"/>
+              </w:rPr>
+              <w:t>Nimesh</w:t>
+            </w:r>
+            <w:proofErr w:type="spellEnd"/>
+            <w:r>
+              <w:rPr>
+                <w:color w:val="000000"/>
+                <w:sz w:val="18"/>
+                <w:szCs w:val="18"/>
+              </w:rPr>
+              <w:t xml:space="preserve"> Housing Society,</w:t>
+            </w:r>
+            <w:r>
+              <w:rPr>
+                <w:color w:val="000000"/>
+                <w:sz w:val="18"/>
+                <w:szCs w:val="18"/>
+              </w:rPr>
+              <w:br/>
+            </w:r>
+            <w:proofErr w:type="spellStart"/>
+            <w:r>
+              <w:rPr>
+                <w:color w:val="000000"/>
+                <w:sz w:val="18"/>
+                <w:szCs w:val="18"/>
+              </w:rPr>
+              <w:t>Ajmera</w:t>
+            </w:r>
+            <w:proofErr w:type="spellEnd"/>
+            <w:r>
+              <w:rPr>
+                <w:color w:val="000000"/>
+                <w:sz w:val="18"/>
+                <w:szCs w:val="18"/>
+              </w:rPr>
+              <w:t xml:space="preserve"> Colony, </w:t>
+            </w:r>
+            <w:proofErr w:type="spellStart"/>
+            <w:r>
+              <w:rPr>
+                <w:color w:val="000000"/>
+                <w:sz w:val="18"/>
+                <w:szCs w:val="18"/>
+              </w:rPr>
+              <w:t>Pimpri</w:t>
+            </w:r>
+            <w:proofErr w:type="spellEnd"/>
+            <w:r>
+              <w:rPr>
+                <w:color w:val="000000"/>
+                <w:sz w:val="18"/>
+                <w:szCs w:val="18"/>
+              </w:rPr>
+              <w:t>,</w:t>
+            </w:r>
+            <w:r>
+              <w:rPr>
+                <w:color w:val="000000"/>
+                <w:sz w:val="18"/>
+                <w:szCs w:val="18"/>
+              </w:rPr>
+              <w:br/>
+              <w:t>Pune - 411018</w:t>
             </w:r>
           </w:p>
           <w:p>
             <w:pPr>
-              <w:ind w:left="720" w:firstLine="0"/>
+              <w:ind w:left="720"/>
               <w:jc w:val="right"/>
               <w:rPr>
                 <w:sz w:val="24"/>
@@ -182,32 +242,25 @@
             </w:pPr>
             <w:r>
               <w:rPr>
-                <w:b w:val="1"/>
+                <w:b/>
                 <w:color w:val="000000"/>
                 <w:sz w:val="18"/>
                 <w:szCs w:val="18"/>
-                <w:rtl w:val="0"/>
               </w:rPr>
-              <w:t xml:space="preserve">Mobile</w:t>
+              <w:t>Mobile</w:t>
             </w:r>
             <w:r>
               <w:rPr>
                 <w:color w:val="000000"/>
                 <w:sz w:val="18"/>
                 <w:szCs w:val="18"/>
-                <w:rtl w:val="0"/>
               </w:rPr>
-              <w:t xml:space="preserve">: 9822321143</w:t>
-            </w:r>
-            <w:r>
-              <w:rPr>
-                <w:rtl w:val="0"/>
-              </w:rPr>
+              <w:t>: 9822321143</w:t>
             </w:r>
           </w:p>
           <w:p>
             <w:pPr>
-              <w:ind w:left="720" w:firstLine="0"/>
+              <w:ind w:left="720"/>
               <w:jc w:val="right"/>
               <w:rPr>
                 <w:sz w:val="24"/>
@@ -216,46 +269,38 @@
             </w:pPr>
             <w:r>
               <w:rPr>
-                <w:b w:val="1"/>
+                <w:b/>
                 <w:color w:val="000000"/>
                 <w:sz w:val="18"/>
                 <w:szCs w:val="18"/>
-                <w:rtl w:val="0"/>
               </w:rPr>
-              <w:t xml:space="preserve">Email</w:t>
+              <w:t>Email</w:t>
             </w:r>
             <w:r>
               <w:rPr>
                 <w:color w:val="000000"/>
                 <w:sz w:val="18"/>
                 <w:szCs w:val="18"/>
-                <w:rtl w:val="0"/>
               </w:rPr>
               <w:t xml:space="preserve">: </w:t>
             </w:r>
             <w:hyperlink r:id="rId7">
               <w:r>
                 <w:rPr>
-                  <w:color w:val="0000ff"/>
+                  <w:color w:val="0000FF"/>
                   <w:sz w:val="18"/>
                   <w:szCs w:val="18"/>
                   <w:u w:val="single"/>
-                  <w:rtl w:val="0"/>
                 </w:rPr>
-                <w:t xml:space="preserve">connectvijaypawase@gmail.com</w:t>
+                <w:t>connectvijaypawase@gmail.com</w:t>
               </w:r>
             </w:hyperlink>
-            <w:r>
-              <w:rPr>
-                <w:rtl w:val="0"/>
-              </w:rPr>
-            </w:r>
           </w:p>
           <w:p>
             <w:pPr>
               <w:jc w:val="right"/>
               <w:rPr>
-                <w:b w:val="1"/>
+                <w:b/>
                 <w:color w:val="000000"/>
                 <w:sz w:val="32"/>
                 <w:szCs w:val="32"/>
@@ -264,20 +309,14 @@
             <w:hyperlink r:id="rId8">
               <w:r>
                 <w:rPr>
-                  <w:color w:val="1155cc"/>
+                  <w:color w:val="1155CC"/>
                   <w:sz w:val="18"/>
                   <w:szCs w:val="18"/>
                   <w:u w:val="single"/>
-                  <w:rtl w:val="0"/>
                 </w:rPr>
-                <w:t xml:space="preserve">https://www.linkedin.com/in/vijay-pawase-864ab226/</w:t>
+                <w:t>https://www.linkedin.com/in/vijay-pawase-864ab226/</w:t>
               </w:r>
             </w:hyperlink>
-            <w:r>
-              <w:rPr>
-                <w:rtl w:val="0"/>
-              </w:rPr>
-            </w:r>
           </w:p>
         </w:tc>
       </w:tr>
@@ -290,21 +329,16 @@
           <w:szCs w:val="24"/>
         </w:rPr>
       </w:pPr>
-      <w:r>
-        <w:rPr>
-          <w:rtl w:val="0"/>
-        </w:rPr>
-      </w:r>
     </w:p>
     <w:p>
       <w:pPr>
         <w:pBdr>
-          <w:bottom w:color="000000" w:space="1" w:sz="12" w:val="single"/>
+          <w:bottom w:val="single" w:sz="12" w:space="1" w:color="000000"/>
         </w:pBdr>
         <w:spacing w:after="100" w:line="240" w:lineRule="auto"/>
         <w:jc w:val="center"/>
         <w:rPr>
-          <w:b w:val="1"/>
+          <w:b/>
           <w:color w:val="404040"/>
           <w:sz w:val="44"/>
           <w:szCs w:val="44"/>
@@ -313,35 +347,32 @@
       </w:pPr>
       <w:r>
         <w:rPr>
-          <w:b w:val="1"/>
+          <w:b/>
           <w:color w:val="404040"/>
           <w:sz w:val="28"/>
           <w:szCs w:val="28"/>
-          <w:rtl w:val="0"/>
         </w:rPr>
         <w:t xml:space="preserve">Expert UI-UX professional | Certified </w:t>
       </w:r>
       <w:r>
         <w:rPr>
-          <w:b w:val="1"/>
+          <w:b/>
           <w:color w:val="404040"/>
           <w:sz w:val="28"/>
           <w:szCs w:val="28"/>
           <w:highlight w:val="white"/>
-          <w:rtl w:val="0"/>
         </w:rPr>
         <w:t xml:space="preserve">Human-Computer Interaction (HCI) </w:t>
       </w:r>
       <w:r>
         <w:rPr>
-          <w:b w:val="1"/>
+          <w:b/>
           <w:color w:val="404040"/>
           <w:sz w:val="44"/>
           <w:szCs w:val="44"/>
           <w:highlight w:val="white"/>
-          <w:rtl w:val="0"/>
-        </w:rPr>
-        <w:t xml:space="preserve">®</w:t>
+        </w:rPr>
+        <w:t>®</w:t>
       </w:r>
     </w:p>
     <w:p>
@@ -349,58 +380,50 @@
         <w:spacing w:before="480" w:line="240" w:lineRule="auto"/>
         <w:ind w:hanging="360"/>
         <w:rPr>
-          <w:b w:val="1"/>
-          <w:color w:val="404040"/>
-          <w:sz w:val="24"/>
-          <w:szCs w:val="24"/>
-        </w:rPr>
-      </w:pPr>
-      <w:r>
-        <w:rPr>
-          <w:b w:val="1"/>
-          <w:color w:val="404040"/>
-          <w:sz w:val="24"/>
-          <w:szCs w:val="24"/>
-          <w:rtl w:val="0"/>
+          <w:b/>
+          <w:color w:val="404040"/>
+          <w:sz w:val="24"/>
+          <w:szCs w:val="24"/>
+        </w:rPr>
+      </w:pPr>
+      <w:r>
+        <w:rPr>
+          <w:b/>
+          <w:color w:val="404040"/>
+          <w:sz w:val="24"/>
+          <w:szCs w:val="24"/>
         </w:rPr>
         <w:t xml:space="preserve">Portfolio link: </w:t>
       </w:r>
       <w:hyperlink r:id="rId9">
         <w:r>
           <w:rPr>
-            <w:color w:val="0000ff"/>
+            <w:color w:val="0000FF"/>
             <w:u w:val="single"/>
-            <w:rtl w:val="0"/>
           </w:rPr>
-          <w:t xml:space="preserve">https://vijaypawasegit.github.io/portfolio/</w:t>
+          <w:t>https://vijaypawasegit.github.io/portfolio/</w:t>
         </w:r>
       </w:hyperlink>
-      <w:r>
-        <w:rPr>
-          <w:rtl w:val="0"/>
-        </w:rPr>
-      </w:r>
     </w:p>
     <w:p>
       <w:pPr>
         <w:spacing w:before="480" w:line="240" w:lineRule="auto"/>
         <w:ind w:hanging="360"/>
         <w:rPr>
-          <w:b w:val="1"/>
-          <w:color w:val="404040"/>
-          <w:sz w:val="24"/>
-          <w:szCs w:val="24"/>
-        </w:rPr>
-      </w:pPr>
-      <w:r>
-        <w:rPr>
-          <w:b w:val="1"/>
-          <w:color w:val="404040"/>
-          <w:sz w:val="24"/>
-          <w:szCs w:val="24"/>
-          <w:rtl w:val="0"/>
-        </w:rPr>
-        <w:t xml:space="preserve">Experience</w:t>
+          <w:b/>
+          <w:color w:val="404040"/>
+          <w:sz w:val="24"/>
+          <w:szCs w:val="24"/>
+        </w:rPr>
+      </w:pPr>
+      <w:r>
+        <w:rPr>
+          <w:b/>
+          <w:color w:val="404040"/>
+          <w:sz w:val="24"/>
+          <w:szCs w:val="24"/>
+        </w:rPr>
+        <w:t>Experience</w:t>
       </w:r>
     </w:p>
     <w:p>
@@ -410,69 +433,66 @@
           <w:numId w:val="6"/>
         </w:numPr>
         <w:pBdr>
-          <w:top w:space="0" w:sz="0" w:val="nil"/>
-          <w:left w:space="0" w:sz="0" w:val="nil"/>
-          <w:bottom w:space="0" w:sz="0" w:val="nil"/>
-          <w:right w:space="0" w:sz="0" w:val="nil"/>
-          <w:between w:space="0" w:sz="0" w:val="nil"/>
+          <w:top w:val="nil"/>
+          <w:left w:val="nil"/>
+          <w:bottom w:val="nil"/>
+          <w:right w:val="nil"/>
+          <w:between w:val="nil"/>
         </w:pBdr>
-        <w:spacing w:after="0" w:lineRule="auto"/>
-        <w:ind w:left="720" w:hanging="360"/>
-        <w:rPr>
-          <w:color w:val="404040"/>
-        </w:rPr>
-      </w:pPr>
-      <w:r>
-        <w:rPr>
-          <w:color w:val="404040"/>
-          <w:sz w:val="24"/>
-          <w:szCs w:val="24"/>
-          <w:rtl w:val="0"/>
+        <w:spacing w:after="0"/>
+        <w:rPr>
+          <w:color w:val="404040"/>
+        </w:rPr>
+      </w:pPr>
+      <w:r>
+        <w:rPr>
+          <w:color w:val="404040"/>
+          <w:sz w:val="24"/>
+          <w:szCs w:val="24"/>
         </w:rPr>
         <w:t xml:space="preserve">Vijay is </w:t>
       </w:r>
       <w:r>
         <w:rPr>
-          <w:b w:val="1"/>
-          <w:color w:val="404040"/>
-          <w:sz w:val="24"/>
-          <w:szCs w:val="24"/>
-          <w:rtl w:val="0"/>
-        </w:rPr>
-        <w:t xml:space="preserve">LEAD UI, UX DESIGNER/ ARCHITECT</w:t>
-      </w:r>
-      <w:r>
-        <w:rPr>
-          <w:color w:val="404040"/>
-          <w:sz w:val="24"/>
-          <w:szCs w:val="24"/>
-          <w:rtl w:val="0"/>
+          <w:b/>
+          <w:color w:val="404040"/>
+          <w:sz w:val="24"/>
+          <w:szCs w:val="24"/>
+        </w:rPr>
+        <w:t>LEAD UI, UX DESIGNER/ ARCHITECT</w:t>
+      </w:r>
+      <w:r>
+        <w:rPr>
+          <w:color w:val="404040"/>
+          <w:sz w:val="24"/>
+          <w:szCs w:val="24"/>
         </w:rPr>
         <w:t xml:space="preserve"> with strong user centric designing abilities, having </w:t>
       </w:r>
       <w:r>
         <w:rPr>
-          <w:b w:val="1"/>
-          <w:color w:val="404040"/>
-          <w:sz w:val="24"/>
-          <w:szCs w:val="24"/>
-          <w:rtl w:val="0"/>
-        </w:rPr>
-        <w:t xml:space="preserve">17+ years</w:t>
-      </w:r>
-      <w:r>
-        <w:rPr>
-          <w:color w:val="404040"/>
-          <w:sz w:val="24"/>
-          <w:szCs w:val="24"/>
-          <w:rtl w:val="0"/>
-        </w:rPr>
-        <w:t xml:space="preserve"> of commercial experience of designing intuitive UI/ UX design solutions for Consumer and Business-facing applications from initial conceptual stage to delivery. </w:t>
-      </w:r>
-      <w:r>
-        <w:rPr>
-          <w:rtl w:val="0"/>
-        </w:rPr>
+          <w:b/>
+          <w:color w:val="404040"/>
+          <w:sz w:val="24"/>
+          <w:szCs w:val="24"/>
+        </w:rPr>
+        <w:t>17+ years</w:t>
+      </w:r>
+      <w:r>
+        <w:rPr>
+          <w:color w:val="404040"/>
+          <w:sz w:val="24"/>
+          <w:szCs w:val="24"/>
+        </w:rPr>
+        <w:t xml:space="preserve"> of commercial experience of designin</w:t>
+      </w:r>
+      <w:r>
+        <w:rPr>
+          <w:color w:val="404040"/>
+          <w:sz w:val="24"/>
+          <w:szCs w:val="24"/>
+        </w:rPr>
+        <w:t xml:space="preserve">g intuitive UI/ UX design solutions for Consumer and Business-facing applications from initial conceptual stage to delivery. </w:t>
       </w:r>
     </w:p>
     <w:p>
@@ -482,36 +502,33 @@
           <w:numId w:val="6"/>
         </w:numPr>
         <w:pBdr>
-          <w:top w:space="0" w:sz="0" w:val="nil"/>
-          <w:left w:space="0" w:sz="0" w:val="nil"/>
-          <w:bottom w:space="0" w:sz="0" w:val="nil"/>
-          <w:right w:space="0" w:sz="0" w:val="nil"/>
-          <w:between w:space="0" w:sz="0" w:val="nil"/>
+          <w:top w:val="nil"/>
+          <w:left w:val="nil"/>
+          <w:bottom w:val="nil"/>
+          <w:right w:val="nil"/>
+          <w:between w:val="nil"/>
         </w:pBdr>
-        <w:spacing w:after="0" w:lineRule="auto"/>
-        <w:ind w:left="720" w:hanging="360"/>
-        <w:rPr>
-          <w:color w:val="404040"/>
-        </w:rPr>
-      </w:pPr>
-      <w:bookmarkStart w:colFirst="0" w:colLast="0" w:name="_gjdgxs" w:id="0"/>
+        <w:spacing w:after="0"/>
+        <w:rPr>
+          <w:color w:val="404040"/>
+        </w:rPr>
+      </w:pPr>
+      <w:bookmarkStart w:id="0" w:name="_gjdgxs" w:colFirst="0" w:colLast="0"/>
       <w:bookmarkEnd w:id="0"/>
       <w:r>
         <w:rPr>
           <w:color w:val="404040"/>
           <w:sz w:val="24"/>
           <w:szCs w:val="24"/>
-          <w:rtl w:val="0"/>
-        </w:rPr>
-        <w:t xml:space="preserve">He is a certified</w:t>
-      </w:r>
-      <w:r>
-        <w:rPr>
-          <w:b w:val="1"/>
-          <w:color w:val="404040"/>
-          <w:sz w:val="24"/>
-          <w:szCs w:val="24"/>
-          <w:rtl w:val="0"/>
+        </w:rPr>
+        <w:t>He is a certified</w:t>
+      </w:r>
+      <w:r>
+        <w:rPr>
+          <w:b/>
+          <w:color w:val="404040"/>
+          <w:sz w:val="24"/>
+          <w:szCs w:val="24"/>
         </w:rPr>
         <w:t xml:space="preserve"> Human-Computer Interaction (HCI)</w:t>
       </w:r>
@@ -521,7 +538,6 @@
           <w:sz w:val="24"/>
           <w:szCs w:val="24"/>
           <w:highlight w:val="white"/>
-          <w:rtl w:val="0"/>
         </w:rPr>
         <w:t xml:space="preserve"> </w:t>
       </w:r>
@@ -531,23 +547,24 @@
           <w:sz w:val="36"/>
           <w:szCs w:val="36"/>
           <w:highlight w:val="white"/>
-          <w:rtl w:val="0"/>
-        </w:rPr>
-        <w:t xml:space="preserve">®</w:t>
-      </w:r>
-      <w:r>
-        <w:rPr>
-          <w:color w:val="404040"/>
-          <w:sz w:val="24"/>
-          <w:szCs w:val="24"/>
-          <w:rtl w:val="0"/>
-        </w:rPr>
-        <w:t xml:space="preserve"> &amp; has worked with large organizations ranging from Financial, Software, Public Sector, and Engineering Organizations to Examination Institutes.</w:t>
-      </w:r>
-      <w:r>
-        <w:rPr>
-          <w:rtl w:val="0"/>
-        </w:rPr>
+        </w:rPr>
+        <w:t>®</w:t>
+      </w:r>
+      <w:r>
+        <w:rPr>
+          <w:color w:val="404040"/>
+          <w:sz w:val="24"/>
+          <w:szCs w:val="24"/>
+        </w:rPr>
+        <w:t xml:space="preserve"> &amp; has worked with large organizations ranging from Financial, Software, Publi</w:t>
+      </w:r>
+      <w:r>
+        <w:rPr>
+          <w:color w:val="404040"/>
+          <w:sz w:val="24"/>
+          <w:szCs w:val="24"/>
+        </w:rPr>
+        <w:t>c Sector, and Engineering Organizations to Examination Institutes.</w:t>
       </w:r>
     </w:p>
     <w:p>
@@ -557,24 +574,17 @@
           <w:numId w:val="6"/>
         </w:numPr>
         <w:spacing w:after="0" w:line="240" w:lineRule="auto"/>
-        <w:ind w:left="720" w:hanging="360"/>
-        <w:rPr>
-          <w:color w:val="404040"/>
-        </w:rPr>
-      </w:pPr>
-      <w:r>
-        <w:rPr>
-          <w:color w:val="404040"/>
-          <w:sz w:val="24"/>
-          <w:szCs w:val="24"/>
-          <w:rtl w:val="0"/>
-        </w:rPr>
-        <w:t xml:space="preserve">Familiarize the team with the customer needs, specifications, design targets, the development process, design standards, techniques and tools to support task performance.</w:t>
-      </w:r>
-      <w:r>
-        <w:rPr>
-          <w:rtl w:val="0"/>
-        </w:rPr>
+        <w:rPr>
+          <w:color w:val="404040"/>
+        </w:rPr>
+      </w:pPr>
+      <w:r>
+        <w:rPr>
+          <w:color w:val="404040"/>
+          <w:sz w:val="24"/>
+          <w:szCs w:val="24"/>
+        </w:rPr>
+        <w:t>Familiarize the team with the customer needs, specifications, design targets, the development process, design standards, techniques and tools to support task performance.</w:t>
       </w:r>
     </w:p>
     <w:p>
@@ -584,24 +594,25 @@
           <w:numId w:val="6"/>
         </w:numPr>
         <w:spacing w:after="0" w:line="240" w:lineRule="auto"/>
-        <w:ind w:left="720" w:hanging="360"/>
-        <w:rPr>
-          <w:color w:val="404040"/>
-        </w:rPr>
-      </w:pPr>
-      <w:r>
-        <w:rPr>
-          <w:color w:val="404040"/>
-          <w:sz w:val="24"/>
-          <w:szCs w:val="24"/>
-          <w:rtl w:val="0"/>
-        </w:rPr>
-        <w:t xml:space="preserve">Assure all that the team addresses relevant issues within the specifications and various standards.</w:t>
-      </w:r>
-      <w:r>
-        <w:rPr>
-          <w:rtl w:val="0"/>
-        </w:rPr>
+        <w:rPr>
+          <w:color w:val="404040"/>
+        </w:rPr>
+      </w:pPr>
+      <w:r>
+        <w:rPr>
+          <w:color w:val="404040"/>
+          <w:sz w:val="24"/>
+          <w:szCs w:val="24"/>
+        </w:rPr>
+        <w:t>Assure all that th</w:t>
+      </w:r>
+      <w:r>
+        <w:rPr>
+          <w:color w:val="404040"/>
+          <w:sz w:val="24"/>
+          <w:szCs w:val="24"/>
+        </w:rPr>
+        <w:t>e team addresses relevant issues within the specifications and various standards.</w:t>
       </w:r>
     </w:p>
     <w:p>
@@ -611,25 +622,18 @@
           <w:numId w:val="6"/>
         </w:numPr>
         <w:spacing w:after="0" w:line="240" w:lineRule="auto"/>
-        <w:ind w:left="720" w:hanging="360"/>
-        <w:rPr>
-          <w:b w:val="1"/>
-          <w:color w:val="404040"/>
-        </w:rPr>
-      </w:pPr>
-      <w:r>
-        <w:rPr>
-          <w:color w:val="404040"/>
-          <w:sz w:val="24"/>
-          <w:szCs w:val="24"/>
-          <w:rtl w:val="0"/>
-        </w:rPr>
-        <w:t xml:space="preserve">Experience in leading and managing UI teams and driving the technicalities, providing creative leadership and aesthetics of a project.</w:t>
-      </w:r>
-      <w:r>
-        <w:rPr>
-          <w:rtl w:val="0"/>
-        </w:rPr>
+        <w:rPr>
+          <w:b/>
+          <w:color w:val="404040"/>
+        </w:rPr>
+      </w:pPr>
+      <w:r>
+        <w:rPr>
+          <w:color w:val="404040"/>
+          <w:sz w:val="24"/>
+          <w:szCs w:val="24"/>
+        </w:rPr>
+        <w:t>Experience in leading and managing UI teams and driving the technicalities, providing creative leadership and aesthetics of a project.</w:t>
       </w:r>
     </w:p>
     <w:p>
@@ -639,24 +643,25 @@
           <w:numId w:val="6"/>
         </w:numPr>
         <w:spacing w:after="0" w:line="240" w:lineRule="auto"/>
-        <w:ind w:left="720" w:hanging="360"/>
-        <w:rPr>
-          <w:color w:val="404040"/>
-        </w:rPr>
-      </w:pPr>
-      <w:r>
-        <w:rPr>
-          <w:color w:val="404040"/>
-          <w:sz w:val="24"/>
-          <w:szCs w:val="24"/>
-          <w:rtl w:val="0"/>
-        </w:rPr>
-        <w:t xml:space="preserve">Collaborate with both the business and development departments to establish business rules and I work side-by-side with programmers to implement my front-end code.</w:t>
-      </w:r>
-      <w:r>
-        <w:rPr>
-          <w:rtl w:val="0"/>
-        </w:rPr>
+        <w:rPr>
+          <w:color w:val="404040"/>
+        </w:rPr>
+      </w:pPr>
+      <w:r>
+        <w:rPr>
+          <w:color w:val="404040"/>
+          <w:sz w:val="24"/>
+          <w:szCs w:val="24"/>
+        </w:rPr>
+        <w:t xml:space="preserve">Collaborate with both the business and </w:t>
+      </w:r>
+      <w:r>
+        <w:rPr>
+          <w:color w:val="404040"/>
+          <w:sz w:val="24"/>
+          <w:szCs w:val="24"/>
+        </w:rPr>
+        <w:t>development departments to establish business rules and I work side-by-side with programmers to implement my front-end code.</w:t>
       </w:r>
     </w:p>
     <w:p>
@@ -666,24 +671,35 @@
           <w:numId w:val="6"/>
         </w:numPr>
         <w:spacing w:after="0" w:line="240" w:lineRule="auto"/>
-        <w:ind w:left="720" w:hanging="360"/>
-        <w:rPr>
-          <w:color w:val="404040"/>
-        </w:rPr>
-      </w:pPr>
-      <w:r>
-        <w:rPr>
-          <w:color w:val="404040"/>
-          <w:sz w:val="24"/>
-          <w:szCs w:val="24"/>
-          <w:rtl w:val="0"/>
-        </w:rPr>
-        <w:t xml:space="preserve">Expertise in creating designs &amp; development for desktop, web, Mobile &amp; Phonegap application.</w:t>
-      </w:r>
-      <w:r>
-        <w:rPr>
-          <w:rtl w:val="0"/>
-        </w:rPr>
+        <w:rPr>
+          <w:color w:val="404040"/>
+        </w:rPr>
+      </w:pPr>
+      <w:r>
+        <w:rPr>
+          <w:color w:val="404040"/>
+          <w:sz w:val="24"/>
+          <w:szCs w:val="24"/>
+        </w:rPr>
+        <w:t xml:space="preserve">Expertise in creating designs &amp; development for desktop, web, Mobile &amp; </w:t>
+      </w:r>
+      <w:proofErr w:type="spellStart"/>
+      <w:r>
+        <w:rPr>
+          <w:color w:val="404040"/>
+          <w:sz w:val="24"/>
+          <w:szCs w:val="24"/>
+        </w:rPr>
+        <w:t>Phonegap</w:t>
+      </w:r>
+      <w:proofErr w:type="spellEnd"/>
+      <w:r>
+        <w:rPr>
+          <w:color w:val="404040"/>
+          <w:sz w:val="24"/>
+          <w:szCs w:val="24"/>
+        </w:rPr>
+        <w:t xml:space="preserve"> application.</w:t>
       </w:r>
     </w:p>
     <w:p>
@@ -693,24 +709,43 @@
           <w:numId w:val="6"/>
         </w:numPr>
         <w:spacing w:after="0" w:line="240" w:lineRule="auto"/>
-        <w:ind w:left="720" w:hanging="360"/>
-        <w:rPr>
-          <w:color w:val="404040"/>
-        </w:rPr>
-      </w:pPr>
-      <w:r>
-        <w:rPr>
-          <w:color w:val="404040"/>
-          <w:sz w:val="24"/>
-          <w:szCs w:val="24"/>
-          <w:rtl w:val="0"/>
-        </w:rPr>
-        <w:t xml:space="preserve">He has a good hold to create wireframe/prototype, user journey map, persona. </w:t>
-      </w:r>
-      <w:r>
-        <w:rPr>
-          <w:rtl w:val="0"/>
-        </w:rPr>
+        <w:rPr>
+          <w:color w:val="404040"/>
+        </w:rPr>
+      </w:pPr>
+      <w:r>
+        <w:rPr>
+          <w:color w:val="404040"/>
+          <w:sz w:val="24"/>
+          <w:szCs w:val="24"/>
+        </w:rPr>
+        <w:t>He has a good hold to create wireframe</w:t>
+      </w:r>
+      <w:r>
+        <w:rPr>
+          <w:color w:val="404040"/>
+          <w:sz w:val="24"/>
+          <w:szCs w:val="24"/>
+        </w:rPr>
+        <w:t xml:space="preserve">/prototype, user journey map, </w:t>
+      </w:r>
+      <w:proofErr w:type="gramStart"/>
+      <w:r>
+        <w:rPr>
+          <w:color w:val="404040"/>
+          <w:sz w:val="24"/>
+          <w:szCs w:val="24"/>
+        </w:rPr>
+        <w:t>persona</w:t>
+      </w:r>
+      <w:proofErr w:type="gramEnd"/>
+      <w:r>
+        <w:rPr>
+          <w:color w:val="404040"/>
+          <w:sz w:val="24"/>
+          <w:szCs w:val="24"/>
+        </w:rPr>
+        <w:t xml:space="preserve">. </w:t>
       </w:r>
     </w:p>
     <w:p>
@@ -720,31 +755,24 @@
           <w:numId w:val="6"/>
         </w:numPr>
         <w:spacing w:after="60" w:line="240" w:lineRule="auto"/>
-        <w:ind w:left="720" w:hanging="360"/>
-        <w:rPr>
-          <w:b w:val="1"/>
-          <w:color w:val="404040"/>
-        </w:rPr>
-      </w:pPr>
-      <w:r>
-        <w:rPr>
-          <w:color w:val="404040"/>
-          <w:sz w:val="24"/>
-          <w:szCs w:val="24"/>
-          <w:rtl w:val="0"/>
-        </w:rPr>
-        <w:t xml:space="preserve">Experience in cross web browser compatible, web GUI design, Usability techniques, accessibility and good knowledge on information architecture.</w:t>
-      </w:r>
-      <w:r>
-        <w:rPr>
-          <w:rtl w:val="0"/>
-        </w:rPr>
-      </w:r>
-    </w:p>
-    <w:p>
-      <w:pPr>
-        <w:rPr>
-          <w:b w:val="1"/>
+        <w:rPr>
+          <w:b/>
+          <w:color w:val="404040"/>
+        </w:rPr>
+      </w:pPr>
+      <w:r>
+        <w:rPr>
+          <w:color w:val="404040"/>
+          <w:sz w:val="24"/>
+          <w:szCs w:val="24"/>
+        </w:rPr>
+        <w:t>Experience in cross web browser compatible, web GUI design, Usability techniques, accessibility and good knowledge on information architecture.</w:t>
+      </w:r>
+    </w:p>
+    <w:p>
+      <w:pPr>
+        <w:rPr>
+          <w:b/>
           <w:color w:val="404040"/>
           <w:sz w:val="24"/>
           <w:szCs w:val="24"/>
@@ -752,11 +780,6 @@
       </w:pPr>
       <w:r>
         <w:br w:type="page"/>
-      </w:r>
-      <w:r>
-        <w:rPr>
-          <w:rtl w:val="0"/>
-        </w:rPr>
       </w:r>
     </w:p>
     <w:p>
@@ -764,21 +787,21 @@
         <w:spacing w:before="480" w:line="240" w:lineRule="auto"/>
         <w:ind w:hanging="360"/>
         <w:rPr>
-          <w:b w:val="1"/>
-          <w:color w:val="404040"/>
-          <w:sz w:val="24"/>
-          <w:szCs w:val="24"/>
-        </w:rPr>
-      </w:pPr>
-      <w:r>
-        <w:rPr>
-          <w:b w:val="1"/>
-          <w:color w:val="404040"/>
-          <w:sz w:val="24"/>
-          <w:szCs w:val="24"/>
-          <w:rtl w:val="0"/>
-        </w:rPr>
-        <w:t xml:space="preserve">Onsite experience</w:t>
+          <w:b/>
+          <w:color w:val="404040"/>
+          <w:sz w:val="24"/>
+          <w:szCs w:val="24"/>
+        </w:rPr>
+      </w:pPr>
+      <w:r>
+        <w:rPr>
+          <w:b/>
+          <w:color w:val="404040"/>
+          <w:sz w:val="24"/>
+          <w:szCs w:val="24"/>
+        </w:rPr>
+        <w:lastRenderedPageBreak/>
+        <w:t>Onsite experience</w:t>
       </w:r>
     </w:p>
     <w:p>
@@ -787,25 +810,44 @@
           <w:ilvl w:val="0"/>
           <w:numId w:val="8"/>
         </w:numPr>
-        <w:spacing w:after="0" w:before="60" w:line="240" w:lineRule="auto"/>
-        <w:ind w:left="720" w:hanging="360"/>
-        <w:rPr>
-          <w:color w:val="404040"/>
-        </w:rPr>
-      </w:pPr>
-      <w:r>
-        <w:rPr>
-          <w:color w:val="404040"/>
-          <w:sz w:val="24"/>
-          <w:szCs w:val="24"/>
-          <w:rtl w:val="0"/>
-        </w:rPr>
-        <w:t xml:space="preserve">Worked at the Datamatics UK Ltd. for the UI-UX design and development project in UK, London,</w:t>
-      </w:r>
-      <w:r>
-        <w:rPr>
-          <w:rtl w:val="0"/>
-        </w:rPr>
+        <w:spacing w:before="60" w:after="0" w:line="240" w:lineRule="auto"/>
+        <w:rPr>
+          <w:color w:val="404040"/>
+        </w:rPr>
+      </w:pPr>
+      <w:r>
+        <w:rPr>
+          <w:color w:val="404040"/>
+          <w:sz w:val="24"/>
+          <w:szCs w:val="24"/>
+        </w:rPr>
+        <w:t xml:space="preserve">Worked at the </w:t>
+      </w:r>
+      <w:proofErr w:type="spellStart"/>
+      <w:r>
+        <w:rPr>
+          <w:color w:val="404040"/>
+          <w:sz w:val="24"/>
+          <w:szCs w:val="24"/>
+        </w:rPr>
+        <w:t>Datamatics</w:t>
+      </w:r>
+      <w:proofErr w:type="spellEnd"/>
+      <w:r>
+        <w:rPr>
+          <w:color w:val="404040"/>
+          <w:sz w:val="24"/>
+          <w:szCs w:val="24"/>
+        </w:rPr>
+        <w:t xml:space="preserve"> UK Ltd. for the UI-UX desig</w:t>
+      </w:r>
+      <w:r>
+        <w:rPr>
+          <w:color w:val="404040"/>
+          <w:sz w:val="24"/>
+          <w:szCs w:val="24"/>
+        </w:rPr>
+        <w:t>n and development project in UK, London,</w:t>
       </w:r>
     </w:p>
     <w:p>
@@ -815,24 +857,17 @@
           <w:numId w:val="8"/>
         </w:numPr>
         <w:spacing w:after="0" w:line="240" w:lineRule="auto"/>
-        <w:ind w:left="720" w:hanging="360"/>
-        <w:rPr>
-          <w:color w:val="404040"/>
-        </w:rPr>
-      </w:pPr>
-      <w:r>
-        <w:rPr>
-          <w:color w:val="404040"/>
-          <w:sz w:val="24"/>
-          <w:szCs w:val="24"/>
-          <w:rtl w:val="0"/>
-        </w:rPr>
-        <w:t xml:space="preserve">Assure that the team addresses all relevant issues within the specifications and various standards</w:t>
-      </w:r>
-      <w:r>
-        <w:rPr>
-          <w:rtl w:val="0"/>
-        </w:rPr>
+        <w:rPr>
+          <w:color w:val="404040"/>
+        </w:rPr>
+      </w:pPr>
+      <w:r>
+        <w:rPr>
+          <w:color w:val="404040"/>
+          <w:sz w:val="24"/>
+          <w:szCs w:val="24"/>
+        </w:rPr>
+        <w:t>Assure that the team addresses all relevant issues within the specifications and various standards</w:t>
       </w:r>
     </w:p>
     <w:p>
@@ -842,24 +877,17 @@
           <w:numId w:val="8"/>
         </w:numPr>
         <w:spacing w:after="0" w:line="240" w:lineRule="auto"/>
-        <w:ind w:left="720" w:hanging="360"/>
-        <w:rPr>
-          <w:color w:val="404040"/>
-        </w:rPr>
-      </w:pPr>
-      <w:r>
-        <w:rPr>
-          <w:color w:val="404040"/>
-          <w:sz w:val="24"/>
-          <w:szCs w:val="24"/>
-          <w:rtl w:val="0"/>
-        </w:rPr>
-        <w:t xml:space="preserve">Enhanced engagement in both desktop and mobile-optimized solutions to industry, B2B with UX/UI design direction and solutions.</w:t>
-      </w:r>
-      <w:r>
-        <w:rPr>
-          <w:rtl w:val="0"/>
-        </w:rPr>
+        <w:rPr>
+          <w:color w:val="404040"/>
+        </w:rPr>
+      </w:pPr>
+      <w:r>
+        <w:rPr>
+          <w:color w:val="404040"/>
+          <w:sz w:val="24"/>
+          <w:szCs w:val="24"/>
+        </w:rPr>
+        <w:t>Enhanced engagement in both desktop and mobile-optimized solutions to industry, B2B with UX/UI design direction and solutions.</w:t>
       </w:r>
     </w:p>
     <w:p>
@@ -869,24 +897,17 @@
           <w:numId w:val="8"/>
         </w:numPr>
         <w:spacing w:after="0" w:line="240" w:lineRule="auto"/>
-        <w:ind w:left="720" w:hanging="360"/>
-        <w:rPr>
-          <w:color w:val="404040"/>
-        </w:rPr>
-      </w:pPr>
-      <w:r>
-        <w:rPr>
-          <w:color w:val="404040"/>
-          <w:sz w:val="24"/>
-          <w:szCs w:val="24"/>
-          <w:rtl w:val="0"/>
-        </w:rPr>
-        <w:t xml:space="preserve">Crafted the Visual Design and workflows for the LMS.</w:t>
-      </w:r>
-      <w:r>
-        <w:rPr>
-          <w:rtl w:val="0"/>
-        </w:rPr>
+        <w:rPr>
+          <w:color w:val="404040"/>
+        </w:rPr>
+      </w:pPr>
+      <w:r>
+        <w:rPr>
+          <w:color w:val="404040"/>
+          <w:sz w:val="24"/>
+          <w:szCs w:val="24"/>
+        </w:rPr>
+        <w:t>Crafted the Visual Design and workflows for the LMS.</w:t>
       </w:r>
     </w:p>
     <w:p>
@@ -896,24 +917,25 @@
           <w:numId w:val="8"/>
         </w:numPr>
         <w:spacing w:after="0" w:line="240" w:lineRule="auto"/>
-        <w:ind w:left="720" w:hanging="360"/>
-        <w:rPr>
-          <w:color w:val="404040"/>
-        </w:rPr>
-      </w:pPr>
-      <w:r>
-        <w:rPr>
-          <w:color w:val="404040"/>
-          <w:sz w:val="24"/>
-          <w:szCs w:val="24"/>
-          <w:rtl w:val="0"/>
-        </w:rPr>
-        <w:t xml:space="preserve">Led, Mentored, Guided and Contributed to the User Interface and Front-End Development Teams.</w:t>
-      </w:r>
-      <w:r>
-        <w:rPr>
-          <w:rtl w:val="0"/>
-        </w:rPr>
+        <w:rPr>
+          <w:color w:val="404040"/>
+        </w:rPr>
+      </w:pPr>
+      <w:r>
+        <w:rPr>
+          <w:color w:val="404040"/>
+          <w:sz w:val="24"/>
+          <w:szCs w:val="24"/>
+        </w:rPr>
+        <w:t>Led, Mentored, Guided and Contributed to the User Interface and Front-End De</w:t>
+      </w:r>
+      <w:r>
+        <w:rPr>
+          <w:color w:val="404040"/>
+          <w:sz w:val="24"/>
+          <w:szCs w:val="24"/>
+        </w:rPr>
+        <w:t>velopment Teams.</w:t>
       </w:r>
     </w:p>
     <w:p>
@@ -923,104 +945,105 @@
           <w:numId w:val="8"/>
         </w:numPr>
         <w:spacing w:after="0" w:line="240" w:lineRule="auto"/>
-        <w:ind w:left="720" w:hanging="360"/>
-        <w:rPr>
-          <w:color w:val="404040"/>
-        </w:rPr>
-      </w:pPr>
-      <w:r>
-        <w:rPr>
-          <w:color w:val="404040"/>
-          <w:sz w:val="24"/>
-          <w:szCs w:val="24"/>
-          <w:rtl w:val="0"/>
-        </w:rPr>
-        <w:t xml:space="preserve">Responsible for the user experience, information architecture, and user interfaces and interactions working closely with Dev team.</w:t>
-      </w:r>
-      <w:r>
-        <w:rPr>
-          <w:rtl w:val="0"/>
-        </w:rPr>
+        <w:rPr>
+          <w:color w:val="404040"/>
+        </w:rPr>
+      </w:pPr>
+      <w:r>
+        <w:rPr>
+          <w:color w:val="404040"/>
+          <w:sz w:val="24"/>
+          <w:szCs w:val="24"/>
+        </w:rPr>
+        <w:t xml:space="preserve">Responsible for the user experience, information architecture, and user interfaces and interactions working closely with </w:t>
+      </w:r>
+      <w:proofErr w:type="spellStart"/>
+      <w:r>
+        <w:rPr>
+          <w:color w:val="404040"/>
+          <w:sz w:val="24"/>
+          <w:szCs w:val="24"/>
+        </w:rPr>
+        <w:t>Dev</w:t>
+      </w:r>
+      <w:proofErr w:type="spellEnd"/>
+      <w:r>
+        <w:rPr>
+          <w:color w:val="404040"/>
+          <w:sz w:val="24"/>
+          <w:szCs w:val="24"/>
+        </w:rPr>
+        <w:t xml:space="preserve"> team.</w:t>
       </w:r>
     </w:p>
     <w:p>
       <w:pPr>
         <w:pBdr>
-          <w:bottom w:color="000000" w:space="1" w:sz="12" w:val="single"/>
+          <w:bottom w:val="single" w:sz="12" w:space="1" w:color="000000"/>
         </w:pBdr>
-        <w:spacing w:after="100" w:before="100" w:line="240" w:lineRule="auto"/>
+        <w:spacing w:before="100" w:after="100" w:line="240" w:lineRule="auto"/>
         <w:jc w:val="both"/>
         <w:rPr>
-          <w:b w:val="1"/>
-          <w:color w:val="404040"/>
-          <w:sz w:val="24"/>
-          <w:szCs w:val="24"/>
-        </w:rPr>
-      </w:pPr>
-      <w:r>
-        <w:rPr>
-          <w:b w:val="1"/>
-          <w:color w:val="404040"/>
-          <w:sz w:val="24"/>
-          <w:szCs w:val="24"/>
-          <w:rtl w:val="0"/>
-        </w:rPr>
-        <w:t xml:space="preserve">Skill Sets</w:t>
+          <w:b/>
+          <w:color w:val="404040"/>
+          <w:sz w:val="24"/>
+          <w:szCs w:val="24"/>
+        </w:rPr>
+      </w:pPr>
+      <w:r>
+        <w:rPr>
+          <w:b/>
+          <w:color w:val="404040"/>
+          <w:sz w:val="24"/>
+          <w:szCs w:val="24"/>
+        </w:rPr>
+        <w:t>Skill Sets</w:t>
       </w:r>
     </w:p>
     <w:tbl>
       <w:tblPr>
-        <w:tblStyle w:val="Table2"/>
-        <w:tblW w:w="9590.0" w:type="dxa"/>
-        <w:jc w:val="left"/>
-        <w:tblInd w:w="-115.0" w:type="dxa"/>
+        <w:tblStyle w:val="a0"/>
+        <w:tblW w:w="9590" w:type="dxa"/>
+        <w:tblInd w:w="-115" w:type="dxa"/>
         <w:tblBorders>
-          <w:top w:color="000000" w:space="0" w:sz="4" w:val="single"/>
-          <w:left w:color="000000" w:space="0" w:sz="4" w:val="single"/>
-          <w:bottom w:color="000000" w:space="0" w:sz="4" w:val="single"/>
-          <w:right w:color="000000" w:space="0" w:sz="4" w:val="single"/>
-          <w:insideH w:color="000000" w:space="0" w:sz="4" w:val="single"/>
-          <w:insideV w:color="000000" w:space="0" w:sz="4" w:val="single"/>
+          <w:top w:val="single" w:sz="4" w:space="0" w:color="000000"/>
+          <w:left w:val="single" w:sz="4" w:space="0" w:color="000000"/>
+          <w:bottom w:val="single" w:sz="4" w:space="0" w:color="000000"/>
+          <w:right w:val="single" w:sz="4" w:space="0" w:color="000000"/>
+          <w:insideH w:val="single" w:sz="4" w:space="0" w:color="000000"/>
+          <w:insideV w:val="single" w:sz="4" w:space="0" w:color="000000"/>
         </w:tblBorders>
         <w:tblLayout w:type="fixed"/>
-        <w:tblLook w:val="0400"/>
+        <w:tblLook w:val="0400" w:firstRow="0" w:lastRow="0" w:firstColumn="0" w:lastColumn="0" w:noHBand="0" w:noVBand="1"/>
       </w:tblPr>
       <w:tblGrid>
         <w:gridCol w:w="1628"/>
         <w:gridCol w:w="7962"/>
-        <w:tblGridChange w:id="0">
-          <w:tblGrid>
-            <w:gridCol w:w="1628"/>
-            <w:gridCol w:w="7962"/>
-          </w:tblGrid>
-        </w:tblGridChange>
       </w:tblGrid>
       <w:tr>
         <w:trPr>
-          <w:cantSplit w:val="0"/>
-          <w:trHeight w:val="500" w:hRule="atLeast"/>
-          <w:tblHeader w:val="0"/>
+          <w:trHeight w:val="500"/>
         </w:trPr>
         <w:tc>
           <w:tcPr>
+            <w:tcW w:w="1628" w:type="dxa"/>
             <w:tcBorders>
-              <w:top w:color="000000" w:space="0" w:sz="4" w:val="single"/>
-              <w:left w:color="000000" w:space="0" w:sz="4" w:val="single"/>
-              <w:bottom w:color="000000" w:space="0" w:sz="4" w:val="single"/>
-              <w:right w:color="000000" w:space="0" w:sz="4" w:val="single"/>
+              <w:top w:val="single" w:sz="4" w:space="0" w:color="000000"/>
+              <w:left w:val="single" w:sz="4" w:space="0" w:color="000000"/>
+              <w:bottom w:val="single" w:sz="4" w:space="0" w:color="000000"/>
+              <w:right w:val="single" w:sz="4" w:space="0" w:color="000000"/>
             </w:tcBorders>
-            <w:shd w:fill="c6d9f1" w:val="clear"/>
+            <w:shd w:val="clear" w:color="auto" w:fill="C6D9F1"/>
             <w:tcMar>
-              <w:top w:w="0.0" w:type="dxa"/>
-              <w:left w:w="115.0" w:type="dxa"/>
-              <w:bottom w:w="0.0" w:type="dxa"/>
-              <w:right w:w="115.0" w:type="dxa"/>
+              <w:top w:w="0" w:type="dxa"/>
+              <w:left w:w="115" w:type="dxa"/>
+              <w:bottom w:w="0" w:type="dxa"/>
+              <w:right w:w="115" w:type="dxa"/>
             </w:tcMar>
             <w:vAlign w:val="center"/>
           </w:tcPr>
           <w:p>
             <w:pPr>
-              <w:spacing w:after="0" w:line="240" w:lineRule="auto"/>
               <w:jc w:val="both"/>
               <w:rPr>
                 <w:color w:val="404040"/>
@@ -1030,40 +1053,34 @@
             </w:pPr>
             <w:r>
               <w:rPr>
-                <w:b w:val="1"/>
+                <w:b/>
                 <w:color w:val="404040"/>
                 <w:sz w:val="24"/>
                 <w:szCs w:val="24"/>
-                <w:rtl w:val="0"/>
               </w:rPr>
-              <w:t xml:space="preserve">Operating Systems</w:t>
-            </w:r>
-            <w:r>
-              <w:rPr>
-                <w:rtl w:val="0"/>
-              </w:rPr>
+              <w:t>Operating Systems</w:t>
             </w:r>
           </w:p>
         </w:tc>
         <w:tc>
           <w:tcPr>
+            <w:tcW w:w="7962" w:type="dxa"/>
             <w:tcBorders>
-              <w:top w:color="000000" w:space="0" w:sz="4" w:val="single"/>
-              <w:left w:color="000000" w:space="0" w:sz="4" w:val="single"/>
-              <w:bottom w:color="000000" w:space="0" w:sz="4" w:val="single"/>
-              <w:right w:color="000000" w:space="0" w:sz="4" w:val="single"/>
+              <w:top w:val="single" w:sz="4" w:space="0" w:color="000000"/>
+              <w:left w:val="single" w:sz="4" w:space="0" w:color="000000"/>
+              <w:bottom w:val="single" w:sz="4" w:space="0" w:color="000000"/>
+              <w:right w:val="single" w:sz="4" w:space="0" w:color="000000"/>
             </w:tcBorders>
             <w:tcMar>
-              <w:top w:w="0.0" w:type="dxa"/>
-              <w:left w:w="115.0" w:type="dxa"/>
-              <w:bottom w:w="0.0" w:type="dxa"/>
-              <w:right w:w="115.0" w:type="dxa"/>
+              <w:top w:w="0" w:type="dxa"/>
+              <w:left w:w="115" w:type="dxa"/>
+              <w:bottom w:w="0" w:type="dxa"/>
+              <w:right w:w="115" w:type="dxa"/>
             </w:tcMar>
             <w:vAlign w:val="center"/>
           </w:tcPr>
           <w:p>
             <w:pPr>
-              <w:spacing w:after="0" w:line="240" w:lineRule="auto"/>
               <w:jc w:val="both"/>
               <w:rPr>
                 <w:color w:val="404040"/>
@@ -1076,39 +1093,36 @@
                 <w:color w:val="404040"/>
                 <w:sz w:val="24"/>
                 <w:szCs w:val="24"/>
-                <w:rtl w:val="0"/>
               </w:rPr>
-              <w:t xml:space="preserve">Mac, Window XP, 7, 8, and 10, Linux</w:t>
+              <w:t>Mac, Window XP, 7, 8, and 10, Linux</w:t>
             </w:r>
           </w:p>
         </w:tc>
       </w:tr>
       <w:tr>
         <w:trPr>
-          <w:cantSplit w:val="0"/>
-          <w:trHeight w:val="500" w:hRule="atLeast"/>
-          <w:tblHeader w:val="0"/>
+          <w:trHeight w:val="500"/>
         </w:trPr>
         <w:tc>
           <w:tcPr>
+            <w:tcW w:w="1628" w:type="dxa"/>
             <w:tcBorders>
-              <w:top w:color="000000" w:space="0" w:sz="4" w:val="single"/>
-              <w:left w:color="000000" w:space="0" w:sz="4" w:val="single"/>
-              <w:bottom w:color="000000" w:space="0" w:sz="4" w:val="single"/>
-              <w:right w:color="000000" w:space="0" w:sz="4" w:val="single"/>
+              <w:top w:val="single" w:sz="4" w:space="0" w:color="000000"/>
+              <w:left w:val="single" w:sz="4" w:space="0" w:color="000000"/>
+              <w:bottom w:val="single" w:sz="4" w:space="0" w:color="000000"/>
+              <w:right w:val="single" w:sz="4" w:space="0" w:color="000000"/>
             </w:tcBorders>
-            <w:shd w:fill="c6d9f1" w:val="clear"/>
+            <w:shd w:val="clear" w:color="auto" w:fill="C6D9F1"/>
             <w:tcMar>
-              <w:top w:w="0.0" w:type="dxa"/>
-              <w:left w:w="115.0" w:type="dxa"/>
-              <w:bottom w:w="0.0" w:type="dxa"/>
-              <w:right w:w="115.0" w:type="dxa"/>
+              <w:top w:w="0" w:type="dxa"/>
+              <w:left w:w="115" w:type="dxa"/>
+              <w:bottom w:w="0" w:type="dxa"/>
+              <w:right w:w="115" w:type="dxa"/>
             </w:tcMar>
             <w:vAlign w:val="center"/>
           </w:tcPr>
           <w:p>
             <w:pPr>
-              <w:spacing w:after="0" w:line="240" w:lineRule="auto"/>
               <w:jc w:val="both"/>
               <w:rPr>
                 <w:color w:val="404040"/>
@@ -1118,40 +1132,34 @@
             </w:pPr>
             <w:r>
               <w:rPr>
-                <w:b w:val="1"/>
+                <w:b/>
                 <w:color w:val="404040"/>
                 <w:sz w:val="24"/>
                 <w:szCs w:val="24"/>
-                <w:rtl w:val="0"/>
               </w:rPr>
-              <w:t xml:space="preserve">S/W Design Tool</w:t>
-            </w:r>
-            <w:r>
-              <w:rPr>
-                <w:rtl w:val="0"/>
-              </w:rPr>
+              <w:t>S/W Design Tool</w:t>
             </w:r>
           </w:p>
         </w:tc>
         <w:tc>
           <w:tcPr>
+            <w:tcW w:w="7962" w:type="dxa"/>
             <w:tcBorders>
-              <w:top w:color="000000" w:space="0" w:sz="4" w:val="single"/>
-              <w:left w:color="000000" w:space="0" w:sz="4" w:val="single"/>
-              <w:bottom w:color="000000" w:space="0" w:sz="4" w:val="single"/>
-              <w:right w:color="000000" w:space="0" w:sz="4" w:val="single"/>
+              <w:top w:val="single" w:sz="4" w:space="0" w:color="000000"/>
+              <w:left w:val="single" w:sz="4" w:space="0" w:color="000000"/>
+              <w:bottom w:val="single" w:sz="4" w:space="0" w:color="000000"/>
+              <w:right w:val="single" w:sz="4" w:space="0" w:color="000000"/>
             </w:tcBorders>
             <w:tcMar>
-              <w:top w:w="0.0" w:type="dxa"/>
-              <w:left w:w="115.0" w:type="dxa"/>
-              <w:bottom w:w="0.0" w:type="dxa"/>
-              <w:right w:w="115.0" w:type="dxa"/>
+              <w:top w:w="0" w:type="dxa"/>
+              <w:left w:w="115" w:type="dxa"/>
+              <w:bottom w:w="0" w:type="dxa"/>
+              <w:right w:w="115" w:type="dxa"/>
             </w:tcMar>
             <w:vAlign w:val="center"/>
           </w:tcPr>
           <w:p>
             <w:pPr>
-              <w:spacing w:line="240" w:lineRule="auto"/>
               <w:rPr>
                 <w:color w:val="404040"/>
                 <w:sz w:val="24"/>
@@ -1163,39 +1171,100 @@
                 <w:color w:val="404040"/>
                 <w:sz w:val="24"/>
                 <w:szCs w:val="24"/>
-                <w:rtl w:val="0"/>
               </w:rPr>
-              <w:t xml:space="preserve">Adobe XD, Sketch, Axure, Mockflow, Balsamic, Illustrator, Photoshop, Fireworks, Flash, Invision, proto.io, Figma</w:t>
+              <w:t xml:space="preserve">Adobe XD, Sketch, </w:t>
             </w:r>
+            <w:proofErr w:type="spellStart"/>
+            <w:r>
+              <w:rPr>
+                <w:color w:val="404040"/>
+                <w:sz w:val="24"/>
+                <w:szCs w:val="24"/>
+              </w:rPr>
+              <w:t>Axure</w:t>
+            </w:r>
+            <w:proofErr w:type="spellEnd"/>
+            <w:r>
+              <w:rPr>
+                <w:color w:val="404040"/>
+                <w:sz w:val="24"/>
+                <w:szCs w:val="24"/>
+              </w:rPr>
+              <w:t xml:space="preserve">, </w:t>
+            </w:r>
+            <w:proofErr w:type="spellStart"/>
+            <w:r>
+              <w:rPr>
+                <w:color w:val="404040"/>
+                <w:sz w:val="24"/>
+                <w:szCs w:val="24"/>
+              </w:rPr>
+              <w:t>Mockflow</w:t>
+            </w:r>
+            <w:proofErr w:type="spellEnd"/>
+            <w:r>
+              <w:rPr>
+                <w:color w:val="404040"/>
+                <w:sz w:val="24"/>
+                <w:szCs w:val="24"/>
+              </w:rPr>
+              <w:t xml:space="preserve">, Balsamic, Illustrator, Photoshop, Fireworks, Flash, </w:t>
+            </w:r>
+            <w:proofErr w:type="spellStart"/>
+            <w:r>
+              <w:rPr>
+                <w:color w:val="404040"/>
+                <w:sz w:val="24"/>
+                <w:szCs w:val="24"/>
+              </w:rPr>
+              <w:t>Invision</w:t>
+            </w:r>
+            <w:proofErr w:type="spellEnd"/>
+            <w:r>
+              <w:rPr>
+                <w:color w:val="404040"/>
+                <w:sz w:val="24"/>
+                <w:szCs w:val="24"/>
+              </w:rPr>
+              <w:t xml:space="preserve">, proto.io, </w:t>
+            </w:r>
+            <w:proofErr w:type="spellStart"/>
+            <w:r>
+              <w:rPr>
+                <w:color w:val="404040"/>
+                <w:sz w:val="24"/>
+                <w:szCs w:val="24"/>
+              </w:rPr>
+              <w:t>Figma</w:t>
+            </w:r>
+            <w:proofErr w:type="spellEnd"/>
           </w:p>
         </w:tc>
       </w:tr>
       <w:tr>
         <w:trPr>
-          <w:cantSplit w:val="0"/>
-          <w:trHeight w:val="500" w:hRule="atLeast"/>
-          <w:tblHeader w:val="0"/>
+          <w:trHeight w:val="500"/>
         </w:trPr>
         <w:tc>
           <w:tcPr>
+            <w:tcW w:w="1628" w:type="dxa"/>
             <w:tcBorders>
-              <w:top w:color="000000" w:space="0" w:sz="4" w:val="single"/>
-              <w:left w:color="000000" w:space="0" w:sz="4" w:val="single"/>
-              <w:bottom w:color="000000" w:space="0" w:sz="4" w:val="single"/>
-              <w:right w:color="000000" w:space="0" w:sz="4" w:val="single"/>
+              <w:top w:val="single" w:sz="4" w:space="0" w:color="000000"/>
+              <w:left w:val="single" w:sz="4" w:space="0" w:color="000000"/>
+              <w:bottom w:val="single" w:sz="4" w:space="0" w:color="000000"/>
+              <w:right w:val="single" w:sz="4" w:space="0" w:color="000000"/>
             </w:tcBorders>
-            <w:shd w:fill="c6d9f1" w:val="clear"/>
+            <w:shd w:val="clear" w:color="auto" w:fill="C6D9F1"/>
             <w:tcMar>
-              <w:top w:w="0.0" w:type="dxa"/>
-              <w:left w:w="115.0" w:type="dxa"/>
-              <w:bottom w:w="0.0" w:type="dxa"/>
-              <w:right w:w="115.0" w:type="dxa"/>
+              <w:top w:w="0" w:type="dxa"/>
+              <w:left w:w="115" w:type="dxa"/>
+              <w:bottom w:w="0" w:type="dxa"/>
+              <w:right w:w="115" w:type="dxa"/>
             </w:tcMar>
             <w:vAlign w:val="center"/>
           </w:tcPr>
           <w:p>
             <w:pPr>
-              <w:spacing w:after="0" w:line="240" w:lineRule="auto"/>
               <w:jc w:val="both"/>
               <w:rPr>
                 <w:color w:val="404040"/>
@@ -1205,40 +1274,34 @@
             </w:pPr>
             <w:r>
               <w:rPr>
-                <w:b w:val="1"/>
+                <w:b/>
                 <w:color w:val="404040"/>
                 <w:sz w:val="24"/>
                 <w:szCs w:val="24"/>
-                <w:rtl w:val="0"/>
               </w:rPr>
-              <w:t xml:space="preserve">Languages and Tools</w:t>
-            </w:r>
-            <w:r>
-              <w:rPr>
-                <w:rtl w:val="0"/>
-              </w:rPr>
+              <w:t>Languages and Tools</w:t>
             </w:r>
           </w:p>
         </w:tc>
         <w:tc>
           <w:tcPr>
+            <w:tcW w:w="7962" w:type="dxa"/>
             <w:tcBorders>
-              <w:top w:color="000000" w:space="0" w:sz="4" w:val="single"/>
-              <w:left w:color="000000" w:space="0" w:sz="4" w:val="single"/>
-              <w:bottom w:color="000000" w:space="0" w:sz="4" w:val="single"/>
-              <w:right w:color="000000" w:space="0" w:sz="4" w:val="single"/>
+              <w:top w:val="single" w:sz="4" w:space="0" w:color="000000"/>
+              <w:left w:val="single" w:sz="4" w:space="0" w:color="000000"/>
+              <w:bottom w:val="single" w:sz="4" w:space="0" w:color="000000"/>
+              <w:right w:val="single" w:sz="4" w:space="0" w:color="000000"/>
             </w:tcBorders>
             <w:tcMar>
-              <w:top w:w="0.0" w:type="dxa"/>
-              <w:left w:w="115.0" w:type="dxa"/>
-              <w:bottom w:w="0.0" w:type="dxa"/>
-              <w:right w:w="115.0" w:type="dxa"/>
+              <w:top w:w="0" w:type="dxa"/>
+              <w:left w:w="115" w:type="dxa"/>
+              <w:bottom w:w="0" w:type="dxa"/>
+              <w:right w:w="115" w:type="dxa"/>
             </w:tcMar>
             <w:vAlign w:val="center"/>
           </w:tcPr>
           <w:p>
             <w:pPr>
-              <w:spacing w:after="0" w:line="240" w:lineRule="auto"/>
               <w:jc w:val="both"/>
               <w:rPr>
                 <w:color w:val="404040"/>
@@ -1251,55 +1314,158 @@
                 <w:color w:val="404040"/>
                 <w:sz w:val="24"/>
                 <w:szCs w:val="24"/>
-                <w:rtl w:val="0"/>
               </w:rPr>
-              <w:t xml:space="preserve">HTML5, CSS3, Jquery, SASS, SCSS, LESS, Bootstrap, Media query, XML, Jira, SVN, GIT, Phonegap, Wordpress, Material Design, Javascript, Invision, AEM Authoring, </w:t>
+              <w:t xml:space="preserve">HTML5, CSS3, </w:t>
+            </w:r>
+            <w:proofErr w:type="spellStart"/>
+            <w:r>
+              <w:rPr>
+                <w:color w:val="404040"/>
+                <w:sz w:val="24"/>
+                <w:szCs w:val="24"/>
+              </w:rPr>
+              <w:t>Jquery</w:t>
+            </w:r>
+            <w:proofErr w:type="spellEnd"/>
+            <w:r>
+              <w:rPr>
+                <w:color w:val="404040"/>
+                <w:sz w:val="24"/>
+                <w:szCs w:val="24"/>
+              </w:rPr>
+              <w:t xml:space="preserve">, SASS, SCSS, LESS, Bootstrap, Media query, XML, </w:t>
+            </w:r>
+            <w:proofErr w:type="spellStart"/>
+            <w:r>
+              <w:rPr>
+                <w:color w:val="404040"/>
+                <w:sz w:val="24"/>
+                <w:szCs w:val="24"/>
+              </w:rPr>
+              <w:t>Jira</w:t>
+            </w:r>
+            <w:proofErr w:type="spellEnd"/>
+            <w:r>
+              <w:rPr>
+                <w:color w:val="404040"/>
+                <w:sz w:val="24"/>
+                <w:szCs w:val="24"/>
+              </w:rPr>
+              <w:t xml:space="preserve">, SVN, GIT, </w:t>
+            </w:r>
+            <w:proofErr w:type="spellStart"/>
+            <w:r>
+              <w:rPr>
+                <w:color w:val="404040"/>
+                <w:sz w:val="24"/>
+                <w:szCs w:val="24"/>
+              </w:rPr>
+              <w:t>Phonegap</w:t>
+            </w:r>
+            <w:proofErr w:type="spellEnd"/>
+            <w:r>
+              <w:rPr>
+                <w:color w:val="404040"/>
+                <w:sz w:val="24"/>
+                <w:szCs w:val="24"/>
+              </w:rPr>
+              <w:t xml:space="preserve">, </w:t>
+            </w:r>
+            <w:proofErr w:type="spellStart"/>
+            <w:r>
+              <w:rPr>
+                <w:color w:val="404040"/>
+                <w:sz w:val="24"/>
+                <w:szCs w:val="24"/>
+              </w:rPr>
+              <w:t>Wordpress</w:t>
+            </w:r>
+            <w:proofErr w:type="spellEnd"/>
+            <w:r>
+              <w:rPr>
+                <w:color w:val="404040"/>
+                <w:sz w:val="24"/>
+                <w:szCs w:val="24"/>
+              </w:rPr>
+              <w:t xml:space="preserve">, Material Design, </w:t>
+            </w:r>
+            <w:proofErr w:type="spellStart"/>
+            <w:r>
+              <w:rPr>
+                <w:color w:val="404040"/>
+                <w:sz w:val="24"/>
+                <w:szCs w:val="24"/>
+              </w:rPr>
+              <w:t>Javascript</w:t>
+            </w:r>
+            <w:proofErr w:type="spellEnd"/>
+            <w:r>
+              <w:rPr>
+                <w:color w:val="404040"/>
+                <w:sz w:val="24"/>
+                <w:szCs w:val="24"/>
+              </w:rPr>
+              <w:t xml:space="preserve">, </w:t>
+            </w:r>
+            <w:proofErr w:type="spellStart"/>
+            <w:r>
+              <w:rPr>
+                <w:color w:val="404040"/>
+                <w:sz w:val="24"/>
+                <w:szCs w:val="24"/>
+              </w:rPr>
+              <w:t>Invision</w:t>
+            </w:r>
+            <w:proofErr w:type="spellEnd"/>
+            <w:r>
+              <w:rPr>
+                <w:color w:val="404040"/>
+                <w:sz w:val="24"/>
+                <w:szCs w:val="24"/>
+              </w:rPr>
+              <w:t xml:space="preserve">, AEM Authoring, </w:t>
             </w:r>
             <w:r>
               <w:rPr>
                 <w:color w:val="404040"/>
-                <w:rtl w:val="0"/>
               </w:rPr>
-              <w:t xml:space="preserve">Web Accessibility</w:t>
+              <w:t>Web Accessibility</w:t>
             </w:r>
             <w:r>
               <w:rPr>
                 <w:color w:val="404040"/>
                 <w:sz w:val="24"/>
                 <w:szCs w:val="24"/>
-                <w:rtl w:val="0"/>
               </w:rPr>
-              <w:t xml:space="preserve"> and W3C Standards</w:t>
+              <w:t> and W3C Standards</w:t>
             </w:r>
           </w:p>
         </w:tc>
       </w:tr>
       <w:tr>
         <w:trPr>
-          <w:cantSplit w:val="0"/>
-          <w:trHeight w:val="500" w:hRule="atLeast"/>
-          <w:tblHeader w:val="0"/>
+          <w:trHeight w:val="500"/>
         </w:trPr>
         <w:tc>
           <w:tcPr>
+            <w:tcW w:w="1628" w:type="dxa"/>
             <w:tcBorders>
-              <w:top w:color="000000" w:space="0" w:sz="4" w:val="single"/>
-              <w:left w:color="000000" w:space="0" w:sz="4" w:val="single"/>
-              <w:bottom w:color="000000" w:space="0" w:sz="4" w:val="single"/>
-              <w:right w:color="000000" w:space="0" w:sz="4" w:val="single"/>
+              <w:top w:val="single" w:sz="4" w:space="0" w:color="000000"/>
+              <w:left w:val="single" w:sz="4" w:space="0" w:color="000000"/>
+              <w:bottom w:val="single" w:sz="4" w:space="0" w:color="000000"/>
+              <w:right w:val="single" w:sz="4" w:space="0" w:color="000000"/>
             </w:tcBorders>
-            <w:shd w:fill="c6d9f1" w:val="clear"/>
+            <w:shd w:val="clear" w:color="auto" w:fill="C6D9F1"/>
             <w:tcMar>
-              <w:top w:w="0.0" w:type="dxa"/>
-              <w:left w:w="115.0" w:type="dxa"/>
-              <w:bottom w:w="0.0" w:type="dxa"/>
-              <w:right w:w="115.0" w:type="dxa"/>
+              <w:top w:w="0" w:type="dxa"/>
+              <w:left w:w="115" w:type="dxa"/>
+              <w:bottom w:w="0" w:type="dxa"/>
+              <w:right w:w="115" w:type="dxa"/>
             </w:tcMar>
             <w:vAlign w:val="center"/>
           </w:tcPr>
           <w:p>
             <w:pPr>
-              <w:spacing w:after="0" w:line="240" w:lineRule="auto"/>
               <w:jc w:val="both"/>
               <w:rPr>
                 <w:color w:val="404040"/>
@@ -1309,40 +1475,34 @@
             </w:pPr>
             <w:r>
               <w:rPr>
-                <w:b w:val="1"/>
+                <w:b/>
                 <w:color w:val="404040"/>
                 <w:sz w:val="24"/>
                 <w:szCs w:val="24"/>
-                <w:rtl w:val="0"/>
               </w:rPr>
-              <w:t xml:space="preserve">UX Process</w:t>
-            </w:r>
-            <w:r>
-              <w:rPr>
-                <w:rtl w:val="0"/>
-              </w:rPr>
+              <w:t>UX Process</w:t>
             </w:r>
           </w:p>
         </w:tc>
         <w:tc>
           <w:tcPr>
+            <w:tcW w:w="7962" w:type="dxa"/>
             <w:tcBorders>
-              <w:top w:color="000000" w:space="0" w:sz="4" w:val="single"/>
-              <w:left w:color="000000" w:space="0" w:sz="4" w:val="single"/>
-              <w:bottom w:color="000000" w:space="0" w:sz="4" w:val="single"/>
-              <w:right w:color="000000" w:space="0" w:sz="4" w:val="single"/>
+              <w:top w:val="single" w:sz="4" w:space="0" w:color="000000"/>
+              <w:left w:val="single" w:sz="4" w:space="0" w:color="000000"/>
+              <w:bottom w:val="single" w:sz="4" w:space="0" w:color="000000"/>
+              <w:right w:val="single" w:sz="4" w:space="0" w:color="000000"/>
             </w:tcBorders>
             <w:tcMar>
-              <w:top w:w="0.0" w:type="dxa"/>
-              <w:left w:w="115.0" w:type="dxa"/>
-              <w:bottom w:w="0.0" w:type="dxa"/>
-              <w:right w:w="115.0" w:type="dxa"/>
+              <w:top w:w="0" w:type="dxa"/>
+              <w:left w:w="115" w:type="dxa"/>
+              <w:bottom w:w="0" w:type="dxa"/>
+              <w:right w:w="115" w:type="dxa"/>
             </w:tcMar>
             <w:vAlign w:val="center"/>
           </w:tcPr>
           <w:p>
             <w:pPr>
-              <w:spacing w:after="0" w:line="240" w:lineRule="auto"/>
               <w:rPr>
                 <w:color w:val="404040"/>
                 <w:sz w:val="24"/>
@@ -1354,9 +1514,16 @@
                 <w:color w:val="404040"/>
                 <w:sz w:val="24"/>
                 <w:szCs w:val="24"/>
-                <w:rtl w:val="0"/>
               </w:rPr>
-              <w:t xml:space="preserve">User research, Usability evaluation, Information architecture, Interaction design, Visual design, Technical writing, User interface prototyping, User experience leadership,</w:t>
+              <w:t xml:space="preserve">User research, Usability evaluation, Information </w:t>
+            </w:r>
+            <w:r>
+              <w:rPr>
+                <w:color w:val="404040"/>
+                <w:sz w:val="24"/>
+                <w:szCs w:val="24"/>
+              </w:rPr>
+              <w:t>architecture, Interaction design, Visual design, Technical writing, User interface prototyping, User experience leadership,</w:t>
             </w:r>
           </w:p>
         </w:tc>
@@ -1376,34 +1543,32 @@
           <w:color w:val="404040"/>
           <w:sz w:val="24"/>
           <w:szCs w:val="24"/>
-          <w:rtl w:val="0"/>
-        </w:rPr>
-        <w:br w:type="textWrapping"/>
+        </w:rPr>
+        <w:br/>
       </w:r>
     </w:p>
     <w:p>
       <w:pPr>
         <w:pBdr>
-          <w:bottom w:color="000000" w:space="1" w:sz="12" w:val="single"/>
+          <w:bottom w:val="single" w:sz="12" w:space="1" w:color="000000"/>
         </w:pBdr>
-        <w:spacing w:after="100" w:before="100" w:line="240" w:lineRule="auto"/>
+        <w:spacing w:before="100" w:after="100" w:line="240" w:lineRule="auto"/>
         <w:jc w:val="both"/>
         <w:rPr>
-          <w:b w:val="1"/>
-          <w:color w:val="404040"/>
-          <w:sz w:val="24"/>
-          <w:szCs w:val="24"/>
-        </w:rPr>
-      </w:pPr>
-      <w:r>
-        <w:rPr>
-          <w:b w:val="1"/>
-          <w:color w:val="404040"/>
-          <w:sz w:val="24"/>
-          <w:szCs w:val="24"/>
-          <w:rtl w:val="0"/>
-        </w:rPr>
-        <w:t xml:space="preserve">Work Experience </w:t>
+          <w:b/>
+          <w:color w:val="404040"/>
+          <w:sz w:val="24"/>
+          <w:szCs w:val="24"/>
+        </w:rPr>
+      </w:pPr>
+      <w:r>
+        <w:rPr>
+          <w:b/>
+          <w:color w:val="404040"/>
+          <w:sz w:val="24"/>
+          <w:szCs w:val="24"/>
+        </w:rPr>
+        <w:t>Work Experience </w:t>
       </w:r>
     </w:p>
     <w:p>
@@ -1418,20 +1583,18 @@
       </w:pPr>
       <w:r>
         <w:rPr>
-          <w:b w:val="1"/>
-          <w:color w:val="404040"/>
-          <w:sz w:val="24"/>
-          <w:szCs w:val="24"/>
-          <w:rtl w:val="0"/>
-        </w:rPr>
-        <w:t xml:space="preserve">Capita</w:t>
-      </w:r>
-      <w:r>
-        <w:rPr>
-          <w:color w:val="404040"/>
-          <w:sz w:val="24"/>
-          <w:szCs w:val="24"/>
-          <w:rtl w:val="0"/>
+          <w:b/>
+          <w:color w:val="404040"/>
+          <w:sz w:val="24"/>
+          <w:szCs w:val="24"/>
+        </w:rPr>
+        <w:t>Capita</w:t>
+      </w:r>
+      <w:r>
+        <w:rPr>
+          <w:color w:val="404040"/>
+          <w:sz w:val="24"/>
+          <w:szCs w:val="24"/>
         </w:rPr>
         <w:t xml:space="preserve"> | Pune </w:t>
       </w:r>
@@ -1451,9 +1614,8 @@
           <w:color w:val="404040"/>
           <w:sz w:val="24"/>
           <w:szCs w:val="24"/>
-          <w:rtl w:val="0"/>
-        </w:rPr>
-        <w:t xml:space="preserve">UI UX Manager</w:t>
+        </w:rPr>
+        <w:t>UI UX Manager</w:t>
       </w:r>
     </w:p>
     <w:p>
@@ -1471,9 +1633,8 @@
           <w:color w:val="404040"/>
           <w:sz w:val="24"/>
           <w:szCs w:val="24"/>
-          <w:rtl w:val="0"/>
-        </w:rPr>
-        <w:t xml:space="preserve">Dec 2020 – Till date</w:t>
+        </w:rPr>
+        <w:t>Dec 2020 – Till date</w:t>
       </w:r>
     </w:p>
     <w:p>
@@ -1486,11 +1647,6 @@
           <w:szCs w:val="24"/>
         </w:rPr>
       </w:pPr>
-      <w:r>
-        <w:rPr>
-          <w:rtl w:val="0"/>
-        </w:rPr>
-      </w:r>
     </w:p>
     <w:p>
       <w:pPr>
@@ -1504,22 +1660,20 @@
       </w:pPr>
       <w:r>
         <w:rPr>
-          <w:b w:val="1"/>
-          <w:color w:val="404040"/>
-          <w:sz w:val="24"/>
-          <w:szCs w:val="24"/>
-          <w:rtl w:val="0"/>
-        </w:rPr>
-        <w:t xml:space="preserve">Responsibilities</w:t>
-      </w:r>
-      <w:r>
-        <w:rPr>
-          <w:color w:val="404040"/>
-          <w:sz w:val="24"/>
-          <w:szCs w:val="24"/>
-          <w:rtl w:val="0"/>
-        </w:rPr>
-        <w:t xml:space="preserve">: </w:t>
+          <w:b/>
+          <w:color w:val="404040"/>
+          <w:sz w:val="24"/>
+          <w:szCs w:val="24"/>
+        </w:rPr>
+        <w:t>Responsibilities</w:t>
+      </w:r>
+      <w:r>
+        <w:rPr>
+          <w:color w:val="404040"/>
+          <w:sz w:val="24"/>
+          <w:szCs w:val="24"/>
+        </w:rPr>
+        <w:t>: </w:t>
       </w:r>
     </w:p>
     <w:p>
@@ -1529,28 +1683,26 @@
           <w:numId w:val="4"/>
         </w:numPr>
         <w:pBdr>
-          <w:top w:space="0" w:sz="0" w:val="nil"/>
-          <w:left w:space="0" w:sz="0" w:val="nil"/>
-          <w:bottom w:space="0" w:sz="0" w:val="nil"/>
-          <w:right w:space="0" w:sz="0" w:val="nil"/>
-          <w:between w:space="0" w:sz="0" w:val="nil"/>
+          <w:top w:val="nil"/>
+          <w:left w:val="nil"/>
+          <w:bottom w:val="nil"/>
+          <w:right w:val="nil"/>
+          <w:between w:val="nil"/>
         </w:pBdr>
         <w:spacing w:after="0" w:line="240" w:lineRule="auto"/>
-        <w:ind w:left="720" w:hanging="360"/>
-        <w:rPr>
-          <w:color w:val="404040"/>
-          <w:sz w:val="24"/>
-          <w:szCs w:val="24"/>
-        </w:rPr>
-      </w:pPr>
-      <w:r>
-        <w:rPr>
-          <w:color w:val="404040"/>
-          <w:sz w:val="24"/>
-          <w:szCs w:val="24"/>
-          <w:rtl w:val="0"/>
-        </w:rPr>
-        <w:t xml:space="preserve">Gathering and evaluating user requirements in collaboration with product owner/stakeholders.</w:t>
+        <w:rPr>
+          <w:color w:val="404040"/>
+          <w:sz w:val="24"/>
+          <w:szCs w:val="24"/>
+        </w:rPr>
+      </w:pPr>
+      <w:r>
+        <w:rPr>
+          <w:color w:val="404040"/>
+          <w:sz w:val="24"/>
+          <w:szCs w:val="24"/>
+        </w:rPr>
+        <w:t>Gathering and evaluating user requirements in collaboration with product owner/stakeholders.</w:t>
       </w:r>
     </w:p>
     <w:p>
@@ -1560,28 +1712,26 @@
           <w:numId w:val="4"/>
         </w:numPr>
         <w:pBdr>
-          <w:top w:space="0" w:sz="0" w:val="nil"/>
-          <w:left w:space="0" w:sz="0" w:val="nil"/>
-          <w:bottom w:space="0" w:sz="0" w:val="nil"/>
-          <w:right w:space="0" w:sz="0" w:val="nil"/>
-          <w:between w:space="0" w:sz="0" w:val="nil"/>
+          <w:top w:val="nil"/>
+          <w:left w:val="nil"/>
+          <w:bottom w:val="nil"/>
+          <w:right w:val="nil"/>
+          <w:between w:val="nil"/>
         </w:pBdr>
         <w:spacing w:after="0" w:line="240" w:lineRule="auto"/>
-        <w:ind w:left="720" w:hanging="360"/>
-        <w:rPr>
-          <w:color w:val="404040"/>
-          <w:sz w:val="24"/>
-          <w:szCs w:val="24"/>
-        </w:rPr>
-      </w:pPr>
-      <w:r>
-        <w:rPr>
-          <w:color w:val="404040"/>
-          <w:sz w:val="24"/>
-          <w:szCs w:val="24"/>
-          <w:rtl w:val="0"/>
-        </w:rPr>
-        <w:t xml:space="preserve">Presenting UX design concepts to the project stakeholders for review and feedback.</w:t>
+        <w:rPr>
+          <w:color w:val="404040"/>
+          <w:sz w:val="24"/>
+          <w:szCs w:val="24"/>
+        </w:rPr>
+      </w:pPr>
+      <w:r>
+        <w:rPr>
+          <w:color w:val="404040"/>
+          <w:sz w:val="24"/>
+          <w:szCs w:val="24"/>
+        </w:rPr>
+        <w:t>Presenting UX design concepts to the project stakeholders for review and feedback.</w:t>
       </w:r>
     </w:p>
     <w:p>
@@ -1591,28 +1741,34 @@
           <w:numId w:val="4"/>
         </w:numPr>
         <w:pBdr>
-          <w:top w:space="0" w:sz="0" w:val="nil"/>
-          <w:left w:space="0" w:sz="0" w:val="nil"/>
-          <w:bottom w:space="0" w:sz="0" w:val="nil"/>
-          <w:right w:space="0" w:sz="0" w:val="nil"/>
-          <w:between w:space="0" w:sz="0" w:val="nil"/>
+          <w:top w:val="nil"/>
+          <w:left w:val="nil"/>
+          <w:bottom w:val="nil"/>
+          <w:right w:val="nil"/>
+          <w:between w:val="nil"/>
         </w:pBdr>
         <w:spacing w:after="0" w:line="240" w:lineRule="auto"/>
-        <w:ind w:left="720" w:hanging="360"/>
-        <w:rPr>
-          <w:color w:val="404040"/>
-          <w:sz w:val="24"/>
-          <w:szCs w:val="24"/>
-        </w:rPr>
-      </w:pPr>
-      <w:r>
-        <w:rPr>
-          <w:color w:val="404040"/>
-          <w:sz w:val="24"/>
-          <w:szCs w:val="24"/>
-          <w:rtl w:val="0"/>
-        </w:rPr>
-        <w:t xml:space="preserve">Driving the development and communication of clear design guidelines, patterns, libraries, and assets.</w:t>
+        <w:rPr>
+          <w:color w:val="404040"/>
+          <w:sz w:val="24"/>
+          <w:szCs w:val="24"/>
+        </w:rPr>
+      </w:pPr>
+      <w:r>
+        <w:rPr>
+          <w:color w:val="404040"/>
+          <w:sz w:val="24"/>
+          <w:szCs w:val="24"/>
+        </w:rPr>
+        <w:t xml:space="preserve">Driving the development and communication of clear design guidelines, patterns, </w:t>
+      </w:r>
+      <w:r>
+        <w:rPr>
+          <w:color w:val="404040"/>
+          <w:sz w:val="24"/>
+          <w:szCs w:val="24"/>
+        </w:rPr>
+        <w:t>libraries, and assets.</w:t>
       </w:r>
     </w:p>
     <w:p>
@@ -1622,28 +1778,26 @@
           <w:numId w:val="4"/>
         </w:numPr>
         <w:pBdr>
-          <w:top w:space="0" w:sz="0" w:val="nil"/>
-          <w:left w:space="0" w:sz="0" w:val="nil"/>
-          <w:bottom w:space="0" w:sz="0" w:val="nil"/>
-          <w:right w:space="0" w:sz="0" w:val="nil"/>
-          <w:between w:space="0" w:sz="0" w:val="nil"/>
+          <w:top w:val="nil"/>
+          <w:left w:val="nil"/>
+          <w:bottom w:val="nil"/>
+          <w:right w:val="nil"/>
+          <w:between w:val="nil"/>
         </w:pBdr>
         <w:spacing w:after="0" w:line="240" w:lineRule="auto"/>
-        <w:ind w:left="720" w:hanging="360"/>
-        <w:rPr>
-          <w:color w:val="404040"/>
-          <w:sz w:val="24"/>
-          <w:szCs w:val="24"/>
-        </w:rPr>
-      </w:pPr>
-      <w:r>
-        <w:rPr>
-          <w:color w:val="404040"/>
-          <w:sz w:val="24"/>
-          <w:szCs w:val="24"/>
-          <w:rtl w:val="0"/>
-        </w:rPr>
-        <w:t xml:space="preserve">Working closely with the development team to implement the vision.</w:t>
+        <w:rPr>
+          <w:color w:val="404040"/>
+          <w:sz w:val="24"/>
+          <w:szCs w:val="24"/>
+        </w:rPr>
+      </w:pPr>
+      <w:r>
+        <w:rPr>
+          <w:color w:val="404040"/>
+          <w:sz w:val="24"/>
+          <w:szCs w:val="24"/>
+        </w:rPr>
+        <w:t>Working closely with the development team to implement the vision.</w:t>
       </w:r>
     </w:p>
     <w:p>
@@ -1653,28 +1807,44 @@
           <w:numId w:val="4"/>
         </w:numPr>
         <w:pBdr>
-          <w:top w:space="0" w:sz="0" w:val="nil"/>
-          <w:left w:space="0" w:sz="0" w:val="nil"/>
-          <w:bottom w:space="0" w:sz="0" w:val="nil"/>
-          <w:right w:space="0" w:sz="0" w:val="nil"/>
-          <w:between w:space="0" w:sz="0" w:val="nil"/>
+          <w:top w:val="nil"/>
+          <w:left w:val="nil"/>
+          <w:bottom w:val="nil"/>
+          <w:right w:val="nil"/>
+          <w:between w:val="nil"/>
         </w:pBdr>
         <w:spacing w:after="0" w:line="240" w:lineRule="auto"/>
-        <w:ind w:left="720" w:hanging="360"/>
-        <w:rPr>
-          <w:color w:val="404040"/>
-          <w:sz w:val="24"/>
-          <w:szCs w:val="24"/>
-        </w:rPr>
-      </w:pPr>
-      <w:r>
-        <w:rPr>
-          <w:color w:val="404040"/>
-          <w:sz w:val="24"/>
-          <w:szCs w:val="24"/>
-          <w:rtl w:val="0"/>
-        </w:rPr>
-        <w:t xml:space="preserve">Re-designing existing UI and UX to better adapt android, iOS devices, Desktop and web application. </w:t>
+        <w:rPr>
+          <w:color w:val="404040"/>
+          <w:sz w:val="24"/>
+          <w:szCs w:val="24"/>
+        </w:rPr>
+      </w:pPr>
+      <w:r>
+        <w:rPr>
+          <w:color w:val="404040"/>
+          <w:sz w:val="24"/>
+          <w:szCs w:val="24"/>
+        </w:rPr>
+        <w:t xml:space="preserve">Re-designing existing UI and UX to better adapt android, </w:t>
+      </w:r>
+      <w:proofErr w:type="spellStart"/>
+      <w:r>
+        <w:rPr>
+          <w:color w:val="404040"/>
+          <w:sz w:val="24"/>
+          <w:szCs w:val="24"/>
+        </w:rPr>
+        <w:t>iOS</w:t>
+      </w:r>
+      <w:proofErr w:type="spellEnd"/>
+      <w:r>
+        <w:rPr>
+          <w:color w:val="404040"/>
+          <w:sz w:val="24"/>
+          <w:szCs w:val="24"/>
+        </w:rPr>
+        <w:t xml:space="preserve"> devices, Desktop and web application. </w:t>
       </w:r>
     </w:p>
     <w:p>
@@ -1682,51 +1852,36 @@
         <w:spacing w:after="0" w:line="240" w:lineRule="auto"/>
         <w:jc w:val="both"/>
         <w:rPr>
-          <w:b w:val="1"/>
-          <w:color w:val="404040"/>
-          <w:sz w:val="24"/>
-          <w:szCs w:val="24"/>
-        </w:rPr>
-      </w:pPr>
-      <w:r>
-        <w:rPr>
-          <w:rtl w:val="0"/>
-        </w:rPr>
-      </w:r>
+          <w:b/>
+          <w:color w:val="404040"/>
+          <w:sz w:val="24"/>
+          <w:szCs w:val="24"/>
+        </w:rPr>
+      </w:pPr>
     </w:p>
     <w:p>
       <w:pPr>
         <w:spacing w:after="0" w:line="240" w:lineRule="auto"/>
         <w:jc w:val="both"/>
         <w:rPr>
-          <w:b w:val="1"/>
-          <w:color w:val="404040"/>
-          <w:sz w:val="24"/>
-          <w:szCs w:val="24"/>
-        </w:rPr>
-      </w:pPr>
-      <w:r>
-        <w:rPr>
-          <w:rtl w:val="0"/>
-        </w:rPr>
-      </w:r>
+          <w:b/>
+          <w:color w:val="404040"/>
+          <w:sz w:val="24"/>
+          <w:szCs w:val="24"/>
+        </w:rPr>
+      </w:pPr>
     </w:p>
     <w:p>
       <w:pPr>
         <w:spacing w:after="0" w:line="240" w:lineRule="auto"/>
         <w:jc w:val="both"/>
         <w:rPr>
-          <w:b w:val="1"/>
-          <w:color w:val="404040"/>
-          <w:sz w:val="24"/>
-          <w:szCs w:val="24"/>
-        </w:rPr>
-      </w:pPr>
-      <w:r>
-        <w:rPr>
-          <w:rtl w:val="0"/>
-        </w:rPr>
-      </w:r>
+          <w:b/>
+          <w:color w:val="404040"/>
+          <w:sz w:val="24"/>
+          <w:szCs w:val="24"/>
+        </w:rPr>
+      </w:pPr>
     </w:p>
     <w:p>
       <w:pPr>
@@ -1740,20 +1895,18 @@
       </w:pPr>
       <w:r>
         <w:rPr>
-          <w:b w:val="1"/>
-          <w:color w:val="404040"/>
-          <w:sz w:val="24"/>
-          <w:szCs w:val="24"/>
-          <w:rtl w:val="0"/>
-        </w:rPr>
-        <w:t xml:space="preserve">Barclays</w:t>
-      </w:r>
-      <w:r>
-        <w:rPr>
-          <w:color w:val="404040"/>
-          <w:sz w:val="24"/>
-          <w:szCs w:val="24"/>
-          <w:rtl w:val="0"/>
+          <w:b/>
+          <w:color w:val="404040"/>
+          <w:sz w:val="24"/>
+          <w:szCs w:val="24"/>
+        </w:rPr>
+        <w:t>Barclays</w:t>
+      </w:r>
+      <w:r>
+        <w:rPr>
+          <w:color w:val="404040"/>
+          <w:sz w:val="24"/>
+          <w:szCs w:val="24"/>
         </w:rPr>
         <w:t xml:space="preserve"> | Pune </w:t>
       </w:r>
@@ -1773,9 +1926,8 @@
           <w:color w:val="404040"/>
           <w:sz w:val="24"/>
           <w:szCs w:val="24"/>
-          <w:rtl w:val="0"/>
-        </w:rPr>
-        <w:t xml:space="preserve">Lead UI UX Designer</w:t>
+        </w:rPr>
+        <w:t>Lead UI UX Designer</w:t>
       </w:r>
     </w:p>
     <w:p>
@@ -1793,9 +1945,8 @@
           <w:color w:val="404040"/>
           <w:sz w:val="24"/>
           <w:szCs w:val="24"/>
-          <w:rtl w:val="0"/>
-        </w:rPr>
-        <w:t xml:space="preserve">Aug 2018 – Dec 2020</w:t>
+        </w:rPr>
+        <w:t>Aug 2018 – Dec 2020</w:t>
       </w:r>
     </w:p>
     <w:p>
@@ -1808,11 +1959,6 @@
           <w:szCs w:val="24"/>
         </w:rPr>
       </w:pPr>
-      <w:r>
-        <w:rPr>
-          <w:rtl w:val="0"/>
-        </w:rPr>
-      </w:r>
     </w:p>
     <w:p>
       <w:pPr>
@@ -1826,22 +1972,29 @@
       </w:pPr>
       <w:r>
         <w:rPr>
-          <w:b w:val="1"/>
-          <w:color w:val="404040"/>
-          <w:sz w:val="24"/>
-          <w:szCs w:val="24"/>
-          <w:rtl w:val="0"/>
-        </w:rPr>
-        <w:t xml:space="preserve">Responsibilities</w:t>
-      </w:r>
-      <w:r>
-        <w:rPr>
-          <w:color w:val="404040"/>
-          <w:sz w:val="24"/>
-          <w:szCs w:val="24"/>
-          <w:rtl w:val="0"/>
-        </w:rPr>
-        <w:t xml:space="preserve">: </w:t>
+          <w:b/>
+          <w:color w:val="404040"/>
+          <w:sz w:val="24"/>
+          <w:szCs w:val="24"/>
+        </w:rPr>
+        <w:t>Respo</w:t>
+      </w:r>
+      <w:r>
+        <w:rPr>
+          <w:b/>
+          <w:color w:val="404040"/>
+          <w:sz w:val="24"/>
+          <w:szCs w:val="24"/>
+        </w:rPr>
+        <w:t>nsibilities</w:t>
+      </w:r>
+      <w:r>
+        <w:rPr>
+          <w:color w:val="404040"/>
+          <w:sz w:val="24"/>
+          <w:szCs w:val="24"/>
+        </w:rPr>
+        <w:t>: </w:t>
       </w:r>
     </w:p>
     <w:p>
@@ -1851,28 +2004,26 @@
           <w:numId w:val="4"/>
         </w:numPr>
         <w:pBdr>
-          <w:top w:space="0" w:sz="0" w:val="nil"/>
-          <w:left w:space="0" w:sz="0" w:val="nil"/>
-          <w:bottom w:space="0" w:sz="0" w:val="nil"/>
-          <w:right w:space="0" w:sz="0" w:val="nil"/>
-          <w:between w:space="0" w:sz="0" w:val="nil"/>
+          <w:top w:val="nil"/>
+          <w:left w:val="nil"/>
+          <w:bottom w:val="nil"/>
+          <w:right w:val="nil"/>
+          <w:between w:val="nil"/>
         </w:pBdr>
         <w:spacing w:after="0" w:line="240" w:lineRule="auto"/>
-        <w:ind w:left="720" w:hanging="360"/>
-        <w:rPr>
-          <w:color w:val="404040"/>
-          <w:sz w:val="24"/>
-          <w:szCs w:val="24"/>
-        </w:rPr>
-      </w:pPr>
-      <w:r>
-        <w:rPr>
-          <w:color w:val="404040"/>
-          <w:sz w:val="24"/>
-          <w:szCs w:val="24"/>
-          <w:rtl w:val="0"/>
-        </w:rPr>
-        <w:t xml:space="preserve">Gathering and evaluating user requirements in collaboration with product owner.</w:t>
+        <w:rPr>
+          <w:color w:val="404040"/>
+          <w:sz w:val="24"/>
+          <w:szCs w:val="24"/>
+        </w:rPr>
+      </w:pPr>
+      <w:r>
+        <w:rPr>
+          <w:color w:val="404040"/>
+          <w:sz w:val="24"/>
+          <w:szCs w:val="24"/>
+        </w:rPr>
+        <w:t>Gathering and evaluating user requirements in collaboration with product owner.</w:t>
       </w:r>
     </w:p>
     <w:p>
@@ -1882,28 +2033,26 @@
           <w:numId w:val="4"/>
         </w:numPr>
         <w:pBdr>
-          <w:top w:space="0" w:sz="0" w:val="nil"/>
-          <w:left w:space="0" w:sz="0" w:val="nil"/>
-          <w:bottom w:space="0" w:sz="0" w:val="nil"/>
-          <w:right w:space="0" w:sz="0" w:val="nil"/>
-          <w:between w:space="0" w:sz="0" w:val="nil"/>
+          <w:top w:val="nil"/>
+          <w:left w:val="nil"/>
+          <w:bottom w:val="nil"/>
+          <w:right w:val="nil"/>
+          <w:between w:val="nil"/>
         </w:pBdr>
         <w:spacing w:after="0" w:line="240" w:lineRule="auto"/>
-        <w:ind w:left="720" w:hanging="360"/>
-        <w:rPr>
-          <w:color w:val="404040"/>
-          <w:sz w:val="24"/>
-          <w:szCs w:val="24"/>
-        </w:rPr>
-      </w:pPr>
-      <w:r>
-        <w:rPr>
-          <w:color w:val="404040"/>
-          <w:sz w:val="24"/>
-          <w:szCs w:val="24"/>
-          <w:rtl w:val="0"/>
-        </w:rPr>
-        <w:t xml:space="preserve">Presenting UX design concepts to the project stakeholders for review and feedback.</w:t>
+        <w:rPr>
+          <w:color w:val="404040"/>
+          <w:sz w:val="24"/>
+          <w:szCs w:val="24"/>
+        </w:rPr>
+      </w:pPr>
+      <w:r>
+        <w:rPr>
+          <w:color w:val="404040"/>
+          <w:sz w:val="24"/>
+          <w:szCs w:val="24"/>
+        </w:rPr>
+        <w:t>Presenting UX design concepts to the project stakeholders for review and feedback.</w:t>
       </w:r>
     </w:p>
     <w:p>
@@ -1913,28 +2062,34 @@
           <w:numId w:val="4"/>
         </w:numPr>
         <w:pBdr>
-          <w:top w:space="0" w:sz="0" w:val="nil"/>
-          <w:left w:space="0" w:sz="0" w:val="nil"/>
-          <w:bottom w:space="0" w:sz="0" w:val="nil"/>
-          <w:right w:space="0" w:sz="0" w:val="nil"/>
-          <w:between w:space="0" w:sz="0" w:val="nil"/>
+          <w:top w:val="nil"/>
+          <w:left w:val="nil"/>
+          <w:bottom w:val="nil"/>
+          <w:right w:val="nil"/>
+          <w:between w:val="nil"/>
         </w:pBdr>
         <w:spacing w:after="0" w:line="240" w:lineRule="auto"/>
-        <w:ind w:left="720" w:hanging="360"/>
-        <w:rPr>
-          <w:color w:val="404040"/>
-          <w:sz w:val="24"/>
-          <w:szCs w:val="24"/>
-        </w:rPr>
-      </w:pPr>
-      <w:r>
-        <w:rPr>
-          <w:color w:val="404040"/>
-          <w:sz w:val="24"/>
-          <w:szCs w:val="24"/>
-          <w:rtl w:val="0"/>
-        </w:rPr>
-        <w:t xml:space="preserve">Driving the development and communication of clear design guidelines, patterns, libraries, and assets.</w:t>
+        <w:rPr>
+          <w:color w:val="404040"/>
+          <w:sz w:val="24"/>
+          <w:szCs w:val="24"/>
+        </w:rPr>
+      </w:pPr>
+      <w:r>
+        <w:rPr>
+          <w:color w:val="404040"/>
+          <w:sz w:val="24"/>
+          <w:szCs w:val="24"/>
+        </w:rPr>
+        <w:t>Driving the development and communication of clear design guidelines, patterns,</w:t>
+      </w:r>
+      <w:r>
+        <w:rPr>
+          <w:color w:val="404040"/>
+          <w:sz w:val="24"/>
+          <w:szCs w:val="24"/>
+        </w:rPr>
+        <w:t xml:space="preserve"> libraries, and assets.</w:t>
       </w:r>
     </w:p>
     <w:p>
@@ -1944,28 +2099,26 @@
           <w:numId w:val="4"/>
         </w:numPr>
         <w:pBdr>
-          <w:top w:space="0" w:sz="0" w:val="nil"/>
-          <w:left w:space="0" w:sz="0" w:val="nil"/>
-          <w:bottom w:space="0" w:sz="0" w:val="nil"/>
-          <w:right w:space="0" w:sz="0" w:val="nil"/>
-          <w:between w:space="0" w:sz="0" w:val="nil"/>
+          <w:top w:val="nil"/>
+          <w:left w:val="nil"/>
+          <w:bottom w:val="nil"/>
+          <w:right w:val="nil"/>
+          <w:between w:val="nil"/>
         </w:pBdr>
         <w:spacing w:after="0" w:line="240" w:lineRule="auto"/>
-        <w:ind w:left="720" w:hanging="360"/>
-        <w:rPr>
-          <w:color w:val="404040"/>
-          <w:sz w:val="24"/>
-          <w:szCs w:val="24"/>
-        </w:rPr>
-      </w:pPr>
-      <w:r>
-        <w:rPr>
-          <w:color w:val="404040"/>
-          <w:sz w:val="24"/>
-          <w:szCs w:val="24"/>
-          <w:rtl w:val="0"/>
-        </w:rPr>
-        <w:t xml:space="preserve">Working closely with the development team to implement the vision.</w:t>
+        <w:rPr>
+          <w:color w:val="404040"/>
+          <w:sz w:val="24"/>
+          <w:szCs w:val="24"/>
+        </w:rPr>
+      </w:pPr>
+      <w:r>
+        <w:rPr>
+          <w:color w:val="404040"/>
+          <w:sz w:val="24"/>
+          <w:szCs w:val="24"/>
+        </w:rPr>
+        <w:t>Working closely with the development team to implement the vision.</w:t>
       </w:r>
     </w:p>
     <w:p>
@@ -1975,76 +2128,77 @@
           <w:numId w:val="4"/>
         </w:numPr>
         <w:pBdr>
-          <w:top w:space="0" w:sz="0" w:val="nil"/>
-          <w:left w:space="0" w:sz="0" w:val="nil"/>
-          <w:bottom w:space="0" w:sz="0" w:val="nil"/>
-          <w:right w:space="0" w:sz="0" w:val="nil"/>
-          <w:between w:space="0" w:sz="0" w:val="nil"/>
+          <w:top w:val="nil"/>
+          <w:left w:val="nil"/>
+          <w:bottom w:val="nil"/>
+          <w:right w:val="nil"/>
+          <w:between w:val="nil"/>
         </w:pBdr>
         <w:spacing w:after="0" w:line="240" w:lineRule="auto"/>
-        <w:ind w:left="720" w:hanging="360"/>
-        <w:rPr>
-          <w:color w:val="404040"/>
-          <w:sz w:val="24"/>
-          <w:szCs w:val="24"/>
-        </w:rPr>
-      </w:pPr>
-      <w:r>
-        <w:rPr>
-          <w:color w:val="404040"/>
-          <w:sz w:val="24"/>
-          <w:szCs w:val="24"/>
-          <w:rtl w:val="0"/>
-        </w:rPr>
-        <w:t xml:space="preserve">Re-designing existing UIs to better adapt Android, iOS devices and web application. </w:t>
-      </w:r>
-    </w:p>
-    <w:p>
-      <w:pPr>
-        <w:spacing w:after="0" w:line="240" w:lineRule="auto"/>
-        <w:rPr>
-          <w:color w:val="404040"/>
-          <w:sz w:val="24"/>
-          <w:szCs w:val="24"/>
-        </w:rPr>
-      </w:pPr>
-      <w:r>
-        <w:rPr>
-          <w:rtl w:val="0"/>
-        </w:rPr>
-      </w:r>
-    </w:p>
-    <w:p>
-      <w:pPr>
-        <w:spacing w:after="0" w:line="240" w:lineRule="auto"/>
-        <w:rPr>
-          <w:color w:val="404040"/>
-          <w:sz w:val="24"/>
-          <w:szCs w:val="24"/>
-        </w:rPr>
-      </w:pPr>
-      <w:r>
-        <w:rPr>
-          <w:rtl w:val="0"/>
-        </w:rPr>
-      </w:r>
+        <w:rPr>
+          <w:color w:val="404040"/>
+          <w:sz w:val="24"/>
+          <w:szCs w:val="24"/>
+        </w:rPr>
+      </w:pPr>
+      <w:r>
+        <w:rPr>
+          <w:color w:val="404040"/>
+          <w:sz w:val="24"/>
+          <w:szCs w:val="24"/>
+        </w:rPr>
+        <w:t xml:space="preserve">Re-designing existing UIs to better adapt Android, </w:t>
+      </w:r>
+      <w:proofErr w:type="spellStart"/>
+      <w:r>
+        <w:rPr>
+          <w:color w:val="404040"/>
+          <w:sz w:val="24"/>
+          <w:szCs w:val="24"/>
+        </w:rPr>
+        <w:t>iOS</w:t>
+      </w:r>
+      <w:proofErr w:type="spellEnd"/>
+      <w:r>
+        <w:rPr>
+          <w:color w:val="404040"/>
+          <w:sz w:val="24"/>
+          <w:szCs w:val="24"/>
+        </w:rPr>
+        <w:t xml:space="preserve"> devices and web application. </w:t>
+      </w:r>
+    </w:p>
+    <w:p>
+      <w:pPr>
+        <w:spacing w:after="0" w:line="240" w:lineRule="auto"/>
+        <w:rPr>
+          <w:color w:val="404040"/>
+          <w:sz w:val="24"/>
+          <w:szCs w:val="24"/>
+        </w:rPr>
+      </w:pPr>
+    </w:p>
+    <w:p>
+      <w:pPr>
+        <w:spacing w:after="0" w:line="240" w:lineRule="auto"/>
+        <w:rPr>
+          <w:color w:val="404040"/>
+          <w:sz w:val="24"/>
+          <w:szCs w:val="24"/>
+        </w:rPr>
+      </w:pPr>
     </w:p>
     <w:p>
       <w:pPr>
         <w:spacing w:after="0" w:line="240" w:lineRule="auto"/>
         <w:jc w:val="both"/>
         <w:rPr>
-          <w:b w:val="1"/>
-          <w:color w:val="404040"/>
-          <w:sz w:val="24"/>
-          <w:szCs w:val="24"/>
-        </w:rPr>
-      </w:pPr>
-      <w:r>
-        <w:rPr>
-          <w:rtl w:val="0"/>
-        </w:rPr>
-      </w:r>
+          <w:b/>
+          <w:color w:val="404040"/>
+          <w:sz w:val="24"/>
+          <w:szCs w:val="24"/>
+        </w:rPr>
+      </w:pPr>
     </w:p>
     <w:p>
       <w:pPr>
@@ -2056,32 +2210,40 @@
           <w:szCs w:val="24"/>
         </w:rPr>
       </w:pPr>
-      <w:r>
-        <w:rPr>
-          <w:b w:val="1"/>
-          <w:color w:val="404040"/>
-          <w:sz w:val="24"/>
-          <w:szCs w:val="24"/>
-          <w:rtl w:val="0"/>
-        </w:rPr>
-        <w:t xml:space="preserve">Cybage Software Pvt</w:t>
-      </w:r>
-      <w:r>
-        <w:rPr>
-          <w:color w:val="404040"/>
-          <w:sz w:val="24"/>
-          <w:szCs w:val="24"/>
-          <w:rtl w:val="0"/>
-        </w:rPr>
-        <w:t xml:space="preserve">.</w:t>
-      </w:r>
-      <w:r>
-        <w:rPr>
-          <w:b w:val="1"/>
-          <w:color w:val="404040"/>
-          <w:sz w:val="24"/>
-          <w:szCs w:val="24"/>
-          <w:rtl w:val="0"/>
+      <w:proofErr w:type="spellStart"/>
+      <w:r>
+        <w:rPr>
+          <w:b/>
+          <w:color w:val="404040"/>
+          <w:sz w:val="24"/>
+          <w:szCs w:val="24"/>
+        </w:rPr>
+        <w:t>Cybage</w:t>
+      </w:r>
+      <w:proofErr w:type="spellEnd"/>
+      <w:r>
+        <w:rPr>
+          <w:b/>
+          <w:color w:val="404040"/>
+          <w:sz w:val="24"/>
+          <w:szCs w:val="24"/>
+        </w:rPr>
+        <w:t xml:space="preserve"> Software Pvt</w:t>
+      </w:r>
+      <w:r>
+        <w:rPr>
+          <w:color w:val="404040"/>
+          <w:sz w:val="24"/>
+          <w:szCs w:val="24"/>
+        </w:rPr>
+        <w:t>.</w:t>
+      </w:r>
+      <w:r>
+        <w:rPr>
+          <w:b/>
+          <w:color w:val="404040"/>
+          <w:sz w:val="24"/>
+          <w:szCs w:val="24"/>
         </w:rPr>
         <w:t xml:space="preserve"> Ltd</w:t>
       </w:r>
@@ -2090,7 +2252,6 @@
           <w:color w:val="404040"/>
           <w:sz w:val="24"/>
           <w:szCs w:val="24"/>
-          <w:rtl w:val="0"/>
         </w:rPr>
         <w:t xml:space="preserve">. | Pune </w:t>
       </w:r>
@@ -2110,9 +2271,8 @@
           <w:color w:val="404040"/>
           <w:sz w:val="24"/>
           <w:szCs w:val="24"/>
-          <w:rtl w:val="0"/>
-        </w:rPr>
-        <w:t xml:space="preserve">Lead UI UX Designer</w:t>
+        </w:rPr>
+        <w:t>Lead UI UX Designer</w:t>
       </w:r>
     </w:p>
     <w:p>
@@ -2130,25 +2290,19 @@
           <w:color w:val="404040"/>
           <w:sz w:val="24"/>
           <w:szCs w:val="24"/>
-          <w:rtl w:val="0"/>
-        </w:rPr>
-        <w:t xml:space="preserve">Sep 2015 – Jul 2018</w:t>
-      </w:r>
-    </w:p>
-    <w:p>
-      <w:pPr>
-        <w:spacing w:after="0" w:line="240" w:lineRule="auto"/>
-        <w:rPr>
-          <w:color w:val="404040"/>
-          <w:sz w:val="24"/>
-          <w:szCs w:val="24"/>
-        </w:rPr>
-      </w:pPr>
-      <w:r>
-        <w:rPr>
-          <w:rtl w:val="0"/>
-        </w:rPr>
-      </w:r>
+        </w:rPr>
+        <w:t>Sep 2015 – Jul 2018</w:t>
+      </w:r>
+    </w:p>
+    <w:p>
+      <w:pPr>
+        <w:spacing w:after="0" w:line="240" w:lineRule="auto"/>
+        <w:rPr>
+          <w:color w:val="404040"/>
+          <w:sz w:val="24"/>
+          <w:szCs w:val="24"/>
+        </w:rPr>
+      </w:pPr>
     </w:p>
     <w:p>
       <w:pPr>
@@ -2162,22 +2316,20 @@
       </w:pPr>
       <w:r>
         <w:rPr>
-          <w:b w:val="1"/>
-          <w:color w:val="404040"/>
-          <w:sz w:val="24"/>
-          <w:szCs w:val="24"/>
-          <w:rtl w:val="0"/>
-        </w:rPr>
-        <w:t xml:space="preserve">Responsibilities</w:t>
-      </w:r>
-      <w:r>
-        <w:rPr>
-          <w:color w:val="404040"/>
-          <w:sz w:val="24"/>
-          <w:szCs w:val="24"/>
-          <w:rtl w:val="0"/>
-        </w:rPr>
-        <w:t xml:space="preserve">: </w:t>
+          <w:b/>
+          <w:color w:val="404040"/>
+          <w:sz w:val="24"/>
+          <w:szCs w:val="24"/>
+        </w:rPr>
+        <w:t>Responsibilities</w:t>
+      </w:r>
+      <w:r>
+        <w:rPr>
+          <w:color w:val="404040"/>
+          <w:sz w:val="24"/>
+          <w:szCs w:val="24"/>
+        </w:rPr>
+        <w:t>: </w:t>
       </w:r>
     </w:p>
     <w:p>
@@ -2187,31 +2339,24 @@
           <w:numId w:val="10"/>
         </w:numPr>
         <w:pBdr>
-          <w:top w:space="0" w:sz="0" w:val="nil"/>
-          <w:left w:space="0" w:sz="0" w:val="nil"/>
-          <w:bottom w:space="0" w:sz="0" w:val="nil"/>
-          <w:right w:space="0" w:sz="0" w:val="nil"/>
-          <w:between w:space="0" w:sz="0" w:val="nil"/>
+          <w:top w:val="nil"/>
+          <w:left w:val="nil"/>
+          <w:bottom w:val="nil"/>
+          <w:right w:val="nil"/>
+          <w:between w:val="nil"/>
         </w:pBdr>
         <w:spacing w:after="0" w:line="240" w:lineRule="auto"/>
-        <w:ind w:left="720" w:hanging="360"/>
-        <w:rPr>
-          <w:color w:val="404040"/>
-        </w:rPr>
-      </w:pPr>
-      <w:r>
-        <w:rPr>
-          <w:color w:val="404040"/>
-          <w:sz w:val="24"/>
-          <w:szCs w:val="24"/>
-          <w:rtl w:val="0"/>
-        </w:rPr>
-        <w:t xml:space="preserve">Creating hi-fi interactive prototypes to accurately demonstrate app to clients.</w:t>
-      </w:r>
-      <w:r>
-        <w:rPr>
-          <w:rtl w:val="0"/>
-        </w:rPr>
+        <w:rPr>
+          <w:color w:val="404040"/>
+        </w:rPr>
+      </w:pPr>
+      <w:r>
+        <w:rPr>
+          <w:color w:val="404040"/>
+          <w:sz w:val="24"/>
+          <w:szCs w:val="24"/>
+        </w:rPr>
+        <w:t>Creating hi-fi interactive prototypes to accurately demonstrate app to clients.</w:t>
       </w:r>
     </w:p>
     <w:p>
@@ -2221,31 +2366,24 @@
           <w:numId w:val="10"/>
         </w:numPr>
         <w:pBdr>
-          <w:top w:space="0" w:sz="0" w:val="nil"/>
-          <w:left w:space="0" w:sz="0" w:val="nil"/>
-          <w:bottom w:space="0" w:sz="0" w:val="nil"/>
-          <w:right w:space="0" w:sz="0" w:val="nil"/>
-          <w:between w:space="0" w:sz="0" w:val="nil"/>
+          <w:top w:val="nil"/>
+          <w:left w:val="nil"/>
+          <w:bottom w:val="nil"/>
+          <w:right w:val="nil"/>
+          <w:between w:val="nil"/>
         </w:pBdr>
         <w:spacing w:after="0" w:line="240" w:lineRule="auto"/>
-        <w:ind w:left="720" w:hanging="360"/>
-        <w:rPr>
-          <w:color w:val="404040"/>
-        </w:rPr>
-      </w:pPr>
-      <w:r>
-        <w:rPr>
-          <w:color w:val="404040"/>
-          <w:sz w:val="24"/>
-          <w:szCs w:val="24"/>
-          <w:rtl w:val="0"/>
-        </w:rPr>
-        <w:t xml:space="preserve">Recommending alternative design solutions based on technical limitations. Ability for quick</w:t>
-      </w:r>
-      <w:r>
-        <w:rPr>
-          <w:rtl w:val="0"/>
-        </w:rPr>
+        <w:rPr>
+          <w:color w:val="404040"/>
+        </w:rPr>
+      </w:pPr>
+      <w:r>
+        <w:rPr>
+          <w:color w:val="404040"/>
+          <w:sz w:val="24"/>
+          <w:szCs w:val="24"/>
+        </w:rPr>
+        <w:t>Recommending alternative design solutions based on technical limitations. Ability for quick</w:t>
       </w:r>
     </w:p>
     <w:p>
@@ -2255,7 +2393,6 @@
           <w:numId w:val="10"/>
         </w:numPr>
         <w:spacing w:after="0" w:line="240" w:lineRule="auto"/>
-        <w:ind w:left="720" w:hanging="360"/>
         <w:jc w:val="both"/>
         <w:rPr>
           <w:color w:val="404040"/>
@@ -2266,14 +2403,8 @@
           <w:color w:val="404040"/>
           <w:sz w:val="24"/>
           <w:szCs w:val="24"/>
-          <w:rtl w:val="0"/>
-        </w:rPr>
-        <w:t xml:space="preserve">Problem-solving earned positive feedback from stakeholders.</w:t>
-      </w:r>
-      <w:r>
-        <w:rPr>
-          <w:rtl w:val="0"/>
-        </w:rPr>
+        </w:rPr>
+        <w:t>Problem-solving earned positive feedback from stakeholders.</w:t>
       </w:r>
     </w:p>
     <w:p>
@@ -2283,7 +2414,6 @@
           <w:numId w:val="10"/>
         </w:numPr>
         <w:spacing w:after="0" w:line="240" w:lineRule="auto"/>
-        <w:ind w:left="720" w:hanging="360"/>
         <w:jc w:val="both"/>
         <w:rPr>
           <w:color w:val="404040"/>
@@ -2294,15 +2424,63 @@
           <w:color w:val="404040"/>
           <w:sz w:val="24"/>
           <w:szCs w:val="24"/>
-          <w:rtl w:val="0"/>
-        </w:rPr>
-        <w:t xml:space="preserve">Working on front end development using HTML5, CSS3, Angular Material Design 2, Bootstrap, Jquery, SCSS, Jira and Git</w:t>
-      </w:r>
-      <w:r>
-        <w:rPr>
-          <w:rtl w:val="0"/>
-        </w:rPr>
-      </w:r>
+        </w:rPr>
+        <w:t>Worki</w:t>
+      </w:r>
+      <w:r>
+        <w:rPr>
+          <w:color w:val="404040"/>
+          <w:sz w:val="24"/>
+          <w:szCs w:val="24"/>
+        </w:rPr>
+        <w:t xml:space="preserve">ng on front end development using HTML5, CSS3, Angular Material Design 2, Bootstrap, </w:t>
+      </w:r>
+      <w:proofErr w:type="spellStart"/>
+      <w:r>
+        <w:rPr>
+          <w:color w:val="404040"/>
+          <w:sz w:val="24"/>
+          <w:szCs w:val="24"/>
+        </w:rPr>
+        <w:t>Jquery</w:t>
+      </w:r>
+      <w:proofErr w:type="spellEnd"/>
+      <w:r>
+        <w:rPr>
+          <w:color w:val="404040"/>
+          <w:sz w:val="24"/>
+          <w:szCs w:val="24"/>
+        </w:rPr>
+        <w:t xml:space="preserve">, SCSS, </w:t>
+      </w:r>
+      <w:proofErr w:type="spellStart"/>
+      <w:r>
+        <w:rPr>
+          <w:color w:val="404040"/>
+          <w:sz w:val="24"/>
+          <w:szCs w:val="24"/>
+        </w:rPr>
+        <w:t>Jira</w:t>
+      </w:r>
+      <w:proofErr w:type="spellEnd"/>
+      <w:r>
+        <w:rPr>
+          <w:color w:val="404040"/>
+          <w:sz w:val="24"/>
+          <w:szCs w:val="24"/>
+        </w:rPr>
+        <w:t xml:space="preserve"> and </w:t>
+      </w:r>
+      <w:proofErr w:type="spellStart"/>
+      <w:r>
+        <w:rPr>
+          <w:color w:val="404040"/>
+          <w:sz w:val="24"/>
+          <w:szCs w:val="24"/>
+        </w:rPr>
+        <w:t>Git</w:t>
+      </w:r>
+      <w:proofErr w:type="spellEnd"/>
     </w:p>
     <w:p>
       <w:pPr>
@@ -2311,7 +2489,6 @@
           <w:numId w:val="10"/>
         </w:numPr>
         <w:spacing w:after="0" w:line="240" w:lineRule="auto"/>
-        <w:ind w:left="720" w:hanging="360"/>
         <w:jc w:val="both"/>
         <w:rPr>
           <w:color w:val="404040"/>
@@ -2322,14 +2499,8 @@
           <w:color w:val="404040"/>
           <w:sz w:val="24"/>
           <w:szCs w:val="24"/>
-          <w:rtl w:val="0"/>
-        </w:rPr>
-        <w:t xml:space="preserve">Participating in relevant technical and verbal communication with stakeholders </w:t>
-      </w:r>
-      <w:r>
-        <w:rPr>
-          <w:rtl w:val="0"/>
-        </w:rPr>
+        </w:rPr>
+        <w:t>Participating in relevant technical and verbal communication with stakeholders </w:t>
       </w:r>
     </w:p>
     <w:p>
@@ -2339,7 +2510,6 @@
           <w:numId w:val="10"/>
         </w:numPr>
         <w:spacing w:after="0" w:line="240" w:lineRule="auto"/>
-        <w:ind w:left="720" w:hanging="360"/>
         <w:jc w:val="both"/>
         <w:rPr>
           <w:color w:val="404040"/>
@@ -2350,14 +2520,8 @@
           <w:color w:val="404040"/>
           <w:sz w:val="24"/>
           <w:szCs w:val="24"/>
-          <w:rtl w:val="0"/>
-        </w:rPr>
-        <w:t xml:space="preserve">Assisting and mentoring the team members for issue resolution</w:t>
-      </w:r>
-      <w:r>
-        <w:rPr>
-          <w:rtl w:val="0"/>
-        </w:rPr>
+        </w:rPr>
+        <w:t>Assisting and mentoring the team members for issue resolution</w:t>
       </w:r>
     </w:p>
     <w:p>
@@ -2367,7 +2531,6 @@
           <w:numId w:val="10"/>
         </w:numPr>
         <w:spacing w:after="0" w:line="240" w:lineRule="auto"/>
-        <w:ind w:left="720" w:hanging="360"/>
         <w:jc w:val="both"/>
         <w:rPr>
           <w:color w:val="404040"/>
@@ -2378,14 +2541,16 @@
           <w:color w:val="404040"/>
           <w:sz w:val="24"/>
           <w:szCs w:val="24"/>
-          <w:rtl w:val="0"/>
-        </w:rPr>
-        <w:t xml:space="preserve">Performing code reviews</w:t>
-      </w:r>
-      <w:r>
-        <w:rPr>
-          <w:rtl w:val="0"/>
-        </w:rPr>
+        </w:rPr>
+        <w:t>Pe</w:t>
+      </w:r>
+      <w:r>
+        <w:rPr>
+          <w:color w:val="404040"/>
+          <w:sz w:val="24"/>
+          <w:szCs w:val="24"/>
+        </w:rPr>
+        <w:t>rforming code reviews</w:t>
       </w:r>
     </w:p>
     <w:p>
@@ -2395,7 +2560,6 @@
           <w:numId w:val="10"/>
         </w:numPr>
         <w:spacing w:after="0" w:line="240" w:lineRule="auto"/>
-        <w:ind w:left="720" w:hanging="360"/>
         <w:jc w:val="both"/>
         <w:rPr>
           <w:color w:val="404040"/>
@@ -2406,14 +2570,8 @@
           <w:color w:val="404040"/>
           <w:sz w:val="24"/>
           <w:szCs w:val="24"/>
-          <w:rtl w:val="0"/>
-        </w:rPr>
-        <w:t xml:space="preserve">Fixing issues and defects</w:t>
-      </w:r>
-      <w:r>
-        <w:rPr>
-          <w:rtl w:val="0"/>
-        </w:rPr>
+        </w:rPr>
+        <w:t>Fixing issues and defects</w:t>
       </w:r>
     </w:p>
     <w:p>
@@ -2423,7 +2581,6 @@
           <w:numId w:val="10"/>
         </w:numPr>
         <w:spacing w:after="0" w:line="240" w:lineRule="auto"/>
-        <w:ind w:left="720" w:hanging="360"/>
         <w:jc w:val="both"/>
         <w:rPr>
           <w:color w:val="404040"/>
@@ -2434,14 +2591,8 @@
           <w:color w:val="404040"/>
           <w:sz w:val="24"/>
           <w:szCs w:val="24"/>
-          <w:rtl w:val="0"/>
-        </w:rPr>
-        <w:t xml:space="preserve">Working on CMS (Drupal) based Application</w:t>
-      </w:r>
-      <w:r>
-        <w:rPr>
-          <w:rtl w:val="0"/>
-        </w:rPr>
+        </w:rPr>
+        <w:t>Working on CMS (Drupal) based Application</w:t>
       </w:r>
     </w:p>
     <w:p>
@@ -2451,7 +2602,6 @@
           <w:numId w:val="10"/>
         </w:numPr>
         <w:spacing w:after="0" w:line="240" w:lineRule="auto"/>
-        <w:ind w:left="720" w:hanging="360"/>
         <w:jc w:val="both"/>
         <w:rPr>
           <w:color w:val="404040"/>
@@ -2462,14 +2612,8 @@
           <w:color w:val="404040"/>
           <w:sz w:val="24"/>
           <w:szCs w:val="24"/>
-          <w:rtl w:val="0"/>
-        </w:rPr>
-        <w:t xml:space="preserve">Achieving goals successfully before timeline</w:t>
-      </w:r>
-      <w:r>
-        <w:rPr>
-          <w:rtl w:val="0"/>
-        </w:rPr>
+        </w:rPr>
+        <w:t>Achieving goals successfully before timeline</w:t>
       </w:r>
     </w:p>
     <w:p>
@@ -2479,7 +2623,6 @@
           <w:numId w:val="10"/>
         </w:numPr>
         <w:spacing w:after="0" w:line="240" w:lineRule="auto"/>
-        <w:ind w:left="720" w:hanging="360"/>
         <w:jc w:val="both"/>
         <w:rPr>
           <w:color w:val="404040"/>
@@ -2490,14 +2633,8 @@
           <w:color w:val="404040"/>
           <w:sz w:val="24"/>
           <w:szCs w:val="24"/>
-          <w:rtl w:val="0"/>
-        </w:rPr>
-        <w:t xml:space="preserve">Integrating and Unit testing</w:t>
-      </w:r>
-      <w:r>
-        <w:rPr>
-          <w:rtl w:val="0"/>
-        </w:rPr>
+        </w:rPr>
+        <w:t>Integrating and Unit testing</w:t>
       </w:r>
     </w:p>
     <w:p>
@@ -2507,7 +2644,6 @@
           <w:numId w:val="10"/>
         </w:numPr>
         <w:spacing w:after="0" w:line="240" w:lineRule="auto"/>
-        <w:ind w:left="720" w:hanging="360"/>
         <w:jc w:val="both"/>
         <w:rPr>
           <w:color w:val="404040"/>
@@ -2518,30 +2654,19 @@
           <w:color w:val="404040"/>
           <w:sz w:val="24"/>
           <w:szCs w:val="24"/>
-          <w:rtl w:val="0"/>
-        </w:rPr>
-        <w:t xml:space="preserve">Working on documentation of various Processes</w:t>
-      </w:r>
-      <w:r>
-        <w:rPr>
-          <w:rtl w:val="0"/>
-        </w:rPr>
-      </w:r>
-    </w:p>
-    <w:p>
-      <w:pPr>
-        <w:spacing w:after="0" w:line="240" w:lineRule="auto"/>
-        <w:rPr>
-          <w:color w:val="404040"/>
-          <w:sz w:val="24"/>
-          <w:szCs w:val="24"/>
-        </w:rPr>
-      </w:pPr>
-      <w:r>
-        <w:rPr>
-          <w:rtl w:val="0"/>
-        </w:rPr>
-      </w:r>
+        </w:rPr>
+        <w:t>Working on documentation of various Processes</w:t>
+      </w:r>
+    </w:p>
+    <w:p>
+      <w:pPr>
+        <w:spacing w:after="0" w:line="240" w:lineRule="auto"/>
+        <w:rPr>
+          <w:color w:val="404040"/>
+          <w:sz w:val="24"/>
+          <w:szCs w:val="24"/>
+        </w:rPr>
+      </w:pPr>
     </w:p>
     <w:p>
       <w:pPr>
@@ -2554,26 +2679,16 @@
       <w:r>
         <w:br w:type="page"/>
       </w:r>
-      <w:r>
-        <w:rPr>
-          <w:rtl w:val="0"/>
-        </w:rPr>
-      </w:r>
-    </w:p>
-    <w:p>
-      <w:pPr>
-        <w:spacing w:after="0" w:line="240" w:lineRule="auto"/>
-        <w:rPr>
-          <w:color w:val="404040"/>
-          <w:sz w:val="24"/>
-          <w:szCs w:val="24"/>
-        </w:rPr>
-      </w:pPr>
-      <w:r>
-        <w:rPr>
-          <w:rtl w:val="0"/>
-        </w:rPr>
-      </w:r>
+    </w:p>
+    <w:p>
+      <w:pPr>
+        <w:spacing w:after="0" w:line="240" w:lineRule="auto"/>
+        <w:rPr>
+          <w:color w:val="404040"/>
+          <w:sz w:val="24"/>
+          <w:szCs w:val="24"/>
+        </w:rPr>
+      </w:pPr>
     </w:p>
     <w:p>
       <w:pPr>
@@ -2585,24 +2700,40 @@
           <w:szCs w:val="24"/>
         </w:rPr>
       </w:pPr>
-      <w:r>
-        <w:rPr>
-          <w:b w:val="1"/>
-          <w:color w:val="404040"/>
-          <w:sz w:val="24"/>
-          <w:szCs w:val="24"/>
-          <w:rtl w:val="0"/>
-        </w:rPr>
-        <w:t xml:space="preserve">Datamatics UK Ltd.</w:t>
-      </w:r>
-      <w:r>
-        <w:rPr>
-          <w:color w:val="404040"/>
-          <w:sz w:val="24"/>
-          <w:szCs w:val="24"/>
-          <w:rtl w:val="0"/>
+      <w:proofErr w:type="spellStart"/>
+      <w:r>
+        <w:rPr>
+          <w:b/>
+          <w:color w:val="404040"/>
+          <w:sz w:val="24"/>
+          <w:szCs w:val="24"/>
+        </w:rPr>
+        <w:t>Datamatics</w:t>
+      </w:r>
+      <w:proofErr w:type="spellEnd"/>
+      <w:r>
+        <w:rPr>
+          <w:b/>
+          <w:color w:val="404040"/>
+          <w:sz w:val="24"/>
+          <w:szCs w:val="24"/>
+        </w:rPr>
+        <w:t xml:space="preserve"> UK Ltd.</w:t>
+      </w:r>
+      <w:r>
+        <w:rPr>
+          <w:color w:val="404040"/>
+          <w:sz w:val="24"/>
+          <w:szCs w:val="24"/>
         </w:rPr>
         <w:t xml:space="preserve"> | UK</w:t>
+      </w:r>
+      <w:r>
+        <w:rPr>
+          <w:color w:val="404040"/>
+          <w:sz w:val="24"/>
+          <w:szCs w:val="24"/>
+        </w:rPr>
         <w:tab/>
       </w:r>
     </w:p>
@@ -2621,9 +2752,8 @@
           <w:color w:val="404040"/>
           <w:sz w:val="24"/>
           <w:szCs w:val="24"/>
-          <w:rtl w:val="0"/>
-        </w:rPr>
-        <w:t xml:space="preserve">UI UX Consultant</w:t>
+        </w:rPr>
+        <w:t>UI UX Consultant</w:t>
       </w:r>
     </w:p>
     <w:p>
@@ -2641,25 +2771,19 @@
           <w:color w:val="404040"/>
           <w:sz w:val="24"/>
           <w:szCs w:val="24"/>
-          <w:rtl w:val="0"/>
-        </w:rPr>
-        <w:t xml:space="preserve">Apr. 2015 – Sep. 2015</w:t>
-      </w:r>
-    </w:p>
-    <w:p>
-      <w:pPr>
-        <w:spacing w:after="0" w:line="240" w:lineRule="auto"/>
-        <w:rPr>
-          <w:color w:val="404040"/>
-          <w:sz w:val="24"/>
-          <w:szCs w:val="24"/>
-        </w:rPr>
-      </w:pPr>
-      <w:r>
-        <w:rPr>
-          <w:rtl w:val="0"/>
-        </w:rPr>
-      </w:r>
+        </w:rPr>
+        <w:t>Apr. 2015 – Sep. 2015</w:t>
+      </w:r>
+    </w:p>
+    <w:p>
+      <w:pPr>
+        <w:spacing w:after="0" w:line="240" w:lineRule="auto"/>
+        <w:rPr>
+          <w:color w:val="404040"/>
+          <w:sz w:val="24"/>
+          <w:szCs w:val="24"/>
+        </w:rPr>
+      </w:pPr>
     </w:p>
     <w:p>
       <w:pPr>
@@ -2673,22 +2797,20 @@
       </w:pPr>
       <w:r>
         <w:rPr>
-          <w:b w:val="1"/>
-          <w:color w:val="404040"/>
-          <w:sz w:val="24"/>
-          <w:szCs w:val="24"/>
-          <w:rtl w:val="0"/>
-        </w:rPr>
-        <w:t xml:space="preserve">Responsibilities</w:t>
-      </w:r>
-      <w:r>
-        <w:rPr>
-          <w:color w:val="404040"/>
-          <w:sz w:val="24"/>
-          <w:szCs w:val="24"/>
-          <w:rtl w:val="0"/>
-        </w:rPr>
-        <w:t xml:space="preserve">: </w:t>
+          <w:b/>
+          <w:color w:val="404040"/>
+          <w:sz w:val="24"/>
+          <w:szCs w:val="24"/>
+        </w:rPr>
+        <w:t>Responsibilities</w:t>
+      </w:r>
+      <w:r>
+        <w:rPr>
+          <w:color w:val="404040"/>
+          <w:sz w:val="24"/>
+          <w:szCs w:val="24"/>
+        </w:rPr>
+        <w:t>: </w:t>
       </w:r>
     </w:p>
     <w:p>
@@ -2697,26 +2819,19 @@
           <w:ilvl w:val="0"/>
           <w:numId w:val="11"/>
         </w:numPr>
-        <w:shd w:fill="ffffff" w:val="clear"/>
-        <w:spacing w:after="0" w:before="160" w:line="240" w:lineRule="auto"/>
-        <w:ind w:left="720" w:hanging="360"/>
-        <w:rPr>
-          <w:color w:val="404040"/>
-        </w:rPr>
-      </w:pPr>
-      <w:r>
-        <w:rPr>
-          <w:color w:val="404040"/>
-          <w:sz w:val="24"/>
-          <w:szCs w:val="24"/>
-          <w:rtl w:val="0"/>
-        </w:rPr>
-        <w:t xml:space="preserve">Coordinate with internal and external customers/clients.</w:t>
-      </w:r>
-      <w:r>
-        <w:rPr>
-          <w:rtl w:val="0"/>
-        </w:rPr>
+        <w:shd w:val="clear" w:color="auto" w:fill="FFFFFF"/>
+        <w:spacing w:before="160" w:after="0" w:line="240" w:lineRule="auto"/>
+        <w:rPr>
+          <w:color w:val="404040"/>
+        </w:rPr>
+      </w:pPr>
+      <w:r>
+        <w:rPr>
+          <w:color w:val="404040"/>
+          <w:sz w:val="24"/>
+          <w:szCs w:val="24"/>
+        </w:rPr>
+        <w:t>Coordinate with internal and external customers/clients.</w:t>
       </w:r>
     </w:p>
     <w:p>
@@ -2725,26 +2840,27 @@
           <w:ilvl w:val="0"/>
           <w:numId w:val="11"/>
         </w:numPr>
-        <w:shd w:fill="ffffff" w:val="clear"/>
-        <w:spacing w:after="0" w:line="240" w:lineRule="auto"/>
-        <w:ind w:left="720" w:hanging="360"/>
-        <w:rPr>
-          <w:color w:val="404040"/>
-        </w:rPr>
-      </w:pPr>
-      <w:r>
-        <w:rPr>
-          <w:color w:val="404040"/>
-          <w:sz w:val="24"/>
-          <w:szCs w:val="24"/>
-          <w:rtl w:val="0"/>
-        </w:rPr>
-        <w:t xml:space="preserve">Familiarize the team with the customer needs, specifications, design targets, the development process, design standards, techniques and tools to support task performance</w:t>
-      </w:r>
-      <w:r>
-        <w:rPr>
-          <w:rtl w:val="0"/>
-        </w:rPr>
+        <w:shd w:val="clear" w:color="auto" w:fill="FFFFFF"/>
+        <w:spacing w:after="0" w:line="240" w:lineRule="auto"/>
+        <w:rPr>
+          <w:color w:val="404040"/>
+        </w:rPr>
+      </w:pPr>
+      <w:r>
+        <w:rPr>
+          <w:color w:val="404040"/>
+          <w:sz w:val="24"/>
+          <w:szCs w:val="24"/>
+        </w:rPr>
+        <w:t>Familiarize the team with the customer needs, specifications, design targets, the development process, design standards, techniques and tools to support task</w:t>
+      </w:r>
+      <w:r>
+        <w:rPr>
+          <w:color w:val="404040"/>
+          <w:sz w:val="24"/>
+          <w:szCs w:val="24"/>
+        </w:rPr>
+        <w:t xml:space="preserve"> performance</w:t>
       </w:r>
     </w:p>
     <w:p>
@@ -2753,26 +2869,19 @@
           <w:ilvl w:val="0"/>
           <w:numId w:val="11"/>
         </w:numPr>
-        <w:shd w:fill="ffffff" w:val="clear"/>
-        <w:spacing w:after="0" w:line="240" w:lineRule="auto"/>
-        <w:ind w:left="720" w:hanging="360"/>
-        <w:rPr>
-          <w:color w:val="404040"/>
-        </w:rPr>
-      </w:pPr>
-      <w:r>
-        <w:rPr>
-          <w:color w:val="404040"/>
-          <w:sz w:val="24"/>
-          <w:szCs w:val="24"/>
-          <w:rtl w:val="0"/>
-        </w:rPr>
-        <w:t xml:space="preserve">Assure that the team addresses all relevant issues within the specifications and various standards</w:t>
-      </w:r>
-      <w:r>
-        <w:rPr>
-          <w:rtl w:val="0"/>
-        </w:rPr>
+        <w:shd w:val="clear" w:color="auto" w:fill="FFFFFF"/>
+        <w:spacing w:after="0" w:line="240" w:lineRule="auto"/>
+        <w:rPr>
+          <w:color w:val="404040"/>
+        </w:rPr>
+      </w:pPr>
+      <w:r>
+        <w:rPr>
+          <w:color w:val="404040"/>
+          <w:sz w:val="24"/>
+          <w:szCs w:val="24"/>
+        </w:rPr>
+        <w:t>Assure that the team addresses all relevant issues within the specifications and various standards</w:t>
       </w:r>
     </w:p>
     <w:p>
@@ -2781,26 +2890,19 @@
           <w:ilvl w:val="0"/>
           <w:numId w:val="11"/>
         </w:numPr>
-        <w:shd w:fill="ffffff" w:val="clear"/>
-        <w:spacing w:after="0" w:line="240" w:lineRule="auto"/>
-        <w:ind w:left="720" w:hanging="360"/>
-        <w:rPr>
-          <w:color w:val="404040"/>
-        </w:rPr>
-      </w:pPr>
-      <w:r>
-        <w:rPr>
-          <w:color w:val="404040"/>
-          <w:sz w:val="24"/>
-          <w:szCs w:val="24"/>
-          <w:rtl w:val="0"/>
-        </w:rPr>
-        <w:t xml:space="preserve">Initiate sub-groups or sub-teams as appropriate to resolve issues and perform tasks in parallel</w:t>
-      </w:r>
-      <w:r>
-        <w:rPr>
-          <w:rtl w:val="0"/>
-        </w:rPr>
+        <w:shd w:val="clear" w:color="auto" w:fill="FFFFFF"/>
+        <w:spacing w:after="0" w:line="240" w:lineRule="auto"/>
+        <w:rPr>
+          <w:color w:val="404040"/>
+        </w:rPr>
+      </w:pPr>
+      <w:r>
+        <w:rPr>
+          <w:color w:val="404040"/>
+          <w:sz w:val="24"/>
+          <w:szCs w:val="24"/>
+        </w:rPr>
+        <w:t>Initiate sub-groups or sub-teams as appropriate to resolve issues and perform tasks in parallel</w:t>
       </w:r>
     </w:p>
     <w:p>
@@ -2809,26 +2911,27 @@
           <w:ilvl w:val="0"/>
           <w:numId w:val="11"/>
         </w:numPr>
-        <w:shd w:fill="ffffff" w:val="clear"/>
-        <w:spacing w:after="0" w:line="240" w:lineRule="auto"/>
-        <w:ind w:left="720" w:hanging="360"/>
-        <w:rPr>
-          <w:color w:val="404040"/>
-        </w:rPr>
-      </w:pPr>
-      <w:r>
-        <w:rPr>
-          <w:color w:val="404040"/>
-          <w:sz w:val="24"/>
-          <w:szCs w:val="24"/>
-          <w:rtl w:val="0"/>
-        </w:rPr>
-        <w:t xml:space="preserve">Ensure deliverables are prepared to satisfy the project requirements, cost and schedule</w:t>
-      </w:r>
-      <w:r>
-        <w:rPr>
-          <w:rtl w:val="0"/>
-        </w:rPr>
+        <w:shd w:val="clear" w:color="auto" w:fill="FFFFFF"/>
+        <w:spacing w:after="0" w:line="240" w:lineRule="auto"/>
+        <w:rPr>
+          <w:color w:val="404040"/>
+        </w:rPr>
+      </w:pPr>
+      <w:r>
+        <w:rPr>
+          <w:color w:val="404040"/>
+          <w:sz w:val="24"/>
+          <w:szCs w:val="24"/>
+        </w:rPr>
+        <w:t xml:space="preserve">Ensure deliverables are prepared to satisfy the </w:t>
+      </w:r>
+      <w:r>
+        <w:rPr>
+          <w:color w:val="404040"/>
+          <w:sz w:val="24"/>
+          <w:szCs w:val="24"/>
+        </w:rPr>
+        <w:t>project requirements, cost and schedule</w:t>
       </w:r>
     </w:p>
     <w:p>
@@ -2837,26 +2940,19 @@
           <w:ilvl w:val="0"/>
           <w:numId w:val="11"/>
         </w:numPr>
-        <w:shd w:fill="ffffff" w:val="clear"/>
-        <w:spacing w:after="0" w:line="240" w:lineRule="auto"/>
-        <w:ind w:left="720" w:hanging="360"/>
-        <w:rPr>
-          <w:color w:val="404040"/>
-        </w:rPr>
-      </w:pPr>
-      <w:r>
-        <w:rPr>
-          <w:color w:val="404040"/>
-          <w:sz w:val="24"/>
-          <w:szCs w:val="24"/>
-          <w:rtl w:val="0"/>
-        </w:rPr>
-        <w:t xml:space="preserve">Enhanced engagement in both desktop and mobile-optimized solutions to industry, B2B with UX/UI design direction and solutions.</w:t>
-      </w:r>
-      <w:r>
-        <w:rPr>
-          <w:rtl w:val="0"/>
-        </w:rPr>
+        <w:shd w:val="clear" w:color="auto" w:fill="FFFFFF"/>
+        <w:spacing w:after="0" w:line="240" w:lineRule="auto"/>
+        <w:rPr>
+          <w:color w:val="404040"/>
+        </w:rPr>
+      </w:pPr>
+      <w:r>
+        <w:rPr>
+          <w:color w:val="404040"/>
+          <w:sz w:val="24"/>
+          <w:szCs w:val="24"/>
+        </w:rPr>
+        <w:t>Enhanced engagement in both desktop and mobile-optimized solutions to industry, B2B with UX/UI design direction and solutions.</w:t>
       </w:r>
     </w:p>
     <w:p>
@@ -2865,26 +2961,19 @@
           <w:ilvl w:val="0"/>
           <w:numId w:val="11"/>
         </w:numPr>
-        <w:shd w:fill="ffffff" w:val="clear"/>
-        <w:spacing w:after="0" w:line="240" w:lineRule="auto"/>
-        <w:ind w:left="720" w:hanging="360"/>
-        <w:rPr>
-          <w:color w:val="404040"/>
-        </w:rPr>
-      </w:pPr>
-      <w:r>
-        <w:rPr>
-          <w:color w:val="404040"/>
-          <w:sz w:val="24"/>
-          <w:szCs w:val="24"/>
-          <w:rtl w:val="0"/>
-        </w:rPr>
-        <w:t xml:space="preserve">Crafted the Visual Design and workflows for the LMS.</w:t>
-      </w:r>
-      <w:r>
-        <w:rPr>
-          <w:rtl w:val="0"/>
-        </w:rPr>
+        <w:shd w:val="clear" w:color="auto" w:fill="FFFFFF"/>
+        <w:spacing w:after="0" w:line="240" w:lineRule="auto"/>
+        <w:rPr>
+          <w:color w:val="404040"/>
+        </w:rPr>
+      </w:pPr>
+      <w:r>
+        <w:rPr>
+          <w:color w:val="404040"/>
+          <w:sz w:val="24"/>
+          <w:szCs w:val="24"/>
+        </w:rPr>
+        <w:t>Crafted the Visual Design and workflows for the LMS.</w:t>
       </w:r>
     </w:p>
     <w:p>
@@ -2894,24 +2983,25 @@
           <w:numId w:val="11"/>
         </w:numPr>
         <w:spacing w:after="0" w:line="240" w:lineRule="auto"/>
-        <w:ind w:left="720" w:hanging="360"/>
-        <w:rPr>
-          <w:color w:val="404040"/>
-        </w:rPr>
-      </w:pPr>
-      <w:r>
-        <w:rPr>
-          <w:color w:val="404040"/>
-          <w:sz w:val="24"/>
-          <w:szCs w:val="24"/>
-          <w:rtl w:val="0"/>
-        </w:rPr>
-        <w:t xml:space="preserve">Led, Mentored, Guided and Contributed to the User Interface and Front-End Development Teams.</w:t>
-      </w:r>
-      <w:r>
-        <w:rPr>
-          <w:rtl w:val="0"/>
-        </w:rPr>
+        <w:rPr>
+          <w:color w:val="404040"/>
+        </w:rPr>
+      </w:pPr>
+      <w:r>
+        <w:rPr>
+          <w:color w:val="404040"/>
+          <w:sz w:val="24"/>
+          <w:szCs w:val="24"/>
+        </w:rPr>
+        <w:t>Led, Mentored, Guided and Contribute</w:t>
+      </w:r>
+      <w:r>
+        <w:rPr>
+          <w:color w:val="404040"/>
+          <w:sz w:val="24"/>
+          <w:szCs w:val="24"/>
+        </w:rPr>
+        <w:t>d to the User Interface and Front-End Development Teams.</w:t>
       </w:r>
     </w:p>
     <w:p>
@@ -2921,24 +3011,17 @@
           <w:numId w:val="11"/>
         </w:numPr>
         <w:spacing w:after="0" w:line="240" w:lineRule="auto"/>
-        <w:ind w:left="720" w:hanging="360"/>
-        <w:rPr>
-          <w:color w:val="404040"/>
-        </w:rPr>
-      </w:pPr>
-      <w:r>
-        <w:rPr>
-          <w:color w:val="404040"/>
-          <w:sz w:val="24"/>
-          <w:szCs w:val="24"/>
-          <w:rtl w:val="0"/>
-        </w:rPr>
-        <w:t xml:space="preserve">Provide design innovation and leadership on projects for web and mobile applications</w:t>
-      </w:r>
-      <w:r>
-        <w:rPr>
-          <w:rtl w:val="0"/>
-        </w:rPr>
+        <w:rPr>
+          <w:color w:val="404040"/>
+        </w:rPr>
+      </w:pPr>
+      <w:r>
+        <w:rPr>
+          <w:color w:val="404040"/>
+          <w:sz w:val="24"/>
+          <w:szCs w:val="24"/>
+        </w:rPr>
+        <w:t>Provide design innovation and leadership on projects for web and mobile applications</w:t>
       </w:r>
     </w:p>
     <w:p>
@@ -2948,24 +3031,35 @@
           <w:numId w:val="11"/>
         </w:numPr>
         <w:spacing w:after="0" w:line="240" w:lineRule="auto"/>
-        <w:ind w:left="720" w:hanging="360"/>
-        <w:rPr>
-          <w:color w:val="404040"/>
-        </w:rPr>
-      </w:pPr>
-      <w:r>
-        <w:rPr>
-          <w:color w:val="404040"/>
-          <w:sz w:val="24"/>
-          <w:szCs w:val="24"/>
-          <w:rtl w:val="0"/>
-        </w:rPr>
-        <w:t xml:space="preserve">Responsible for the user experience, information architecture, and user interfaces and interactions working closely with dev team.</w:t>
-      </w:r>
-      <w:r>
-        <w:rPr>
-          <w:rtl w:val="0"/>
-        </w:rPr>
+        <w:rPr>
+          <w:color w:val="404040"/>
+        </w:rPr>
+      </w:pPr>
+      <w:r>
+        <w:rPr>
+          <w:color w:val="404040"/>
+          <w:sz w:val="24"/>
+          <w:szCs w:val="24"/>
+        </w:rPr>
+        <w:t xml:space="preserve">Responsible for the user experience, information architecture, and user interfaces and interactions working closely with </w:t>
+      </w:r>
+      <w:proofErr w:type="spellStart"/>
+      <w:r>
+        <w:rPr>
+          <w:color w:val="404040"/>
+          <w:sz w:val="24"/>
+          <w:szCs w:val="24"/>
+        </w:rPr>
+        <w:t>dev</w:t>
+      </w:r>
+      <w:proofErr w:type="spellEnd"/>
+      <w:r>
+        <w:rPr>
+          <w:color w:val="404040"/>
+          <w:sz w:val="24"/>
+          <w:szCs w:val="24"/>
+        </w:rPr>
+        <w:t xml:space="preserve"> team.</w:t>
       </w:r>
     </w:p>
     <w:p>
@@ -2975,24 +3069,17 @@
           <w:numId w:val="11"/>
         </w:numPr>
         <w:spacing w:after="0" w:line="240" w:lineRule="auto"/>
-        <w:ind w:left="720" w:hanging="360"/>
-        <w:rPr>
-          <w:color w:val="404040"/>
-        </w:rPr>
-      </w:pPr>
-      <w:r>
-        <w:rPr>
-          <w:color w:val="404040"/>
-          <w:sz w:val="24"/>
-          <w:szCs w:val="24"/>
-          <w:rtl w:val="0"/>
-        </w:rPr>
-        <w:t xml:space="preserve">Creation of Mockup &amp; HTML for responsive web/mobile application.</w:t>
-      </w:r>
-      <w:r>
-        <w:rPr>
-          <w:rtl w:val="0"/>
-        </w:rPr>
+        <w:rPr>
+          <w:color w:val="404040"/>
+        </w:rPr>
+      </w:pPr>
+      <w:r>
+        <w:rPr>
+          <w:color w:val="404040"/>
+          <w:sz w:val="24"/>
+          <w:szCs w:val="24"/>
+        </w:rPr>
+        <w:t>Creation of Mockup &amp; HTML for responsive web/mobile application.</w:t>
       </w:r>
     </w:p>
     <w:p>
@@ -3002,24 +3089,25 @@
           <w:numId w:val="11"/>
         </w:numPr>
         <w:spacing w:after="0" w:line="240" w:lineRule="auto"/>
-        <w:ind w:left="720" w:hanging="360"/>
-        <w:rPr>
-          <w:color w:val="404040"/>
-        </w:rPr>
-      </w:pPr>
-      <w:r>
-        <w:rPr>
-          <w:color w:val="404040"/>
-          <w:sz w:val="24"/>
-          <w:szCs w:val="24"/>
-          <w:rtl w:val="0"/>
-        </w:rPr>
-        <w:t xml:space="preserve">Define and estimate the UI scope, level of effort, and scheduling.</w:t>
-      </w:r>
-      <w:r>
-        <w:rPr>
-          <w:rtl w:val="0"/>
-        </w:rPr>
+        <w:rPr>
+          <w:color w:val="404040"/>
+        </w:rPr>
+      </w:pPr>
+      <w:r>
+        <w:rPr>
+          <w:color w:val="404040"/>
+          <w:sz w:val="24"/>
+          <w:szCs w:val="24"/>
+        </w:rPr>
+        <w:t>Define and estimate the UI scope, level of effort, and sched</w:t>
+      </w:r>
+      <w:r>
+        <w:rPr>
+          <w:color w:val="404040"/>
+          <w:sz w:val="24"/>
+          <w:szCs w:val="24"/>
+        </w:rPr>
+        <w:t>uling.</w:t>
       </w:r>
     </w:p>
     <w:p>
@@ -3029,24 +3117,53 @@
           <w:numId w:val="11"/>
         </w:numPr>
         <w:spacing w:after="0" w:line="240" w:lineRule="auto"/>
-        <w:ind w:left="720" w:hanging="360"/>
-        <w:rPr>
-          <w:color w:val="404040"/>
-        </w:rPr>
-      </w:pPr>
-      <w:r>
-        <w:rPr>
-          <w:color w:val="404040"/>
-          <w:sz w:val="24"/>
-          <w:szCs w:val="24"/>
-          <w:rtl w:val="0"/>
-        </w:rPr>
-        <w:t xml:space="preserve">Expertise on Moodle, Joomla, Wordpress, Drupal application</w:t>
-      </w:r>
-      <w:r>
-        <w:rPr>
-          <w:rtl w:val="0"/>
-        </w:rPr>
+        <w:rPr>
+          <w:color w:val="404040"/>
+        </w:rPr>
+      </w:pPr>
+      <w:r>
+        <w:rPr>
+          <w:color w:val="404040"/>
+          <w:sz w:val="24"/>
+          <w:szCs w:val="24"/>
+        </w:rPr>
+        <w:t xml:space="preserve">Expertise on Moodle, </w:t>
+      </w:r>
+      <w:proofErr w:type="spellStart"/>
+      <w:r>
+        <w:rPr>
+          <w:color w:val="404040"/>
+          <w:sz w:val="24"/>
+          <w:szCs w:val="24"/>
+        </w:rPr>
+        <w:t>Joomla</w:t>
+      </w:r>
+      <w:proofErr w:type="spellEnd"/>
+      <w:r>
+        <w:rPr>
+          <w:color w:val="404040"/>
+          <w:sz w:val="24"/>
+          <w:szCs w:val="24"/>
+        </w:rPr>
+        <w:t xml:space="preserve">, </w:t>
+      </w:r>
+      <w:proofErr w:type="spellStart"/>
+      <w:r>
+        <w:rPr>
+          <w:color w:val="404040"/>
+          <w:sz w:val="24"/>
+          <w:szCs w:val="24"/>
+        </w:rPr>
+        <w:t>Wordpress</w:t>
+      </w:r>
+      <w:proofErr w:type="spellEnd"/>
+      <w:r>
+        <w:rPr>
+          <w:color w:val="404040"/>
+          <w:sz w:val="24"/>
+          <w:szCs w:val="24"/>
+        </w:rPr>
+        <w:t>, Drupal application</w:t>
       </w:r>
     </w:p>
     <w:p>
@@ -3056,24 +3173,17 @@
           <w:numId w:val="11"/>
         </w:numPr>
         <w:spacing w:after="0" w:line="240" w:lineRule="auto"/>
-        <w:ind w:left="720" w:hanging="360"/>
-        <w:rPr>
-          <w:color w:val="404040"/>
-        </w:rPr>
-      </w:pPr>
-      <w:r>
-        <w:rPr>
-          <w:color w:val="404040"/>
-          <w:sz w:val="24"/>
-          <w:szCs w:val="24"/>
-          <w:rtl w:val="0"/>
-        </w:rPr>
-        <w:t xml:space="preserve">Actively participating in design workshops and design brainstorming sessions on user journeys &amp; flows to create optimal user experience.</w:t>
-      </w:r>
-      <w:r>
-        <w:rPr>
-          <w:rtl w:val="0"/>
-        </w:rPr>
+        <w:rPr>
+          <w:color w:val="404040"/>
+        </w:rPr>
+      </w:pPr>
+      <w:r>
+        <w:rPr>
+          <w:color w:val="404040"/>
+          <w:sz w:val="24"/>
+          <w:szCs w:val="24"/>
+        </w:rPr>
+        <w:t>Actively participating in design workshops and design brainstorming sessions on user journeys &amp; flows to create optimal user experience.</w:t>
       </w:r>
     </w:p>
     <w:p>
@@ -3083,24 +3193,25 @@
           <w:numId w:val="11"/>
         </w:numPr>
         <w:spacing w:after="0" w:line="240" w:lineRule="auto"/>
-        <w:ind w:left="720" w:hanging="360"/>
-        <w:rPr>
-          <w:color w:val="404040"/>
-        </w:rPr>
-      </w:pPr>
-      <w:r>
-        <w:rPr>
-          <w:color w:val="404040"/>
-          <w:sz w:val="24"/>
-          <w:szCs w:val="24"/>
-          <w:rtl w:val="0"/>
-        </w:rPr>
-        <w:t xml:space="preserve">Achieving w3c recommendations across various prominent browsers naming: IE, Firefox, Safari, Chrome, Opera</w:t>
-      </w:r>
-      <w:r>
-        <w:rPr>
-          <w:rtl w:val="0"/>
-        </w:rPr>
+        <w:rPr>
+          <w:color w:val="404040"/>
+        </w:rPr>
+      </w:pPr>
+      <w:r>
+        <w:rPr>
+          <w:color w:val="404040"/>
+          <w:sz w:val="24"/>
+          <w:szCs w:val="24"/>
+        </w:rPr>
+        <w:t>Achieving w3c recommendations across various prominen</w:t>
+      </w:r>
+      <w:r>
+        <w:rPr>
+          <w:color w:val="404040"/>
+          <w:sz w:val="24"/>
+          <w:szCs w:val="24"/>
+        </w:rPr>
+        <w:t>t browsers naming: IE, Firefox, Safari, Chrome, Opera</w:t>
       </w:r>
     </w:p>
     <w:p>
@@ -3110,53 +3221,44 @@
           <w:numId w:val="11"/>
         </w:numPr>
         <w:spacing w:after="0" w:line="240" w:lineRule="auto"/>
-        <w:ind w:left="720" w:hanging="360"/>
-        <w:rPr>
-          <w:color w:val="404040"/>
-        </w:rPr>
-      </w:pPr>
-      <w:r>
-        <w:rPr>
-          <w:color w:val="404040"/>
-          <w:sz w:val="24"/>
-          <w:szCs w:val="24"/>
-          <w:rtl w:val="0"/>
-        </w:rPr>
-        <w:t xml:space="preserve">Providing the best possible approach to junior UI developers in creating the layouts and managing content on the page.</w:t>
-      </w:r>
-      <w:r>
-        <w:rPr>
-          <w:b w:val="1"/>
-          <w:color w:val="404040"/>
-          <w:sz w:val="24"/>
-          <w:szCs w:val="24"/>
-          <w:rtl w:val="0"/>
-        </w:rPr>
-        <w:t xml:space="preserve"> </w:t>
-      </w:r>
-      <w:r>
-        <w:rPr>
-          <w:rtl w:val="0"/>
-        </w:rPr>
-      </w:r>
-    </w:p>
-    <w:p>
-      <w:pPr>
-        <w:spacing w:after="0" w:line="240" w:lineRule="auto"/>
-        <w:rPr>
-          <w:color w:val="404040"/>
-          <w:sz w:val="24"/>
-          <w:szCs w:val="24"/>
-        </w:rPr>
-      </w:pPr>
-      <w:r>
-        <w:rPr>
-          <w:color w:val="404040"/>
-          <w:sz w:val="24"/>
-          <w:szCs w:val="24"/>
-          <w:rtl w:val="0"/>
-        </w:rPr>
-        <w:br w:type="textWrapping"/>
+        <w:rPr>
+          <w:color w:val="404040"/>
+        </w:rPr>
+      </w:pPr>
+      <w:r>
+        <w:rPr>
+          <w:color w:val="404040"/>
+          <w:sz w:val="24"/>
+          <w:szCs w:val="24"/>
+        </w:rPr>
+        <w:t>Providing the best possible approach to junior UI developers in creating the layouts and managing content on the page.</w:t>
+      </w:r>
+      <w:r>
+        <w:rPr>
+          <w:b/>
+          <w:color w:val="404040"/>
+          <w:sz w:val="24"/>
+          <w:szCs w:val="24"/>
+        </w:rPr>
+        <w:t> </w:t>
+      </w:r>
+    </w:p>
+    <w:p>
+      <w:pPr>
+        <w:spacing w:after="0" w:line="240" w:lineRule="auto"/>
+        <w:rPr>
+          <w:color w:val="404040"/>
+          <w:sz w:val="24"/>
+          <w:szCs w:val="24"/>
+        </w:rPr>
+      </w:pPr>
+      <w:r>
+        <w:rPr>
+          <w:color w:val="404040"/>
+          <w:sz w:val="24"/>
+          <w:szCs w:val="24"/>
+        </w:rPr>
+        <w:br/>
       </w:r>
     </w:p>
     <w:p>
@@ -3171,22 +3273,27 @@
       </w:pPr>
       <w:r>
         <w:rPr>
-          <w:b w:val="1"/>
-          <w:color w:val="404040"/>
-          <w:sz w:val="24"/>
-          <w:szCs w:val="24"/>
-          <w:rtl w:val="0"/>
-        </w:rPr>
-        <w:t xml:space="preserve">Harbinger Group</w:t>
-      </w:r>
-      <w:r>
-        <w:rPr>
-          <w:color w:val="404040"/>
-          <w:sz w:val="24"/>
-          <w:szCs w:val="24"/>
-          <w:rtl w:val="0"/>
+          <w:b/>
+          <w:color w:val="404040"/>
+          <w:sz w:val="24"/>
+          <w:szCs w:val="24"/>
+        </w:rPr>
+        <w:t>Harbinger Group</w:t>
+      </w:r>
+      <w:r>
+        <w:rPr>
+          <w:color w:val="404040"/>
+          <w:sz w:val="24"/>
+          <w:szCs w:val="24"/>
         </w:rPr>
         <w:t xml:space="preserve"> | Pune</w:t>
+      </w:r>
+      <w:r>
+        <w:rPr>
+          <w:color w:val="404040"/>
+          <w:sz w:val="24"/>
+          <w:szCs w:val="24"/>
+        </w:rPr>
         <w:tab/>
       </w:r>
     </w:p>
@@ -3205,9 +3312,8 @@
           <w:color w:val="404040"/>
           <w:sz w:val="24"/>
           <w:szCs w:val="24"/>
-          <w:rtl w:val="0"/>
-        </w:rPr>
-        <w:t xml:space="preserve">Lead UI UX Designer</w:t>
+        </w:rPr>
+        <w:t>Lead UI UX Designer</w:t>
       </w:r>
     </w:p>
     <w:p>
@@ -3225,25 +3331,19 @@
           <w:color w:val="404040"/>
           <w:sz w:val="24"/>
           <w:szCs w:val="24"/>
-          <w:rtl w:val="0"/>
-        </w:rPr>
-        <w:t xml:space="preserve">Jul. 2011 – Apr. 2015</w:t>
-      </w:r>
-    </w:p>
-    <w:p>
-      <w:pPr>
-        <w:spacing w:after="0" w:line="240" w:lineRule="auto"/>
-        <w:rPr>
-          <w:color w:val="404040"/>
-          <w:sz w:val="24"/>
-          <w:szCs w:val="24"/>
-        </w:rPr>
-      </w:pPr>
-      <w:r>
-        <w:rPr>
-          <w:rtl w:val="0"/>
-        </w:rPr>
-      </w:r>
+        </w:rPr>
+        <w:t>Jul. 2011 – Apr. 2015</w:t>
+      </w:r>
+    </w:p>
+    <w:p>
+      <w:pPr>
+        <w:spacing w:after="0" w:line="240" w:lineRule="auto"/>
+        <w:rPr>
+          <w:color w:val="404040"/>
+          <w:sz w:val="24"/>
+          <w:szCs w:val="24"/>
+        </w:rPr>
+      </w:pPr>
     </w:p>
     <w:p>
       <w:pPr>
@@ -3257,22 +3357,29 @@
       </w:pPr>
       <w:r>
         <w:rPr>
-          <w:b w:val="1"/>
-          <w:color w:val="404040"/>
-          <w:sz w:val="24"/>
-          <w:szCs w:val="24"/>
-          <w:rtl w:val="0"/>
-        </w:rPr>
-        <w:t xml:space="preserve">Responsibilities</w:t>
-      </w:r>
-      <w:r>
-        <w:rPr>
-          <w:color w:val="404040"/>
-          <w:sz w:val="24"/>
-          <w:szCs w:val="24"/>
-          <w:rtl w:val="0"/>
-        </w:rPr>
-        <w:t xml:space="preserve">: </w:t>
+          <w:b/>
+          <w:color w:val="404040"/>
+          <w:sz w:val="24"/>
+          <w:szCs w:val="24"/>
+        </w:rPr>
+        <w:t>Responsibilit</w:t>
+      </w:r>
+      <w:r>
+        <w:rPr>
+          <w:b/>
+          <w:color w:val="404040"/>
+          <w:sz w:val="24"/>
+          <w:szCs w:val="24"/>
+        </w:rPr>
+        <w:t>ies</w:t>
+      </w:r>
+      <w:r>
+        <w:rPr>
+          <w:color w:val="404040"/>
+          <w:sz w:val="24"/>
+          <w:szCs w:val="24"/>
+        </w:rPr>
+        <w:t>: </w:t>
       </w:r>
     </w:p>
     <w:p>
@@ -3281,26 +3388,19 @@
           <w:ilvl w:val="0"/>
           <w:numId w:val="12"/>
         </w:numPr>
-        <w:shd w:fill="ffffff" w:val="clear"/>
-        <w:spacing w:after="0" w:before="160" w:line="240" w:lineRule="auto"/>
-        <w:ind w:left="720" w:hanging="360"/>
-        <w:rPr>
-          <w:color w:val="404040"/>
-        </w:rPr>
-      </w:pPr>
-      <w:r>
-        <w:rPr>
-          <w:color w:val="404040"/>
-          <w:sz w:val="24"/>
-          <w:szCs w:val="24"/>
-          <w:rtl w:val="0"/>
-        </w:rPr>
-        <w:t xml:space="preserve">Coordinate with internal and external customers/clients.</w:t>
-      </w:r>
-      <w:r>
-        <w:rPr>
-          <w:rtl w:val="0"/>
-        </w:rPr>
+        <w:shd w:val="clear" w:color="auto" w:fill="FFFFFF"/>
+        <w:spacing w:before="160" w:after="0" w:line="240" w:lineRule="auto"/>
+        <w:rPr>
+          <w:color w:val="404040"/>
+        </w:rPr>
+      </w:pPr>
+      <w:r>
+        <w:rPr>
+          <w:color w:val="404040"/>
+          <w:sz w:val="24"/>
+          <w:szCs w:val="24"/>
+        </w:rPr>
+        <w:t>Coordinate with internal and external customers/clients.</w:t>
       </w:r>
     </w:p>
     <w:p>
@@ -3309,26 +3409,19 @@
           <w:ilvl w:val="0"/>
           <w:numId w:val="12"/>
         </w:numPr>
-        <w:shd w:fill="ffffff" w:val="clear"/>
-        <w:spacing w:after="0" w:line="240" w:lineRule="auto"/>
-        <w:ind w:left="720" w:hanging="360"/>
-        <w:rPr>
-          <w:color w:val="404040"/>
-        </w:rPr>
-      </w:pPr>
-      <w:r>
-        <w:rPr>
-          <w:color w:val="404040"/>
-          <w:sz w:val="24"/>
-          <w:szCs w:val="24"/>
-          <w:rtl w:val="0"/>
-        </w:rPr>
-        <w:t xml:space="preserve">Familiarize the team with the customer needs, specifications, design targets, the development process, design standards, techniques and tools to support task performance</w:t>
-      </w:r>
-      <w:r>
-        <w:rPr>
-          <w:rtl w:val="0"/>
-        </w:rPr>
+        <w:shd w:val="clear" w:color="auto" w:fill="FFFFFF"/>
+        <w:spacing w:after="0" w:line="240" w:lineRule="auto"/>
+        <w:rPr>
+          <w:color w:val="404040"/>
+        </w:rPr>
+      </w:pPr>
+      <w:r>
+        <w:rPr>
+          <w:color w:val="404040"/>
+          <w:sz w:val="24"/>
+          <w:szCs w:val="24"/>
+        </w:rPr>
+        <w:t>Familiarize the team with the customer needs, specifications, design targets, the development process, design standards, techniques and tools to support task performance</w:t>
       </w:r>
     </w:p>
     <w:p>
@@ -3337,26 +3430,20 @@
           <w:ilvl w:val="0"/>
           <w:numId w:val="12"/>
         </w:numPr>
-        <w:shd w:fill="ffffff" w:val="clear"/>
-        <w:spacing w:after="0" w:line="240" w:lineRule="auto"/>
-        <w:ind w:left="720" w:hanging="360"/>
-        <w:rPr>
-          <w:color w:val="404040"/>
-        </w:rPr>
-      </w:pPr>
-      <w:r>
-        <w:rPr>
-          <w:color w:val="404040"/>
-          <w:sz w:val="24"/>
-          <w:szCs w:val="24"/>
-          <w:rtl w:val="0"/>
-        </w:rPr>
-        <w:t xml:space="preserve">Assure that the team addresses all relevant issues within the specifications and various standards</w:t>
-      </w:r>
-      <w:r>
-        <w:rPr>
-          <w:rtl w:val="0"/>
-        </w:rPr>
+        <w:shd w:val="clear" w:color="auto" w:fill="FFFFFF"/>
+        <w:spacing w:after="0" w:line="240" w:lineRule="auto"/>
+        <w:rPr>
+          <w:color w:val="404040"/>
+        </w:rPr>
+      </w:pPr>
+      <w:r>
+        <w:rPr>
+          <w:color w:val="404040"/>
+          <w:sz w:val="24"/>
+          <w:szCs w:val="24"/>
+        </w:rPr>
+        <w:lastRenderedPageBreak/>
+        <w:t>Assure that the team addresses all relevant issues within the specifications and various standards</w:t>
       </w:r>
     </w:p>
     <w:p>
@@ -3365,26 +3452,19 @@
           <w:ilvl w:val="0"/>
           <w:numId w:val="12"/>
         </w:numPr>
-        <w:shd w:fill="ffffff" w:val="clear"/>
-        <w:spacing w:after="0" w:line="240" w:lineRule="auto"/>
-        <w:ind w:left="720" w:hanging="360"/>
-        <w:rPr>
-          <w:color w:val="404040"/>
-        </w:rPr>
-      </w:pPr>
-      <w:r>
-        <w:rPr>
-          <w:color w:val="404040"/>
-          <w:sz w:val="24"/>
-          <w:szCs w:val="24"/>
-          <w:rtl w:val="0"/>
-        </w:rPr>
-        <w:t xml:space="preserve">Initiate sub-groups or sub-teams as appropriate to resolve issues and perform tasks in parallel</w:t>
-      </w:r>
-      <w:r>
-        <w:rPr>
-          <w:rtl w:val="0"/>
-        </w:rPr>
+        <w:shd w:val="clear" w:color="auto" w:fill="FFFFFF"/>
+        <w:spacing w:after="0" w:line="240" w:lineRule="auto"/>
+        <w:rPr>
+          <w:color w:val="404040"/>
+        </w:rPr>
+      </w:pPr>
+      <w:r>
+        <w:rPr>
+          <w:color w:val="404040"/>
+          <w:sz w:val="24"/>
+          <w:szCs w:val="24"/>
+        </w:rPr>
+        <w:t>Initiate sub-groups or sub-teams as appropriate to resolve issues and perform tasks in parallel</w:t>
       </w:r>
     </w:p>
     <w:p>
@@ -3393,26 +3473,27 @@
           <w:ilvl w:val="0"/>
           <w:numId w:val="12"/>
         </w:numPr>
-        <w:shd w:fill="ffffff" w:val="clear"/>
-        <w:spacing w:after="0" w:line="240" w:lineRule="auto"/>
-        <w:ind w:left="720" w:hanging="360"/>
-        <w:rPr>
-          <w:color w:val="404040"/>
-        </w:rPr>
-      </w:pPr>
-      <w:r>
-        <w:rPr>
-          <w:color w:val="404040"/>
-          <w:sz w:val="24"/>
-          <w:szCs w:val="24"/>
-          <w:rtl w:val="0"/>
-        </w:rPr>
-        <w:t xml:space="preserve">Ensure deliverables are prepared to satisfy the project requirements, cost and schedule</w:t>
-      </w:r>
-      <w:r>
-        <w:rPr>
-          <w:rtl w:val="0"/>
-        </w:rPr>
+        <w:shd w:val="clear" w:color="auto" w:fill="FFFFFF"/>
+        <w:spacing w:after="0" w:line="240" w:lineRule="auto"/>
+        <w:rPr>
+          <w:color w:val="404040"/>
+        </w:rPr>
+      </w:pPr>
+      <w:r>
+        <w:rPr>
+          <w:color w:val="404040"/>
+          <w:sz w:val="24"/>
+          <w:szCs w:val="24"/>
+        </w:rPr>
+        <w:t>Ensure deliverables are prepared to satisfy the project requi</w:t>
+      </w:r>
+      <w:r>
+        <w:rPr>
+          <w:color w:val="404040"/>
+          <w:sz w:val="24"/>
+          <w:szCs w:val="24"/>
+        </w:rPr>
+        <w:t>rements, cost and schedule</w:t>
       </w:r>
     </w:p>
     <w:p>
@@ -3421,26 +3502,19 @@
           <w:ilvl w:val="0"/>
           <w:numId w:val="12"/>
         </w:numPr>
-        <w:shd w:fill="ffffff" w:val="clear"/>
-        <w:spacing w:after="0" w:line="240" w:lineRule="auto"/>
-        <w:ind w:left="720" w:hanging="360"/>
-        <w:rPr>
-          <w:color w:val="404040"/>
-        </w:rPr>
-      </w:pPr>
-      <w:r>
-        <w:rPr>
-          <w:color w:val="404040"/>
-          <w:sz w:val="24"/>
-          <w:szCs w:val="24"/>
-          <w:rtl w:val="0"/>
-        </w:rPr>
-        <w:t xml:space="preserve">Enhanced engagement in both desktop and mobile-optimized solutions to industry, B2B with UX/UI design direction and solutions.</w:t>
-      </w:r>
-      <w:r>
-        <w:rPr>
-          <w:rtl w:val="0"/>
-        </w:rPr>
+        <w:shd w:val="clear" w:color="auto" w:fill="FFFFFF"/>
+        <w:spacing w:after="0" w:line="240" w:lineRule="auto"/>
+        <w:rPr>
+          <w:color w:val="404040"/>
+        </w:rPr>
+      </w:pPr>
+      <w:r>
+        <w:rPr>
+          <w:color w:val="404040"/>
+          <w:sz w:val="24"/>
+          <w:szCs w:val="24"/>
+        </w:rPr>
+        <w:t>Enhanced engagement in both desktop and mobile-optimized solutions to industry, B2B with UX/UI design direction and solutions.</w:t>
       </w:r>
     </w:p>
     <w:p>
@@ -3450,24 +3524,17 @@
           <w:numId w:val="12"/>
         </w:numPr>
         <w:spacing w:after="0" w:line="240" w:lineRule="auto"/>
-        <w:ind w:left="720" w:hanging="360"/>
-        <w:rPr>
-          <w:color w:val="404040"/>
-        </w:rPr>
-      </w:pPr>
-      <w:r>
-        <w:rPr>
-          <w:color w:val="404040"/>
-          <w:sz w:val="24"/>
-          <w:szCs w:val="24"/>
-          <w:rtl w:val="0"/>
-        </w:rPr>
-        <w:t xml:space="preserve">Crafted the Visual Design and workflows for the LMS.</w:t>
-      </w:r>
-      <w:r>
-        <w:rPr>
-          <w:rtl w:val="0"/>
-        </w:rPr>
+        <w:rPr>
+          <w:color w:val="404040"/>
+        </w:rPr>
+      </w:pPr>
+      <w:r>
+        <w:rPr>
+          <w:color w:val="404040"/>
+          <w:sz w:val="24"/>
+          <w:szCs w:val="24"/>
+        </w:rPr>
+        <w:t>Crafted the Visual Design and workflows for the LMS.</w:t>
       </w:r>
     </w:p>
     <w:p>
@@ -3477,24 +3544,17 @@
           <w:numId w:val="12"/>
         </w:numPr>
         <w:spacing w:after="0" w:line="240" w:lineRule="auto"/>
-        <w:ind w:left="720" w:hanging="360"/>
-        <w:rPr>
-          <w:color w:val="404040"/>
-        </w:rPr>
-      </w:pPr>
-      <w:r>
-        <w:rPr>
-          <w:color w:val="404040"/>
-          <w:sz w:val="24"/>
-          <w:szCs w:val="24"/>
-          <w:rtl w:val="0"/>
-        </w:rPr>
-        <w:t xml:space="preserve">Led, Mentored, Guided and Contributed to the User Interface and Front-End Development Teams.</w:t>
-      </w:r>
-      <w:r>
-        <w:rPr>
-          <w:rtl w:val="0"/>
-        </w:rPr>
+        <w:rPr>
+          <w:color w:val="404040"/>
+        </w:rPr>
+      </w:pPr>
+      <w:r>
+        <w:rPr>
+          <w:color w:val="404040"/>
+          <w:sz w:val="24"/>
+          <w:szCs w:val="24"/>
+        </w:rPr>
+        <w:t>Led, Mentored, Guided and Contributed to the User Interface and Front-End Development Teams.</w:t>
       </w:r>
     </w:p>
     <w:p>
@@ -3504,24 +3564,17 @@
           <w:numId w:val="12"/>
         </w:numPr>
         <w:spacing w:after="0" w:line="240" w:lineRule="auto"/>
-        <w:ind w:left="720" w:hanging="360"/>
-        <w:rPr>
-          <w:color w:val="404040"/>
-        </w:rPr>
-      </w:pPr>
-      <w:r>
-        <w:rPr>
-          <w:color w:val="404040"/>
-          <w:sz w:val="24"/>
-          <w:szCs w:val="24"/>
-          <w:rtl w:val="0"/>
-        </w:rPr>
-        <w:t xml:space="preserve">Provide design innovation and leadership on projects for web and mobile applications</w:t>
-      </w:r>
-      <w:r>
-        <w:rPr>
-          <w:rtl w:val="0"/>
-        </w:rPr>
+        <w:rPr>
+          <w:color w:val="404040"/>
+        </w:rPr>
+      </w:pPr>
+      <w:r>
+        <w:rPr>
+          <w:color w:val="404040"/>
+          <w:sz w:val="24"/>
+          <w:szCs w:val="24"/>
+        </w:rPr>
+        <w:t>Provide design innovation and leadership on projects for web and mobile applications</w:t>
       </w:r>
     </w:p>
     <w:p>
@@ -3531,24 +3584,25 @@
           <w:numId w:val="12"/>
         </w:numPr>
         <w:spacing w:after="0" w:line="240" w:lineRule="auto"/>
-        <w:ind w:left="720" w:hanging="360"/>
-        <w:rPr>
-          <w:color w:val="404040"/>
-        </w:rPr>
-      </w:pPr>
-      <w:r>
-        <w:rPr>
-          <w:color w:val="404040"/>
-          <w:sz w:val="24"/>
-          <w:szCs w:val="24"/>
-          <w:rtl w:val="0"/>
-        </w:rPr>
-        <w:t xml:space="preserve">Responsible for the user experience, information architecture, and user interfaces and interactions working closely with UI team developers.</w:t>
-      </w:r>
-      <w:r>
-        <w:rPr>
-          <w:rtl w:val="0"/>
-        </w:rPr>
+        <w:rPr>
+          <w:color w:val="404040"/>
+        </w:rPr>
+      </w:pPr>
+      <w:r>
+        <w:rPr>
+          <w:color w:val="404040"/>
+          <w:sz w:val="24"/>
+          <w:szCs w:val="24"/>
+        </w:rPr>
+        <w:t>Responsible for the user experience, information architecture, and user interf</w:t>
+      </w:r>
+      <w:r>
+        <w:rPr>
+          <w:color w:val="404040"/>
+          <w:sz w:val="24"/>
+          <w:szCs w:val="24"/>
+        </w:rPr>
+        <w:t>aces and interactions working closely with UI team developers.</w:t>
       </w:r>
     </w:p>
     <w:p>
@@ -3558,24 +3612,17 @@
           <w:numId w:val="12"/>
         </w:numPr>
         <w:spacing w:after="0" w:line="240" w:lineRule="auto"/>
-        <w:ind w:left="720" w:hanging="360"/>
-        <w:rPr>
-          <w:color w:val="404040"/>
-        </w:rPr>
-      </w:pPr>
-      <w:r>
-        <w:rPr>
-          <w:color w:val="404040"/>
-          <w:sz w:val="24"/>
-          <w:szCs w:val="24"/>
-          <w:rtl w:val="0"/>
-        </w:rPr>
-        <w:t xml:space="preserve">Creation of Mockup &amp; HTML for responsive web/mobile application.</w:t>
-      </w:r>
-      <w:r>
-        <w:rPr>
-          <w:rtl w:val="0"/>
-        </w:rPr>
+        <w:rPr>
+          <w:color w:val="404040"/>
+        </w:rPr>
+      </w:pPr>
+      <w:r>
+        <w:rPr>
+          <w:color w:val="404040"/>
+          <w:sz w:val="24"/>
+          <w:szCs w:val="24"/>
+        </w:rPr>
+        <w:t>Creation of Mockup &amp; HTML for responsive web/mobile application.</w:t>
       </w:r>
     </w:p>
     <w:p>
@@ -3585,24 +3632,17 @@
           <w:numId w:val="12"/>
         </w:numPr>
         <w:spacing w:after="0" w:line="240" w:lineRule="auto"/>
-        <w:ind w:left="720" w:hanging="360"/>
-        <w:rPr>
-          <w:color w:val="404040"/>
-        </w:rPr>
-      </w:pPr>
-      <w:r>
-        <w:rPr>
-          <w:color w:val="404040"/>
-          <w:sz w:val="24"/>
-          <w:szCs w:val="24"/>
-          <w:rtl w:val="0"/>
-        </w:rPr>
-        <w:t xml:space="preserve">Define and estimate the UI scope, level of effort, and scheduling.</w:t>
-      </w:r>
-      <w:r>
-        <w:rPr>
-          <w:rtl w:val="0"/>
-        </w:rPr>
+        <w:rPr>
+          <w:color w:val="404040"/>
+        </w:rPr>
+      </w:pPr>
+      <w:r>
+        <w:rPr>
+          <w:color w:val="404040"/>
+          <w:sz w:val="24"/>
+          <w:szCs w:val="24"/>
+        </w:rPr>
+        <w:t>Define and estimate the UI scope, level of effort, and scheduling.</w:t>
       </w:r>
     </w:p>
     <w:p>
@@ -3612,24 +3652,61 @@
           <w:numId w:val="12"/>
         </w:numPr>
         <w:spacing w:after="0" w:line="240" w:lineRule="auto"/>
-        <w:ind w:left="720" w:hanging="360"/>
-        <w:rPr>
-          <w:color w:val="404040"/>
-        </w:rPr>
-      </w:pPr>
-      <w:r>
-        <w:rPr>
-          <w:color w:val="404040"/>
-          <w:sz w:val="24"/>
-          <w:szCs w:val="24"/>
-          <w:rtl w:val="0"/>
-        </w:rPr>
-        <w:t xml:space="preserve">Creating UI designs from PSDs and integrating into the developer’s (Java, RoR, .Net, PHP, Phonegap etc.)Code. </w:t>
-      </w:r>
-      <w:r>
-        <w:rPr>
-          <w:rtl w:val="0"/>
-        </w:rPr>
+        <w:rPr>
+          <w:color w:val="404040"/>
+        </w:rPr>
+      </w:pPr>
+      <w:r>
+        <w:rPr>
+          <w:color w:val="404040"/>
+          <w:sz w:val="24"/>
+          <w:szCs w:val="24"/>
+        </w:rPr>
+        <w:t>Creating UI designs from PSDs and integrating into the develo</w:t>
+      </w:r>
+      <w:r>
+        <w:rPr>
+          <w:color w:val="404040"/>
+          <w:sz w:val="24"/>
+          <w:szCs w:val="24"/>
+        </w:rPr>
+        <w:t xml:space="preserve">per’s (Java, </w:t>
+      </w:r>
+      <w:proofErr w:type="spellStart"/>
+      <w:r>
+        <w:rPr>
+          <w:color w:val="404040"/>
+          <w:sz w:val="24"/>
+          <w:szCs w:val="24"/>
+        </w:rPr>
+        <w:t>RoR</w:t>
+      </w:r>
+      <w:proofErr w:type="spellEnd"/>
+      <w:r>
+        <w:rPr>
+          <w:color w:val="404040"/>
+          <w:sz w:val="24"/>
+          <w:szCs w:val="24"/>
+        </w:rPr>
+        <w:t xml:space="preserve">, .Net, PHP, </w:t>
+      </w:r>
+      <w:proofErr w:type="spellStart"/>
+      <w:r>
+        <w:rPr>
+          <w:color w:val="404040"/>
+          <w:sz w:val="24"/>
+          <w:szCs w:val="24"/>
+        </w:rPr>
+        <w:t>Phonegap</w:t>
+      </w:r>
+      <w:proofErr w:type="spellEnd"/>
+      <w:r>
+        <w:rPr>
+          <w:color w:val="404040"/>
+          <w:sz w:val="24"/>
+          <w:szCs w:val="24"/>
+        </w:rPr>
+        <w:t xml:space="preserve"> etc.)Code. </w:t>
       </w:r>
     </w:p>
     <w:p>
@@ -3639,24 +3716,35 @@
           <w:numId w:val="12"/>
         </w:numPr>
         <w:spacing w:after="0" w:line="240" w:lineRule="auto"/>
-        <w:ind w:left="720" w:hanging="360"/>
-        <w:rPr>
-          <w:color w:val="404040"/>
-        </w:rPr>
-      </w:pPr>
-      <w:r>
-        <w:rPr>
-          <w:color w:val="404040"/>
-          <w:sz w:val="24"/>
-          <w:szCs w:val="24"/>
-          <w:rtl w:val="0"/>
-        </w:rPr>
-        <w:t xml:space="preserve">Expertise in creating Mockup &amp; HTML5 &amp; CSS3 for Phonegap application.</w:t>
-      </w:r>
-      <w:r>
-        <w:rPr>
-          <w:rtl w:val="0"/>
-        </w:rPr>
+        <w:rPr>
+          <w:color w:val="404040"/>
+        </w:rPr>
+      </w:pPr>
+      <w:r>
+        <w:rPr>
+          <w:color w:val="404040"/>
+          <w:sz w:val="24"/>
+          <w:szCs w:val="24"/>
+        </w:rPr>
+        <w:t xml:space="preserve">Expertise in creating Mockup &amp; HTML5 &amp; CSS3 for </w:t>
+      </w:r>
+      <w:proofErr w:type="spellStart"/>
+      <w:r>
+        <w:rPr>
+          <w:color w:val="404040"/>
+          <w:sz w:val="24"/>
+          <w:szCs w:val="24"/>
+        </w:rPr>
+        <w:t>Phonegap</w:t>
+      </w:r>
+      <w:proofErr w:type="spellEnd"/>
+      <w:r>
+        <w:rPr>
+          <w:color w:val="404040"/>
+          <w:sz w:val="24"/>
+          <w:szCs w:val="24"/>
+        </w:rPr>
+        <w:t xml:space="preserve"> application.</w:t>
       </w:r>
     </w:p>
     <w:p>
@@ -3666,24 +3754,53 @@
           <w:numId w:val="12"/>
         </w:numPr>
         <w:spacing w:after="0" w:line="240" w:lineRule="auto"/>
-        <w:ind w:left="720" w:hanging="360"/>
-        <w:rPr>
-          <w:color w:val="404040"/>
-        </w:rPr>
-      </w:pPr>
-      <w:r>
-        <w:rPr>
-          <w:color w:val="404040"/>
-          <w:sz w:val="24"/>
-          <w:szCs w:val="24"/>
-          <w:rtl w:val="0"/>
-        </w:rPr>
-        <w:t xml:space="preserve">Expertise on Moodle, Joomla, Wordpress, Drupal application</w:t>
-      </w:r>
-      <w:r>
-        <w:rPr>
-          <w:rtl w:val="0"/>
-        </w:rPr>
+        <w:rPr>
+          <w:color w:val="404040"/>
+        </w:rPr>
+      </w:pPr>
+      <w:r>
+        <w:rPr>
+          <w:color w:val="404040"/>
+          <w:sz w:val="24"/>
+          <w:szCs w:val="24"/>
+        </w:rPr>
+        <w:t xml:space="preserve">Expertise on Moodle, </w:t>
+      </w:r>
+      <w:proofErr w:type="spellStart"/>
+      <w:r>
+        <w:rPr>
+          <w:color w:val="404040"/>
+          <w:sz w:val="24"/>
+          <w:szCs w:val="24"/>
+        </w:rPr>
+        <w:t>Joomla</w:t>
+      </w:r>
+      <w:proofErr w:type="spellEnd"/>
+      <w:r>
+        <w:rPr>
+          <w:color w:val="404040"/>
+          <w:sz w:val="24"/>
+          <w:szCs w:val="24"/>
+        </w:rPr>
+        <w:t xml:space="preserve">, </w:t>
+      </w:r>
+      <w:proofErr w:type="spellStart"/>
+      <w:r>
+        <w:rPr>
+          <w:color w:val="404040"/>
+          <w:sz w:val="24"/>
+          <w:szCs w:val="24"/>
+        </w:rPr>
+        <w:t>Wordpress</w:t>
+      </w:r>
+      <w:proofErr w:type="spellEnd"/>
+      <w:r>
+        <w:rPr>
+          <w:color w:val="404040"/>
+          <w:sz w:val="24"/>
+          <w:szCs w:val="24"/>
+        </w:rPr>
+        <w:t>, Drupal application</w:t>
       </w:r>
     </w:p>
     <w:p>
@@ -3693,24 +3810,25 @@
           <w:numId w:val="12"/>
         </w:numPr>
         <w:spacing w:after="0" w:line="240" w:lineRule="auto"/>
-        <w:ind w:left="720" w:hanging="360"/>
-        <w:rPr>
-          <w:color w:val="404040"/>
-        </w:rPr>
-      </w:pPr>
-      <w:r>
-        <w:rPr>
-          <w:color w:val="404040"/>
-          <w:sz w:val="24"/>
-          <w:szCs w:val="24"/>
-          <w:rtl w:val="0"/>
-        </w:rPr>
-        <w:t xml:space="preserve">Actively participating in design workshops and design brainstorming sessions on user journeys &amp; flows to create optimal user experience.</w:t>
-      </w:r>
-      <w:r>
-        <w:rPr>
-          <w:rtl w:val="0"/>
-        </w:rPr>
+        <w:rPr>
+          <w:color w:val="404040"/>
+        </w:rPr>
+      </w:pPr>
+      <w:r>
+        <w:rPr>
+          <w:color w:val="404040"/>
+          <w:sz w:val="24"/>
+          <w:szCs w:val="24"/>
+        </w:rPr>
+        <w:t xml:space="preserve">Actively participating in design workshops and design brainstorming sessions </w:t>
+      </w:r>
+      <w:r>
+        <w:rPr>
+          <w:color w:val="404040"/>
+          <w:sz w:val="24"/>
+          <w:szCs w:val="24"/>
+        </w:rPr>
+        <w:t>on user journeys &amp; flows to create optimal user experience.</w:t>
       </w:r>
     </w:p>
     <w:p>
@@ -3720,53 +3838,36 @@
           <w:numId w:val="12"/>
         </w:numPr>
         <w:spacing w:after="0" w:line="240" w:lineRule="auto"/>
-        <w:ind w:left="720" w:hanging="360"/>
-        <w:rPr>
-          <w:color w:val="404040"/>
-        </w:rPr>
-      </w:pPr>
-      <w:r>
-        <w:rPr>
-          <w:color w:val="404040"/>
-          <w:sz w:val="24"/>
-          <w:szCs w:val="24"/>
-          <w:rtl w:val="0"/>
-        </w:rPr>
-        <w:t xml:space="preserve">Achieving w3c recommendations across various prominent browsers naming: IE, Firefox, Safari, Chrome, Opera</w:t>
-      </w:r>
-      <w:r>
-        <w:rPr>
-          <w:rtl w:val="0"/>
-        </w:rPr>
-      </w:r>
-    </w:p>
-    <w:p>
-      <w:pPr>
-        <w:spacing w:after="0" w:line="240" w:lineRule="auto"/>
-        <w:rPr>
-          <w:color w:val="404040"/>
-          <w:sz w:val="24"/>
-          <w:szCs w:val="24"/>
-        </w:rPr>
-      </w:pPr>
-      <w:r>
-        <w:rPr>
-          <w:rtl w:val="0"/>
-        </w:rPr>
-      </w:r>
-    </w:p>
-    <w:p>
-      <w:pPr>
-        <w:spacing w:after="0" w:line="240" w:lineRule="auto"/>
-        <w:rPr>
-          <w:color w:val="404040"/>
-        </w:rPr>
-      </w:pPr>
-      <w:r>
-        <w:rPr>
-          <w:rtl w:val="0"/>
-        </w:rPr>
-      </w:r>
+        <w:rPr>
+          <w:color w:val="404040"/>
+        </w:rPr>
+      </w:pPr>
+      <w:r>
+        <w:rPr>
+          <w:color w:val="404040"/>
+          <w:sz w:val="24"/>
+          <w:szCs w:val="24"/>
+        </w:rPr>
+        <w:t>Achieving w3c recommendations across various prominent browsers naming: IE, Firefox, Safari, Chrome, Opera</w:t>
+      </w:r>
+    </w:p>
+    <w:p>
+      <w:pPr>
+        <w:spacing w:after="0" w:line="240" w:lineRule="auto"/>
+        <w:rPr>
+          <w:color w:val="404040"/>
+          <w:sz w:val="24"/>
+          <w:szCs w:val="24"/>
+        </w:rPr>
+      </w:pPr>
+    </w:p>
+    <w:p>
+      <w:pPr>
+        <w:spacing w:after="0" w:line="240" w:lineRule="auto"/>
+        <w:rPr>
+          <w:color w:val="404040"/>
+        </w:rPr>
+      </w:pPr>
     </w:p>
     <w:p>
       <w:pPr>
@@ -3778,22 +3879,31 @@
           <w:szCs w:val="24"/>
         </w:rPr>
       </w:pPr>
-      <w:r>
-        <w:rPr>
-          <w:b w:val="1"/>
-          <w:color w:val="404040"/>
-          <w:sz w:val="24"/>
-          <w:szCs w:val="24"/>
-          <w:rtl w:val="0"/>
-        </w:rPr>
-        <w:t xml:space="preserve">Avians M2M Solutions Pvt. Ltd.</w:t>
-      </w:r>
-      <w:r>
-        <w:rPr>
-          <w:color w:val="404040"/>
-          <w:sz w:val="24"/>
-          <w:szCs w:val="24"/>
-          <w:rtl w:val="0"/>
+      <w:proofErr w:type="spellStart"/>
+      <w:r>
+        <w:rPr>
+          <w:b/>
+          <w:color w:val="404040"/>
+          <w:sz w:val="24"/>
+          <w:szCs w:val="24"/>
+        </w:rPr>
+        <w:t>Avians</w:t>
+      </w:r>
+      <w:proofErr w:type="spellEnd"/>
+      <w:r>
+        <w:rPr>
+          <w:b/>
+          <w:color w:val="404040"/>
+          <w:sz w:val="24"/>
+          <w:szCs w:val="24"/>
+        </w:rPr>
+        <w:t xml:space="preserve"> M2M Solutions Pvt. Ltd.</w:t>
+      </w:r>
+      <w:r>
+        <w:rPr>
+          <w:color w:val="404040"/>
+          <w:sz w:val="24"/>
+          <w:szCs w:val="24"/>
         </w:rPr>
         <w:t xml:space="preserve"> | Pune | </w:t>
       </w:r>
@@ -3813,9 +3923,8 @@
           <w:color w:val="404040"/>
           <w:sz w:val="24"/>
           <w:szCs w:val="24"/>
-          <w:rtl w:val="0"/>
-        </w:rPr>
-        <w:t xml:space="preserve">Sr. UX UI Designer</w:t>
+        </w:rPr>
+        <w:t>Sr. UX UI Designer</w:t>
       </w:r>
     </w:p>
     <w:p>
@@ -3833,25 +3942,19 @@
           <w:color w:val="404040"/>
           <w:sz w:val="24"/>
           <w:szCs w:val="24"/>
-          <w:rtl w:val="0"/>
-        </w:rPr>
-        <w:t xml:space="preserve">Jun. 2010 – Jul. 2011</w:t>
-      </w:r>
-    </w:p>
-    <w:p>
-      <w:pPr>
-        <w:spacing w:after="0" w:line="240" w:lineRule="auto"/>
-        <w:rPr>
-          <w:color w:val="404040"/>
-          <w:sz w:val="24"/>
-          <w:szCs w:val="24"/>
-        </w:rPr>
-      </w:pPr>
-      <w:r>
-        <w:rPr>
-          <w:rtl w:val="0"/>
-        </w:rPr>
-      </w:r>
+        </w:rPr>
+        <w:t>Jun. 2010 – Jul. 2011</w:t>
+      </w:r>
+    </w:p>
+    <w:p>
+      <w:pPr>
+        <w:spacing w:after="0" w:line="240" w:lineRule="auto"/>
+        <w:rPr>
+          <w:color w:val="404040"/>
+          <w:sz w:val="24"/>
+          <w:szCs w:val="24"/>
+        </w:rPr>
+      </w:pPr>
     </w:p>
     <w:p>
       <w:pPr>
@@ -3865,22 +3968,29 @@
       </w:pPr>
       <w:r>
         <w:rPr>
-          <w:b w:val="1"/>
-          <w:color w:val="404040"/>
-          <w:sz w:val="24"/>
-          <w:szCs w:val="24"/>
-          <w:rtl w:val="0"/>
-        </w:rPr>
-        <w:t xml:space="preserve">Responsibilities</w:t>
-      </w:r>
-      <w:r>
-        <w:rPr>
-          <w:color w:val="404040"/>
-          <w:sz w:val="24"/>
-          <w:szCs w:val="24"/>
-          <w:rtl w:val="0"/>
-        </w:rPr>
-        <w:t xml:space="preserve">: </w:t>
+          <w:b/>
+          <w:color w:val="404040"/>
+          <w:sz w:val="24"/>
+          <w:szCs w:val="24"/>
+        </w:rPr>
+        <w:t>Resp</w:t>
+      </w:r>
+      <w:r>
+        <w:rPr>
+          <w:b/>
+          <w:color w:val="404040"/>
+          <w:sz w:val="24"/>
+          <w:szCs w:val="24"/>
+        </w:rPr>
+        <w:t>onsibilities</w:t>
+      </w:r>
+      <w:r>
+        <w:rPr>
+          <w:color w:val="404040"/>
+          <w:sz w:val="24"/>
+          <w:szCs w:val="24"/>
+        </w:rPr>
+        <w:t>: </w:t>
       </w:r>
     </w:p>
     <w:p>
@@ -3890,24 +4000,17 @@
           <w:numId w:val="13"/>
         </w:numPr>
         <w:spacing w:after="0" w:line="240" w:lineRule="auto"/>
-        <w:ind w:left="720" w:hanging="360"/>
-        <w:rPr>
-          <w:color w:val="404040"/>
-        </w:rPr>
-      </w:pPr>
-      <w:r>
-        <w:rPr>
-          <w:color w:val="404040"/>
-          <w:sz w:val="24"/>
-          <w:szCs w:val="24"/>
-          <w:rtl w:val="0"/>
-        </w:rPr>
-        <w:t xml:space="preserve">Responsible for UI Designs, Front End Development in the process of  developing the Organization’s Intranet Website and Internal Tools.</w:t>
-      </w:r>
-      <w:r>
-        <w:rPr>
-          <w:rtl w:val="0"/>
-        </w:rPr>
+        <w:rPr>
+          <w:color w:val="404040"/>
+        </w:rPr>
+      </w:pPr>
+      <w:r>
+        <w:rPr>
+          <w:color w:val="404040"/>
+          <w:sz w:val="24"/>
+          <w:szCs w:val="24"/>
+        </w:rPr>
+        <w:t>Responsible for UI Designs, Front End Development in the process of  developing the Organization’s Intranet Website and Internal Tools.</w:t>
       </w:r>
     </w:p>
     <w:p>
@@ -3917,24 +4020,25 @@
           <w:numId w:val="13"/>
         </w:numPr>
         <w:spacing w:after="0" w:line="240" w:lineRule="auto"/>
-        <w:ind w:left="720" w:hanging="360"/>
-        <w:rPr>
-          <w:color w:val="404040"/>
-        </w:rPr>
-      </w:pPr>
-      <w:r>
-        <w:rPr>
-          <w:color w:val="404040"/>
-          <w:sz w:val="24"/>
-          <w:szCs w:val="24"/>
-          <w:rtl w:val="0"/>
-        </w:rPr>
-        <w:t xml:space="preserve">Creating sketches, paper prototypes, designing wireframes on a cloud based software and sharing them with other UX designers to exchange ideas/ concepts.</w:t>
-      </w:r>
-      <w:r>
-        <w:rPr>
-          <w:rtl w:val="0"/>
-        </w:rPr>
+        <w:rPr>
+          <w:color w:val="404040"/>
+        </w:rPr>
+      </w:pPr>
+      <w:r>
+        <w:rPr>
+          <w:color w:val="404040"/>
+          <w:sz w:val="24"/>
+          <w:szCs w:val="24"/>
+        </w:rPr>
+        <w:t>Creating sketches, paper prototypes, designing wireframes on a cloud based software and sharing them with</w:t>
+      </w:r>
+      <w:r>
+        <w:rPr>
+          <w:color w:val="404040"/>
+          <w:sz w:val="24"/>
+          <w:szCs w:val="24"/>
+        </w:rPr>
+        <w:t xml:space="preserve"> other UX designers to exchange ideas/ concepts.</w:t>
       </w:r>
     </w:p>
     <w:p>
@@ -3944,24 +4048,17 @@
           <w:numId w:val="13"/>
         </w:numPr>
         <w:spacing w:after="0" w:line="240" w:lineRule="auto"/>
-        <w:ind w:left="720" w:hanging="360"/>
-        <w:rPr>
-          <w:color w:val="404040"/>
-        </w:rPr>
-      </w:pPr>
-      <w:r>
-        <w:rPr>
-          <w:color w:val="404040"/>
-          <w:sz w:val="24"/>
-          <w:szCs w:val="24"/>
-          <w:rtl w:val="0"/>
-        </w:rPr>
-        <w:t xml:space="preserve">Working closely with IT developers to ensure the correct implementation of UI designs, multiple product owners and BAs to understand the requirements.</w:t>
-      </w:r>
-      <w:r>
-        <w:rPr>
-          <w:rtl w:val="0"/>
-        </w:rPr>
+        <w:rPr>
+          <w:color w:val="404040"/>
+        </w:rPr>
+      </w:pPr>
+      <w:r>
+        <w:rPr>
+          <w:color w:val="404040"/>
+          <w:sz w:val="24"/>
+          <w:szCs w:val="24"/>
+        </w:rPr>
+        <w:t>Working closely with IT developers to ensure the correct implementation of UI designs, multiple product owners and BAs to understand the requirements.</w:t>
       </w:r>
     </w:p>
     <w:p>
@@ -3971,27 +4068,24 @@
           <w:numId w:val="13"/>
         </w:numPr>
         <w:spacing w:after="0" w:line="240" w:lineRule="auto"/>
-        <w:ind w:left="720" w:hanging="360"/>
-        <w:rPr>
-          <w:color w:val="404040"/>
-        </w:rPr>
-      </w:pPr>
-      <w:r>
-        <w:rPr>
-          <w:color w:val="404040"/>
-          <w:sz w:val="24"/>
-          <w:szCs w:val="24"/>
-          <w:rtl w:val="0"/>
-        </w:rPr>
-        <w:t xml:space="preserve">Provide design</w:t>
-      </w:r>
-      <w:r>
-        <w:rPr>
-          <w:b w:val="1"/>
-          <w:color w:val="404040"/>
-          <w:sz w:val="24"/>
-          <w:szCs w:val="24"/>
-          <w:rtl w:val="0"/>
+        <w:rPr>
+          <w:color w:val="404040"/>
+        </w:rPr>
+      </w:pPr>
+      <w:r>
+        <w:rPr>
+          <w:color w:val="404040"/>
+          <w:sz w:val="24"/>
+          <w:szCs w:val="24"/>
+        </w:rPr>
+        <w:t>Provide design</w:t>
+      </w:r>
+      <w:r>
+        <w:rPr>
+          <w:b/>
+          <w:color w:val="404040"/>
+          <w:sz w:val="24"/>
+          <w:szCs w:val="24"/>
         </w:rPr>
         <w:t xml:space="preserve"> </w:t>
       </w:r>
@@ -4000,14 +4094,16 @@
           <w:color w:val="404040"/>
           <w:sz w:val="24"/>
           <w:szCs w:val="24"/>
-          <w:rtl w:val="0"/>
-        </w:rPr>
-        <w:t xml:space="preserve">innovation using Microsoft Expression Suite.</w:t>
-      </w:r>
-      <w:r>
-        <w:rPr>
-          <w:rtl w:val="0"/>
-        </w:rPr>
+        </w:rPr>
+        <w:t>innovation using Microsoft Expression Sui</w:t>
+      </w:r>
+      <w:r>
+        <w:rPr>
+          <w:color w:val="404040"/>
+          <w:sz w:val="24"/>
+          <w:szCs w:val="24"/>
+        </w:rPr>
+        <w:t>te.</w:t>
       </w:r>
     </w:p>
     <w:p>
@@ -4017,24 +4113,17 @@
           <w:numId w:val="13"/>
         </w:numPr>
         <w:spacing w:after="0" w:line="240" w:lineRule="auto"/>
-        <w:ind w:left="720" w:hanging="360"/>
-        <w:rPr>
-          <w:color w:val="404040"/>
-        </w:rPr>
-      </w:pPr>
-      <w:r>
-        <w:rPr>
-          <w:color w:val="404040"/>
-          <w:sz w:val="24"/>
-          <w:szCs w:val="24"/>
-          <w:rtl w:val="0"/>
-        </w:rPr>
-        <w:t xml:space="preserve">Producing simplified designs for complex user scenarios such as heavy data entry, input forms etc.</w:t>
-      </w:r>
-      <w:r>
-        <w:rPr>
-          <w:rtl w:val="0"/>
-        </w:rPr>
+        <w:rPr>
+          <w:color w:val="404040"/>
+        </w:rPr>
+      </w:pPr>
+      <w:r>
+        <w:rPr>
+          <w:color w:val="404040"/>
+          <w:sz w:val="24"/>
+          <w:szCs w:val="24"/>
+        </w:rPr>
+        <w:t>Producing simplified designs for complex user scenarios such as heavy data entry, input forms etc.</w:t>
       </w:r>
     </w:p>
     <w:p>
@@ -4044,24 +4133,17 @@
           <w:numId w:val="1"/>
         </w:numPr>
         <w:spacing w:after="0" w:line="240" w:lineRule="auto"/>
-        <w:ind w:left="720" w:hanging="360"/>
-        <w:rPr>
-          <w:color w:val="404040"/>
-        </w:rPr>
-      </w:pPr>
-      <w:r>
-        <w:rPr>
-          <w:color w:val="404040"/>
-          <w:sz w:val="24"/>
-          <w:szCs w:val="24"/>
-          <w:rtl w:val="0"/>
-        </w:rPr>
-        <w:t xml:space="preserve">Responsible to create corporate web sites, portals and large-scale web applications for Company Websites utilizing Dreamweaver, HTML, Flash and Photoshop.</w:t>
-      </w:r>
-      <w:r>
-        <w:rPr>
-          <w:rtl w:val="0"/>
-        </w:rPr>
+        <w:rPr>
+          <w:color w:val="404040"/>
+        </w:rPr>
+      </w:pPr>
+      <w:r>
+        <w:rPr>
+          <w:color w:val="404040"/>
+          <w:sz w:val="24"/>
+          <w:szCs w:val="24"/>
+        </w:rPr>
+        <w:t>Responsible to create corporate web sites, portals and large-scale web applications for Company Websites utilizing Dreamweaver, HTML, Flash and Photoshop.</w:t>
       </w:r>
     </w:p>
     <w:p>
@@ -4071,24 +4153,17 @@
           <w:numId w:val="1"/>
         </w:numPr>
         <w:spacing w:after="0" w:line="240" w:lineRule="auto"/>
-        <w:ind w:left="720" w:hanging="360"/>
-        <w:rPr>
-          <w:color w:val="404040"/>
-        </w:rPr>
-      </w:pPr>
-      <w:r>
-        <w:rPr>
-          <w:color w:val="404040"/>
-          <w:sz w:val="24"/>
-          <w:szCs w:val="24"/>
-          <w:rtl w:val="0"/>
-        </w:rPr>
-        <w:t xml:space="preserve">Performed validation of completed sites including the debugging and testing of code.</w:t>
-      </w:r>
-      <w:r>
-        <w:rPr>
-          <w:rtl w:val="0"/>
-        </w:rPr>
+        <w:rPr>
+          <w:color w:val="404040"/>
+        </w:rPr>
+      </w:pPr>
+      <w:r>
+        <w:rPr>
+          <w:color w:val="404040"/>
+          <w:sz w:val="24"/>
+          <w:szCs w:val="24"/>
+        </w:rPr>
+        <w:t>Performed validation of completed sites including the debugging and testing of code.</w:t>
       </w:r>
     </w:p>
     <w:p>
@@ -4098,24 +4173,25 @@
           <w:numId w:val="1"/>
         </w:numPr>
         <w:spacing w:after="0" w:line="240" w:lineRule="auto"/>
-        <w:ind w:left="720" w:hanging="360"/>
-        <w:rPr>
-          <w:color w:val="404040"/>
-        </w:rPr>
-      </w:pPr>
-      <w:r>
-        <w:rPr>
-          <w:color w:val="404040"/>
-          <w:sz w:val="24"/>
-          <w:szCs w:val="24"/>
-          <w:rtl w:val="0"/>
-        </w:rPr>
-        <w:t xml:space="preserve">Creation of graphics including icons and logos using Flash and Photoshop.</w:t>
-      </w:r>
-      <w:r>
-        <w:rPr>
-          <w:rtl w:val="0"/>
-        </w:rPr>
+        <w:rPr>
+          <w:color w:val="404040"/>
+        </w:rPr>
+      </w:pPr>
+      <w:r>
+        <w:rPr>
+          <w:color w:val="404040"/>
+          <w:sz w:val="24"/>
+          <w:szCs w:val="24"/>
+        </w:rPr>
+        <w:t>Creation of grap</w:t>
+      </w:r>
+      <w:r>
+        <w:rPr>
+          <w:color w:val="404040"/>
+          <w:sz w:val="24"/>
+          <w:szCs w:val="24"/>
+        </w:rPr>
+        <w:t>hics including icons and logos using Flash and Photoshop.</w:t>
       </w:r>
     </w:p>
     <w:p>
@@ -4125,24 +4201,18 @@
           <w:numId w:val="1"/>
         </w:numPr>
         <w:spacing w:after="0" w:line="240" w:lineRule="auto"/>
-        <w:ind w:left="720" w:hanging="360"/>
-        <w:rPr>
-          <w:color w:val="404040"/>
-        </w:rPr>
-      </w:pPr>
-      <w:r>
-        <w:rPr>
-          <w:color w:val="404040"/>
-          <w:sz w:val="24"/>
-          <w:szCs w:val="24"/>
-          <w:rtl w:val="0"/>
-        </w:rPr>
-        <w:t xml:space="preserve">Expertise in creation of Flash interactive presentation.</w:t>
-      </w:r>
-      <w:r>
-        <w:rPr>
-          <w:rtl w:val="0"/>
-        </w:rPr>
+        <w:rPr>
+          <w:color w:val="404040"/>
+        </w:rPr>
+      </w:pPr>
+      <w:r>
+        <w:rPr>
+          <w:color w:val="404040"/>
+          <w:sz w:val="24"/>
+          <w:szCs w:val="24"/>
+        </w:rPr>
+        <w:lastRenderedPageBreak/>
+        <w:t>Expertise in creation of Flash interactive presentation.</w:t>
       </w:r>
     </w:p>
     <w:p>
@@ -4152,24 +4222,17 @@
           <w:numId w:val="3"/>
         </w:numPr>
         <w:spacing w:after="0" w:line="240" w:lineRule="auto"/>
-        <w:ind w:left="720" w:hanging="360"/>
-        <w:rPr>
-          <w:color w:val="404040"/>
-        </w:rPr>
-      </w:pPr>
-      <w:r>
-        <w:rPr>
-          <w:color w:val="404040"/>
-          <w:sz w:val="24"/>
-          <w:szCs w:val="24"/>
-          <w:rtl w:val="0"/>
-        </w:rPr>
-        <w:t xml:space="preserve">Designing for Print Media.</w:t>
-      </w:r>
-      <w:r>
-        <w:rPr>
-          <w:rtl w:val="0"/>
-        </w:rPr>
+        <w:rPr>
+          <w:color w:val="404040"/>
+        </w:rPr>
+      </w:pPr>
+      <w:r>
+        <w:rPr>
+          <w:color w:val="404040"/>
+          <w:sz w:val="24"/>
+          <w:szCs w:val="24"/>
+        </w:rPr>
+        <w:t>Designing for Print Media.</w:t>
       </w:r>
     </w:p>
     <w:p>
@@ -4181,11 +4244,6 @@
           <w:szCs w:val="24"/>
         </w:rPr>
       </w:pPr>
-      <w:r>
-        <w:rPr>
-          <w:rtl w:val="0"/>
-        </w:rPr>
-      </w:r>
     </w:p>
     <w:p>
       <w:pPr>
@@ -4199,20 +4257,18 @@
       </w:pPr>
       <w:r>
         <w:rPr>
-          <w:b w:val="1"/>
-          <w:color w:val="404040"/>
-          <w:sz w:val="24"/>
-          <w:szCs w:val="24"/>
-          <w:rtl w:val="0"/>
-        </w:rPr>
-        <w:t xml:space="preserve">There4 Virtual Media Pvt. Ltd.</w:t>
-      </w:r>
-      <w:r>
-        <w:rPr>
-          <w:color w:val="404040"/>
-          <w:sz w:val="24"/>
-          <w:szCs w:val="24"/>
-          <w:rtl w:val="0"/>
+          <w:b/>
+          <w:color w:val="404040"/>
+          <w:sz w:val="24"/>
+          <w:szCs w:val="24"/>
+        </w:rPr>
+        <w:t>There4 Virtual Media Pvt. Ltd.</w:t>
+      </w:r>
+      <w:r>
+        <w:rPr>
+          <w:color w:val="404040"/>
+          <w:sz w:val="24"/>
+          <w:szCs w:val="24"/>
         </w:rPr>
         <w:t xml:space="preserve"> | Pune</w:t>
       </w:r>
@@ -4232,9 +4288,8 @@
           <w:color w:val="404040"/>
           <w:sz w:val="24"/>
           <w:szCs w:val="24"/>
-          <w:rtl w:val="0"/>
-        </w:rPr>
-        <w:t xml:space="preserve">UX UI Designer</w:t>
+        </w:rPr>
+        <w:t>UX UI Designer</w:t>
       </w:r>
     </w:p>
     <w:p>
@@ -4252,25 +4307,19 @@
           <w:color w:val="404040"/>
           <w:sz w:val="24"/>
           <w:szCs w:val="24"/>
-          <w:rtl w:val="0"/>
-        </w:rPr>
-        <w:t xml:space="preserve">Feb. 2006 – Jun. 2010</w:t>
-      </w:r>
-    </w:p>
-    <w:p>
-      <w:pPr>
-        <w:spacing w:after="0" w:line="240" w:lineRule="auto"/>
-        <w:rPr>
-          <w:color w:val="404040"/>
-          <w:sz w:val="24"/>
-          <w:szCs w:val="24"/>
-        </w:rPr>
-      </w:pPr>
-      <w:r>
-        <w:rPr>
-          <w:rtl w:val="0"/>
-        </w:rPr>
-      </w:r>
+        </w:rPr>
+        <w:t>Feb. 2006 – Jun. 2010</w:t>
+      </w:r>
+    </w:p>
+    <w:p>
+      <w:pPr>
+        <w:spacing w:after="0" w:line="240" w:lineRule="auto"/>
+        <w:rPr>
+          <w:color w:val="404040"/>
+          <w:sz w:val="24"/>
+          <w:szCs w:val="24"/>
+        </w:rPr>
+      </w:pPr>
     </w:p>
     <w:p>
       <w:pPr>
@@ -4284,22 +4333,20 @@
       </w:pPr>
       <w:r>
         <w:rPr>
-          <w:b w:val="1"/>
-          <w:color w:val="404040"/>
-          <w:sz w:val="24"/>
-          <w:szCs w:val="24"/>
-          <w:rtl w:val="0"/>
-        </w:rPr>
-        <w:t xml:space="preserve">Responsibilities</w:t>
-      </w:r>
-      <w:r>
-        <w:rPr>
-          <w:color w:val="404040"/>
-          <w:sz w:val="24"/>
-          <w:szCs w:val="24"/>
-          <w:rtl w:val="0"/>
-        </w:rPr>
-        <w:t xml:space="preserve">: </w:t>
+          <w:b/>
+          <w:color w:val="404040"/>
+          <w:sz w:val="24"/>
+          <w:szCs w:val="24"/>
+        </w:rPr>
+        <w:t>Responsibilities</w:t>
+      </w:r>
+      <w:r>
+        <w:rPr>
+          <w:color w:val="404040"/>
+          <w:sz w:val="24"/>
+          <w:szCs w:val="24"/>
+        </w:rPr>
+        <w:t>: </w:t>
       </w:r>
     </w:p>
     <w:p>
@@ -4309,24 +4356,33 @@
           <w:numId w:val="7"/>
         </w:numPr>
         <w:spacing w:after="0" w:line="240" w:lineRule="auto"/>
-        <w:ind w:left="720" w:hanging="360"/>
-        <w:rPr>
-          <w:color w:val="404040"/>
-        </w:rPr>
-      </w:pPr>
-      <w:r>
-        <w:rPr>
-          <w:color w:val="404040"/>
-          <w:sz w:val="24"/>
-          <w:szCs w:val="24"/>
-          <w:rtl w:val="0"/>
-        </w:rPr>
-        <w:t xml:space="preserve">Created front-end architecture to meet international and client branding requirements. Led front-end performance engineering team to significantly improve speed and usability. Streamlined automated testing process. Decoupled HTML/CSS/JavaScript to achieve maintainable and scalable software application.</w:t>
-      </w:r>
-      <w:r>
-        <w:rPr>
-          <w:rtl w:val="0"/>
-        </w:rPr>
+        <w:rPr>
+          <w:color w:val="404040"/>
+        </w:rPr>
+      </w:pPr>
+      <w:r>
+        <w:rPr>
+          <w:color w:val="404040"/>
+          <w:sz w:val="24"/>
+          <w:szCs w:val="24"/>
+        </w:rPr>
+        <w:t xml:space="preserve">Created front-end </w:t>
+      </w:r>
+      <w:r>
+        <w:rPr>
+          <w:color w:val="404040"/>
+          <w:sz w:val="24"/>
+          <w:szCs w:val="24"/>
+        </w:rPr>
+        <w:t>architecture to meet international and client branding requirements. Led front-end performance engineering team to significantly improve speed and usability. Streamlined automated testing process. Decoupled HTML/CSS/JavaScript to achieve maintainable and s</w:t>
+      </w:r>
+      <w:r>
+        <w:rPr>
+          <w:color w:val="404040"/>
+          <w:sz w:val="24"/>
+          <w:szCs w:val="24"/>
+        </w:rPr>
+        <w:t>calable software application.</w:t>
       </w:r>
     </w:p>
     <w:p>
@@ -4336,24 +4392,17 @@
           <w:numId w:val="7"/>
         </w:numPr>
         <w:spacing w:after="0" w:line="240" w:lineRule="auto"/>
-        <w:ind w:left="720" w:hanging="360"/>
-        <w:rPr>
-          <w:color w:val="404040"/>
-        </w:rPr>
-      </w:pPr>
-      <w:r>
-        <w:rPr>
-          <w:color w:val="404040"/>
-          <w:sz w:val="24"/>
-          <w:szCs w:val="24"/>
-          <w:rtl w:val="0"/>
-        </w:rPr>
-        <w:t xml:space="preserve">Evaluated product and previous design efforts to propose new vision/strategy.</w:t>
-      </w:r>
-      <w:r>
-        <w:rPr>
-          <w:rtl w:val="0"/>
-        </w:rPr>
+        <w:rPr>
+          <w:color w:val="404040"/>
+        </w:rPr>
+      </w:pPr>
+      <w:r>
+        <w:rPr>
+          <w:color w:val="404040"/>
+          <w:sz w:val="24"/>
+          <w:szCs w:val="24"/>
+        </w:rPr>
+        <w:t>Evaluated product and previous design efforts to propose new vision/strategy.</w:t>
       </w:r>
     </w:p>
     <w:p>
@@ -4363,24 +4412,17 @@
           <w:numId w:val="7"/>
         </w:numPr>
         <w:spacing w:after="0" w:line="240" w:lineRule="auto"/>
-        <w:ind w:left="720" w:hanging="360"/>
-        <w:rPr>
-          <w:color w:val="404040"/>
-        </w:rPr>
-      </w:pPr>
-      <w:r>
-        <w:rPr>
-          <w:color w:val="404040"/>
-          <w:sz w:val="24"/>
-          <w:szCs w:val="24"/>
-          <w:rtl w:val="0"/>
-        </w:rPr>
-        <w:t xml:space="preserve">Utilizing Dreamweaver, HTML, Flash and Photoshop.</w:t>
-      </w:r>
-      <w:r>
-        <w:rPr>
-          <w:rtl w:val="0"/>
-        </w:rPr>
+        <w:rPr>
+          <w:color w:val="404040"/>
+        </w:rPr>
+      </w:pPr>
+      <w:r>
+        <w:rPr>
+          <w:color w:val="404040"/>
+          <w:sz w:val="24"/>
+          <w:szCs w:val="24"/>
+        </w:rPr>
+        <w:t>Utilizing Dreamweaver, HTML, Flash and Photoshop.</w:t>
       </w:r>
     </w:p>
     <w:p>
@@ -4390,24 +4432,17 @@
           <w:numId w:val="7"/>
         </w:numPr>
         <w:spacing w:after="0" w:line="240" w:lineRule="auto"/>
-        <w:ind w:left="720" w:hanging="360"/>
-        <w:rPr>
-          <w:color w:val="404040"/>
-        </w:rPr>
-      </w:pPr>
-      <w:r>
-        <w:rPr>
-          <w:color w:val="404040"/>
-          <w:sz w:val="24"/>
-          <w:szCs w:val="24"/>
-          <w:rtl w:val="0"/>
-        </w:rPr>
-        <w:t xml:space="preserve">Creation of graphics including icons and logos using Flash and Photoshop.</w:t>
-      </w:r>
-      <w:r>
-        <w:rPr>
-          <w:rtl w:val="0"/>
-        </w:rPr>
+        <w:rPr>
+          <w:color w:val="404040"/>
+        </w:rPr>
+      </w:pPr>
+      <w:r>
+        <w:rPr>
+          <w:color w:val="404040"/>
+          <w:sz w:val="24"/>
+          <w:szCs w:val="24"/>
+        </w:rPr>
+        <w:t>Creation of graphics including icons and logos using Flash and Photoshop.</w:t>
       </w:r>
     </w:p>
     <w:p>
@@ -4417,24 +4452,17 @@
           <w:numId w:val="7"/>
         </w:numPr>
         <w:spacing w:after="0" w:line="240" w:lineRule="auto"/>
-        <w:ind w:left="720" w:hanging="360"/>
-        <w:rPr>
-          <w:color w:val="404040"/>
-        </w:rPr>
-      </w:pPr>
-      <w:r>
-        <w:rPr>
-          <w:color w:val="404040"/>
-          <w:sz w:val="24"/>
-          <w:szCs w:val="24"/>
-          <w:rtl w:val="0"/>
-        </w:rPr>
-        <w:t xml:space="preserve">Designing intuitive UX solutions &amp; solving problems for complex online systems.</w:t>
-      </w:r>
-      <w:r>
-        <w:rPr>
-          <w:rtl w:val="0"/>
-        </w:rPr>
+        <w:rPr>
+          <w:color w:val="404040"/>
+        </w:rPr>
+      </w:pPr>
+      <w:r>
+        <w:rPr>
+          <w:color w:val="404040"/>
+          <w:sz w:val="24"/>
+          <w:szCs w:val="24"/>
+        </w:rPr>
+        <w:t>Designing intuitive UX solutions &amp; solving problems for complex online systems.</w:t>
       </w:r>
     </w:p>
     <w:p>
@@ -4444,24 +4472,17 @@
           <w:numId w:val="7"/>
         </w:numPr>
         <w:spacing w:after="0" w:line="240" w:lineRule="auto"/>
-        <w:ind w:left="720" w:hanging="360"/>
-        <w:rPr>
-          <w:color w:val="404040"/>
-        </w:rPr>
-      </w:pPr>
-      <w:r>
-        <w:rPr>
-          <w:color w:val="404040"/>
-          <w:sz w:val="24"/>
-          <w:szCs w:val="24"/>
-          <w:rtl w:val="0"/>
-        </w:rPr>
-        <w:t xml:space="preserve">Developed and designed Flash interactive presentation.</w:t>
-      </w:r>
-      <w:r>
-        <w:rPr>
-          <w:rtl w:val="0"/>
-        </w:rPr>
+        <w:rPr>
+          <w:color w:val="404040"/>
+        </w:rPr>
+      </w:pPr>
+      <w:r>
+        <w:rPr>
+          <w:color w:val="404040"/>
+          <w:sz w:val="24"/>
+          <w:szCs w:val="24"/>
+        </w:rPr>
+        <w:t>Developed and designed Flash interactive presentation.</w:t>
       </w:r>
     </w:p>
     <w:p>
@@ -4471,24 +4492,17 @@
           <w:numId w:val="7"/>
         </w:numPr>
         <w:spacing w:after="0" w:line="240" w:lineRule="auto"/>
-        <w:ind w:left="720" w:hanging="360"/>
-        <w:rPr>
-          <w:color w:val="404040"/>
-        </w:rPr>
-      </w:pPr>
-      <w:r>
-        <w:rPr>
-          <w:color w:val="404040"/>
-          <w:sz w:val="24"/>
-          <w:szCs w:val="24"/>
-          <w:rtl w:val="0"/>
-        </w:rPr>
-        <w:t xml:space="preserve">Write HTML, Tables, Frames and Graphics.</w:t>
-      </w:r>
-      <w:r>
-        <w:rPr>
-          <w:rtl w:val="0"/>
-        </w:rPr>
+        <w:rPr>
+          <w:color w:val="404040"/>
+        </w:rPr>
+      </w:pPr>
+      <w:r>
+        <w:rPr>
+          <w:color w:val="404040"/>
+          <w:sz w:val="24"/>
+          <w:szCs w:val="24"/>
+        </w:rPr>
+        <w:t>Write HTML, Tables, Frames and Graphics.</w:t>
       </w:r>
     </w:p>
     <w:p>
@@ -4498,24 +4512,17 @@
           <w:numId w:val="7"/>
         </w:numPr>
         <w:spacing w:after="0" w:line="240" w:lineRule="auto"/>
-        <w:ind w:left="720" w:hanging="360"/>
-        <w:rPr>
-          <w:color w:val="404040"/>
-        </w:rPr>
-      </w:pPr>
-      <w:r>
-        <w:rPr>
-          <w:color w:val="404040"/>
-          <w:sz w:val="24"/>
-          <w:szCs w:val="24"/>
-          <w:rtl w:val="0"/>
-        </w:rPr>
-        <w:t xml:space="preserve">Designing for Print Media.</w:t>
-      </w:r>
-      <w:r>
-        <w:rPr>
-          <w:rtl w:val="0"/>
-        </w:rPr>
+        <w:rPr>
+          <w:color w:val="404040"/>
+        </w:rPr>
+      </w:pPr>
+      <w:r>
+        <w:rPr>
+          <w:color w:val="404040"/>
+          <w:sz w:val="24"/>
+          <w:szCs w:val="24"/>
+        </w:rPr>
+        <w:t>Designing for Print Media.</w:t>
       </w:r>
     </w:p>
     <w:p>
@@ -4525,24 +4532,25 @@
           <w:numId w:val="7"/>
         </w:numPr>
         <w:spacing w:after="0" w:line="240" w:lineRule="auto"/>
-        <w:ind w:left="720" w:hanging="360"/>
-        <w:rPr>
-          <w:color w:val="404040"/>
-        </w:rPr>
-      </w:pPr>
-      <w:r>
-        <w:rPr>
-          <w:color w:val="404040"/>
-          <w:sz w:val="24"/>
-          <w:szCs w:val="24"/>
-          <w:rtl w:val="0"/>
-        </w:rPr>
-        <w:t xml:space="preserve">Involvement in design brainstorming &amp; influencing design decisions.</w:t>
-      </w:r>
-      <w:r>
-        <w:rPr>
-          <w:rtl w:val="0"/>
-        </w:rPr>
+        <w:rPr>
+          <w:color w:val="404040"/>
+        </w:rPr>
+      </w:pPr>
+      <w:r>
+        <w:rPr>
+          <w:color w:val="404040"/>
+          <w:sz w:val="24"/>
+          <w:szCs w:val="24"/>
+        </w:rPr>
+        <w:t>Involvement in design brainstorming &amp; influencing des</w:t>
+      </w:r>
+      <w:r>
+        <w:rPr>
+          <w:color w:val="404040"/>
+          <w:sz w:val="24"/>
+          <w:szCs w:val="24"/>
+        </w:rPr>
+        <w:t>ign decisions.</w:t>
       </w:r>
     </w:p>
     <w:p>
@@ -4552,24 +4560,17 @@
           <w:numId w:val="2"/>
         </w:numPr>
         <w:spacing w:after="0" w:line="240" w:lineRule="auto"/>
-        <w:ind w:left="720" w:hanging="360"/>
-        <w:rPr>
-          <w:color w:val="404040"/>
-        </w:rPr>
-      </w:pPr>
-      <w:r>
-        <w:rPr>
-          <w:color w:val="404040"/>
-          <w:sz w:val="24"/>
-          <w:szCs w:val="24"/>
-          <w:rtl w:val="0"/>
-        </w:rPr>
-        <w:t xml:space="preserve">Performed validation of completed sites including the debugging and testing of code.</w:t>
-      </w:r>
-      <w:r>
-        <w:rPr>
-          <w:rtl w:val="0"/>
-        </w:rPr>
+        <w:rPr>
+          <w:color w:val="404040"/>
+        </w:rPr>
+      </w:pPr>
+      <w:r>
+        <w:rPr>
+          <w:color w:val="404040"/>
+          <w:sz w:val="24"/>
+          <w:szCs w:val="24"/>
+        </w:rPr>
+        <w:t>Performed validation of completed sites including the debugging and testing of code.</w:t>
       </w:r>
     </w:p>
     <w:p>
@@ -4579,24 +4580,17 @@
           <w:numId w:val="2"/>
         </w:numPr>
         <w:spacing w:after="0" w:line="240" w:lineRule="auto"/>
-        <w:ind w:left="720" w:hanging="360"/>
-        <w:rPr>
-          <w:color w:val="404040"/>
-        </w:rPr>
-      </w:pPr>
-      <w:r>
-        <w:rPr>
-          <w:color w:val="404040"/>
-          <w:sz w:val="24"/>
-          <w:szCs w:val="24"/>
-          <w:rtl w:val="0"/>
-        </w:rPr>
-        <w:t xml:space="preserve">Collaborating with the team members and senior management to maintain a continuous stream of information regarding the project status and progress. </w:t>
-      </w:r>
-      <w:r>
-        <w:rPr>
-          <w:rtl w:val="0"/>
-        </w:rPr>
+        <w:rPr>
+          <w:color w:val="404040"/>
+        </w:rPr>
+      </w:pPr>
+      <w:r>
+        <w:rPr>
+          <w:color w:val="404040"/>
+          <w:sz w:val="24"/>
+          <w:szCs w:val="24"/>
+        </w:rPr>
+        <w:t>Collaborating with the team members and senior management to maintain a continuous stream of information regarding the project status and progress. </w:t>
       </w:r>
     </w:p>
     <w:p>
@@ -4608,35 +4602,29 @@
           <w:szCs w:val="24"/>
         </w:rPr>
       </w:pPr>
-      <w:r>
-        <w:rPr>
-          <w:rtl w:val="0"/>
-        </w:rPr>
-      </w:r>
     </w:p>
     <w:p>
       <w:pPr>
         <w:pBdr>
-          <w:bottom w:color="000000" w:space="1" w:sz="12" w:val="single"/>
+          <w:bottom w:val="single" w:sz="12" w:space="1" w:color="000000"/>
         </w:pBdr>
-        <w:spacing w:after="100" w:before="100" w:line="240" w:lineRule="auto"/>
+        <w:spacing w:before="100" w:after="100" w:line="240" w:lineRule="auto"/>
         <w:jc w:val="both"/>
         <w:rPr>
-          <w:b w:val="1"/>
-          <w:color w:val="404040"/>
-          <w:sz w:val="24"/>
-          <w:szCs w:val="24"/>
-        </w:rPr>
-      </w:pPr>
-      <w:r>
-        <w:rPr>
-          <w:b w:val="1"/>
-          <w:color w:val="404040"/>
-          <w:sz w:val="24"/>
-          <w:szCs w:val="24"/>
-          <w:rtl w:val="0"/>
-        </w:rPr>
-        <w:t xml:space="preserve">Education/Certifications/Trainings</w:t>
+          <w:b/>
+          <w:color w:val="404040"/>
+          <w:sz w:val="24"/>
+          <w:szCs w:val="24"/>
+        </w:rPr>
+      </w:pPr>
+      <w:r>
+        <w:rPr>
+          <w:b/>
+          <w:color w:val="404040"/>
+          <w:sz w:val="24"/>
+          <w:szCs w:val="24"/>
+        </w:rPr>
+        <w:t>Education/Certifications/Trainings</w:t>
       </w:r>
     </w:p>
     <w:p>
@@ -4652,22 +4640,20 @@
       </w:pPr>
       <w:r>
         <w:rPr>
-          <w:b w:val="1"/>
-          <w:color w:val="404040"/>
-          <w:sz w:val="24"/>
-          <w:szCs w:val="24"/>
-          <w:rtl w:val="0"/>
-        </w:rPr>
-        <w:t xml:space="preserve">Education</w:t>
-      </w:r>
-      <w:r>
-        <w:rPr>
-          <w:color w:val="404040"/>
-          <w:sz w:val="24"/>
-          <w:szCs w:val="24"/>
-          <w:rtl w:val="0"/>
-        </w:rPr>
-        <w:t xml:space="preserve">:</w:t>
+          <w:b/>
+          <w:color w:val="404040"/>
+          <w:sz w:val="24"/>
+          <w:szCs w:val="24"/>
+        </w:rPr>
+        <w:t>Education</w:t>
+      </w:r>
+      <w:r>
+        <w:rPr>
+          <w:color w:val="404040"/>
+          <w:sz w:val="24"/>
+          <w:szCs w:val="24"/>
+        </w:rPr>
+        <w:t>:</w:t>
       </w:r>
     </w:p>
     <w:p>
@@ -4677,7 +4663,7 @@
           <w:numId w:val="5"/>
         </w:numPr>
         <w:spacing w:after="0" w:line="240" w:lineRule="auto"/>
-        <w:ind w:left="1080" w:hanging="360"/>
+        <w:ind w:left="1080"/>
         <w:jc w:val="both"/>
         <w:rPr>
           <w:color w:val="404040"/>
@@ -4688,36 +4674,29 @@
           <w:color w:val="404040"/>
           <w:sz w:val="24"/>
           <w:szCs w:val="24"/>
-          <w:rtl w:val="0"/>
-        </w:rPr>
-        <w:t xml:space="preserve">2013 – Bachelor of Business Administration (BBA), Pune University, Maharashtra</w:t>
-      </w:r>
-      <w:r>
-        <w:rPr>
-          <w:rtl w:val="0"/>
-        </w:rPr>
-      </w:r>
-    </w:p>
-    <w:p>
-      <w:pPr>
-        <w:spacing w:after="80" w:before="360" w:line="240" w:lineRule="auto"/>
-        <w:ind w:left="283" w:firstLine="0"/>
-        <w:rPr>
-          <w:b w:val="1"/>
-          <w:color w:val="404040"/>
-          <w:sz w:val="24"/>
-          <w:szCs w:val="24"/>
-        </w:rPr>
-      </w:pPr>
-      <w:r>
-        <w:rPr>
-          <w:b w:val="1"/>
-          <w:color w:val="404040"/>
-          <w:sz w:val="24"/>
-          <w:szCs w:val="24"/>
-          <w:rtl w:val="0"/>
-        </w:rPr>
-        <w:t xml:space="preserve">Certifications:</w:t>
+        </w:rPr>
+        <w:t>2013 – Bachelor of Business Administration (BBA), Pune University, Maharashtra</w:t>
+      </w:r>
+    </w:p>
+    <w:p>
+      <w:pPr>
+        <w:spacing w:before="360" w:after="80" w:line="240" w:lineRule="auto"/>
+        <w:ind w:left="283"/>
+        <w:rPr>
+          <w:b/>
+          <w:color w:val="404040"/>
+          <w:sz w:val="24"/>
+          <w:szCs w:val="24"/>
+        </w:rPr>
+      </w:pPr>
+      <w:r>
+        <w:rPr>
+          <w:b/>
+          <w:color w:val="404040"/>
+          <w:sz w:val="24"/>
+          <w:szCs w:val="24"/>
+        </w:rPr>
+        <w:t>Certifications:</w:t>
       </w:r>
     </w:p>
     <w:p>
@@ -4727,7 +4706,7 @@
           <w:numId w:val="9"/>
         </w:numPr>
         <w:spacing w:after="0" w:line="240" w:lineRule="auto"/>
-        <w:ind w:left="1080" w:hanging="360"/>
+        <w:ind w:left="1080"/>
         <w:jc w:val="both"/>
         <w:rPr>
           <w:color w:val="404040"/>
@@ -4738,9 +4717,8 @@
           <w:color w:val="404040"/>
           <w:sz w:val="24"/>
           <w:szCs w:val="24"/>
-          <w:rtl w:val="0"/>
-        </w:rPr>
-        <w:t xml:space="preserve">2019 - Human-Computer Interaction (HCI)</w:t>
+        </w:rPr>
+        <w:t>Human-Computer Interaction (HCI)</w:t>
       </w:r>
       <w:r>
         <w:rPr>
@@ -4748,23 +4726,16 @@
           <w:sz w:val="36"/>
           <w:szCs w:val="36"/>
           <w:highlight w:val="white"/>
-          <w:rtl w:val="0"/>
-        </w:rPr>
-        <w:t xml:space="preserve">®</w:t>
-      </w:r>
-      <w:r>
-        <w:rPr>
-          <w:color w:val="404040"/>
-          <w:sz w:val="24"/>
-          <w:szCs w:val="24"/>
-          <w:rtl w:val="0"/>
-        </w:rPr>
-        <w:t xml:space="preserve">, Interaction Design Foundation</w:t>
-      </w:r>
-      <w:r>
-        <w:rPr>
-          <w:rtl w:val="0"/>
-        </w:rPr>
+        </w:rPr>
+        <w:t>®</w:t>
+      </w:r>
+      <w:r>
+        <w:rPr>
+          <w:color w:val="404040"/>
+          <w:sz w:val="24"/>
+          <w:szCs w:val="24"/>
+        </w:rPr>
+        <w:t>, Interaction Design Foundation</w:t>
       </w:r>
     </w:p>
     <w:p>
@@ -4774,26 +4745,42 @@
           <w:numId w:val="9"/>
         </w:numPr>
         <w:spacing w:after="0" w:line="240" w:lineRule="auto"/>
-        <w:ind w:left="1080" w:hanging="360"/>
+        <w:ind w:left="1080"/>
         <w:jc w:val="both"/>
         <w:rPr>
           <w:color w:val="404040"/>
-        </w:rPr>
-      </w:pPr>
-      <w:r>
-        <w:rPr>
-          <w:color w:val="404040"/>
-          <w:sz w:val="24"/>
-          <w:szCs w:val="24"/>
-          <w:rtl w:val="0"/>
-        </w:rPr>
-        <w:t xml:space="preserve">2017 - Master in UX and web design, Udemy</w:t>
-      </w:r>
-      <w:r>
-        <w:rPr>
-          <w:rtl w:val="0"/>
-        </w:rPr>
-      </w:r>
+          <w:sz w:val="24"/>
+          <w:szCs w:val="24"/>
+        </w:rPr>
+      </w:pPr>
+      <w:r>
+        <w:rPr>
+          <w:color w:val="404040"/>
+          <w:sz w:val="24"/>
+          <w:szCs w:val="24"/>
+        </w:rPr>
+        <w:t>Evil by Design: Persuasion in UX</w:t>
+      </w:r>
+      <w:r>
+        <w:rPr>
+          <w:color w:val="404040"/>
+          <w:sz w:val="24"/>
+          <w:szCs w:val="24"/>
+        </w:rPr>
+        <w:t xml:space="preserve">, </w:t>
+      </w:r>
+      <w:proofErr w:type="spellStart"/>
+      <w:r>
+        <w:rPr>
+          <w:color w:val="404040"/>
+          <w:sz w:val="24"/>
+          <w:szCs w:val="24"/>
+        </w:rPr>
+        <w:t>Linkedin</w:t>
+      </w:r>
+      <w:bookmarkStart w:id="1" w:name="_GoBack"/>
+      <w:bookmarkEnd w:id="1"/>
+      <w:proofErr w:type="spellEnd"/>
     </w:p>
     <w:p>
       <w:pPr>
@@ -4802,26 +4789,40 @@
           <w:numId w:val="9"/>
         </w:numPr>
         <w:spacing w:after="0" w:line="240" w:lineRule="auto"/>
-        <w:ind w:left="1080" w:hanging="360"/>
+        <w:ind w:left="1080"/>
         <w:jc w:val="both"/>
         <w:rPr>
           <w:color w:val="404040"/>
-        </w:rPr>
-      </w:pPr>
-      <w:r>
-        <w:rPr>
-          <w:color w:val="404040"/>
-          <w:sz w:val="24"/>
-          <w:szCs w:val="24"/>
-          <w:rtl w:val="0"/>
-        </w:rPr>
-        <w:t xml:space="preserve">2017 - User Experience Design Fundamentals, Udemy</w:t>
-      </w:r>
-      <w:r>
-        <w:rPr>
-          <w:rtl w:val="0"/>
-        </w:rPr>
-      </w:r>
+          <w:sz w:val="24"/>
+          <w:szCs w:val="24"/>
+        </w:rPr>
+      </w:pPr>
+      <w:r>
+        <w:rPr>
+          <w:color w:val="404040"/>
+          <w:sz w:val="24"/>
+          <w:szCs w:val="24"/>
+        </w:rPr>
+        <w:t>Agile user experience design and research</w:t>
+      </w:r>
+      <w:r>
+        <w:rPr>
+          <w:color w:val="404040"/>
+          <w:sz w:val="24"/>
+          <w:szCs w:val="24"/>
+        </w:rPr>
+        <w:t xml:space="preserve">, </w:t>
+      </w:r>
+      <w:proofErr w:type="spellStart"/>
+      <w:r>
+        <w:rPr>
+          <w:color w:val="404040"/>
+          <w:sz w:val="24"/>
+          <w:szCs w:val="24"/>
+        </w:rPr>
+        <w:t>Linkedin</w:t>
+      </w:r>
+      <w:proofErr w:type="spellEnd"/>
     </w:p>
     <w:p>
       <w:pPr>
@@ -4830,31 +4831,173 @@
           <w:numId w:val="9"/>
         </w:numPr>
         <w:spacing w:after="0" w:line="240" w:lineRule="auto"/>
-        <w:ind w:left="1080" w:hanging="360"/>
+        <w:ind w:left="1080"/>
         <w:jc w:val="both"/>
         <w:rPr>
           <w:color w:val="404040"/>
-        </w:rPr>
-      </w:pPr>
-      <w:r>
-        <w:rPr>
-          <w:color w:val="404040"/>
-          <w:sz w:val="24"/>
-          <w:szCs w:val="24"/>
-          <w:rtl w:val="0"/>
-        </w:rPr>
-        <w:t xml:space="preserve">2004 - Diploma in multimedia, Arena Multimedia Institute, Hyderabad</w:t>
-      </w:r>
-      <w:r>
-        <w:rPr>
-          <w:rtl w:val="0"/>
-        </w:rPr>
+          <w:sz w:val="24"/>
+          <w:szCs w:val="24"/>
+        </w:rPr>
+      </w:pPr>
+      <w:r>
+        <w:rPr>
+          <w:color w:val="404040"/>
+          <w:sz w:val="24"/>
+          <w:szCs w:val="24"/>
+        </w:rPr>
+        <w:t>UX Foundation : Usability Testing</w:t>
+      </w:r>
+      <w:r>
+        <w:rPr>
+          <w:color w:val="404040"/>
+          <w:sz w:val="24"/>
+          <w:szCs w:val="24"/>
+        </w:rPr>
+        <w:t xml:space="preserve">, </w:t>
+      </w:r>
+      <w:proofErr w:type="spellStart"/>
+      <w:r>
+        <w:rPr>
+          <w:color w:val="404040"/>
+          <w:sz w:val="24"/>
+          <w:szCs w:val="24"/>
+        </w:rPr>
+        <w:t>Linkedin</w:t>
+      </w:r>
+      <w:proofErr w:type="spellEnd"/>
+    </w:p>
+    <w:p>
+      <w:pPr>
+        <w:numPr>
+          <w:ilvl w:val="0"/>
+          <w:numId w:val="9"/>
+        </w:numPr>
+        <w:spacing w:after="0" w:line="240" w:lineRule="auto"/>
+        <w:ind w:left="1080"/>
+        <w:jc w:val="both"/>
+        <w:rPr>
+          <w:color w:val="404040"/>
+          <w:sz w:val="24"/>
+          <w:szCs w:val="24"/>
+        </w:rPr>
+      </w:pPr>
+      <w:r>
+        <w:rPr>
+          <w:color w:val="404040"/>
+          <w:sz w:val="24"/>
+          <w:szCs w:val="24"/>
+        </w:rPr>
+        <w:t>UX Research: Journey Mapping</w:t>
+      </w:r>
+      <w:r>
+        <w:rPr>
+          <w:color w:val="404040"/>
+          <w:sz w:val="24"/>
+          <w:szCs w:val="24"/>
+        </w:rPr>
+        <w:t xml:space="preserve">, </w:t>
+      </w:r>
+      <w:proofErr w:type="spellStart"/>
+      <w:r>
+        <w:rPr>
+          <w:color w:val="404040"/>
+          <w:sz w:val="24"/>
+          <w:szCs w:val="24"/>
+        </w:rPr>
+        <w:t>Linkedin</w:t>
+      </w:r>
+      <w:proofErr w:type="spellEnd"/>
+    </w:p>
+    <w:p>
+      <w:pPr>
+        <w:numPr>
+          <w:ilvl w:val="0"/>
+          <w:numId w:val="9"/>
+        </w:numPr>
+        <w:spacing w:after="0" w:line="240" w:lineRule="auto"/>
+        <w:ind w:left="1080"/>
+        <w:jc w:val="both"/>
+        <w:rPr>
+          <w:color w:val="404040"/>
+        </w:rPr>
+      </w:pPr>
+      <w:r>
+        <w:rPr>
+          <w:color w:val="404040"/>
+          <w:sz w:val="24"/>
+          <w:szCs w:val="24"/>
+        </w:rPr>
+        <w:t xml:space="preserve">Master in UX and web design, </w:t>
+      </w:r>
+      <w:proofErr w:type="spellStart"/>
+      <w:r>
+        <w:rPr>
+          <w:color w:val="404040"/>
+          <w:sz w:val="24"/>
+          <w:szCs w:val="24"/>
+        </w:rPr>
+        <w:t>Udemy</w:t>
+      </w:r>
+      <w:proofErr w:type="spellEnd"/>
+    </w:p>
+    <w:p>
+      <w:pPr>
+        <w:numPr>
+          <w:ilvl w:val="0"/>
+          <w:numId w:val="9"/>
+        </w:numPr>
+        <w:spacing w:after="0" w:line="240" w:lineRule="auto"/>
+        <w:ind w:left="1080"/>
+        <w:jc w:val="both"/>
+        <w:rPr>
+          <w:color w:val="404040"/>
+        </w:rPr>
+      </w:pPr>
+      <w:r>
+        <w:rPr>
+          <w:color w:val="404040"/>
+          <w:sz w:val="24"/>
+          <w:szCs w:val="24"/>
+        </w:rPr>
+        <w:t xml:space="preserve">User Experience Design Fundamentals, </w:t>
+      </w:r>
+      <w:proofErr w:type="spellStart"/>
+      <w:r>
+        <w:rPr>
+          <w:color w:val="404040"/>
+          <w:sz w:val="24"/>
+          <w:szCs w:val="24"/>
+        </w:rPr>
+        <w:t>Udemy</w:t>
+      </w:r>
+      <w:proofErr w:type="spellEnd"/>
+    </w:p>
+    <w:p>
+      <w:pPr>
+        <w:numPr>
+          <w:ilvl w:val="0"/>
+          <w:numId w:val="9"/>
+        </w:numPr>
+        <w:spacing w:after="0" w:line="240" w:lineRule="auto"/>
+        <w:ind w:left="1080"/>
+        <w:jc w:val="both"/>
+        <w:rPr>
+          <w:color w:val="404040"/>
+        </w:rPr>
+      </w:pPr>
+      <w:r>
+        <w:rPr>
+          <w:color w:val="404040"/>
+          <w:sz w:val="24"/>
+          <w:szCs w:val="24"/>
+        </w:rPr>
+        <w:t>Diploma in multimedia, Arena Multimedia Institute, Hyderabad</w:t>
       </w:r>
     </w:p>
     <w:p>
       <w:pPr>
         <w:tabs>
-          <w:tab w:val="left" w:leader="none" w:pos="1635"/>
+          <w:tab w:val="left" w:pos="1635"/>
         </w:tabs>
         <w:rPr>
           <w:color w:val="404040"/>
@@ -4867,23 +5010,157 @@
           <w:color w:val="404040"/>
           <w:sz w:val="24"/>
           <w:szCs w:val="24"/>
-          <w:rtl w:val="0"/>
         </w:rPr>
         <w:tab/>
       </w:r>
     </w:p>
     <w:sectPr>
-      <w:pgSz w:h="15840" w:w="12240" w:orient="portrait"/>
-      <w:pgMar w:bottom="1440" w:top="1440" w:left="1440" w:right="1440" w:header="720" w:footer="720"/>
+      <w:pgSz w:w="12240" w:h="15840"/>
+      <w:pgMar w:top="1440" w:right="1440" w:bottom="1440" w:left="1440" w:header="720" w:footer="720" w:gutter="0"/>
       <w:pgNumType w:start="1"/>
+      <w:cols w:space="720"/>
     </w:sectPr>
   </w:body>
 </w:document>
 </file>
 
 <file path=word/numbering.xml><?xml version="1.0" encoding="utf-8"?>
-<w:numbering xmlns:mc="http://schemas.openxmlformats.org/markup-compatibility/2006" xmlns:o="urn:schemas-microsoft-com:office:office" xmlns:r="http://schemas.openxmlformats.org/officeDocument/2006/relationships" xmlns:m="http://schemas.openxmlformats.org/officeDocument/2006/math" xmlns:v="urn:schemas-microsoft-com:vml" xmlns:wp="http://schemas.openxmlformats.org/drawingml/2006/wordprocessingDrawing" xmlns:w10="urn:schemas-microsoft-com:office:word" xmlns:w="http://schemas.openxmlformats.org/wordprocessingml/2006/main" xmlns:wne="http://schemas.microsoft.com/office/word/2006/wordml" xmlns:sl="http://schemas.openxmlformats.org/schemaLibrary/2006/main" xmlns:a="http://schemas.openxmlformats.org/drawingml/2006/main" xmlns:pic="http://schemas.openxmlformats.org/drawingml/2006/picture" xmlns:c="http://schemas.openxmlformats.org/drawingml/2006/chart" xmlns:lc="http://schemas.openxmlformats.org/drawingml/2006/lockedCanvas" xmlns:dgm="http://schemas.openxmlformats.org/drawingml/2006/diagram" xmlns:wps="http://schemas.microsoft.com/office/word/2010/wordprocessingShape" xmlns:wpg="http://schemas.microsoft.com/office/word/2010/wordprocessingGroup" xmlns:w14="http://schemas.microsoft.com/office/word/2010/wordml" xmlns:w15="http://schemas.microsoft.com/office/word/2012/wordml">
+<w:numbering xmlns:wpc="http://schemas.microsoft.com/office/word/2010/wordprocessingCanvas" xmlns:mc="http://schemas.openxmlformats.org/markup-compatibility/2006" xmlns:o="urn:schemas-microsoft-com:office:office" xmlns:r="http://schemas.openxmlformats.org/officeDocument/2006/relationships" xmlns:m="http://schemas.openxmlformats.org/officeDocument/2006/math" xmlns:v="urn:schemas-microsoft-com:vml" xmlns:wp14="http://schemas.microsoft.com/office/word/2010/wordprocessingDrawing" xmlns:wp="http://schemas.openxmlformats.org/drawingml/2006/wordprocessingDrawing" xmlns:w10="urn:schemas-microsoft-com:office:word" xmlns:w="http://schemas.openxmlformats.org/wordprocessingml/2006/main" xmlns:w14="http://schemas.microsoft.com/office/word/2010/wordml" xmlns:wpg="http://schemas.microsoft.com/office/word/2010/wordprocessingGroup" xmlns:wpi="http://schemas.microsoft.com/office/word/2010/wordprocessingInk" xmlns:wne="http://schemas.microsoft.com/office/word/2006/wordml" xmlns:wps="http://schemas.microsoft.com/office/word/2010/wordprocessingShape" mc:Ignorable="w14 wp14">
+  <w:abstractNum w:abstractNumId="0">
+    <w:nsid w:val="1841336B"/>
+    <w:multiLevelType w:val="multilevel"/>
+    <w:tmpl w:val="97C25942"/>
+    <w:lvl w:ilvl="0">
+      <w:start w:val="1"/>
+      <w:numFmt w:val="bullet"/>
+      <w:lvlText w:val="●"/>
+      <w:lvlJc w:val="left"/>
+      <w:pPr>
+        <w:ind w:left="720" w:hanging="360"/>
+      </w:pPr>
+      <w:rPr>
+        <w:rFonts w:ascii="Noto Sans Symbols" w:eastAsia="Noto Sans Symbols" w:hAnsi="Noto Sans Symbols" w:cs="Noto Sans Symbols"/>
+        <w:sz w:val="20"/>
+        <w:szCs w:val="20"/>
+      </w:rPr>
+    </w:lvl>
+    <w:lvl w:ilvl="1">
+      <w:start w:val="1"/>
+      <w:numFmt w:val="bullet"/>
+      <w:lvlText w:val="o"/>
+      <w:lvlJc w:val="left"/>
+      <w:pPr>
+        <w:ind w:left="1440" w:hanging="360"/>
+      </w:pPr>
+      <w:rPr>
+        <w:rFonts w:ascii="Courier New" w:eastAsia="Courier New" w:hAnsi="Courier New" w:cs="Courier New"/>
+        <w:sz w:val="20"/>
+        <w:szCs w:val="20"/>
+      </w:rPr>
+    </w:lvl>
+    <w:lvl w:ilvl="2">
+      <w:start w:val="1"/>
+      <w:numFmt w:val="bullet"/>
+      <w:lvlText w:val="▪"/>
+      <w:lvlJc w:val="left"/>
+      <w:pPr>
+        <w:ind w:left="2160" w:hanging="360"/>
+      </w:pPr>
+      <w:rPr>
+        <w:rFonts w:ascii="Noto Sans Symbols" w:eastAsia="Noto Sans Symbols" w:hAnsi="Noto Sans Symbols" w:cs="Noto Sans Symbols"/>
+        <w:sz w:val="20"/>
+        <w:szCs w:val="20"/>
+      </w:rPr>
+    </w:lvl>
+    <w:lvl w:ilvl="3">
+      <w:start w:val="1"/>
+      <w:numFmt w:val="bullet"/>
+      <w:lvlText w:val="▪"/>
+      <w:lvlJc w:val="left"/>
+      <w:pPr>
+        <w:ind w:left="2880" w:hanging="360"/>
+      </w:pPr>
+      <w:rPr>
+        <w:rFonts w:ascii="Noto Sans Symbols" w:eastAsia="Noto Sans Symbols" w:hAnsi="Noto Sans Symbols" w:cs="Noto Sans Symbols"/>
+        <w:sz w:val="20"/>
+        <w:szCs w:val="20"/>
+      </w:rPr>
+    </w:lvl>
+    <w:lvl w:ilvl="4">
+      <w:start w:val="1"/>
+      <w:numFmt w:val="bullet"/>
+      <w:lvlText w:val="▪"/>
+      <w:lvlJc w:val="left"/>
+      <w:pPr>
+        <w:ind w:left="3600" w:hanging="360"/>
+      </w:pPr>
+      <w:rPr>
+        <w:rFonts w:ascii="Noto Sans Symbols" w:eastAsia="Noto Sans Symbols" w:hAnsi="Noto Sans Symbols" w:cs="Noto Sans Symbols"/>
+        <w:sz w:val="20"/>
+        <w:szCs w:val="20"/>
+      </w:rPr>
+    </w:lvl>
+    <w:lvl w:ilvl="5">
+      <w:start w:val="1"/>
+      <w:numFmt w:val="bullet"/>
+      <w:lvlText w:val="▪"/>
+      <w:lvlJc w:val="left"/>
+      <w:pPr>
+        <w:ind w:left="4320" w:hanging="360"/>
+      </w:pPr>
+      <w:rPr>
+        <w:rFonts w:ascii="Noto Sans Symbols" w:eastAsia="Noto Sans Symbols" w:hAnsi="Noto Sans Symbols" w:cs="Noto Sans Symbols"/>
+        <w:sz w:val="20"/>
+        <w:szCs w:val="20"/>
+      </w:rPr>
+    </w:lvl>
+    <w:lvl w:ilvl="6">
+      <w:start w:val="1"/>
+      <w:numFmt w:val="bullet"/>
+      <w:lvlText w:val="▪"/>
+      <w:lvlJc w:val="left"/>
+      <w:pPr>
+        <w:ind w:left="5040" w:hanging="360"/>
+      </w:pPr>
+      <w:rPr>
+        <w:rFonts w:ascii="Noto Sans Symbols" w:eastAsia="Noto Sans Symbols" w:hAnsi="Noto Sans Symbols" w:cs="Noto Sans Symbols"/>
+        <w:sz w:val="20"/>
+        <w:szCs w:val="20"/>
+      </w:rPr>
+    </w:lvl>
+    <w:lvl w:ilvl="7">
+      <w:start w:val="1"/>
+      <w:numFmt w:val="bullet"/>
+      <w:lvlText w:val="▪"/>
+      <w:lvlJc w:val="left"/>
+      <w:pPr>
+        <w:ind w:left="5760" w:hanging="360"/>
+      </w:pPr>
+      <w:rPr>
+        <w:rFonts w:ascii="Noto Sans Symbols" w:eastAsia="Noto Sans Symbols" w:hAnsi="Noto Sans Symbols" w:cs="Noto Sans Symbols"/>
+        <w:sz w:val="20"/>
+        <w:szCs w:val="20"/>
+      </w:rPr>
+    </w:lvl>
+    <w:lvl w:ilvl="8">
+      <w:start w:val="1"/>
+      <w:numFmt w:val="bullet"/>
+      <w:lvlText w:val="▪"/>
+      <w:lvlJc w:val="left"/>
+      <w:pPr>
+        <w:ind w:left="6480" w:hanging="360"/>
+      </w:pPr>
+      <w:rPr>
+        <w:rFonts w:ascii="Noto Sans Symbols" w:eastAsia="Noto Sans Symbols" w:hAnsi="Noto Sans Symbols" w:cs="Noto Sans Symbols"/>
+        <w:sz w:val="20"/>
+        <w:szCs w:val="20"/>
+      </w:rPr>
+    </w:lvl>
+  </w:abstractNum>
   <w:abstractNum w:abstractNumId="1">
+    <w:nsid w:val="1D602024"/>
+    <w:multiLevelType w:val="multilevel"/>
+    <w:tmpl w:val="7742946C"/>
     <w:lvl w:ilvl="0">
       <w:start w:val="1"/>
       <w:numFmt w:val="bullet"/>
@@ -4893,7 +5170,7 @@
         <w:ind w:left="720" w:hanging="360"/>
       </w:pPr>
       <w:rPr>
-        <w:rFonts w:ascii="Noto Sans Symbols" w:cs="Noto Sans Symbols" w:eastAsia="Noto Sans Symbols" w:hAnsi="Noto Sans Symbols"/>
+        <w:rFonts w:ascii="Noto Sans Symbols" w:eastAsia="Noto Sans Symbols" w:hAnsi="Noto Sans Symbols" w:cs="Noto Sans Symbols"/>
         <w:sz w:val="20"/>
         <w:szCs w:val="20"/>
       </w:rPr>
@@ -4907,7 +5184,7 @@
         <w:ind w:left="1440" w:hanging="360"/>
       </w:pPr>
       <w:rPr>
-        <w:rFonts w:ascii="Courier New" w:cs="Courier New" w:eastAsia="Courier New" w:hAnsi="Courier New"/>
+        <w:rFonts w:ascii="Courier New" w:eastAsia="Courier New" w:hAnsi="Courier New" w:cs="Courier New"/>
         <w:sz w:val="20"/>
         <w:szCs w:val="20"/>
       </w:rPr>
@@ -4921,7 +5198,7 @@
         <w:ind w:left="2160" w:hanging="360"/>
       </w:pPr>
       <w:rPr>
-        <w:rFonts w:ascii="Noto Sans Symbols" w:cs="Noto Sans Symbols" w:eastAsia="Noto Sans Symbols" w:hAnsi="Noto Sans Symbols"/>
+        <w:rFonts w:ascii="Noto Sans Symbols" w:eastAsia="Noto Sans Symbols" w:hAnsi="Noto Sans Symbols" w:cs="Noto Sans Symbols"/>
         <w:sz w:val="20"/>
         <w:szCs w:val="20"/>
       </w:rPr>
@@ -4935,7 +5212,7 @@
         <w:ind w:left="2880" w:hanging="360"/>
       </w:pPr>
       <w:rPr>
-        <w:rFonts w:ascii="Noto Sans Symbols" w:cs="Noto Sans Symbols" w:eastAsia="Noto Sans Symbols" w:hAnsi="Noto Sans Symbols"/>
+        <w:rFonts w:ascii="Noto Sans Symbols" w:eastAsia="Noto Sans Symbols" w:hAnsi="Noto Sans Symbols" w:cs="Noto Sans Symbols"/>
         <w:sz w:val="20"/>
         <w:szCs w:val="20"/>
       </w:rPr>
@@ -4949,7 +5226,7 @@
         <w:ind w:left="3600" w:hanging="360"/>
       </w:pPr>
       <w:rPr>
-        <w:rFonts w:ascii="Noto Sans Symbols" w:cs="Noto Sans Symbols" w:eastAsia="Noto Sans Symbols" w:hAnsi="Noto Sans Symbols"/>
+        <w:rFonts w:ascii="Noto Sans Symbols" w:eastAsia="Noto Sans Symbols" w:hAnsi="Noto Sans Symbols" w:cs="Noto Sans Symbols"/>
         <w:sz w:val="20"/>
         <w:szCs w:val="20"/>
       </w:rPr>
@@ -4963,7 +5240,7 @@
         <w:ind w:left="4320" w:hanging="360"/>
       </w:pPr>
       <w:rPr>
-        <w:rFonts w:ascii="Noto Sans Symbols" w:cs="Noto Sans Symbols" w:eastAsia="Noto Sans Symbols" w:hAnsi="Noto Sans Symbols"/>
+        <w:rFonts w:ascii="Noto Sans Symbols" w:eastAsia="Noto Sans Symbols" w:hAnsi="Noto Sans Symbols" w:cs="Noto Sans Symbols"/>
         <w:sz w:val="20"/>
         <w:szCs w:val="20"/>
       </w:rPr>
@@ -4977,7 +5254,7 @@
         <w:ind w:left="5040" w:hanging="360"/>
       </w:pPr>
       <w:rPr>
-        <w:rFonts w:ascii="Noto Sans Symbols" w:cs="Noto Sans Symbols" w:eastAsia="Noto Sans Symbols" w:hAnsi="Noto Sans Symbols"/>
+        <w:rFonts w:ascii="Noto Sans Symbols" w:eastAsia="Noto Sans Symbols" w:hAnsi="Noto Sans Symbols" w:cs="Noto Sans Symbols"/>
         <w:sz w:val="20"/>
         <w:szCs w:val="20"/>
       </w:rPr>
@@ -4991,7 +5268,7 @@
         <w:ind w:left="5760" w:hanging="360"/>
       </w:pPr>
       <w:rPr>
-        <w:rFonts w:ascii="Noto Sans Symbols" w:cs="Noto Sans Symbols" w:eastAsia="Noto Sans Symbols" w:hAnsi="Noto Sans Symbols"/>
+        <w:rFonts w:ascii="Noto Sans Symbols" w:eastAsia="Noto Sans Symbols" w:hAnsi="Noto Sans Symbols" w:cs="Noto Sans Symbols"/>
         <w:sz w:val="20"/>
         <w:szCs w:val="20"/>
       </w:rPr>
@@ -5005,13 +5282,16 @@
         <w:ind w:left="6480" w:hanging="360"/>
       </w:pPr>
       <w:rPr>
-        <w:rFonts w:ascii="Noto Sans Symbols" w:cs="Noto Sans Symbols" w:eastAsia="Noto Sans Symbols" w:hAnsi="Noto Sans Symbols"/>
+        <w:rFonts w:ascii="Noto Sans Symbols" w:eastAsia="Noto Sans Symbols" w:hAnsi="Noto Sans Symbols" w:cs="Noto Sans Symbols"/>
         <w:sz w:val="20"/>
         <w:szCs w:val="20"/>
       </w:rPr>
     </w:lvl>
   </w:abstractNum>
   <w:abstractNum w:abstractNumId="2">
+    <w:nsid w:val="1E4C13EE"/>
+    <w:multiLevelType w:val="multilevel"/>
+    <w:tmpl w:val="9C1C8DD0"/>
     <w:lvl w:ilvl="0">
       <w:start w:val="1"/>
       <w:numFmt w:val="bullet"/>
@@ -5021,7 +5301,7 @@
         <w:ind w:left="720" w:hanging="360"/>
       </w:pPr>
       <w:rPr>
-        <w:rFonts w:ascii="Noto Sans Symbols" w:cs="Noto Sans Symbols" w:eastAsia="Noto Sans Symbols" w:hAnsi="Noto Sans Symbols"/>
+        <w:rFonts w:ascii="Noto Sans Symbols" w:eastAsia="Noto Sans Symbols" w:hAnsi="Noto Sans Symbols" w:cs="Noto Sans Symbols"/>
         <w:sz w:val="20"/>
         <w:szCs w:val="20"/>
       </w:rPr>
@@ -5035,7 +5315,7 @@
         <w:ind w:left="1440" w:hanging="360"/>
       </w:pPr>
       <w:rPr>
-        <w:rFonts w:ascii="Courier New" w:cs="Courier New" w:eastAsia="Courier New" w:hAnsi="Courier New"/>
+        <w:rFonts w:ascii="Courier New" w:eastAsia="Courier New" w:hAnsi="Courier New" w:cs="Courier New"/>
         <w:sz w:val="20"/>
         <w:szCs w:val="20"/>
       </w:rPr>
@@ -5049,7 +5329,7 @@
         <w:ind w:left="2160" w:hanging="360"/>
       </w:pPr>
       <w:rPr>
-        <w:rFonts w:ascii="Noto Sans Symbols" w:cs="Noto Sans Symbols" w:eastAsia="Noto Sans Symbols" w:hAnsi="Noto Sans Symbols"/>
+        <w:rFonts w:ascii="Noto Sans Symbols" w:eastAsia="Noto Sans Symbols" w:hAnsi="Noto Sans Symbols" w:cs="Noto Sans Symbols"/>
         <w:sz w:val="20"/>
         <w:szCs w:val="20"/>
       </w:rPr>
@@ -5063,7 +5343,7 @@
         <w:ind w:left="2880" w:hanging="360"/>
       </w:pPr>
       <w:rPr>
-        <w:rFonts w:ascii="Noto Sans Symbols" w:cs="Noto Sans Symbols" w:eastAsia="Noto Sans Symbols" w:hAnsi="Noto Sans Symbols"/>
+        <w:rFonts w:ascii="Noto Sans Symbols" w:eastAsia="Noto Sans Symbols" w:hAnsi="Noto Sans Symbols" w:cs="Noto Sans Symbols"/>
         <w:sz w:val="20"/>
         <w:szCs w:val="20"/>
       </w:rPr>
@@ -5077,7 +5357,7 @@
         <w:ind w:left="3600" w:hanging="360"/>
       </w:pPr>
       <w:rPr>
-        <w:rFonts w:ascii="Noto Sans Symbols" w:cs="Noto Sans Symbols" w:eastAsia="Noto Sans Symbols" w:hAnsi="Noto Sans Symbols"/>
+        <w:rFonts w:ascii="Noto Sans Symbols" w:eastAsia="Noto Sans Symbols" w:hAnsi="Noto Sans Symbols" w:cs="Noto Sans Symbols"/>
         <w:sz w:val="20"/>
         <w:szCs w:val="20"/>
       </w:rPr>
@@ -5091,7 +5371,7 @@
         <w:ind w:left="4320" w:hanging="360"/>
       </w:pPr>
       <w:rPr>
-        <w:rFonts w:ascii="Noto Sans Symbols" w:cs="Noto Sans Symbols" w:eastAsia="Noto Sans Symbols" w:hAnsi="Noto Sans Symbols"/>
+        <w:rFonts w:ascii="Noto Sans Symbols" w:eastAsia="Noto Sans Symbols" w:hAnsi="Noto Sans Symbols" w:cs="Noto Sans Symbols"/>
         <w:sz w:val="20"/>
         <w:szCs w:val="20"/>
       </w:rPr>
@@ -5105,7 +5385,7 @@
         <w:ind w:left="5040" w:hanging="360"/>
       </w:pPr>
       <w:rPr>
-        <w:rFonts w:ascii="Noto Sans Symbols" w:cs="Noto Sans Symbols" w:eastAsia="Noto Sans Symbols" w:hAnsi="Noto Sans Symbols"/>
+        <w:rFonts w:ascii="Noto Sans Symbols" w:eastAsia="Noto Sans Symbols" w:hAnsi="Noto Sans Symbols" w:cs="Noto Sans Symbols"/>
         <w:sz w:val="20"/>
         <w:szCs w:val="20"/>
       </w:rPr>
@@ -5119,7 +5399,7 @@
         <w:ind w:left="5760" w:hanging="360"/>
       </w:pPr>
       <w:rPr>
-        <w:rFonts w:ascii="Noto Sans Symbols" w:cs="Noto Sans Symbols" w:eastAsia="Noto Sans Symbols" w:hAnsi="Noto Sans Symbols"/>
+        <w:rFonts w:ascii="Noto Sans Symbols" w:eastAsia="Noto Sans Symbols" w:hAnsi="Noto Sans Symbols" w:cs="Noto Sans Symbols"/>
         <w:sz w:val="20"/>
         <w:szCs w:val="20"/>
       </w:rPr>
@@ -5133,13 +5413,16 @@
         <w:ind w:left="6480" w:hanging="360"/>
       </w:pPr>
       <w:rPr>
-        <w:rFonts w:ascii="Noto Sans Symbols" w:cs="Noto Sans Symbols" w:eastAsia="Noto Sans Symbols" w:hAnsi="Noto Sans Symbols"/>
+        <w:rFonts w:ascii="Noto Sans Symbols" w:eastAsia="Noto Sans Symbols" w:hAnsi="Noto Sans Symbols" w:cs="Noto Sans Symbols"/>
         <w:sz w:val="20"/>
         <w:szCs w:val="20"/>
       </w:rPr>
     </w:lvl>
   </w:abstractNum>
   <w:abstractNum w:abstractNumId="3">
+    <w:nsid w:val="21627177"/>
+    <w:multiLevelType w:val="multilevel"/>
+    <w:tmpl w:val="7E643922"/>
     <w:lvl w:ilvl="0">
       <w:start w:val="1"/>
       <w:numFmt w:val="bullet"/>
@@ -5149,7 +5432,7 @@
         <w:ind w:left="720" w:hanging="360"/>
       </w:pPr>
       <w:rPr>
-        <w:rFonts w:ascii="Noto Sans Symbols" w:cs="Noto Sans Symbols" w:eastAsia="Noto Sans Symbols" w:hAnsi="Noto Sans Symbols"/>
+        <w:rFonts w:ascii="Noto Sans Symbols" w:eastAsia="Noto Sans Symbols" w:hAnsi="Noto Sans Symbols" w:cs="Noto Sans Symbols"/>
         <w:sz w:val="20"/>
         <w:szCs w:val="20"/>
       </w:rPr>
@@ -5163,7 +5446,7 @@
         <w:ind w:left="1440" w:hanging="360"/>
       </w:pPr>
       <w:rPr>
-        <w:rFonts w:ascii="Courier New" w:cs="Courier New" w:eastAsia="Courier New" w:hAnsi="Courier New"/>
+        <w:rFonts w:ascii="Courier New" w:eastAsia="Courier New" w:hAnsi="Courier New" w:cs="Courier New"/>
         <w:sz w:val="20"/>
         <w:szCs w:val="20"/>
       </w:rPr>
@@ -5177,7 +5460,7 @@
         <w:ind w:left="2160" w:hanging="360"/>
       </w:pPr>
       <w:rPr>
-        <w:rFonts w:ascii="Noto Sans Symbols" w:cs="Noto Sans Symbols" w:eastAsia="Noto Sans Symbols" w:hAnsi="Noto Sans Symbols"/>
+        <w:rFonts w:ascii="Noto Sans Symbols" w:eastAsia="Noto Sans Symbols" w:hAnsi="Noto Sans Symbols" w:cs="Noto Sans Symbols"/>
         <w:sz w:val="20"/>
         <w:szCs w:val="20"/>
       </w:rPr>
@@ -5191,7 +5474,7 @@
         <w:ind w:left="2880" w:hanging="360"/>
       </w:pPr>
       <w:rPr>
-        <w:rFonts w:ascii="Noto Sans Symbols" w:cs="Noto Sans Symbols" w:eastAsia="Noto Sans Symbols" w:hAnsi="Noto Sans Symbols"/>
+        <w:rFonts w:ascii="Noto Sans Symbols" w:eastAsia="Noto Sans Symbols" w:hAnsi="Noto Sans Symbols" w:cs="Noto Sans Symbols"/>
         <w:sz w:val="20"/>
         <w:szCs w:val="20"/>
       </w:rPr>
@@ -5205,7 +5488,7 @@
         <w:ind w:left="3600" w:hanging="360"/>
       </w:pPr>
       <w:rPr>
-        <w:rFonts w:ascii="Noto Sans Symbols" w:cs="Noto Sans Symbols" w:eastAsia="Noto Sans Symbols" w:hAnsi="Noto Sans Symbols"/>
+        <w:rFonts w:ascii="Noto Sans Symbols" w:eastAsia="Noto Sans Symbols" w:hAnsi="Noto Sans Symbols" w:cs="Noto Sans Symbols"/>
         <w:sz w:val="20"/>
         <w:szCs w:val="20"/>
       </w:rPr>
@@ -5219,7 +5502,7 @@
         <w:ind w:left="4320" w:hanging="360"/>
       </w:pPr>
       <w:rPr>
-        <w:rFonts w:ascii="Noto Sans Symbols" w:cs="Noto Sans Symbols" w:eastAsia="Noto Sans Symbols" w:hAnsi="Noto Sans Symbols"/>
+        <w:rFonts w:ascii="Noto Sans Symbols" w:eastAsia="Noto Sans Symbols" w:hAnsi="Noto Sans Symbols" w:cs="Noto Sans Symbols"/>
         <w:sz w:val="20"/>
         <w:szCs w:val="20"/>
       </w:rPr>
@@ -5233,7 +5516,7 @@
         <w:ind w:left="5040" w:hanging="360"/>
       </w:pPr>
       <w:rPr>
-        <w:rFonts w:ascii="Noto Sans Symbols" w:cs="Noto Sans Symbols" w:eastAsia="Noto Sans Symbols" w:hAnsi="Noto Sans Symbols"/>
+        <w:rFonts w:ascii="Noto Sans Symbols" w:eastAsia="Noto Sans Symbols" w:hAnsi="Noto Sans Symbols" w:cs="Noto Sans Symbols"/>
         <w:sz w:val="20"/>
         <w:szCs w:val="20"/>
       </w:rPr>
@@ -5247,7 +5530,7 @@
         <w:ind w:left="5760" w:hanging="360"/>
       </w:pPr>
       <w:rPr>
-        <w:rFonts w:ascii="Noto Sans Symbols" w:cs="Noto Sans Symbols" w:eastAsia="Noto Sans Symbols" w:hAnsi="Noto Sans Symbols"/>
+        <w:rFonts w:ascii="Noto Sans Symbols" w:eastAsia="Noto Sans Symbols" w:hAnsi="Noto Sans Symbols" w:cs="Noto Sans Symbols"/>
         <w:sz w:val="20"/>
         <w:szCs w:val="20"/>
       </w:rPr>
@@ -5261,13 +5544,16 @@
         <w:ind w:left="6480" w:hanging="360"/>
       </w:pPr>
       <w:rPr>
-        <w:rFonts w:ascii="Noto Sans Symbols" w:cs="Noto Sans Symbols" w:eastAsia="Noto Sans Symbols" w:hAnsi="Noto Sans Symbols"/>
+        <w:rFonts w:ascii="Noto Sans Symbols" w:eastAsia="Noto Sans Symbols" w:hAnsi="Noto Sans Symbols" w:cs="Noto Sans Symbols"/>
         <w:sz w:val="20"/>
         <w:szCs w:val="20"/>
       </w:rPr>
     </w:lvl>
   </w:abstractNum>
   <w:abstractNum w:abstractNumId="4">
+    <w:nsid w:val="279F3FB0"/>
+    <w:multiLevelType w:val="multilevel"/>
+    <w:tmpl w:val="166C8FA6"/>
     <w:lvl w:ilvl="0">
       <w:start w:val="1"/>
       <w:numFmt w:val="bullet"/>
@@ -5277,7 +5563,7 @@
         <w:ind w:left="720" w:hanging="360"/>
       </w:pPr>
       <w:rPr>
-        <w:rFonts w:ascii="Noto Sans Symbols" w:cs="Noto Sans Symbols" w:eastAsia="Noto Sans Symbols" w:hAnsi="Noto Sans Symbols"/>
+        <w:rFonts w:ascii="Noto Sans Symbols" w:eastAsia="Noto Sans Symbols" w:hAnsi="Noto Sans Symbols" w:cs="Noto Sans Symbols"/>
       </w:rPr>
     </w:lvl>
     <w:lvl w:ilvl="1">
@@ -5289,7 +5575,7 @@
         <w:ind w:left="1440" w:hanging="360"/>
       </w:pPr>
       <w:rPr>
-        <w:rFonts w:ascii="Courier New" w:cs="Courier New" w:eastAsia="Courier New" w:hAnsi="Courier New"/>
+        <w:rFonts w:ascii="Courier New" w:eastAsia="Courier New" w:hAnsi="Courier New" w:cs="Courier New"/>
       </w:rPr>
     </w:lvl>
     <w:lvl w:ilvl="2">
@@ -5301,7 +5587,7 @@
         <w:ind w:left="2160" w:hanging="360"/>
       </w:pPr>
       <w:rPr>
-        <w:rFonts w:ascii="Noto Sans Symbols" w:cs="Noto Sans Symbols" w:eastAsia="Noto Sans Symbols" w:hAnsi="Noto Sans Symbols"/>
+        <w:rFonts w:ascii="Noto Sans Symbols" w:eastAsia="Noto Sans Symbols" w:hAnsi="Noto Sans Symbols" w:cs="Noto Sans Symbols"/>
       </w:rPr>
     </w:lvl>
     <w:lvl w:ilvl="3">
@@ -5313,7 +5599,7 @@
         <w:ind w:left="2880" w:hanging="360"/>
       </w:pPr>
       <w:rPr>
-        <w:rFonts w:ascii="Noto Sans Symbols" w:cs="Noto Sans Symbols" w:eastAsia="Noto Sans Symbols" w:hAnsi="Noto Sans Symbols"/>
+        <w:rFonts w:ascii="Noto Sans Symbols" w:eastAsia="Noto Sans Symbols" w:hAnsi="Noto Sans Symbols" w:cs="Noto Sans Symbols"/>
       </w:rPr>
     </w:lvl>
     <w:lvl w:ilvl="4">
@@ -5325,7 +5611,7 @@
         <w:ind w:left="3600" w:hanging="360"/>
       </w:pPr>
       <w:rPr>
-        <w:rFonts w:ascii="Courier New" w:cs="Courier New" w:eastAsia="Courier New" w:hAnsi="Courier New"/>
+        <w:rFonts w:ascii="Courier New" w:eastAsia="Courier New" w:hAnsi="Courier New" w:cs="Courier New"/>
       </w:rPr>
     </w:lvl>
     <w:lvl w:ilvl="5">
@@ -5337,7 +5623,7 @@
         <w:ind w:left="4320" w:hanging="360"/>
       </w:pPr>
       <w:rPr>
-        <w:rFonts w:ascii="Noto Sans Symbols" w:cs="Noto Sans Symbols" w:eastAsia="Noto Sans Symbols" w:hAnsi="Noto Sans Symbols"/>
+        <w:rFonts w:ascii="Noto Sans Symbols" w:eastAsia="Noto Sans Symbols" w:hAnsi="Noto Sans Symbols" w:cs="Noto Sans Symbols"/>
       </w:rPr>
     </w:lvl>
     <w:lvl w:ilvl="6">
@@ -5349,7 +5635,7 @@
         <w:ind w:left="5040" w:hanging="360"/>
       </w:pPr>
       <w:rPr>
-        <w:rFonts w:ascii="Noto Sans Symbols" w:cs="Noto Sans Symbols" w:eastAsia="Noto Sans Symbols" w:hAnsi="Noto Sans Symbols"/>
+        <w:rFonts w:ascii="Noto Sans Symbols" w:eastAsia="Noto Sans Symbols" w:hAnsi="Noto Sans Symbols" w:cs="Noto Sans Symbols"/>
       </w:rPr>
     </w:lvl>
     <w:lvl w:ilvl="7">
@@ -5361,7 +5647,7 @@
         <w:ind w:left="5760" w:hanging="360"/>
       </w:pPr>
       <w:rPr>
-        <w:rFonts w:ascii="Courier New" w:cs="Courier New" w:eastAsia="Courier New" w:hAnsi="Courier New"/>
+        <w:rFonts w:ascii="Courier New" w:eastAsia="Courier New" w:hAnsi="Courier New" w:cs="Courier New"/>
       </w:rPr>
     </w:lvl>
     <w:lvl w:ilvl="8">
@@ -5373,11 +5659,14 @@
         <w:ind w:left="6480" w:hanging="360"/>
       </w:pPr>
       <w:rPr>
-        <w:rFonts w:ascii="Noto Sans Symbols" w:cs="Noto Sans Symbols" w:eastAsia="Noto Sans Symbols" w:hAnsi="Noto Sans Symbols"/>
+        <w:rFonts w:ascii="Noto Sans Symbols" w:eastAsia="Noto Sans Symbols" w:hAnsi="Noto Sans Symbols" w:cs="Noto Sans Symbols"/>
       </w:rPr>
     </w:lvl>
   </w:abstractNum>
   <w:abstractNum w:abstractNumId="5">
+    <w:nsid w:val="40D275E1"/>
+    <w:multiLevelType w:val="multilevel"/>
+    <w:tmpl w:val="0BBEC9AA"/>
     <w:lvl w:ilvl="0">
       <w:start w:val="1"/>
       <w:numFmt w:val="bullet"/>
@@ -5387,7 +5676,7 @@
         <w:ind w:left="720" w:hanging="360"/>
       </w:pPr>
       <w:rPr>
-        <w:rFonts w:ascii="Noto Sans Symbols" w:cs="Noto Sans Symbols" w:eastAsia="Noto Sans Symbols" w:hAnsi="Noto Sans Symbols"/>
+        <w:rFonts w:ascii="Noto Sans Symbols" w:eastAsia="Noto Sans Symbols" w:hAnsi="Noto Sans Symbols" w:cs="Noto Sans Symbols"/>
         <w:sz w:val="20"/>
         <w:szCs w:val="20"/>
       </w:rPr>
@@ -5401,7 +5690,7 @@
         <w:ind w:left="1440" w:hanging="360"/>
       </w:pPr>
       <w:rPr>
-        <w:rFonts w:ascii="Courier New" w:cs="Courier New" w:eastAsia="Courier New" w:hAnsi="Courier New"/>
+        <w:rFonts w:ascii="Courier New" w:eastAsia="Courier New" w:hAnsi="Courier New" w:cs="Courier New"/>
         <w:sz w:val="20"/>
         <w:szCs w:val="20"/>
       </w:rPr>
@@ -5415,7 +5704,7 @@
         <w:ind w:left="2160" w:hanging="360"/>
       </w:pPr>
       <w:rPr>
-        <w:rFonts w:ascii="Noto Sans Symbols" w:cs="Noto Sans Symbols" w:eastAsia="Noto Sans Symbols" w:hAnsi="Noto Sans Symbols"/>
+        <w:rFonts w:ascii="Noto Sans Symbols" w:eastAsia="Noto Sans Symbols" w:hAnsi="Noto Sans Symbols" w:cs="Noto Sans Symbols"/>
         <w:sz w:val="20"/>
         <w:szCs w:val="20"/>
       </w:rPr>
@@ -5429,7 +5718,7 @@
         <w:ind w:left="2880" w:hanging="360"/>
       </w:pPr>
       <w:rPr>
-        <w:rFonts w:ascii="Noto Sans Symbols" w:cs="Noto Sans Symbols" w:eastAsia="Noto Sans Symbols" w:hAnsi="Noto Sans Symbols"/>
+        <w:rFonts w:ascii="Noto Sans Symbols" w:eastAsia="Noto Sans Symbols" w:hAnsi="Noto Sans Symbols" w:cs="Noto Sans Symbols"/>
         <w:sz w:val="20"/>
         <w:szCs w:val="20"/>
       </w:rPr>
@@ -5443,7 +5732,7 @@
         <w:ind w:left="3600" w:hanging="360"/>
       </w:pPr>
       <w:rPr>
-        <w:rFonts w:ascii="Noto Sans Symbols" w:cs="Noto Sans Symbols" w:eastAsia="Noto Sans Symbols" w:hAnsi="Noto Sans Symbols"/>
+        <w:rFonts w:ascii="Noto Sans Symbols" w:eastAsia="Noto Sans Symbols" w:hAnsi="Noto Sans Symbols" w:cs="Noto Sans Symbols"/>
         <w:sz w:val="20"/>
         <w:szCs w:val="20"/>
       </w:rPr>
@@ -5457,7 +5746,7 @@
         <w:ind w:left="4320" w:hanging="360"/>
       </w:pPr>
       <w:rPr>
-        <w:rFonts w:ascii="Noto Sans Symbols" w:cs="Noto Sans Symbols" w:eastAsia="Noto Sans Symbols" w:hAnsi="Noto Sans Symbols"/>
+        <w:rFonts w:ascii="Noto Sans Symbols" w:eastAsia="Noto Sans Symbols" w:hAnsi="Noto Sans Symbols" w:cs="Noto Sans Symbols"/>
         <w:sz w:val="20"/>
         <w:szCs w:val="20"/>
       </w:rPr>
@@ -5471,7 +5760,7 @@
         <w:ind w:left="5040" w:hanging="360"/>
       </w:pPr>
       <w:rPr>
-        <w:rFonts w:ascii="Noto Sans Symbols" w:cs="Noto Sans Symbols" w:eastAsia="Noto Sans Symbols" w:hAnsi="Noto Sans Symbols"/>
+        <w:rFonts w:ascii="Noto Sans Symbols" w:eastAsia="Noto Sans Symbols" w:hAnsi="Noto Sans Symbols" w:cs="Noto Sans Symbols"/>
         <w:sz w:val="20"/>
         <w:szCs w:val="20"/>
       </w:rPr>
@@ -5485,7 +5774,7 @@
         <w:ind w:left="5760" w:hanging="360"/>
       </w:pPr>
       <w:rPr>
-        <w:rFonts w:ascii="Noto Sans Symbols" w:cs="Noto Sans Symbols" w:eastAsia="Noto Sans Symbols" w:hAnsi="Noto Sans Symbols"/>
+        <w:rFonts w:ascii="Noto Sans Symbols" w:eastAsia="Noto Sans Symbols" w:hAnsi="Noto Sans Symbols" w:cs="Noto Sans Symbols"/>
         <w:sz w:val="20"/>
         <w:szCs w:val="20"/>
       </w:rPr>
@@ -5499,13 +5788,16 @@
         <w:ind w:left="6480" w:hanging="360"/>
       </w:pPr>
       <w:rPr>
-        <w:rFonts w:ascii="Noto Sans Symbols" w:cs="Noto Sans Symbols" w:eastAsia="Noto Sans Symbols" w:hAnsi="Noto Sans Symbols"/>
+        <w:rFonts w:ascii="Noto Sans Symbols" w:eastAsia="Noto Sans Symbols" w:hAnsi="Noto Sans Symbols" w:cs="Noto Sans Symbols"/>
         <w:sz w:val="20"/>
         <w:szCs w:val="20"/>
       </w:rPr>
     </w:lvl>
   </w:abstractNum>
   <w:abstractNum w:abstractNumId="6">
+    <w:nsid w:val="43486128"/>
+    <w:multiLevelType w:val="multilevel"/>
+    <w:tmpl w:val="0400D7B8"/>
     <w:lvl w:ilvl="0">
       <w:start w:val="1"/>
       <w:numFmt w:val="bullet"/>
@@ -5515,7 +5807,7 @@
         <w:ind w:left="720" w:hanging="360"/>
       </w:pPr>
       <w:rPr>
-        <w:rFonts w:ascii="Noto Sans Symbols" w:cs="Noto Sans Symbols" w:eastAsia="Noto Sans Symbols" w:hAnsi="Noto Sans Symbols"/>
+        <w:rFonts w:ascii="Noto Sans Symbols" w:eastAsia="Noto Sans Symbols" w:hAnsi="Noto Sans Symbols" w:cs="Noto Sans Symbols"/>
         <w:sz w:val="20"/>
         <w:szCs w:val="20"/>
       </w:rPr>
@@ -5529,7 +5821,7 @@
         <w:ind w:left="1440" w:hanging="360"/>
       </w:pPr>
       <w:rPr>
-        <w:rFonts w:ascii="Courier New" w:cs="Courier New" w:eastAsia="Courier New" w:hAnsi="Courier New"/>
+        <w:rFonts w:ascii="Courier New" w:eastAsia="Courier New" w:hAnsi="Courier New" w:cs="Courier New"/>
         <w:sz w:val="20"/>
         <w:szCs w:val="20"/>
       </w:rPr>
@@ -5543,7 +5835,7 @@
         <w:ind w:left="2160" w:hanging="360"/>
       </w:pPr>
       <w:rPr>
-        <w:rFonts w:ascii="Noto Sans Symbols" w:cs="Noto Sans Symbols" w:eastAsia="Noto Sans Symbols" w:hAnsi="Noto Sans Symbols"/>
+        <w:rFonts w:ascii="Noto Sans Symbols" w:eastAsia="Noto Sans Symbols" w:hAnsi="Noto Sans Symbols" w:cs="Noto Sans Symbols"/>
         <w:sz w:val="20"/>
         <w:szCs w:val="20"/>
       </w:rPr>
@@ -5557,7 +5849,7 @@
         <w:ind w:left="2880" w:hanging="360"/>
       </w:pPr>
       <w:rPr>
-        <w:rFonts w:ascii="Noto Sans Symbols" w:cs="Noto Sans Symbols" w:eastAsia="Noto Sans Symbols" w:hAnsi="Noto Sans Symbols"/>
+        <w:rFonts w:ascii="Noto Sans Symbols" w:eastAsia="Noto Sans Symbols" w:hAnsi="Noto Sans Symbols" w:cs="Noto Sans Symbols"/>
         <w:sz w:val="20"/>
         <w:szCs w:val="20"/>
       </w:rPr>
@@ -5571,7 +5863,7 @@
         <w:ind w:left="3600" w:hanging="360"/>
       </w:pPr>
       <w:rPr>
-        <w:rFonts w:ascii="Noto Sans Symbols" w:cs="Noto Sans Symbols" w:eastAsia="Noto Sans Symbols" w:hAnsi="Noto Sans Symbols"/>
+        <w:rFonts w:ascii="Noto Sans Symbols" w:eastAsia="Noto Sans Symbols" w:hAnsi="Noto Sans Symbols" w:cs="Noto Sans Symbols"/>
         <w:sz w:val="20"/>
         <w:szCs w:val="20"/>
       </w:rPr>
@@ -5585,7 +5877,7 @@
         <w:ind w:left="4320" w:hanging="360"/>
       </w:pPr>
       <w:rPr>
-        <w:rFonts w:ascii="Noto Sans Symbols" w:cs="Noto Sans Symbols" w:eastAsia="Noto Sans Symbols" w:hAnsi="Noto Sans Symbols"/>
+        <w:rFonts w:ascii="Noto Sans Symbols" w:eastAsia="Noto Sans Symbols" w:hAnsi="Noto Sans Symbols" w:cs="Noto Sans Symbols"/>
         <w:sz w:val="20"/>
         <w:szCs w:val="20"/>
       </w:rPr>
@@ -5599,7 +5891,7 @@
         <w:ind w:left="5040" w:hanging="360"/>
       </w:pPr>
       <w:rPr>
-        <w:rFonts w:ascii="Noto Sans Symbols" w:cs="Noto Sans Symbols" w:eastAsia="Noto Sans Symbols" w:hAnsi="Noto Sans Symbols"/>
+        <w:rFonts w:ascii="Noto Sans Symbols" w:eastAsia="Noto Sans Symbols" w:hAnsi="Noto Sans Symbols" w:cs="Noto Sans Symbols"/>
         <w:sz w:val="20"/>
         <w:szCs w:val="20"/>
       </w:rPr>
@@ -5613,7 +5905,7 @@
         <w:ind w:left="5760" w:hanging="360"/>
       </w:pPr>
       <w:rPr>
-        <w:rFonts w:ascii="Noto Sans Symbols" w:cs="Noto Sans Symbols" w:eastAsia="Noto Sans Symbols" w:hAnsi="Noto Sans Symbols"/>
+        <w:rFonts w:ascii="Noto Sans Symbols" w:eastAsia="Noto Sans Symbols" w:hAnsi="Noto Sans Symbols" w:cs="Noto Sans Symbols"/>
         <w:sz w:val="20"/>
         <w:szCs w:val="20"/>
       </w:rPr>
@@ -5627,13 +5919,16 @@
         <w:ind w:left="6480" w:hanging="360"/>
       </w:pPr>
       <w:rPr>
-        <w:rFonts w:ascii="Noto Sans Symbols" w:cs="Noto Sans Symbols" w:eastAsia="Noto Sans Symbols" w:hAnsi="Noto Sans Symbols"/>
+        <w:rFonts w:ascii="Noto Sans Symbols" w:eastAsia="Noto Sans Symbols" w:hAnsi="Noto Sans Symbols" w:cs="Noto Sans Symbols"/>
         <w:sz w:val="20"/>
         <w:szCs w:val="20"/>
       </w:rPr>
     </w:lvl>
   </w:abstractNum>
   <w:abstractNum w:abstractNumId="7">
+    <w:nsid w:val="4BF36AC2"/>
+    <w:multiLevelType w:val="multilevel"/>
+    <w:tmpl w:val="C524B076"/>
     <w:lvl w:ilvl="0">
       <w:start w:val="1"/>
       <w:numFmt w:val="bullet"/>
@@ -5643,7 +5938,7 @@
         <w:ind w:left="720" w:hanging="360"/>
       </w:pPr>
       <w:rPr>
-        <w:rFonts w:ascii="Noto Sans Symbols" w:cs="Noto Sans Symbols" w:eastAsia="Noto Sans Symbols" w:hAnsi="Noto Sans Symbols"/>
+        <w:rFonts w:ascii="Noto Sans Symbols" w:eastAsia="Noto Sans Symbols" w:hAnsi="Noto Sans Symbols" w:cs="Noto Sans Symbols"/>
         <w:sz w:val="20"/>
         <w:szCs w:val="20"/>
       </w:rPr>
@@ -5657,7 +5952,7 @@
         <w:ind w:left="1440" w:hanging="360"/>
       </w:pPr>
       <w:rPr>
-        <w:rFonts w:ascii="Courier New" w:cs="Courier New" w:eastAsia="Courier New" w:hAnsi="Courier New"/>
+        <w:rFonts w:ascii="Courier New" w:eastAsia="Courier New" w:hAnsi="Courier New" w:cs="Courier New"/>
         <w:sz w:val="20"/>
         <w:szCs w:val="20"/>
       </w:rPr>
@@ -5671,7 +5966,7 @@
         <w:ind w:left="2160" w:hanging="360"/>
       </w:pPr>
       <w:rPr>
-        <w:rFonts w:ascii="Noto Sans Symbols" w:cs="Noto Sans Symbols" w:eastAsia="Noto Sans Symbols" w:hAnsi="Noto Sans Symbols"/>
+        <w:rFonts w:ascii="Noto Sans Symbols" w:eastAsia="Noto Sans Symbols" w:hAnsi="Noto Sans Symbols" w:cs="Noto Sans Symbols"/>
         <w:sz w:val="20"/>
         <w:szCs w:val="20"/>
       </w:rPr>
@@ -5685,7 +5980,7 @@
         <w:ind w:left="2880" w:hanging="360"/>
       </w:pPr>
       <w:rPr>
-        <w:rFonts w:ascii="Noto Sans Symbols" w:cs="Noto Sans Symbols" w:eastAsia="Noto Sans Symbols" w:hAnsi="Noto Sans Symbols"/>
+        <w:rFonts w:ascii="Noto Sans Symbols" w:eastAsia="Noto Sans Symbols" w:hAnsi="Noto Sans Symbols" w:cs="Noto Sans Symbols"/>
         <w:sz w:val="20"/>
         <w:szCs w:val="20"/>
       </w:rPr>
@@ -5699,7 +5994,7 @@
         <w:ind w:left="3600" w:hanging="360"/>
       </w:pPr>
       <w:rPr>
-        <w:rFonts w:ascii="Noto Sans Symbols" w:cs="Noto Sans Symbols" w:eastAsia="Noto Sans Symbols" w:hAnsi="Noto Sans Symbols"/>
+        <w:rFonts w:ascii="Noto Sans Symbols" w:eastAsia="Noto Sans Symbols" w:hAnsi="Noto Sans Symbols" w:cs="Noto Sans Symbols"/>
         <w:sz w:val="20"/>
         <w:szCs w:val="20"/>
       </w:rPr>
@@ -5713,7 +6008,7 @@
         <w:ind w:left="4320" w:hanging="360"/>
       </w:pPr>
       <w:rPr>
-        <w:rFonts w:ascii="Noto Sans Symbols" w:cs="Noto Sans Symbols" w:eastAsia="Noto Sans Symbols" w:hAnsi="Noto Sans Symbols"/>
+        <w:rFonts w:ascii="Noto Sans Symbols" w:eastAsia="Noto Sans Symbols" w:hAnsi="Noto Sans Symbols" w:cs="Noto Sans Symbols"/>
         <w:sz w:val="20"/>
         <w:szCs w:val="20"/>
       </w:rPr>
@@ -5727,7 +6022,7 @@
         <w:ind w:left="5040" w:hanging="360"/>
       </w:pPr>
       <w:rPr>
-        <w:rFonts w:ascii="Noto Sans Symbols" w:cs="Noto Sans Symbols" w:eastAsia="Noto Sans Symbols" w:hAnsi="Noto Sans Symbols"/>
+        <w:rFonts w:ascii="Noto Sans Symbols" w:eastAsia="Noto Sans Symbols" w:hAnsi="Noto Sans Symbols" w:cs="Noto Sans Symbols"/>
         <w:sz w:val="20"/>
         <w:szCs w:val="20"/>
       </w:rPr>
@@ -5741,7 +6036,7 @@
         <w:ind w:left="5760" w:hanging="360"/>
       </w:pPr>
       <w:rPr>
-        <w:rFonts w:ascii="Noto Sans Symbols" w:cs="Noto Sans Symbols" w:eastAsia="Noto Sans Symbols" w:hAnsi="Noto Sans Symbols"/>
+        <w:rFonts w:ascii="Noto Sans Symbols" w:eastAsia="Noto Sans Symbols" w:hAnsi="Noto Sans Symbols" w:cs="Noto Sans Symbols"/>
         <w:sz w:val="20"/>
         <w:szCs w:val="20"/>
       </w:rPr>
@@ -5755,13 +6050,16 @@
         <w:ind w:left="6480" w:hanging="360"/>
       </w:pPr>
       <w:rPr>
-        <w:rFonts w:ascii="Noto Sans Symbols" w:cs="Noto Sans Symbols" w:eastAsia="Noto Sans Symbols" w:hAnsi="Noto Sans Symbols"/>
+        <w:rFonts w:ascii="Noto Sans Symbols" w:eastAsia="Noto Sans Symbols" w:hAnsi="Noto Sans Symbols" w:cs="Noto Sans Symbols"/>
         <w:sz w:val="20"/>
         <w:szCs w:val="20"/>
       </w:rPr>
     </w:lvl>
   </w:abstractNum>
   <w:abstractNum w:abstractNumId="8">
+    <w:nsid w:val="4CEF27F5"/>
+    <w:multiLevelType w:val="multilevel"/>
+    <w:tmpl w:val="48369C90"/>
     <w:lvl w:ilvl="0">
       <w:start w:val="1"/>
       <w:numFmt w:val="bullet"/>
@@ -5771,7 +6069,7 @@
         <w:ind w:left="720" w:hanging="360"/>
       </w:pPr>
       <w:rPr>
-        <w:rFonts w:ascii="Noto Sans Symbols" w:cs="Noto Sans Symbols" w:eastAsia="Noto Sans Symbols" w:hAnsi="Noto Sans Symbols"/>
+        <w:rFonts w:ascii="Noto Sans Symbols" w:eastAsia="Noto Sans Symbols" w:hAnsi="Noto Sans Symbols" w:cs="Noto Sans Symbols"/>
         <w:sz w:val="20"/>
         <w:szCs w:val="20"/>
       </w:rPr>
@@ -5785,7 +6083,7 @@
         <w:ind w:left="1440" w:hanging="360"/>
       </w:pPr>
       <w:rPr>
-        <w:rFonts w:ascii="Courier New" w:cs="Courier New" w:eastAsia="Courier New" w:hAnsi="Courier New"/>
+        <w:rFonts w:ascii="Courier New" w:eastAsia="Courier New" w:hAnsi="Courier New" w:cs="Courier New"/>
         <w:sz w:val="20"/>
         <w:szCs w:val="20"/>
       </w:rPr>
@@ -5799,7 +6097,7 @@
         <w:ind w:left="2160" w:hanging="360"/>
       </w:pPr>
       <w:rPr>
-        <w:rFonts w:ascii="Noto Sans Symbols" w:cs="Noto Sans Symbols" w:eastAsia="Noto Sans Symbols" w:hAnsi="Noto Sans Symbols"/>
+        <w:rFonts w:ascii="Noto Sans Symbols" w:eastAsia="Noto Sans Symbols" w:hAnsi="Noto Sans Symbols" w:cs="Noto Sans Symbols"/>
         <w:sz w:val="20"/>
         <w:szCs w:val="20"/>
       </w:rPr>
@@ -5813,7 +6111,7 @@
         <w:ind w:left="2880" w:hanging="360"/>
       </w:pPr>
       <w:rPr>
-        <w:rFonts w:ascii="Noto Sans Symbols" w:cs="Noto Sans Symbols" w:eastAsia="Noto Sans Symbols" w:hAnsi="Noto Sans Symbols"/>
+        <w:rFonts w:ascii="Noto Sans Symbols" w:eastAsia="Noto Sans Symbols" w:hAnsi="Noto Sans Symbols" w:cs="Noto Sans Symbols"/>
         <w:sz w:val="20"/>
         <w:szCs w:val="20"/>
       </w:rPr>
@@ -5827,7 +6125,7 @@
         <w:ind w:left="3600" w:hanging="360"/>
       </w:pPr>
       <w:rPr>
-        <w:rFonts w:ascii="Noto Sans Symbols" w:cs="Noto Sans Symbols" w:eastAsia="Noto Sans Symbols" w:hAnsi="Noto Sans Symbols"/>
+        <w:rFonts w:ascii="Noto Sans Symbols" w:eastAsia="Noto Sans Symbols" w:hAnsi="Noto Sans Symbols" w:cs="Noto Sans Symbols"/>
         <w:sz w:val="20"/>
         <w:szCs w:val="20"/>
       </w:rPr>
@@ -5841,7 +6139,7 @@
         <w:ind w:left="4320" w:hanging="360"/>
       </w:pPr>
       <w:rPr>
-        <w:rFonts w:ascii="Noto Sans Symbols" w:cs="Noto Sans Symbols" w:eastAsia="Noto Sans Symbols" w:hAnsi="Noto Sans Symbols"/>
+        <w:rFonts w:ascii="Noto Sans Symbols" w:eastAsia="Noto Sans Symbols" w:hAnsi="Noto Sans Symbols" w:cs="Noto Sans Symbols"/>
         <w:sz w:val="20"/>
         <w:szCs w:val="20"/>
       </w:rPr>
@@ -5855,7 +6153,7 @@
         <w:ind w:left="5040" w:hanging="360"/>
       </w:pPr>
       <w:rPr>
-        <w:rFonts w:ascii="Noto Sans Symbols" w:cs="Noto Sans Symbols" w:eastAsia="Noto Sans Symbols" w:hAnsi="Noto Sans Symbols"/>
+        <w:rFonts w:ascii="Noto Sans Symbols" w:eastAsia="Noto Sans Symbols" w:hAnsi="Noto Sans Symbols" w:cs="Noto Sans Symbols"/>
         <w:sz w:val="20"/>
         <w:szCs w:val="20"/>
       </w:rPr>
@@ -5869,7 +6167,7 @@
         <w:ind w:left="5760" w:hanging="360"/>
       </w:pPr>
       <w:rPr>
-        <w:rFonts w:ascii="Noto Sans Symbols" w:cs="Noto Sans Symbols" w:eastAsia="Noto Sans Symbols" w:hAnsi="Noto Sans Symbols"/>
+        <w:rFonts w:ascii="Noto Sans Symbols" w:eastAsia="Noto Sans Symbols" w:hAnsi="Noto Sans Symbols" w:cs="Noto Sans Symbols"/>
         <w:sz w:val="20"/>
         <w:szCs w:val="20"/>
       </w:rPr>
@@ -5883,13 +6181,16 @@
         <w:ind w:left="6480" w:hanging="360"/>
       </w:pPr>
       <w:rPr>
-        <w:rFonts w:ascii="Noto Sans Symbols" w:cs="Noto Sans Symbols" w:eastAsia="Noto Sans Symbols" w:hAnsi="Noto Sans Symbols"/>
+        <w:rFonts w:ascii="Noto Sans Symbols" w:eastAsia="Noto Sans Symbols" w:hAnsi="Noto Sans Symbols" w:cs="Noto Sans Symbols"/>
         <w:sz w:val="20"/>
         <w:szCs w:val="20"/>
       </w:rPr>
     </w:lvl>
   </w:abstractNum>
   <w:abstractNum w:abstractNumId="9">
+    <w:nsid w:val="50580399"/>
+    <w:multiLevelType w:val="multilevel"/>
+    <w:tmpl w:val="82E86A3A"/>
     <w:lvl w:ilvl="0">
       <w:start w:val="1"/>
       <w:numFmt w:val="bullet"/>
@@ -5899,7 +6200,7 @@
         <w:ind w:left="720" w:hanging="360"/>
       </w:pPr>
       <w:rPr>
-        <w:rFonts w:ascii="Noto Sans Symbols" w:cs="Noto Sans Symbols" w:eastAsia="Noto Sans Symbols" w:hAnsi="Noto Sans Symbols"/>
+        <w:rFonts w:ascii="Noto Sans Symbols" w:eastAsia="Noto Sans Symbols" w:hAnsi="Noto Sans Symbols" w:cs="Noto Sans Symbols"/>
         <w:sz w:val="20"/>
         <w:szCs w:val="20"/>
       </w:rPr>
@@ -5913,7 +6214,7 @@
         <w:ind w:left="1440" w:hanging="360"/>
       </w:pPr>
       <w:rPr>
-        <w:rFonts w:ascii="Courier New" w:cs="Courier New" w:eastAsia="Courier New" w:hAnsi="Courier New"/>
+        <w:rFonts w:ascii="Courier New" w:eastAsia="Courier New" w:hAnsi="Courier New" w:cs="Courier New"/>
         <w:sz w:val="20"/>
         <w:szCs w:val="20"/>
       </w:rPr>
@@ -5927,7 +6228,7 @@
         <w:ind w:left="2160" w:hanging="360"/>
       </w:pPr>
       <w:rPr>
-        <w:rFonts w:ascii="Noto Sans Symbols" w:cs="Noto Sans Symbols" w:eastAsia="Noto Sans Symbols" w:hAnsi="Noto Sans Symbols"/>
+        <w:rFonts w:ascii="Noto Sans Symbols" w:eastAsia="Noto Sans Symbols" w:hAnsi="Noto Sans Symbols" w:cs="Noto Sans Symbols"/>
         <w:sz w:val="20"/>
         <w:szCs w:val="20"/>
       </w:rPr>
@@ -5941,7 +6242,7 @@
         <w:ind w:left="2880" w:hanging="360"/>
       </w:pPr>
       <w:rPr>
-        <w:rFonts w:ascii="Noto Sans Symbols" w:cs="Noto Sans Symbols" w:eastAsia="Noto Sans Symbols" w:hAnsi="Noto Sans Symbols"/>
+        <w:rFonts w:ascii="Noto Sans Symbols" w:eastAsia="Noto Sans Symbols" w:hAnsi="Noto Sans Symbols" w:cs="Noto Sans Symbols"/>
         <w:sz w:val="20"/>
         <w:szCs w:val="20"/>
       </w:rPr>
@@ -5955,7 +6256,7 @@
         <w:ind w:left="3600" w:hanging="360"/>
       </w:pPr>
       <w:rPr>
-        <w:rFonts w:ascii="Noto Sans Symbols" w:cs="Noto Sans Symbols" w:eastAsia="Noto Sans Symbols" w:hAnsi="Noto Sans Symbols"/>
+        <w:rFonts w:ascii="Noto Sans Symbols" w:eastAsia="Noto Sans Symbols" w:hAnsi="Noto Sans Symbols" w:cs="Noto Sans Symbols"/>
         <w:sz w:val="20"/>
         <w:szCs w:val="20"/>
       </w:rPr>
@@ -5969,7 +6270,7 @@
         <w:ind w:left="4320" w:hanging="360"/>
       </w:pPr>
       <w:rPr>
-        <w:rFonts w:ascii="Noto Sans Symbols" w:cs="Noto Sans Symbols" w:eastAsia="Noto Sans Symbols" w:hAnsi="Noto Sans Symbols"/>
+        <w:rFonts w:ascii="Noto Sans Symbols" w:eastAsia="Noto Sans Symbols" w:hAnsi="Noto Sans Symbols" w:cs="Noto Sans Symbols"/>
         <w:sz w:val="20"/>
         <w:szCs w:val="20"/>
       </w:rPr>
@@ -5983,7 +6284,7 @@
         <w:ind w:left="5040" w:hanging="360"/>
       </w:pPr>
       <w:rPr>
-        <w:rFonts w:ascii="Noto Sans Symbols" w:cs="Noto Sans Symbols" w:eastAsia="Noto Sans Symbols" w:hAnsi="Noto Sans Symbols"/>
+        <w:rFonts w:ascii="Noto Sans Symbols" w:eastAsia="Noto Sans Symbols" w:hAnsi="Noto Sans Symbols" w:cs="Noto Sans Symbols"/>
         <w:sz w:val="20"/>
         <w:szCs w:val="20"/>
       </w:rPr>
@@ -5997,7 +6298,7 @@
         <w:ind w:left="5760" w:hanging="360"/>
       </w:pPr>
       <w:rPr>
-        <w:rFonts w:ascii="Noto Sans Symbols" w:cs="Noto Sans Symbols" w:eastAsia="Noto Sans Symbols" w:hAnsi="Noto Sans Symbols"/>
+        <w:rFonts w:ascii="Noto Sans Symbols" w:eastAsia="Noto Sans Symbols" w:hAnsi="Noto Sans Symbols" w:cs="Noto Sans Symbols"/>
         <w:sz w:val="20"/>
         <w:szCs w:val="20"/>
       </w:rPr>
@@ -6011,13 +6312,16 @@
         <w:ind w:left="6480" w:hanging="360"/>
       </w:pPr>
       <w:rPr>
-        <w:rFonts w:ascii="Noto Sans Symbols" w:cs="Noto Sans Symbols" w:eastAsia="Noto Sans Symbols" w:hAnsi="Noto Sans Symbols"/>
+        <w:rFonts w:ascii="Noto Sans Symbols" w:eastAsia="Noto Sans Symbols" w:hAnsi="Noto Sans Symbols" w:cs="Noto Sans Symbols"/>
         <w:sz w:val="20"/>
         <w:szCs w:val="20"/>
       </w:rPr>
     </w:lvl>
   </w:abstractNum>
   <w:abstractNum w:abstractNumId="10">
+    <w:nsid w:val="5B616D76"/>
+    <w:multiLevelType w:val="multilevel"/>
+    <w:tmpl w:val="2B582FCE"/>
     <w:lvl w:ilvl="0">
       <w:start w:val="1"/>
       <w:numFmt w:val="bullet"/>
@@ -6027,7 +6331,7 @@
         <w:ind w:left="720" w:hanging="360"/>
       </w:pPr>
       <w:rPr>
-        <w:rFonts w:ascii="Noto Sans Symbols" w:cs="Noto Sans Symbols" w:eastAsia="Noto Sans Symbols" w:hAnsi="Noto Sans Symbols"/>
+        <w:rFonts w:ascii="Noto Sans Symbols" w:eastAsia="Noto Sans Symbols" w:hAnsi="Noto Sans Symbols" w:cs="Noto Sans Symbols"/>
         <w:sz w:val="20"/>
         <w:szCs w:val="20"/>
       </w:rPr>
@@ -6041,7 +6345,7 @@
         <w:ind w:left="1440" w:hanging="360"/>
       </w:pPr>
       <w:rPr>
-        <w:rFonts w:ascii="Courier New" w:cs="Courier New" w:eastAsia="Courier New" w:hAnsi="Courier New"/>
+        <w:rFonts w:ascii="Courier New" w:eastAsia="Courier New" w:hAnsi="Courier New" w:cs="Courier New"/>
         <w:sz w:val="20"/>
         <w:szCs w:val="20"/>
       </w:rPr>
@@ -6055,7 +6359,7 @@
         <w:ind w:left="2160" w:hanging="360"/>
       </w:pPr>
       <w:rPr>
-        <w:rFonts w:ascii="Noto Sans Symbols" w:cs="Noto Sans Symbols" w:eastAsia="Noto Sans Symbols" w:hAnsi="Noto Sans Symbols"/>
+        <w:rFonts w:ascii="Noto Sans Symbols" w:eastAsia="Noto Sans Symbols" w:hAnsi="Noto Sans Symbols" w:cs="Noto Sans Symbols"/>
         <w:sz w:val="20"/>
         <w:szCs w:val="20"/>
       </w:rPr>
@@ -6069,7 +6373,7 @@
         <w:ind w:left="2880" w:hanging="360"/>
       </w:pPr>
       <w:rPr>
-        <w:rFonts w:ascii="Noto Sans Symbols" w:cs="Noto Sans Symbols" w:eastAsia="Noto Sans Symbols" w:hAnsi="Noto Sans Symbols"/>
+        <w:rFonts w:ascii="Noto Sans Symbols" w:eastAsia="Noto Sans Symbols" w:hAnsi="Noto Sans Symbols" w:cs="Noto Sans Symbols"/>
         <w:sz w:val="20"/>
         <w:szCs w:val="20"/>
       </w:rPr>
@@ -6083,7 +6387,7 @@
         <w:ind w:left="3600" w:hanging="360"/>
       </w:pPr>
       <w:rPr>
-        <w:rFonts w:ascii="Noto Sans Symbols" w:cs="Noto Sans Symbols" w:eastAsia="Noto Sans Symbols" w:hAnsi="Noto Sans Symbols"/>
+        <w:rFonts w:ascii="Noto Sans Symbols" w:eastAsia="Noto Sans Symbols" w:hAnsi="Noto Sans Symbols" w:cs="Noto Sans Symbols"/>
         <w:sz w:val="20"/>
         <w:szCs w:val="20"/>
       </w:rPr>
@@ -6097,7 +6401,7 @@
         <w:ind w:left="4320" w:hanging="360"/>
       </w:pPr>
       <w:rPr>
-        <w:rFonts w:ascii="Noto Sans Symbols" w:cs="Noto Sans Symbols" w:eastAsia="Noto Sans Symbols" w:hAnsi="Noto Sans Symbols"/>
+        <w:rFonts w:ascii="Noto Sans Symbols" w:eastAsia="Noto Sans Symbols" w:hAnsi="Noto Sans Symbols" w:cs="Noto Sans Symbols"/>
         <w:sz w:val="20"/>
         <w:szCs w:val="20"/>
       </w:rPr>
@@ -6111,7 +6415,7 @@
         <w:ind w:left="5040" w:hanging="360"/>
       </w:pPr>
       <w:rPr>
-        <w:rFonts w:ascii="Noto Sans Symbols" w:cs="Noto Sans Symbols" w:eastAsia="Noto Sans Symbols" w:hAnsi="Noto Sans Symbols"/>
+        <w:rFonts w:ascii="Noto Sans Symbols" w:eastAsia="Noto Sans Symbols" w:hAnsi="Noto Sans Symbols" w:cs="Noto Sans Symbols"/>
         <w:sz w:val="20"/>
         <w:szCs w:val="20"/>
       </w:rPr>
@@ -6125,7 +6429,7 @@
         <w:ind w:left="5760" w:hanging="360"/>
       </w:pPr>
       <w:rPr>
-        <w:rFonts w:ascii="Noto Sans Symbols" w:cs="Noto Sans Symbols" w:eastAsia="Noto Sans Symbols" w:hAnsi="Noto Sans Symbols"/>
+        <w:rFonts w:ascii="Noto Sans Symbols" w:eastAsia="Noto Sans Symbols" w:hAnsi="Noto Sans Symbols" w:cs="Noto Sans Symbols"/>
         <w:sz w:val="20"/>
         <w:szCs w:val="20"/>
       </w:rPr>
@@ -6139,13 +6443,16 @@
         <w:ind w:left="6480" w:hanging="360"/>
       </w:pPr>
       <w:rPr>
-        <w:rFonts w:ascii="Noto Sans Symbols" w:cs="Noto Sans Symbols" w:eastAsia="Noto Sans Symbols" w:hAnsi="Noto Sans Symbols"/>
+        <w:rFonts w:ascii="Noto Sans Symbols" w:eastAsia="Noto Sans Symbols" w:hAnsi="Noto Sans Symbols" w:cs="Noto Sans Symbols"/>
         <w:sz w:val="20"/>
         <w:szCs w:val="20"/>
       </w:rPr>
     </w:lvl>
   </w:abstractNum>
   <w:abstractNum w:abstractNumId="11">
+    <w:nsid w:val="78BF196A"/>
+    <w:multiLevelType w:val="multilevel"/>
+    <w:tmpl w:val="64FCA160"/>
     <w:lvl w:ilvl="0">
       <w:start w:val="1"/>
       <w:numFmt w:val="bullet"/>
@@ -6155,7 +6462,7 @@
         <w:ind w:left="720" w:hanging="360"/>
       </w:pPr>
       <w:rPr>
-        <w:rFonts w:ascii="Noto Sans Symbols" w:cs="Noto Sans Symbols" w:eastAsia="Noto Sans Symbols" w:hAnsi="Noto Sans Symbols"/>
+        <w:rFonts w:ascii="Noto Sans Symbols" w:eastAsia="Noto Sans Symbols" w:hAnsi="Noto Sans Symbols" w:cs="Noto Sans Symbols"/>
         <w:sz w:val="20"/>
         <w:szCs w:val="20"/>
       </w:rPr>
@@ -6169,7 +6476,7 @@
         <w:ind w:left="1440" w:hanging="360"/>
       </w:pPr>
       <w:rPr>
-        <w:rFonts w:ascii="Courier New" w:cs="Courier New" w:eastAsia="Courier New" w:hAnsi="Courier New"/>
+        <w:rFonts w:ascii="Courier New" w:eastAsia="Courier New" w:hAnsi="Courier New" w:cs="Courier New"/>
         <w:sz w:val="20"/>
         <w:szCs w:val="20"/>
       </w:rPr>
@@ -6183,7 +6490,7 @@
         <w:ind w:left="2160" w:hanging="360"/>
       </w:pPr>
       <w:rPr>
-        <w:rFonts w:ascii="Noto Sans Symbols" w:cs="Noto Sans Symbols" w:eastAsia="Noto Sans Symbols" w:hAnsi="Noto Sans Symbols"/>
+        <w:rFonts w:ascii="Noto Sans Symbols" w:eastAsia="Noto Sans Symbols" w:hAnsi="Noto Sans Symbols" w:cs="Noto Sans Symbols"/>
         <w:sz w:val="20"/>
         <w:szCs w:val="20"/>
       </w:rPr>
@@ -6197,7 +6504,7 @@
         <w:ind w:left="2880" w:hanging="360"/>
       </w:pPr>
       <w:rPr>
-        <w:rFonts w:ascii="Noto Sans Symbols" w:cs="Noto Sans Symbols" w:eastAsia="Noto Sans Symbols" w:hAnsi="Noto Sans Symbols"/>
+        <w:rFonts w:ascii="Noto Sans Symbols" w:eastAsia="Noto Sans Symbols" w:hAnsi="Noto Sans Symbols" w:cs="Noto Sans Symbols"/>
         <w:sz w:val="20"/>
         <w:szCs w:val="20"/>
       </w:rPr>
@@ -6211,7 +6518,7 @@
         <w:ind w:left="3600" w:hanging="360"/>
       </w:pPr>
       <w:rPr>
-        <w:rFonts w:ascii="Noto Sans Symbols" w:cs="Noto Sans Symbols" w:eastAsia="Noto Sans Symbols" w:hAnsi="Noto Sans Symbols"/>
+        <w:rFonts w:ascii="Noto Sans Symbols" w:eastAsia="Noto Sans Symbols" w:hAnsi="Noto Sans Symbols" w:cs="Noto Sans Symbols"/>
         <w:sz w:val="20"/>
         <w:szCs w:val="20"/>
       </w:rPr>
@@ -6225,7 +6532,7 @@
         <w:ind w:left="4320" w:hanging="360"/>
       </w:pPr>
       <w:rPr>
-        <w:rFonts w:ascii="Noto Sans Symbols" w:cs="Noto Sans Symbols" w:eastAsia="Noto Sans Symbols" w:hAnsi="Noto Sans Symbols"/>
+        <w:rFonts w:ascii="Noto Sans Symbols" w:eastAsia="Noto Sans Symbols" w:hAnsi="Noto Sans Symbols" w:cs="Noto Sans Symbols"/>
         <w:sz w:val="20"/>
         <w:szCs w:val="20"/>
       </w:rPr>
@@ -6239,7 +6546,7 @@
         <w:ind w:left="5040" w:hanging="360"/>
       </w:pPr>
       <w:rPr>
-        <w:rFonts w:ascii="Noto Sans Symbols" w:cs="Noto Sans Symbols" w:eastAsia="Noto Sans Symbols" w:hAnsi="Noto Sans Symbols"/>
+        <w:rFonts w:ascii="Noto Sans Symbols" w:eastAsia="Noto Sans Symbols" w:hAnsi="Noto Sans Symbols" w:cs="Noto Sans Symbols"/>
         <w:sz w:val="20"/>
         <w:szCs w:val="20"/>
       </w:rPr>
@@ -6253,7 +6560,7 @@
         <w:ind w:left="5760" w:hanging="360"/>
       </w:pPr>
       <w:rPr>
-        <w:rFonts w:ascii="Noto Sans Symbols" w:cs="Noto Sans Symbols" w:eastAsia="Noto Sans Symbols" w:hAnsi="Noto Sans Symbols"/>
+        <w:rFonts w:ascii="Noto Sans Symbols" w:eastAsia="Noto Sans Symbols" w:hAnsi="Noto Sans Symbols" w:cs="Noto Sans Symbols"/>
         <w:sz w:val="20"/>
         <w:szCs w:val="20"/>
       </w:rPr>
@@ -6267,13 +6574,16 @@
         <w:ind w:left="6480" w:hanging="360"/>
       </w:pPr>
       <w:rPr>
-        <w:rFonts w:ascii="Noto Sans Symbols" w:cs="Noto Sans Symbols" w:eastAsia="Noto Sans Symbols" w:hAnsi="Noto Sans Symbols"/>
+        <w:rFonts w:ascii="Noto Sans Symbols" w:eastAsia="Noto Sans Symbols" w:hAnsi="Noto Sans Symbols" w:cs="Noto Sans Symbols"/>
         <w:sz w:val="20"/>
         <w:szCs w:val="20"/>
       </w:rPr>
     </w:lvl>
   </w:abstractNum>
   <w:abstractNum w:abstractNumId="12">
+    <w:nsid w:val="7C45492C"/>
+    <w:multiLevelType w:val="multilevel"/>
+    <w:tmpl w:val="E8048240"/>
     <w:lvl w:ilvl="0">
       <w:start w:val="1"/>
       <w:numFmt w:val="bullet"/>
@@ -6283,7 +6593,7 @@
         <w:ind w:left="720" w:hanging="360"/>
       </w:pPr>
       <w:rPr>
-        <w:rFonts w:ascii="Noto Sans Symbols" w:cs="Noto Sans Symbols" w:eastAsia="Noto Sans Symbols" w:hAnsi="Noto Sans Symbols"/>
+        <w:rFonts w:ascii="Noto Sans Symbols" w:eastAsia="Noto Sans Symbols" w:hAnsi="Noto Sans Symbols" w:cs="Noto Sans Symbols"/>
         <w:sz w:val="20"/>
         <w:szCs w:val="20"/>
       </w:rPr>
@@ -6297,7 +6607,7 @@
         <w:ind w:left="1440" w:hanging="360"/>
       </w:pPr>
       <w:rPr>
-        <w:rFonts w:ascii="Courier New" w:cs="Courier New" w:eastAsia="Courier New" w:hAnsi="Courier New"/>
+        <w:rFonts w:ascii="Courier New" w:eastAsia="Courier New" w:hAnsi="Courier New" w:cs="Courier New"/>
         <w:sz w:val="20"/>
         <w:szCs w:val="20"/>
       </w:rPr>
@@ -6311,7 +6621,7 @@
         <w:ind w:left="2160" w:hanging="360"/>
       </w:pPr>
       <w:rPr>
-        <w:rFonts w:ascii="Noto Sans Symbols" w:cs="Noto Sans Symbols" w:eastAsia="Noto Sans Symbols" w:hAnsi="Noto Sans Symbols"/>
+        <w:rFonts w:ascii="Noto Sans Symbols" w:eastAsia="Noto Sans Symbols" w:hAnsi="Noto Sans Symbols" w:cs="Noto Sans Symbols"/>
         <w:sz w:val="20"/>
         <w:szCs w:val="20"/>
       </w:rPr>
@@ -6325,7 +6635,7 @@
         <w:ind w:left="2880" w:hanging="360"/>
       </w:pPr>
       <w:rPr>
-        <w:rFonts w:ascii="Noto Sans Symbols" w:cs="Noto Sans Symbols" w:eastAsia="Noto Sans Symbols" w:hAnsi="Noto Sans Symbols"/>
+        <w:rFonts w:ascii="Noto Sans Symbols" w:eastAsia="Noto Sans Symbols" w:hAnsi="Noto Sans Symbols" w:cs="Noto Sans Symbols"/>
         <w:sz w:val="20"/>
         <w:szCs w:val="20"/>
       </w:rPr>
@@ -6339,7 +6649,7 @@
         <w:ind w:left="3600" w:hanging="360"/>
       </w:pPr>
       <w:rPr>
-        <w:rFonts w:ascii="Noto Sans Symbols" w:cs="Noto Sans Symbols" w:eastAsia="Noto Sans Symbols" w:hAnsi="Noto Sans Symbols"/>
+        <w:rFonts w:ascii="Noto Sans Symbols" w:eastAsia="Noto Sans Symbols" w:hAnsi="Noto Sans Symbols" w:cs="Noto Sans Symbols"/>
         <w:sz w:val="20"/>
         <w:szCs w:val="20"/>
       </w:rPr>
@@ -6353,7 +6663,7 @@
         <w:ind w:left="4320" w:hanging="360"/>
       </w:pPr>
       <w:rPr>
-        <w:rFonts w:ascii="Noto Sans Symbols" w:cs="Noto Sans Symbols" w:eastAsia="Noto Sans Symbols" w:hAnsi="Noto Sans Symbols"/>
+        <w:rFonts w:ascii="Noto Sans Symbols" w:eastAsia="Noto Sans Symbols" w:hAnsi="Noto Sans Symbols" w:cs="Noto Sans Symbols"/>
         <w:sz w:val="20"/>
         <w:szCs w:val="20"/>
       </w:rPr>
@@ -6367,7 +6677,7 @@
         <w:ind w:left="5040" w:hanging="360"/>
       </w:pPr>
       <w:rPr>
-        <w:rFonts w:ascii="Noto Sans Symbols" w:cs="Noto Sans Symbols" w:eastAsia="Noto Sans Symbols" w:hAnsi="Noto Sans Symbols"/>
+        <w:rFonts w:ascii="Noto Sans Symbols" w:eastAsia="Noto Sans Symbols" w:hAnsi="Noto Sans Symbols" w:cs="Noto Sans Symbols"/>
         <w:sz w:val="20"/>
         <w:szCs w:val="20"/>
       </w:rPr>
@@ -6381,7 +6691,7 @@
         <w:ind w:left="5760" w:hanging="360"/>
       </w:pPr>
       <w:rPr>
-        <w:rFonts w:ascii="Noto Sans Symbols" w:cs="Noto Sans Symbols" w:eastAsia="Noto Sans Symbols" w:hAnsi="Noto Sans Symbols"/>
+        <w:rFonts w:ascii="Noto Sans Symbols" w:eastAsia="Noto Sans Symbols" w:hAnsi="Noto Sans Symbols" w:cs="Noto Sans Symbols"/>
         <w:sz w:val="20"/>
         <w:szCs w:val="20"/>
       </w:rPr>
@@ -6395,191 +6705,63 @@
         <w:ind w:left="6480" w:hanging="360"/>
       </w:pPr>
       <w:rPr>
-        <w:rFonts w:ascii="Noto Sans Symbols" w:cs="Noto Sans Symbols" w:eastAsia="Noto Sans Symbols" w:hAnsi="Noto Sans Symbols"/>
-        <w:sz w:val="20"/>
-        <w:szCs w:val="20"/>
-      </w:rPr>
-    </w:lvl>
-  </w:abstractNum>
-  <w:abstractNum w:abstractNumId="13">
-    <w:lvl w:ilvl="0">
-      <w:start w:val="1"/>
-      <w:numFmt w:val="bullet"/>
-      <w:lvlText w:val="●"/>
-      <w:lvlJc w:val="left"/>
-      <w:pPr>
-        <w:ind w:left="720" w:hanging="360"/>
-      </w:pPr>
-      <w:rPr>
-        <w:rFonts w:ascii="Noto Sans Symbols" w:cs="Noto Sans Symbols" w:eastAsia="Noto Sans Symbols" w:hAnsi="Noto Sans Symbols"/>
-        <w:sz w:val="20"/>
-        <w:szCs w:val="20"/>
-      </w:rPr>
-    </w:lvl>
-    <w:lvl w:ilvl="1">
-      <w:start w:val="1"/>
-      <w:numFmt w:val="bullet"/>
-      <w:lvlText w:val="o"/>
-      <w:lvlJc w:val="left"/>
-      <w:pPr>
-        <w:ind w:left="1440" w:hanging="360"/>
-      </w:pPr>
-      <w:rPr>
-        <w:rFonts w:ascii="Courier New" w:cs="Courier New" w:eastAsia="Courier New" w:hAnsi="Courier New"/>
-        <w:sz w:val="20"/>
-        <w:szCs w:val="20"/>
-      </w:rPr>
-    </w:lvl>
-    <w:lvl w:ilvl="2">
-      <w:start w:val="1"/>
-      <w:numFmt w:val="bullet"/>
-      <w:lvlText w:val="▪"/>
-      <w:lvlJc w:val="left"/>
-      <w:pPr>
-        <w:ind w:left="2160" w:hanging="360"/>
-      </w:pPr>
-      <w:rPr>
-        <w:rFonts w:ascii="Noto Sans Symbols" w:cs="Noto Sans Symbols" w:eastAsia="Noto Sans Symbols" w:hAnsi="Noto Sans Symbols"/>
-        <w:sz w:val="20"/>
-        <w:szCs w:val="20"/>
-      </w:rPr>
-    </w:lvl>
-    <w:lvl w:ilvl="3">
-      <w:start w:val="1"/>
-      <w:numFmt w:val="bullet"/>
-      <w:lvlText w:val="▪"/>
-      <w:lvlJc w:val="left"/>
-      <w:pPr>
-        <w:ind w:left="2880" w:hanging="360"/>
-      </w:pPr>
-      <w:rPr>
-        <w:rFonts w:ascii="Noto Sans Symbols" w:cs="Noto Sans Symbols" w:eastAsia="Noto Sans Symbols" w:hAnsi="Noto Sans Symbols"/>
-        <w:sz w:val="20"/>
-        <w:szCs w:val="20"/>
-      </w:rPr>
-    </w:lvl>
-    <w:lvl w:ilvl="4">
-      <w:start w:val="1"/>
-      <w:numFmt w:val="bullet"/>
-      <w:lvlText w:val="▪"/>
-      <w:lvlJc w:val="left"/>
-      <w:pPr>
-        <w:ind w:left="3600" w:hanging="360"/>
-      </w:pPr>
-      <w:rPr>
-        <w:rFonts w:ascii="Noto Sans Symbols" w:cs="Noto Sans Symbols" w:eastAsia="Noto Sans Symbols" w:hAnsi="Noto Sans Symbols"/>
-        <w:sz w:val="20"/>
-        <w:szCs w:val="20"/>
-      </w:rPr>
-    </w:lvl>
-    <w:lvl w:ilvl="5">
-      <w:start w:val="1"/>
-      <w:numFmt w:val="bullet"/>
-      <w:lvlText w:val="▪"/>
-      <w:lvlJc w:val="left"/>
-      <w:pPr>
-        <w:ind w:left="4320" w:hanging="360"/>
-      </w:pPr>
-      <w:rPr>
-        <w:rFonts w:ascii="Noto Sans Symbols" w:cs="Noto Sans Symbols" w:eastAsia="Noto Sans Symbols" w:hAnsi="Noto Sans Symbols"/>
-        <w:sz w:val="20"/>
-        <w:szCs w:val="20"/>
-      </w:rPr>
-    </w:lvl>
-    <w:lvl w:ilvl="6">
-      <w:start w:val="1"/>
-      <w:numFmt w:val="bullet"/>
-      <w:lvlText w:val="▪"/>
-      <w:lvlJc w:val="left"/>
-      <w:pPr>
-        <w:ind w:left="5040" w:hanging="360"/>
-      </w:pPr>
-      <w:rPr>
-        <w:rFonts w:ascii="Noto Sans Symbols" w:cs="Noto Sans Symbols" w:eastAsia="Noto Sans Symbols" w:hAnsi="Noto Sans Symbols"/>
-        <w:sz w:val="20"/>
-        <w:szCs w:val="20"/>
-      </w:rPr>
-    </w:lvl>
-    <w:lvl w:ilvl="7">
-      <w:start w:val="1"/>
-      <w:numFmt w:val="bullet"/>
-      <w:lvlText w:val="▪"/>
-      <w:lvlJc w:val="left"/>
-      <w:pPr>
-        <w:ind w:left="5760" w:hanging="360"/>
-      </w:pPr>
-      <w:rPr>
-        <w:rFonts w:ascii="Noto Sans Symbols" w:cs="Noto Sans Symbols" w:eastAsia="Noto Sans Symbols" w:hAnsi="Noto Sans Symbols"/>
-        <w:sz w:val="20"/>
-        <w:szCs w:val="20"/>
-      </w:rPr>
-    </w:lvl>
-    <w:lvl w:ilvl="8">
-      <w:start w:val="1"/>
-      <w:numFmt w:val="bullet"/>
-      <w:lvlText w:val="▪"/>
-      <w:lvlJc w:val="left"/>
-      <w:pPr>
-        <w:ind w:left="6480" w:hanging="360"/>
-      </w:pPr>
-      <w:rPr>
-        <w:rFonts w:ascii="Noto Sans Symbols" w:cs="Noto Sans Symbols" w:eastAsia="Noto Sans Symbols" w:hAnsi="Noto Sans Symbols"/>
+        <w:rFonts w:ascii="Noto Sans Symbols" w:eastAsia="Noto Sans Symbols" w:hAnsi="Noto Sans Symbols" w:cs="Noto Sans Symbols"/>
         <w:sz w:val="20"/>
         <w:szCs w:val="20"/>
       </w:rPr>
     </w:lvl>
   </w:abstractNum>
   <w:num w:numId="1">
-    <w:abstractNumId w:val="1"/>
+    <w:abstractNumId w:val="2"/>
   </w:num>
   <w:num w:numId="2">
-    <w:abstractNumId w:val="2"/>
+    <w:abstractNumId w:val="11"/>
   </w:num>
   <w:num w:numId="3">
-    <w:abstractNumId w:val="3"/>
+    <w:abstractNumId w:val="6"/>
   </w:num>
   <w:num w:numId="4">
     <w:abstractNumId w:val="4"/>
   </w:num>
   <w:num w:numId="5">
-    <w:abstractNumId w:val="5"/>
+    <w:abstractNumId w:val="1"/>
   </w:num>
   <w:num w:numId="6">
-    <w:abstractNumId w:val="6"/>
+    <w:abstractNumId w:val="9"/>
   </w:num>
   <w:num w:numId="7">
     <w:abstractNumId w:val="7"/>
   </w:num>
   <w:num w:numId="8">
+    <w:abstractNumId w:val="3"/>
+  </w:num>
+  <w:num w:numId="9">
+    <w:abstractNumId w:val="0"/>
+  </w:num>
+  <w:num w:numId="10">
     <w:abstractNumId w:val="8"/>
   </w:num>
-  <w:num w:numId="9">
-    <w:abstractNumId w:val="9"/>
-  </w:num>
-  <w:num w:numId="10">
+  <w:num w:numId="11">
     <w:abstractNumId w:val="10"/>
   </w:num>
-  <w:num w:numId="11">
-    <w:abstractNumId w:val="11"/>
-  </w:num>
   <w:num w:numId="12">
-    <w:abstractNumId w:val="12"/>
+    <w:abstractNumId w:val="5"/>
   </w:num>
   <w:num w:numId="13">
-    <w:abstractNumId w:val="13"/>
+    <w:abstractNumId w:val="12"/>
   </w:num>
 </w:numbering>
 </file>
 
 <file path=word/styles.xml><?xml version="1.0" encoding="utf-8"?>
-<w:styles xmlns:mc="http://schemas.openxmlformats.org/markup-compatibility/2006" xmlns:o="urn:schemas-microsoft-com:office:office" xmlns:r="http://schemas.openxmlformats.org/officeDocument/2006/relationships" xmlns:m="http://schemas.openxmlformats.org/officeDocument/2006/math" xmlns:v="urn:schemas-microsoft-com:vml" xmlns:wp="http://schemas.openxmlformats.org/drawingml/2006/wordprocessingDrawing" xmlns:w10="urn:schemas-microsoft-com:office:word" xmlns:w="http://schemas.openxmlformats.org/wordprocessingml/2006/main" xmlns:wne="http://schemas.microsoft.com/office/word/2006/wordml" xmlns:sl="http://schemas.openxmlformats.org/schemaLibrary/2006/main" xmlns:a="http://schemas.openxmlformats.org/drawingml/2006/main" xmlns:pic="http://schemas.openxmlformats.org/drawingml/2006/picture" xmlns:c="http://schemas.openxmlformats.org/drawingml/2006/chart" xmlns:lc="http://schemas.openxmlformats.org/drawingml/2006/lockedCanvas" xmlns:dgm="http://schemas.openxmlformats.org/drawingml/2006/diagram" xmlns:wps="http://schemas.microsoft.com/office/word/2010/wordprocessingShape" xmlns:wpg="http://schemas.microsoft.com/office/word/2010/wordprocessingGroup" xmlns:w14="http://schemas.microsoft.com/office/word/2010/wordml" xmlns:w15="http://schemas.microsoft.com/office/word/2012/wordml">
+<w:styles xmlns:mc="http://schemas.openxmlformats.org/markup-compatibility/2006" xmlns:r="http://schemas.openxmlformats.org/officeDocument/2006/relationships" xmlns:w="http://schemas.openxmlformats.org/wordprocessingml/2006/main" xmlns:w14="http://schemas.microsoft.com/office/word/2010/wordml" mc:Ignorable="w14">
   <w:docDefaults>
     <w:rPrDefault>
       <w:rPr>
-        <w:rFonts w:ascii="Calibri" w:cs="Calibri" w:eastAsia="Calibri" w:hAnsi="Calibri"/>
+        <w:rFonts w:ascii="Calibri" w:eastAsia="Calibri" w:hAnsi="Calibri" w:cs="Calibri"/>
         <w:sz w:val="22"/>
         <w:szCs w:val="22"/>
-        <w:lang w:val="en-US"/>
+        <w:lang w:val="en-US" w:eastAsia="en-IN" w:bidi="ar-SA"/>
       </w:rPr>
     </w:rPrDefault>
     <w:pPrDefault>
@@ -6588,11 +6770,147 @@
       </w:pPr>
     </w:pPrDefault>
   </w:docDefaults>
-  <w:style w:type="paragraph" w:styleId="Normal" w:default="1">
-    <w:name w:val="normal"/>
-  </w:style>
-  <w:style w:type="table" w:styleId="TableNormal" w:default="1">
-    <w:name w:val="Table Normal"/>
+  <w:latentStyles w:defLockedState="0" w:defUIPriority="99" w:defSemiHidden="1" w:defUnhideWhenUsed="1" w:defQFormat="0" w:count="267">
+    <w:lsdException w:name="Normal" w:semiHidden="0" w:uiPriority="0" w:unhideWhenUsed="0" w:qFormat="1"/>
+    <w:lsdException w:name="heading 1" w:semiHidden="0" w:uiPriority="9" w:unhideWhenUsed="0" w:qFormat="1"/>
+    <w:lsdException w:name="heading 2" w:uiPriority="9" w:qFormat="1"/>
+    <w:lsdException w:name="heading 3" w:uiPriority="9" w:qFormat="1"/>
+    <w:lsdException w:name="heading 4" w:uiPriority="9" w:qFormat="1"/>
+    <w:lsdException w:name="heading 5" w:uiPriority="9" w:qFormat="1"/>
+    <w:lsdException w:name="heading 6" w:uiPriority="9" w:qFormat="1"/>
+    <w:lsdException w:name="heading 7" w:uiPriority="9" w:qFormat="1"/>
+    <w:lsdException w:name="heading 8" w:uiPriority="9" w:qFormat="1"/>
+    <w:lsdException w:name="heading 9" w:uiPriority="9" w:qFormat="1"/>
+    <w:lsdException w:name="toc 1" w:uiPriority="39"/>
+    <w:lsdException w:name="toc 2" w:uiPriority="39"/>
+    <w:lsdException w:name="toc 3" w:uiPriority="39"/>
+    <w:lsdException w:name="toc 4" w:uiPriority="39"/>
+    <w:lsdException w:name="toc 5" w:uiPriority="39"/>
+    <w:lsdException w:name="toc 6" w:uiPriority="39"/>
+    <w:lsdException w:name="toc 7" w:uiPriority="39"/>
+    <w:lsdException w:name="toc 8" w:uiPriority="39"/>
+    <w:lsdException w:name="toc 9" w:uiPriority="39"/>
+    <w:lsdException w:name="caption" w:uiPriority="35" w:qFormat="1"/>
+    <w:lsdException w:name="Title" w:semiHidden="0" w:uiPriority="10" w:unhideWhenUsed="0" w:qFormat="1"/>
+    <w:lsdException w:name="Default Paragraph Font" w:uiPriority="1"/>
+    <w:lsdException w:name="Subtitle" w:semiHidden="0" w:uiPriority="11" w:unhideWhenUsed="0" w:qFormat="1"/>
+    <w:lsdException w:name="Strong" w:semiHidden="0" w:uiPriority="22" w:unhideWhenUsed="0" w:qFormat="1"/>
+    <w:lsdException w:name="Emphasis" w:semiHidden="0" w:uiPriority="20" w:unhideWhenUsed="0" w:qFormat="1"/>
+    <w:lsdException w:name="Table Grid" w:semiHidden="0" w:uiPriority="59" w:unhideWhenUsed="0"/>
+    <w:lsdException w:name="Placeholder Text" w:unhideWhenUsed="0"/>
+    <w:lsdException w:name="No Spacing" w:semiHidden="0" w:uiPriority="1" w:unhideWhenUsed="0" w:qFormat="1"/>
+    <w:lsdException w:name="Light Shading" w:semiHidden="0" w:uiPriority="60" w:unhideWhenUsed="0"/>
+    <w:lsdException w:name="Light List" w:semiHidden="0" w:uiPriority="61" w:unhideWhenUsed="0"/>
+    <w:lsdException w:name="Light Grid" w:semiHidden="0" w:uiPriority="62" w:unhideWhenUsed="0"/>
+    <w:lsdException w:name="Medium Shading 1" w:semiHidden="0" w:uiPriority="63" w:unhideWhenUsed="0"/>
+    <w:lsdException w:name="Medium Shading 2" w:semiHidden="0" w:uiPriority="64" w:unhideWhenUsed="0"/>
+    <w:lsdException w:name="Medium List 1" w:semiHidden="0" w:uiPriority="65" w:unhideWhenUsed="0"/>
+    <w:lsdException w:name="Medium List 2" w:semiHidden="0" w:uiPriority="66" w:unhideWhenUsed="0"/>
+    <w:lsdException w:name="Medium Grid 1" w:semiHidden="0" w:uiPriority="67" w:unhideWhenUsed="0"/>
+    <w:lsdException w:name="Medium Grid 2" w:semiHidden="0" w:uiPriority="68" w:unhideWhenUsed="0"/>
+    <w:lsdException w:name="Medium Grid 3" w:semiHidden="0" w:uiPriority="69" w:unhideWhenUsed="0"/>
+    <w:lsdException w:name="Dark List" w:semiHidden="0" w:uiPriority="70" w:unhideWhenUsed="0"/>
+    <w:lsdException w:name="Colorful Shading" w:semiHidden="0" w:uiPriority="71" w:unhideWhenUsed="0"/>
+    <w:lsdException w:name="Colorful List" w:semiHidden="0" w:uiPriority="72" w:unhideWhenUsed="0"/>
+    <w:lsdException w:name="Colorful Grid" w:semiHidden="0" w:uiPriority="73" w:unhideWhenUsed="0"/>
+    <w:lsdException w:name="Light Shading Accent 1" w:semiHidden="0" w:uiPriority="60" w:unhideWhenUsed="0"/>
+    <w:lsdException w:name="Light List Accent 1" w:semiHidden="0" w:uiPriority="61" w:unhideWhenUsed="0"/>
+    <w:lsdException w:name="Light Grid Accent 1" w:semiHidden="0" w:uiPriority="62" w:unhideWhenUsed="0"/>
+    <w:lsdException w:name="Medium Shading 1 Accent 1" w:semiHidden="0" w:uiPriority="63" w:unhideWhenUsed="0"/>
+    <w:lsdException w:name="Medium Shading 2 Accent 1" w:semiHidden="0" w:uiPriority="64" w:unhideWhenUsed="0"/>
+    <w:lsdException w:name="Medium List 1 Accent 1" w:semiHidden="0" w:uiPriority="65" w:unhideWhenUsed="0"/>
+    <w:lsdException w:name="Revision" w:unhideWhenUsed="0"/>
+    <w:lsdException w:name="List Paragraph" w:semiHidden="0" w:uiPriority="34" w:unhideWhenUsed="0" w:qFormat="1"/>
+    <w:lsdException w:name="Quote" w:semiHidden="0" w:uiPriority="29" w:unhideWhenUsed="0" w:qFormat="1"/>
+    <w:lsdException w:name="Intense Quote" w:semiHidden="0" w:uiPriority="30" w:unhideWhenUsed="0" w:qFormat="1"/>
+    <w:lsdException w:name="Medium List 2 Accent 1" w:semiHidden="0" w:uiPriority="66" w:unhideWhenUsed="0"/>
+    <w:lsdException w:name="Medium Grid 1 Accent 1" w:semiHidden="0" w:uiPriority="67" w:unhideWhenUsed="0"/>
+    <w:lsdException w:name="Medium Grid 2 Accent 1" w:semiHidden="0" w:uiPriority="68" w:unhideWhenUsed="0"/>
+    <w:lsdException w:name="Medium Grid 3 Accent 1" w:semiHidden="0" w:uiPriority="69" w:unhideWhenUsed="0"/>
+    <w:lsdException w:name="Dark List Accent 1" w:semiHidden="0" w:uiPriority="70" w:unhideWhenUsed="0"/>
+    <w:lsdException w:name="Colorful Shading Accent 1" w:semiHidden="0" w:uiPriority="71" w:unhideWhenUsed="0"/>
+    <w:lsdException w:name="Colorful List Accent 1" w:semiHidden="0" w:uiPriority="72" w:unhideWhenUsed="0"/>
+    <w:lsdException w:name="Colorful Grid Accent 1" w:semiHidden="0" w:uiPriority="73" w:unhideWhenUsed="0"/>
+    <w:lsdException w:name="Light Shading Accent 2" w:semiHidden="0" w:uiPriority="60" w:unhideWhenUsed="0"/>
+    <w:lsdException w:name="Light List Accent 2" w:semiHidden="0" w:uiPriority="61" w:unhideWhenUsed="0"/>
+    <w:lsdException w:name="Light Grid Accent 2" w:semiHidden="0" w:uiPriority="62" w:unhideWhenUsed="0"/>
+    <w:lsdException w:name="Medium Shading 1 Accent 2" w:semiHidden="0" w:uiPriority="63" w:unhideWhenUsed="0"/>
+    <w:lsdException w:name="Medium Shading 2 Accent 2" w:semiHidden="0" w:uiPriority="64" w:unhideWhenUsed="0"/>
+    <w:lsdException w:name="Medium List 1 Accent 2" w:semiHidden="0" w:uiPriority="65" w:unhideWhenUsed="0"/>
+    <w:lsdException w:name="Medium List 2 Accent 2" w:semiHidden="0" w:uiPriority="66" w:unhideWhenUsed="0"/>
+    <w:lsdException w:name="Medium Grid 1 Accent 2" w:semiHidden="0" w:uiPriority="67" w:unhideWhenUsed="0"/>
+    <w:lsdException w:name="Medium Grid 2 Accent 2" w:semiHidden="0" w:uiPriority="68" w:unhideWhenUsed="0"/>
+    <w:lsdException w:name="Medium Grid 3 Accent 2" w:semiHidden="0" w:uiPriority="69" w:unhideWhenUsed="0"/>
+    <w:lsdException w:name="Dark List Accent 2" w:semiHidden="0" w:uiPriority="70" w:unhideWhenUsed="0"/>
+    <w:lsdException w:name="Colorful Shading Accent 2" w:semiHidden="0" w:uiPriority="71" w:unhideWhenUsed="0"/>
+    <w:lsdException w:name="Colorful List Accent 2" w:semiHidden="0" w:uiPriority="72" w:unhideWhenUsed="0"/>
+    <w:lsdException w:name="Colorful Grid Accent 2" w:semiHidden="0" w:uiPriority="73" w:unhideWhenUsed="0"/>
+    <w:lsdException w:name="Light Shading Accent 3" w:semiHidden="0" w:uiPriority="60" w:unhideWhenUsed="0"/>
+    <w:lsdException w:name="Light List Accent 3" w:semiHidden="0" w:uiPriority="61" w:unhideWhenUsed="0"/>
+    <w:lsdException w:name="Light Grid Accent 3" w:semiHidden="0" w:uiPriority="62" w:unhideWhenUsed="0"/>
+    <w:lsdException w:name="Medium Shading 1 Accent 3" w:semiHidden="0" w:uiPriority="63" w:unhideWhenUsed="0"/>
+    <w:lsdException w:name="Medium Shading 2 Accent 3" w:semiHidden="0" w:uiPriority="64" w:unhideWhenUsed="0"/>
+    <w:lsdException w:name="Medium List 1 Accent 3" w:semiHidden="0" w:uiPriority="65" w:unhideWhenUsed="0"/>
+    <w:lsdException w:name="Medium List 2 Accent 3" w:semiHidden="0" w:uiPriority="66" w:unhideWhenUsed="0"/>
+    <w:lsdException w:name="Medium Grid 1 Accent 3" w:semiHidden="0" w:uiPriority="67" w:unhideWhenUsed="0"/>
+    <w:lsdException w:name="Medium Grid 2 Accent 3" w:semiHidden="0" w:uiPriority="68" w:unhideWhenUsed="0"/>
+    <w:lsdException w:name="Medium Grid 3 Accent 3" w:semiHidden="0" w:uiPriority="69" w:unhideWhenUsed="0"/>
+    <w:lsdException w:name="Dark List Accent 3" w:semiHidden="0" w:uiPriority="70" w:unhideWhenUsed="0"/>
+    <w:lsdException w:name="Colorful Shading Accent 3" w:semiHidden="0" w:uiPriority="71" w:unhideWhenUsed="0"/>
+    <w:lsdException w:name="Colorful List Accent 3" w:semiHidden="0" w:uiPriority="72" w:unhideWhenUsed="0"/>
+    <w:lsdException w:name="Colorful Grid Accent 3" w:semiHidden="0" w:uiPriority="73" w:unhideWhenUsed="0"/>
+    <w:lsdException w:name="Light Shading Accent 4" w:semiHidden="0" w:uiPriority="60" w:unhideWhenUsed="0"/>
+    <w:lsdException w:name="Light List Accent 4" w:semiHidden="0" w:uiPriority="61" w:unhideWhenUsed="0"/>
+    <w:lsdException w:name="Light Grid Accent 4" w:semiHidden="0" w:uiPriority="62" w:unhideWhenUsed="0"/>
+    <w:lsdException w:name="Medium Shading 1 Accent 4" w:semiHidden="0" w:uiPriority="63" w:unhideWhenUsed="0"/>
+    <w:lsdException w:name="Medium Shading 2 Accent 4" w:semiHidden="0" w:uiPriority="64" w:unhideWhenUsed="0"/>
+    <w:lsdException w:name="Medium List 1 Accent 4" w:semiHidden="0" w:uiPriority="65" w:unhideWhenUsed="0"/>
+    <w:lsdException w:name="Medium List 2 Accent 4" w:semiHidden="0" w:uiPriority="66" w:unhideWhenUsed="0"/>
+    <w:lsdException w:name="Medium Grid 1 Accent 4" w:semiHidden="0" w:uiPriority="67" w:unhideWhenUsed="0"/>
+    <w:lsdException w:name="Medium Grid 2 Accent 4" w:semiHidden="0" w:uiPriority="68" w:unhideWhenUsed="0"/>
+    <w:lsdException w:name="Medium Grid 3 Accent 4" w:semiHidden="0" w:uiPriority="69" w:unhideWhenUsed="0"/>
+    <w:lsdException w:name="Dark List Accent 4" w:semiHidden="0" w:uiPriority="70" w:unhideWhenUsed="0"/>
+    <w:lsdException w:name="Colorful Shading Accent 4" w:semiHidden="0" w:uiPriority="71" w:unhideWhenUsed="0"/>
+    <w:lsdException w:name="Colorful List Accent 4" w:semiHidden="0" w:uiPriority="72" w:unhideWhenUsed="0"/>
+    <w:lsdException w:name="Colorful Grid Accent 4" w:semiHidden="0" w:uiPriority="73" w:unhideWhenUsed="0"/>
+    <w:lsdException w:name="Light Shading Accent 5" w:semiHidden="0" w:uiPriority="60" w:unhideWhenUsed="0"/>
+    <w:lsdException w:name="Light List Accent 5" w:semiHidden="0" w:uiPriority="61" w:unhideWhenUsed="0"/>
+    <w:lsdException w:name="Light Grid Accent 5" w:semiHidden="0" w:uiPriority="62" w:unhideWhenUsed="0"/>
+    <w:lsdException w:name="Medium Shading 1 Accent 5" w:semiHidden="0" w:uiPriority="63" w:unhideWhenUsed="0"/>
+    <w:lsdException w:name="Medium Shading 2 Accent 5" w:semiHidden="0" w:uiPriority="64" w:unhideWhenUsed="0"/>
+    <w:lsdException w:name="Medium List 1 Accent 5" w:semiHidden="0" w:uiPriority="65" w:unhideWhenUsed="0"/>
+    <w:lsdException w:name="Medium List 2 Accent 5" w:semiHidden="0" w:uiPriority="66" w:unhideWhenUsed="0"/>
+    <w:lsdException w:name="Medium Grid 1 Accent 5" w:semiHidden="0" w:uiPriority="67" w:unhideWhenUsed="0"/>
+    <w:lsdException w:name="Medium Grid 2 Accent 5" w:semiHidden="0" w:uiPriority="68" w:unhideWhenUsed="0"/>
+    <w:lsdException w:name="Medium Grid 3 Accent 5" w:semiHidden="0" w:uiPriority="69" w:unhideWhenUsed="0"/>
+    <w:lsdException w:name="Dark List Accent 5" w:semiHidden="0" w:uiPriority="70" w:unhideWhenUsed="0"/>
+    <w:lsdException w:name="Colorful Shading Accent 5" w:semiHidden="0" w:uiPriority="71" w:unhideWhenUsed="0"/>
+    <w:lsdException w:name="Colorful List Accent 5" w:semiHidden="0" w:uiPriority="72" w:unhideWhenUsed="0"/>
+    <w:lsdException w:name="Colorful Grid Accent 5" w:semiHidden="0" w:uiPriority="73" w:unhideWhenUsed="0"/>
+    <w:lsdException w:name="Light Shading Accent 6" w:semiHidden="0" w:uiPriority="60" w:unhideWhenUsed="0"/>
+    <w:lsdException w:name="Light List Accent 6" w:semiHidden="0" w:uiPriority="61" w:unhideWhenUsed="0"/>
+    <w:lsdException w:name="Light Grid Accent 6" w:semiHidden="0" w:uiPriority="62" w:unhideWhenUsed="0"/>
+    <w:lsdException w:name="Medium Shading 1 Accent 6" w:semiHidden="0" w:uiPriority="63" w:unhideWhenUsed="0"/>
+    <w:lsdException w:name="Medium Shading 2 Accent 6" w:semiHidden="0" w:uiPriority="64" w:unhideWhenUsed="0"/>
+    <w:lsdException w:name="Medium List 1 Accent 6" w:semiHidden="0" w:uiPriority="65" w:unhideWhenUsed="0"/>
+    <w:lsdException w:name="Medium List 2 Accent 6" w:semiHidden="0" w:uiPriority="66" w:unhideWhenUsed="0"/>
+    <w:lsdException w:name="Medium Grid 1 Accent 6" w:semiHidden="0" w:uiPriority="67" w:unhideWhenUsed="0"/>
+    <w:lsdException w:name="Medium Grid 2 Accent 6" w:semiHidden="0" w:uiPriority="68" w:unhideWhenUsed="0"/>
+    <w:lsdException w:name="Medium Grid 3 Accent 6" w:semiHidden="0" w:uiPriority="69" w:unhideWhenUsed="0"/>
+    <w:lsdException w:name="Dark List Accent 6" w:semiHidden="0" w:uiPriority="70" w:unhideWhenUsed="0"/>
+    <w:lsdException w:name="Colorful Shading Accent 6" w:semiHidden="0" w:uiPriority="71" w:unhideWhenUsed="0"/>
+    <w:lsdException w:name="Colorful List Accent 6" w:semiHidden="0" w:uiPriority="72" w:unhideWhenUsed="0"/>
+    <w:lsdException w:name="Colorful Grid Accent 6" w:semiHidden="0" w:uiPriority="73" w:unhideWhenUsed="0"/>
+    <w:lsdException w:name="Subtle Emphasis" w:semiHidden="0" w:uiPriority="19" w:unhideWhenUsed="0" w:qFormat="1"/>
+    <w:lsdException w:name="Intense Emphasis" w:semiHidden="0" w:uiPriority="21" w:unhideWhenUsed="0" w:qFormat="1"/>
+    <w:lsdException w:name="Subtle Reference" w:semiHidden="0" w:uiPriority="31" w:unhideWhenUsed="0" w:qFormat="1"/>
+    <w:lsdException w:name="Intense Reference" w:semiHidden="0" w:uiPriority="32" w:unhideWhenUsed="0" w:qFormat="1"/>
+    <w:lsdException w:name="Book Title" w:semiHidden="0" w:uiPriority="33" w:unhideWhenUsed="0" w:qFormat="1"/>
+    <w:lsdException w:name="Bibliography" w:uiPriority="37"/>
+    <w:lsdException w:name="TOC Heading" w:uiPriority="39" w:qFormat="1"/>
+  </w:latentStyles>
+  <w:style w:type="paragraph" w:default="1" w:styleId="Normal">
+    <w:name w:val="Normal"/>
   </w:style>
   <w:style w:type="paragraph" w:styleId="Heading1">
     <w:name w:val="heading 1"/>
@@ -6600,10 +6918,11 @@
     <w:next w:val="Normal"/>
     <w:pPr>
       <w:spacing w:line="240" w:lineRule="auto"/>
+      <w:outlineLvl w:val="0"/>
     </w:pPr>
     <w:rPr>
-      <w:rFonts w:ascii="Times New Roman" w:cs="Times New Roman" w:eastAsia="Times New Roman" w:hAnsi="Times New Roman"/>
-      <w:b w:val="1"/>
+      <w:rFonts w:ascii="Times New Roman" w:eastAsia="Times New Roman" w:hAnsi="Times New Roman" w:cs="Times New Roman"/>
+      <w:b/>
       <w:sz w:val="48"/>
       <w:szCs w:val="48"/>
     </w:rPr>
@@ -6614,10 +6933,11 @@
     <w:next w:val="Normal"/>
     <w:pPr>
       <w:spacing w:line="240" w:lineRule="auto"/>
+      <w:outlineLvl w:val="1"/>
     </w:pPr>
     <w:rPr>
-      <w:rFonts w:ascii="Times New Roman" w:cs="Times New Roman" w:eastAsia="Times New Roman" w:hAnsi="Times New Roman"/>
-      <w:b w:val="1"/>
+      <w:rFonts w:ascii="Times New Roman" w:eastAsia="Times New Roman" w:hAnsi="Times New Roman" w:cs="Times New Roman"/>
+      <w:b/>
       <w:sz w:val="36"/>
       <w:szCs w:val="36"/>
     </w:rPr>
@@ -6627,12 +6947,13 @@
     <w:basedOn w:val="Normal"/>
     <w:next w:val="Normal"/>
     <w:pPr>
-      <w:keepNext w:val="1"/>
-      <w:keepLines w:val="1"/>
-      <w:spacing w:after="80" w:before="280" w:lineRule="auto"/>
+      <w:keepNext/>
+      <w:keepLines/>
+      <w:spacing w:before="280" w:after="80"/>
+      <w:outlineLvl w:val="2"/>
     </w:pPr>
     <w:rPr>
-      <w:b w:val="1"/>
+      <w:b/>
       <w:sz w:val="28"/>
       <w:szCs w:val="28"/>
     </w:rPr>
@@ -6642,12 +6963,13 @@
     <w:basedOn w:val="Normal"/>
     <w:next w:val="Normal"/>
     <w:pPr>
-      <w:keepNext w:val="1"/>
-      <w:keepLines w:val="1"/>
-      <w:spacing w:after="40" w:before="240" w:lineRule="auto"/>
+      <w:keepNext/>
+      <w:keepLines/>
+      <w:spacing w:before="240" w:after="40"/>
+      <w:outlineLvl w:val="3"/>
     </w:pPr>
     <w:rPr>
-      <w:b w:val="1"/>
+      <w:b/>
       <w:sz w:val="24"/>
       <w:szCs w:val="24"/>
     </w:rPr>
@@ -6657,12 +6979,13 @@
     <w:basedOn w:val="Normal"/>
     <w:next w:val="Normal"/>
     <w:pPr>
-      <w:keepNext w:val="1"/>
-      <w:keepLines w:val="1"/>
-      <w:spacing w:after="40" w:before="220" w:lineRule="auto"/>
+      <w:keepNext/>
+      <w:keepLines/>
+      <w:spacing w:before="220" w:after="40"/>
+      <w:outlineLvl w:val="4"/>
     </w:pPr>
     <w:rPr>
-      <w:b w:val="1"/>
+      <w:b/>
     </w:rPr>
   </w:style>
   <w:style w:type="paragraph" w:styleId="Heading6">
@@ -6670,27 +6993,55 @@
     <w:basedOn w:val="Normal"/>
     <w:next w:val="Normal"/>
     <w:pPr>
-      <w:keepNext w:val="1"/>
-      <w:keepLines w:val="1"/>
-      <w:spacing w:after="40" w:before="200" w:lineRule="auto"/>
+      <w:keepNext/>
+      <w:keepLines/>
+      <w:spacing w:before="200" w:after="40"/>
+      <w:outlineLvl w:val="5"/>
     </w:pPr>
     <w:rPr>
-      <w:b w:val="1"/>
+      <w:b/>
       <w:sz w:val="20"/>
       <w:szCs w:val="20"/>
     </w:rPr>
+  </w:style>
+  <w:style w:type="character" w:default="1" w:styleId="DefaultParagraphFont">
+    <w:name w:val="Default Paragraph Font"/>
+    <w:uiPriority w:val="1"/>
+    <w:semiHidden/>
+    <w:unhideWhenUsed/>
+  </w:style>
+  <w:style w:type="table" w:default="1" w:styleId="TableNormal">
+    <w:name w:val="Normal Table"/>
+    <w:uiPriority w:val="99"/>
+    <w:semiHidden/>
+    <w:unhideWhenUsed/>
+    <w:tblPr>
+      <w:tblInd w:w="0" w:type="dxa"/>
+      <w:tblCellMar>
+        <w:top w:w="0" w:type="dxa"/>
+        <w:left w:w="108" w:type="dxa"/>
+        <w:bottom w:w="0" w:type="dxa"/>
+        <w:right w:w="108" w:type="dxa"/>
+      </w:tblCellMar>
+    </w:tblPr>
+  </w:style>
+  <w:style w:type="numbering" w:default="1" w:styleId="NoList">
+    <w:name w:val="No List"/>
+    <w:uiPriority w:val="99"/>
+    <w:semiHidden/>
+    <w:unhideWhenUsed/>
   </w:style>
   <w:style w:type="paragraph" w:styleId="Title">
     <w:name w:val="Title"/>
     <w:basedOn w:val="Normal"/>
     <w:next w:val="Normal"/>
     <w:pPr>
-      <w:keepNext w:val="1"/>
-      <w:keepLines w:val="1"/>
-      <w:spacing w:after="120" w:before="480" w:lineRule="auto"/>
+      <w:keepNext/>
+      <w:keepLines/>
+      <w:spacing w:before="480" w:after="120"/>
     </w:pPr>
     <w:rPr>
-      <w:b w:val="1"/>
+      <w:b/>
       <w:sz w:val="72"/>
       <w:szCs w:val="72"/>
     </w:rPr>
@@ -6700,19 +7051,19 @@
     <w:basedOn w:val="Normal"/>
     <w:next w:val="Normal"/>
     <w:pPr>
-      <w:keepNext w:val="1"/>
-      <w:keepLines w:val="1"/>
-      <w:spacing w:after="80" w:before="360" w:lineRule="auto"/>
+      <w:keepNext/>
+      <w:keepLines/>
+      <w:spacing w:before="360" w:after="80"/>
     </w:pPr>
     <w:rPr>
-      <w:rFonts w:ascii="Georgia" w:cs="Georgia" w:eastAsia="Georgia" w:hAnsi="Georgia"/>
-      <w:i w:val="1"/>
+      <w:rFonts w:ascii="Georgia" w:eastAsia="Georgia" w:hAnsi="Georgia" w:cs="Georgia"/>
+      <w:i/>
       <w:color w:val="666666"/>
       <w:sz w:val="48"/>
       <w:szCs w:val="48"/>
     </w:rPr>
   </w:style>
-  <w:style w:type="table" w:styleId="Table1">
+  <w:style w:type="table" w:customStyle="1" w:styleId="a">
     <w:basedOn w:val="TableNormal"/>
     <w:pPr>
       <w:spacing w:after="0" w:line="240" w:lineRule="auto"/>
@@ -6720,15 +7071,16 @@
     <w:tblPr>
       <w:tblStyleRowBandSize w:val="1"/>
       <w:tblStyleColBandSize w:val="1"/>
+      <w:tblInd w:w="0" w:type="dxa"/>
       <w:tblCellMar>
-        <w:top w:w="15.0" w:type="dxa"/>
-        <w:left w:w="15.0" w:type="dxa"/>
-        <w:bottom w:w="15.0" w:type="dxa"/>
-        <w:right w:w="15.0" w:type="dxa"/>
+        <w:top w:w="15" w:type="dxa"/>
+        <w:left w:w="15" w:type="dxa"/>
+        <w:bottom w:w="15" w:type="dxa"/>
+        <w:right w:w="15" w:type="dxa"/>
       </w:tblCellMar>
     </w:tblPr>
   </w:style>
-  <w:style w:type="table" w:styleId="Table2">
+  <w:style w:type="table" w:customStyle="1" w:styleId="a0">
     <w:basedOn w:val="TableNormal"/>
     <w:pPr>
       <w:spacing w:after="0" w:line="240" w:lineRule="auto"/>
@@ -6736,13 +7088,421 @@
     <w:tblPr>
       <w:tblStyleRowBandSize w:val="1"/>
       <w:tblStyleColBandSize w:val="1"/>
+      <w:tblInd w:w="0" w:type="dxa"/>
       <w:tblCellMar>
-        <w:top w:w="15.0" w:type="dxa"/>
-        <w:left w:w="15.0" w:type="dxa"/>
-        <w:bottom w:w="15.0" w:type="dxa"/>
-        <w:right w:w="15.0" w:type="dxa"/>
+        <w:top w:w="15" w:type="dxa"/>
+        <w:left w:w="15" w:type="dxa"/>
+        <w:bottom w:w="15" w:type="dxa"/>
+        <w:right w:w="15" w:type="dxa"/>
       </w:tblCellMar>
     </w:tblPr>
+  </w:style>
+  <w:style w:type="paragraph" w:styleId="BalloonText">
+    <w:name w:val="Balloon Text"/>
+    <w:basedOn w:val="Normal"/>
+    <w:link w:val="BalloonTextChar"/>
+    <w:uiPriority w:val="99"/>
+    <w:semiHidden/>
+    <w:unhideWhenUsed/>
+    <w:rsid w:val="00205B23"/>
+    <w:pPr>
+      <w:spacing w:after="0" w:line="240" w:lineRule="auto"/>
+    </w:pPr>
+    <w:rPr>
+      <w:rFonts w:ascii="Tahoma" w:hAnsi="Tahoma" w:cs="Tahoma"/>
+      <w:sz w:val="16"/>
+      <w:szCs w:val="16"/>
+    </w:rPr>
+  </w:style>
+  <w:style w:type="character" w:customStyle="1" w:styleId="BalloonTextChar">
+    <w:name w:val="Balloon Text Char"/>
+    <w:basedOn w:val="DefaultParagraphFont"/>
+    <w:link w:val="BalloonText"/>
+    <w:uiPriority w:val="99"/>
+    <w:semiHidden/>
+    <w:rsid w:val="00205B23"/>
+    <w:rPr>
+      <w:rFonts w:ascii="Tahoma" w:hAnsi="Tahoma" w:cs="Tahoma"/>
+      <w:sz w:val="16"/>
+      <w:szCs w:val="16"/>
+    </w:rPr>
+  </w:style>
+</w:styles>
+</file>
+
+<file path=word/stylesWithEffects.xml><?xml version="1.0" encoding="utf-8"?>
+<w:styles xmlns:wpc="http://schemas.microsoft.com/office/word/2010/wordprocessingCanvas" xmlns:mc="http://schemas.openxmlformats.org/markup-compatibility/2006" xmlns:o="urn:schemas-microsoft-com:office:office" xmlns:r="http://schemas.openxmlformats.org/officeDocument/2006/relationships" xmlns:m="http://schemas.openxmlformats.org/officeDocument/2006/math" xmlns:v="urn:schemas-microsoft-com:vml" xmlns:wp14="http://schemas.microsoft.com/office/word/2010/wordprocessingDrawing" xmlns:wp="http://schemas.openxmlformats.org/drawingml/2006/wordprocessingDrawing" xmlns:w10="urn:schemas-microsoft-com:office:word" xmlns:w="http://schemas.openxmlformats.org/wordprocessingml/2006/main" xmlns:w14="http://schemas.microsoft.com/office/word/2010/wordml" xmlns:wpg="http://schemas.microsoft.com/office/word/2010/wordprocessingGroup" xmlns:wpi="http://schemas.microsoft.com/office/word/2010/wordprocessingInk" xmlns:wne="http://schemas.microsoft.com/office/word/2006/wordml" xmlns:wps="http://schemas.microsoft.com/office/word/2010/wordprocessingShape" mc:Ignorable="w14 wp14">
+  <w:docDefaults>
+    <w:rPrDefault>
+      <w:rPr>
+        <w:rFonts w:ascii="Calibri" w:eastAsia="Calibri" w:hAnsi="Calibri" w:cs="Calibri"/>
+        <w:sz w:val="22"/>
+        <w:szCs w:val="22"/>
+        <w:lang w:val="en-US" w:eastAsia="en-IN" w:bidi="ar-SA"/>
+      </w:rPr>
+    </w:rPrDefault>
+    <w:pPrDefault>
+      <w:pPr>
+        <w:spacing w:after="200" w:line="276" w:lineRule="auto"/>
+      </w:pPr>
+    </w:pPrDefault>
+  </w:docDefaults>
+  <w:latentStyles w:defLockedState="0" w:defUIPriority="99" w:defSemiHidden="1" w:defUnhideWhenUsed="1" w:defQFormat="0" w:count="267">
+    <w:lsdException w:name="Normal" w:semiHidden="0" w:uiPriority="0" w:unhideWhenUsed="0" w:qFormat="1"/>
+    <w:lsdException w:name="heading 1" w:semiHidden="0" w:uiPriority="9" w:unhideWhenUsed="0" w:qFormat="1"/>
+    <w:lsdException w:name="heading 2" w:uiPriority="9" w:qFormat="1"/>
+    <w:lsdException w:name="heading 3" w:uiPriority="9" w:qFormat="1"/>
+    <w:lsdException w:name="heading 4" w:uiPriority="9" w:qFormat="1"/>
+    <w:lsdException w:name="heading 5" w:uiPriority="9" w:qFormat="1"/>
+    <w:lsdException w:name="heading 6" w:uiPriority="9" w:qFormat="1"/>
+    <w:lsdException w:name="heading 7" w:uiPriority="9" w:qFormat="1"/>
+    <w:lsdException w:name="heading 8" w:uiPriority="9" w:qFormat="1"/>
+    <w:lsdException w:name="heading 9" w:uiPriority="9" w:qFormat="1"/>
+    <w:lsdException w:name="toc 1" w:uiPriority="39"/>
+    <w:lsdException w:name="toc 2" w:uiPriority="39"/>
+    <w:lsdException w:name="toc 3" w:uiPriority="39"/>
+    <w:lsdException w:name="toc 4" w:uiPriority="39"/>
+    <w:lsdException w:name="toc 5" w:uiPriority="39"/>
+    <w:lsdException w:name="toc 6" w:uiPriority="39"/>
+    <w:lsdException w:name="toc 7" w:uiPriority="39"/>
+    <w:lsdException w:name="toc 8" w:uiPriority="39"/>
+    <w:lsdException w:name="toc 9" w:uiPriority="39"/>
+    <w:lsdException w:name="caption" w:uiPriority="35" w:qFormat="1"/>
+    <w:lsdException w:name="Title" w:semiHidden="0" w:uiPriority="10" w:unhideWhenUsed="0" w:qFormat="1"/>
+    <w:lsdException w:name="Default Paragraph Font" w:uiPriority="1"/>
+    <w:lsdException w:name="Subtitle" w:semiHidden="0" w:uiPriority="11" w:unhideWhenUsed="0" w:qFormat="1"/>
+    <w:lsdException w:name="Strong" w:semiHidden="0" w:uiPriority="22" w:unhideWhenUsed="0" w:qFormat="1"/>
+    <w:lsdException w:name="Emphasis" w:semiHidden="0" w:uiPriority="20" w:unhideWhenUsed="0" w:qFormat="1"/>
+    <w:lsdException w:name="Table Grid" w:semiHidden="0" w:uiPriority="59" w:unhideWhenUsed="0"/>
+    <w:lsdException w:name="Placeholder Text" w:unhideWhenUsed="0"/>
+    <w:lsdException w:name="No Spacing" w:semiHidden="0" w:uiPriority="1" w:unhideWhenUsed="0" w:qFormat="1"/>
+    <w:lsdException w:name="Light Shading" w:semiHidden="0" w:uiPriority="60" w:unhideWhenUsed="0"/>
+    <w:lsdException w:name="Light List" w:semiHidden="0" w:uiPriority="61" w:unhideWhenUsed="0"/>
+    <w:lsdException w:name="Light Grid" w:semiHidden="0" w:uiPriority="62" w:unhideWhenUsed="0"/>
+    <w:lsdException w:name="Medium Shading 1" w:semiHidden="0" w:uiPriority="63" w:unhideWhenUsed="0"/>
+    <w:lsdException w:name="Medium Shading 2" w:semiHidden="0" w:uiPriority="64" w:unhideWhenUsed="0"/>
+    <w:lsdException w:name="Medium List 1" w:semiHidden="0" w:uiPriority="65" w:unhideWhenUsed="0"/>
+    <w:lsdException w:name="Medium List 2" w:semiHidden="0" w:uiPriority="66" w:unhideWhenUsed="0"/>
+    <w:lsdException w:name="Medium Grid 1" w:semiHidden="0" w:uiPriority="67" w:unhideWhenUsed="0"/>
+    <w:lsdException w:name="Medium Grid 2" w:semiHidden="0" w:uiPriority="68" w:unhideWhenUsed="0"/>
+    <w:lsdException w:name="Medium Grid 3" w:semiHidden="0" w:uiPriority="69" w:unhideWhenUsed="0"/>
+    <w:lsdException w:name="Dark List" w:semiHidden="0" w:uiPriority="70" w:unhideWhenUsed="0"/>
+    <w:lsdException w:name="Colorful Shading" w:semiHidden="0" w:uiPriority="71" w:unhideWhenUsed="0"/>
+    <w:lsdException w:name="Colorful List" w:semiHidden="0" w:uiPriority="72" w:unhideWhenUsed="0"/>
+    <w:lsdException w:name="Colorful Grid" w:semiHidden="0" w:uiPriority="73" w:unhideWhenUsed="0"/>
+    <w:lsdException w:name="Light Shading Accent 1" w:semiHidden="0" w:uiPriority="60" w:unhideWhenUsed="0"/>
+    <w:lsdException w:name="Light List Accent 1" w:semiHidden="0" w:uiPriority="61" w:unhideWhenUsed="0"/>
+    <w:lsdException w:name="Light Grid Accent 1" w:semiHidden="0" w:uiPriority="62" w:unhideWhenUsed="0"/>
+    <w:lsdException w:name="Medium Shading 1 Accent 1" w:semiHidden="0" w:uiPriority="63" w:unhideWhenUsed="0"/>
+    <w:lsdException w:name="Medium Shading 2 Accent 1" w:semiHidden="0" w:uiPriority="64" w:unhideWhenUsed="0"/>
+    <w:lsdException w:name="Medium List 1 Accent 1" w:semiHidden="0" w:uiPriority="65" w:unhideWhenUsed="0"/>
+    <w:lsdException w:name="Revision" w:unhideWhenUsed="0"/>
+    <w:lsdException w:name="List Paragraph" w:semiHidden="0" w:uiPriority="34" w:unhideWhenUsed="0" w:qFormat="1"/>
+    <w:lsdException w:name="Quote" w:semiHidden="0" w:uiPriority="29" w:unhideWhenUsed="0" w:qFormat="1"/>
+    <w:lsdException w:name="Intense Quote" w:semiHidden="0" w:uiPriority="30" w:unhideWhenUsed="0" w:qFormat="1"/>
+    <w:lsdException w:name="Medium List 2 Accent 1" w:semiHidden="0" w:uiPriority="66" w:unhideWhenUsed="0"/>
+    <w:lsdException w:name="Medium Grid 1 Accent 1" w:semiHidden="0" w:uiPriority="67" w:unhideWhenUsed="0"/>
+    <w:lsdException w:name="Medium Grid 2 Accent 1" w:semiHidden="0" w:uiPriority="68" w:unhideWhenUsed="0"/>
+    <w:lsdException w:name="Medium Grid 3 Accent 1" w:semiHidden="0" w:uiPriority="69" w:unhideWhenUsed="0"/>
+    <w:lsdException w:name="Dark List Accent 1" w:semiHidden="0" w:uiPriority="70" w:unhideWhenUsed="0"/>
+    <w:lsdException w:name="Colorful Shading Accent 1" w:semiHidden="0" w:uiPriority="71" w:unhideWhenUsed="0"/>
+    <w:lsdException w:name="Colorful List Accent 1" w:semiHidden="0" w:uiPriority="72" w:unhideWhenUsed="0"/>
+    <w:lsdException w:name="Colorful Grid Accent 1" w:semiHidden="0" w:uiPriority="73" w:unhideWhenUsed="0"/>
+    <w:lsdException w:name="Light Shading Accent 2" w:semiHidden="0" w:uiPriority="60" w:unhideWhenUsed="0"/>
+    <w:lsdException w:name="Light List Accent 2" w:semiHidden="0" w:uiPriority="61" w:unhideWhenUsed="0"/>
+    <w:lsdException w:name="Light Grid Accent 2" w:semiHidden="0" w:uiPriority="62" w:unhideWhenUsed="0"/>
+    <w:lsdException w:name="Medium Shading 1 Accent 2" w:semiHidden="0" w:uiPriority="63" w:unhideWhenUsed="0"/>
+    <w:lsdException w:name="Medium Shading 2 Accent 2" w:semiHidden="0" w:uiPriority="64" w:unhideWhenUsed="0"/>
+    <w:lsdException w:name="Medium List 1 Accent 2" w:semiHidden="0" w:uiPriority="65" w:unhideWhenUsed="0"/>
+    <w:lsdException w:name="Medium List 2 Accent 2" w:semiHidden="0" w:uiPriority="66" w:unhideWhenUsed="0"/>
+    <w:lsdException w:name="Medium Grid 1 Accent 2" w:semiHidden="0" w:uiPriority="67" w:unhideWhenUsed="0"/>
+    <w:lsdException w:name="Medium Grid 2 Accent 2" w:semiHidden="0" w:uiPriority="68" w:unhideWhenUsed="0"/>
+    <w:lsdException w:name="Medium Grid 3 Accent 2" w:semiHidden="0" w:uiPriority="69" w:unhideWhenUsed="0"/>
+    <w:lsdException w:name="Dark List Accent 2" w:semiHidden="0" w:uiPriority="70" w:unhideWhenUsed="0"/>
+    <w:lsdException w:name="Colorful Shading Accent 2" w:semiHidden="0" w:uiPriority="71" w:unhideWhenUsed="0"/>
+    <w:lsdException w:name="Colorful List Accent 2" w:semiHidden="0" w:uiPriority="72" w:unhideWhenUsed="0"/>
+    <w:lsdException w:name="Colorful Grid Accent 2" w:semiHidden="0" w:uiPriority="73" w:unhideWhenUsed="0"/>
+    <w:lsdException w:name="Light Shading Accent 3" w:semiHidden="0" w:uiPriority="60" w:unhideWhenUsed="0"/>
+    <w:lsdException w:name="Light List Accent 3" w:semiHidden="0" w:uiPriority="61" w:unhideWhenUsed="0"/>
+    <w:lsdException w:name="Light Grid Accent 3" w:semiHidden="0" w:uiPriority="62" w:unhideWhenUsed="0"/>
+    <w:lsdException w:name="Medium Shading 1 Accent 3" w:semiHidden="0" w:uiPriority="63" w:unhideWhenUsed="0"/>
+    <w:lsdException w:name="Medium Shading 2 Accent 3" w:semiHidden="0" w:uiPriority="64" w:unhideWhenUsed="0"/>
+    <w:lsdException w:name="Medium List 1 Accent 3" w:semiHidden="0" w:uiPriority="65" w:unhideWhenUsed="0"/>
+    <w:lsdException w:name="Medium List 2 Accent 3" w:semiHidden="0" w:uiPriority="66" w:unhideWhenUsed="0"/>
+    <w:lsdException w:name="Medium Grid 1 Accent 3" w:semiHidden="0" w:uiPriority="67" w:unhideWhenUsed="0"/>
+    <w:lsdException w:name="Medium Grid 2 Accent 3" w:semiHidden="0" w:uiPriority="68" w:unhideWhenUsed="0"/>
+    <w:lsdException w:name="Medium Grid 3 Accent 3" w:semiHidden="0" w:uiPriority="69" w:unhideWhenUsed="0"/>
+    <w:lsdException w:name="Dark List Accent 3" w:semiHidden="0" w:uiPriority="70" w:unhideWhenUsed="0"/>
+    <w:lsdException w:name="Colorful Shading Accent 3" w:semiHidden="0" w:uiPriority="71" w:unhideWhenUsed="0"/>
+    <w:lsdException w:name="Colorful List Accent 3" w:semiHidden="0" w:uiPriority="72" w:unhideWhenUsed="0"/>
+    <w:lsdException w:name="Colorful Grid Accent 3" w:semiHidden="0" w:uiPriority="73" w:unhideWhenUsed="0"/>
+    <w:lsdException w:name="Light Shading Accent 4" w:semiHidden="0" w:uiPriority="60" w:unhideWhenUsed="0"/>
+    <w:lsdException w:name="Light List Accent 4" w:semiHidden="0" w:uiPriority="61" w:unhideWhenUsed="0"/>
+    <w:lsdException w:name="Light Grid Accent 4" w:semiHidden="0" w:uiPriority="62" w:unhideWhenUsed="0"/>
+    <w:lsdException w:name="Medium Shading 1 Accent 4" w:semiHidden="0" w:uiPriority="63" w:unhideWhenUsed="0"/>
+    <w:lsdException w:name="Medium Shading 2 Accent 4" w:semiHidden="0" w:uiPriority="64" w:unhideWhenUsed="0"/>
+    <w:lsdException w:name="Medium List 1 Accent 4" w:semiHidden="0" w:uiPriority="65" w:unhideWhenUsed="0"/>
+    <w:lsdException w:name="Medium List 2 Accent 4" w:semiHidden="0" w:uiPriority="66" w:unhideWhenUsed="0"/>
+    <w:lsdException w:name="Medium Grid 1 Accent 4" w:semiHidden="0" w:uiPriority="67" w:unhideWhenUsed="0"/>
+    <w:lsdException w:name="Medium Grid 2 Accent 4" w:semiHidden="0" w:uiPriority="68" w:unhideWhenUsed="0"/>
+    <w:lsdException w:name="Medium Grid 3 Accent 4" w:semiHidden="0" w:uiPriority="69" w:unhideWhenUsed="0"/>
+    <w:lsdException w:name="Dark List Accent 4" w:semiHidden="0" w:uiPriority="70" w:unhideWhenUsed="0"/>
+    <w:lsdException w:name="Colorful Shading Accent 4" w:semiHidden="0" w:uiPriority="71" w:unhideWhenUsed="0"/>
+    <w:lsdException w:name="Colorful List Accent 4" w:semiHidden="0" w:uiPriority="72" w:unhideWhenUsed="0"/>
+    <w:lsdException w:name="Colorful Grid Accent 4" w:semiHidden="0" w:uiPriority="73" w:unhideWhenUsed="0"/>
+    <w:lsdException w:name="Light Shading Accent 5" w:semiHidden="0" w:uiPriority="60" w:unhideWhenUsed="0"/>
+    <w:lsdException w:name="Light List Accent 5" w:semiHidden="0" w:uiPriority="61" w:unhideWhenUsed="0"/>
+    <w:lsdException w:name="Light Grid Accent 5" w:semiHidden="0" w:uiPriority="62" w:unhideWhenUsed="0"/>
+    <w:lsdException w:name="Medium Shading 1 Accent 5" w:semiHidden="0" w:uiPriority="63" w:unhideWhenUsed="0"/>
+    <w:lsdException w:name="Medium Shading 2 Accent 5" w:semiHidden="0" w:uiPriority="64" w:unhideWhenUsed="0"/>
+    <w:lsdException w:name="Medium List 1 Accent 5" w:semiHidden="0" w:uiPriority="65" w:unhideWhenUsed="0"/>
+    <w:lsdException w:name="Medium List 2 Accent 5" w:semiHidden="0" w:uiPriority="66" w:unhideWhenUsed="0"/>
+    <w:lsdException w:name="Medium Grid 1 Accent 5" w:semiHidden="0" w:uiPriority="67" w:unhideWhenUsed="0"/>
+    <w:lsdException w:name="Medium Grid 2 Accent 5" w:semiHidden="0" w:uiPriority="68" w:unhideWhenUsed="0"/>
+    <w:lsdException w:name="Medium Grid 3 Accent 5" w:semiHidden="0" w:uiPriority="69" w:unhideWhenUsed="0"/>
+    <w:lsdException w:name="Dark List Accent 5" w:semiHidden="0" w:uiPriority="70" w:unhideWhenUsed="0"/>
+    <w:lsdException w:name="Colorful Shading Accent 5" w:semiHidden="0" w:uiPriority="71" w:unhideWhenUsed="0"/>
+    <w:lsdException w:name="Colorful List Accent 5" w:semiHidden="0" w:uiPriority="72" w:unhideWhenUsed="0"/>
+    <w:lsdException w:name="Colorful Grid Accent 5" w:semiHidden="0" w:uiPriority="73" w:unhideWhenUsed="0"/>
+    <w:lsdException w:name="Light Shading Accent 6" w:semiHidden="0" w:uiPriority="60" w:unhideWhenUsed="0"/>
+    <w:lsdException w:name="Light List Accent 6" w:semiHidden="0" w:uiPriority="61" w:unhideWhenUsed="0"/>
+    <w:lsdException w:name="Light Grid Accent 6" w:semiHidden="0" w:uiPriority="62" w:unhideWhenUsed="0"/>
+    <w:lsdException w:name="Medium Shading 1 Accent 6" w:semiHidden="0" w:uiPriority="63" w:unhideWhenUsed="0"/>
+    <w:lsdException w:name="Medium Shading 2 Accent 6" w:semiHidden="0" w:uiPriority="64" w:unhideWhenUsed="0"/>
+    <w:lsdException w:name="Medium List 1 Accent 6" w:semiHidden="0" w:uiPriority="65" w:unhideWhenUsed="0"/>
+    <w:lsdException w:name="Medium List 2 Accent 6" w:semiHidden="0" w:uiPriority="66" w:unhideWhenUsed="0"/>
+    <w:lsdException w:name="Medium Grid 1 Accent 6" w:semiHidden="0" w:uiPriority="67" w:unhideWhenUsed="0"/>
+    <w:lsdException w:name="Medium Grid 2 Accent 6" w:semiHidden="0" w:uiPriority="68" w:unhideWhenUsed="0"/>
+    <w:lsdException w:name="Medium Grid 3 Accent 6" w:semiHidden="0" w:uiPriority="69" w:unhideWhenUsed="0"/>
+    <w:lsdException w:name="Dark List Accent 6" w:semiHidden="0" w:uiPriority="70" w:unhideWhenUsed="0"/>
+    <w:lsdException w:name="Colorful Shading Accent 6" w:semiHidden="0" w:uiPriority="71" w:unhideWhenUsed="0"/>
+    <w:lsdException w:name="Colorful List Accent 6" w:semiHidden="0" w:uiPriority="72" w:unhideWhenUsed="0"/>
+    <w:lsdException w:name="Colorful Grid Accent 6" w:semiHidden="0" w:uiPriority="73" w:unhideWhenUsed="0"/>
+    <w:lsdException w:name="Subtle Emphasis" w:semiHidden="0" w:uiPriority="19" w:unhideWhenUsed="0" w:qFormat="1"/>
+    <w:lsdException w:name="Intense Emphasis" w:semiHidden="0" w:uiPriority="21" w:unhideWhenUsed="0" w:qFormat="1"/>
+    <w:lsdException w:name="Subtle Reference" w:semiHidden="0" w:uiPriority="31" w:unhideWhenUsed="0" w:qFormat="1"/>
+    <w:lsdException w:name="Intense Reference" w:semiHidden="0" w:uiPriority="32" w:unhideWhenUsed="0" w:qFormat="1"/>
+    <w:lsdException w:name="Book Title" w:semiHidden="0" w:uiPriority="33" w:unhideWhenUsed="0" w:qFormat="1"/>
+    <w:lsdException w:name="Bibliography" w:uiPriority="37"/>
+    <w:lsdException w:name="TOC Heading" w:uiPriority="39" w:qFormat="1"/>
+  </w:latentStyles>
+  <w:style w:type="paragraph" w:default="1" w:styleId="Normal">
+    <w:name w:val="Normal"/>
+  </w:style>
+  <w:style w:type="paragraph" w:styleId="Heading1">
+    <w:name w:val="heading 1"/>
+    <w:basedOn w:val="Normal"/>
+    <w:next w:val="Normal"/>
+    <w:pPr>
+      <w:spacing w:line="240" w:lineRule="auto"/>
+      <w:outlineLvl w:val="0"/>
+    </w:pPr>
+    <w:rPr>
+      <w:rFonts w:ascii="Times New Roman" w:eastAsia="Times New Roman" w:hAnsi="Times New Roman" w:cs="Times New Roman"/>
+      <w:b/>
+      <w:sz w:val="48"/>
+      <w:szCs w:val="48"/>
+    </w:rPr>
+  </w:style>
+  <w:style w:type="paragraph" w:styleId="Heading2">
+    <w:name w:val="heading 2"/>
+    <w:basedOn w:val="Normal"/>
+    <w:next w:val="Normal"/>
+    <w:pPr>
+      <w:spacing w:line="240" w:lineRule="auto"/>
+      <w:outlineLvl w:val="1"/>
+    </w:pPr>
+    <w:rPr>
+      <w:rFonts w:ascii="Times New Roman" w:eastAsia="Times New Roman" w:hAnsi="Times New Roman" w:cs="Times New Roman"/>
+      <w:b/>
+      <w:sz w:val="36"/>
+      <w:szCs w:val="36"/>
+    </w:rPr>
+  </w:style>
+  <w:style w:type="paragraph" w:styleId="Heading3">
+    <w:name w:val="heading 3"/>
+    <w:basedOn w:val="Normal"/>
+    <w:next w:val="Normal"/>
+    <w:pPr>
+      <w:keepNext/>
+      <w:keepLines/>
+      <w:spacing w:before="280" w:after="80"/>
+      <w:outlineLvl w:val="2"/>
+    </w:pPr>
+    <w:rPr>
+      <w:b/>
+      <w:sz w:val="28"/>
+      <w:szCs w:val="28"/>
+    </w:rPr>
+  </w:style>
+  <w:style w:type="paragraph" w:styleId="Heading4">
+    <w:name w:val="heading 4"/>
+    <w:basedOn w:val="Normal"/>
+    <w:next w:val="Normal"/>
+    <w:pPr>
+      <w:keepNext/>
+      <w:keepLines/>
+      <w:spacing w:before="240" w:after="40"/>
+      <w:outlineLvl w:val="3"/>
+    </w:pPr>
+    <w:rPr>
+      <w:b/>
+      <w:sz w:val="24"/>
+      <w:szCs w:val="24"/>
+    </w:rPr>
+  </w:style>
+  <w:style w:type="paragraph" w:styleId="Heading5">
+    <w:name w:val="heading 5"/>
+    <w:basedOn w:val="Normal"/>
+    <w:next w:val="Normal"/>
+    <w:pPr>
+      <w:keepNext/>
+      <w:keepLines/>
+      <w:spacing w:before="220" w:after="40"/>
+      <w:outlineLvl w:val="4"/>
+    </w:pPr>
+    <w:rPr>
+      <w:b/>
+    </w:rPr>
+  </w:style>
+  <w:style w:type="paragraph" w:styleId="Heading6">
+    <w:name w:val="heading 6"/>
+    <w:basedOn w:val="Normal"/>
+    <w:next w:val="Normal"/>
+    <w:pPr>
+      <w:keepNext/>
+      <w:keepLines/>
+      <w:spacing w:before="200" w:after="40"/>
+      <w:outlineLvl w:val="5"/>
+    </w:pPr>
+    <w:rPr>
+      <w:b/>
+      <w:sz w:val="20"/>
+      <w:szCs w:val="20"/>
+    </w:rPr>
+  </w:style>
+  <w:style w:type="character" w:default="1" w:styleId="DefaultParagraphFont">
+    <w:name w:val="Default Paragraph Font"/>
+    <w:uiPriority w:val="1"/>
+    <w:semiHidden/>
+    <w:unhideWhenUsed/>
+  </w:style>
+  <w:style w:type="table" w:default="1" w:styleId="TableNormal">
+    <w:name w:val="Normal Table"/>
+    <w:uiPriority w:val="99"/>
+    <w:semiHidden/>
+    <w:unhideWhenUsed/>
+    <w:tblPr>
+      <w:tblInd w:w="0" w:type="dxa"/>
+      <w:tblCellMar>
+        <w:top w:w="0" w:type="dxa"/>
+        <w:left w:w="108" w:type="dxa"/>
+        <w:bottom w:w="0" w:type="dxa"/>
+        <w:right w:w="108" w:type="dxa"/>
+      </w:tblCellMar>
+    </w:tblPr>
+  </w:style>
+  <w:style w:type="numbering" w:default="1" w:styleId="NoList">
+    <w:name w:val="No List"/>
+    <w:uiPriority w:val="99"/>
+    <w:semiHidden/>
+    <w:unhideWhenUsed/>
+  </w:style>
+  <w:style w:type="paragraph" w:styleId="Title">
+    <w:name w:val="Title"/>
+    <w:basedOn w:val="Normal"/>
+    <w:next w:val="Normal"/>
+    <w:pPr>
+      <w:keepNext/>
+      <w:keepLines/>
+      <w:spacing w:before="480" w:after="120"/>
+    </w:pPr>
+    <w:rPr>
+      <w:b/>
+      <w:sz w:val="72"/>
+      <w:szCs w:val="72"/>
+    </w:rPr>
+  </w:style>
+  <w:style w:type="paragraph" w:styleId="Subtitle">
+    <w:name w:val="Subtitle"/>
+    <w:basedOn w:val="Normal"/>
+    <w:next w:val="Normal"/>
+    <w:pPr>
+      <w:keepNext/>
+      <w:keepLines/>
+      <w:spacing w:before="360" w:after="80"/>
+    </w:pPr>
+    <w:rPr>
+      <w:rFonts w:ascii="Georgia" w:eastAsia="Georgia" w:hAnsi="Georgia" w:cs="Georgia"/>
+      <w:i/>
+      <w:color w:val="666666"/>
+      <w:sz w:val="48"/>
+      <w:szCs w:val="48"/>
+    </w:rPr>
+  </w:style>
+  <w:style w:type="table" w:customStyle="1" w:styleId="a">
+    <w:basedOn w:val="TableNormal"/>
+    <w:pPr>
+      <w:spacing w:after="0" w:line="240" w:lineRule="auto"/>
+    </w:pPr>
+    <w:tblPr>
+      <w:tblStyleRowBandSize w:val="1"/>
+      <w:tblStyleColBandSize w:val="1"/>
+      <w:tblInd w:w="0" w:type="dxa"/>
+      <w:tblCellMar>
+        <w:top w:w="15" w:type="dxa"/>
+        <w:left w:w="15" w:type="dxa"/>
+        <w:bottom w:w="15" w:type="dxa"/>
+        <w:right w:w="15" w:type="dxa"/>
+      </w:tblCellMar>
+    </w:tblPr>
+  </w:style>
+  <w:style w:type="table" w:customStyle="1" w:styleId="a0">
+    <w:basedOn w:val="TableNormal"/>
+    <w:pPr>
+      <w:spacing w:after="0" w:line="240" w:lineRule="auto"/>
+    </w:pPr>
+    <w:tblPr>
+      <w:tblStyleRowBandSize w:val="1"/>
+      <w:tblStyleColBandSize w:val="1"/>
+      <w:tblInd w:w="0" w:type="dxa"/>
+      <w:tblCellMar>
+        <w:top w:w="15" w:type="dxa"/>
+        <w:left w:w="15" w:type="dxa"/>
+        <w:bottom w:w="15" w:type="dxa"/>
+        <w:right w:w="15" w:type="dxa"/>
+      </w:tblCellMar>
+    </w:tblPr>
+  </w:style>
+  <w:style w:type="paragraph" w:styleId="BalloonText">
+    <w:name w:val="Balloon Text"/>
+    <w:basedOn w:val="Normal"/>
+    <w:link w:val="BalloonTextChar"/>
+    <w:uiPriority w:val="99"/>
+    <w:semiHidden/>
+    <w:unhideWhenUsed/>
+    <w:rsid w:val="00205B23"/>
+    <w:pPr>
+      <w:spacing w:after="0" w:line="240" w:lineRule="auto"/>
+    </w:pPr>
+    <w:rPr>
+      <w:rFonts w:ascii="Tahoma" w:hAnsi="Tahoma" w:cs="Tahoma"/>
+      <w:sz w:val="16"/>
+      <w:szCs w:val="16"/>
+    </w:rPr>
+  </w:style>
+  <w:style w:type="character" w:customStyle="1" w:styleId="BalloonTextChar">
+    <w:name w:val="Balloon Text Char"/>
+    <w:basedOn w:val="DefaultParagraphFont"/>
+    <w:link w:val="BalloonText"/>
+    <w:uiPriority w:val="99"/>
+    <w:semiHidden/>
+    <w:rsid w:val="00205B23"/>
+    <w:rPr>
+      <w:rFonts w:ascii="Tahoma" w:hAnsi="Tahoma" w:cs="Tahoma"/>
+      <w:sz w:val="16"/>
+      <w:szCs w:val="16"/>
+    </w:rPr>
   </w:style>
 </w:styles>
 </file>
